--- a/Articles_POR.docx
+++ b/Articles_POR.docx
@@ -277,8 +277,12 @@
       </w:r>
       <w:r>
         <w:br/>
+      </w:r>
+      <w:proofErr w:type="spellStart"/>
+      <w:r>
         <w:t>Português</w:t>
       </w:r>
+      <w:proofErr w:type="spellEnd"/>
       <w:r>
         <w:br/>
         <w:t>VID1:</w:t>
@@ -509,13 +513,23 @@
           <w:color w:val="17365D" w:themeColor="text2" w:themeShade="BF"/>
         </w:rPr>
       </w:pPr>
-      <w:r>
-        <w:rPr>
-          <w:b/>
-          <w:bCs/>
-          <w:color w:val="17365D" w:themeColor="text2" w:themeShade="BF"/>
-        </w:rPr>
-        <w:t>Resumo da “Teoria do Universo Decrescente”</w:t>
+      <w:proofErr w:type="spellStart"/>
+      <w:r>
+        <w:rPr>
+          <w:b/>
+          <w:bCs/>
+          <w:color w:val="17365D" w:themeColor="text2" w:themeShade="BF"/>
+        </w:rPr>
+        <w:t>Resumo</w:t>
+      </w:r>
+      <w:proofErr w:type="spellEnd"/>
+      <w:r>
+        <w:rPr>
+          <w:b/>
+          <w:bCs/>
+          <w:color w:val="17365D" w:themeColor="text2" w:themeShade="BF"/>
+        </w:rPr>
+        <w:t xml:space="preserve"> da “Teoria do Universo Decrescente”</w:t>
       </w:r>
     </w:p>
     <w:p>
@@ -527,7 +541,15 @@
       </w:r>
       <w:r>
         <w:br/>
-        <w:t xml:space="preserve"> A aparente expansão acelerada do universo, sem a necessidade de energia escura. ● As velocidades orbitais anômalas das estrelas nas galáxias, sem invocar matéria escura. “(Julho/2026)</w:t>
+        <w:t xml:space="preserve"> A aparente expansão acelerada do universo, sem a necessidade de energia escura. ● As velocidades orbitais anômalas das estrelas nas galáxias, sem invocar matéria escura. “(</w:t>
+      </w:r>
+      <w:proofErr w:type="spellStart"/>
+      <w:r>
+        <w:t>Julho</w:t>
+      </w:r>
+      <w:proofErr w:type="spellEnd"/>
+      <w:r>
+        <w:t>/2026)</w:t>
       </w:r>
     </w:p>
     <w:p>
@@ -542,38 +564,9 @@
           <w:rPr>
             <w:rStyle w:val="Hyperlink"/>
           </w:rPr>
-          <w:t>https://jocaxx.github.io/DUniverse/Todos/PORT/DUT_Resumo_PT.pdf</w:t>
-        </w:r>
-      </w:hyperlink>
-    </w:p>
-    <w:p>
-      <w:pPr>
-        <w:pStyle w:val="Corpodetexto"/>
-      </w:pPr>
-    </w:p>
-    <w:p>
-      <w:pPr>
-        <w:pStyle w:val="Corpodetexto"/>
-        <w:rPr>
-          <w:color w:val="17365D" w:themeColor="text2" w:themeShade="BF"/>
-        </w:rPr>
-      </w:pPr>
-      <w:r>
-        <w:rPr>
-          <w:b/>
-          <w:bCs/>
-          <w:color w:val="17365D" w:themeColor="text2" w:themeShade="BF"/>
-        </w:rPr>
-        <w:t>Teoria do Universo Decrescente: Galáxias sem Matéria Escura (NGC 1052-DF2, DF4 e DF9)</w:t>
-      </w:r>
-    </w:p>
-    <w:p>
-      <w:pPr>
-        <w:pStyle w:val="Corpodetexto"/>
-      </w:pPr>
-      <w:r>
-        <w:t>“No modelo DUT (Teoria do Universo Decrescente), a”Matéria Escura” é explicada como um efeito da contração diferenciada das estrelas em relação à sua distância do núcleo massivo da galáxia. Veremos que podem existir galáxias nas quais esse efeito é muito pequeno, cujas causas corroboram as evidências deste modelo. “(Julho/2026)</w:t>
-      </w:r>
+          <w:t>https://jocaxx.github.io/DUniverse/PORT/DUT_Resumo_PT.pdf</w:t>
+        </w:r>
+      </w:hyperlink>
     </w:p>
     <w:p>
       <w:pPr>
@@ -582,52 +575,34 @@
           <w:bottom w:val="single" w:sz="6" w:space="1" w:color="auto"/>
         </w:pBdr>
       </w:pPr>
-      <w:hyperlink r:id="rId27" w:history="1">
-        <w:r>
-          <w:rPr>
-            <w:rStyle w:val="Hyperlink"/>
-          </w:rPr>
-          <w:t>https://jocaxx.github.io/DUniverse/Todos/PORT//DUT_NGC1052.pdf</w:t>
-        </w:r>
-      </w:hyperlink>
-    </w:p>
-    <w:p>
-      <w:pPr>
-        <w:pStyle w:val="Corpodetexto"/>
-      </w:pPr>
-    </w:p>
-    <w:p>
-      <w:pPr>
-        <w:pStyle w:val="Corpodetexto"/>
-        <w:rPr>
-          <w:color w:val="17365D" w:themeColor="text2" w:themeShade="BF"/>
-        </w:rPr>
-      </w:pPr>
-      <w:r>
-        <w:rPr>
-          <w:b/>
-          <w:bCs/>
-          <w:color w:val="17365D" w:themeColor="text2" w:themeShade="BF"/>
-        </w:rPr>
-        <w:t>(*)Evidência Observacional de Redshifts Diferenciais Intrínsecos em Pares de Galáxias: Um Teste da Teoria do Universo Decrescente (DUT)</w:t>
-      </w:r>
-    </w:p>
-    <w:p>
-      <w:pPr>
-        <w:pStyle w:val="Corpodetexto"/>
-      </w:pPr>
-      <w:r>
-        <w:t>“Neste trabalho, analisamos uma amostra rigorosamente controlada de 𝑛 = 700 pares de galáxias em ambientes densos (incluindo os aglomerados de Virgem, Fornax e Hidra). Os dados revelam uma assimetria sistemática persistente, na qual o componente primário mais massivo exibe um redshift menor do que o previsto em 56,28% dos casos. O teste estatístico de hipótese rejeita a simetria aleatória com um Z-score de 3,33 e um valor-p de 0,00043 (</w:t>
-      </w:r>
-      <w:r>
-        <w:rPr>
-          <w:b/>
-          <w:bCs/>
-        </w:rPr>
-        <w:t>nível de confiança de 99,957%</w:t>
-      </w:r>
-      <w:r>
-        <w:t>).” (Jun/2026)</w:t>
+    </w:p>
+    <w:p>
+      <w:pPr>
+        <w:pStyle w:val="Corpodetexto"/>
+      </w:pPr>
+    </w:p>
+    <w:p>
+      <w:pPr>
+        <w:pStyle w:val="Corpodetexto"/>
+        <w:rPr>
+          <w:color w:val="17365D" w:themeColor="text2" w:themeShade="BF"/>
+        </w:rPr>
+      </w:pPr>
+      <w:r>
+        <w:rPr>
+          <w:b/>
+          <w:bCs/>
+          <w:color w:val="17365D" w:themeColor="text2" w:themeShade="BF"/>
+        </w:rPr>
+        <w:t>Teoria do Universo Decrescente: Galáxias sem Matéria Escura (NGC 1052-DF2, DF4 e DF9)</w:t>
+      </w:r>
+    </w:p>
+    <w:p>
+      <w:pPr>
+        <w:pStyle w:val="Corpodetexto"/>
+      </w:pPr>
+      <w:r>
+        <w:t>“No modelo DUT (Teoria do Universo Decrescente), a”Matéria Escura” é explicada como um efeito da contração diferenciada das estrelas em relação à sua distância do núcleo massivo da galáxia. Veremos que podem existir galáxias nas quais esse efeito é muito pequeno, cujas causas corroboram as evidências deste modelo. “(Julho/2026)</w:t>
       </w:r>
     </w:p>
     <w:p>
@@ -637,43 +612,14 @@
           <w:bottom w:val="single" w:sz="6" w:space="1" w:color="auto"/>
         </w:pBdr>
       </w:pPr>
-      <w:hyperlink r:id="rId28" w:history="1">
-        <w:r>
-          <w:rPr>
-            <w:rStyle w:val="Hyperlink"/>
-          </w:rPr>
-          <w:t>https://jocaxx.github.io/DUniverse/Todos/PORT/DUT_GAL_POR.pdf</w:t>
-        </w:r>
-      </w:hyperlink>
-    </w:p>
-    <w:p>
-      <w:pPr>
-        <w:pStyle w:val="Corpodetexto"/>
-      </w:pPr>
-    </w:p>
-    <w:p>
-      <w:pPr>
-        <w:pStyle w:val="Corpodetexto"/>
-        <w:rPr>
-          <w:color w:val="17365D" w:themeColor="text2" w:themeShade="BF"/>
-        </w:rPr>
-      </w:pPr>
-      <w:r>
-        <w:rPr>
-          <w:b/>
-          <w:bCs/>
-          <w:color w:val="17365D" w:themeColor="text2" w:themeShade="BF"/>
-        </w:rPr>
-        <w:t>(*)Teoria do Universo Decrescente: Dilatação Temporal Cosmológica e a Explosão de SN1A</w:t>
-      </w:r>
-    </w:p>
-    <w:p>
-      <w:pPr>
-        <w:pStyle w:val="Corpodetexto"/>
-      </w:pPr>
-      <w:r>
-        <w:t>“Mostraremos que, dentro da”Teoria do Universo Decrescente” (DUT), o tempo dentro de um campo gravitacional é alterado da mesma forma que as escalas de medição de distância espacial. Em escala cósmica (períodos de milhões de anos), esse efeito torna-se perceptível e explica a variação na duração medida das explosões de Supernovas Tipo Ia (SN1A).”(Maio/2026)</w:t>
-      </w:r>
+      <w:hyperlink r:id="rId27" w:history="1">
+        <w:r>
+          <w:rPr>
+            <w:rStyle w:val="Hyperlink"/>
+          </w:rPr>
+          <w:t>https://jocaxx.github.io/DUniverse/PORT//DUT_NGC1052.pdf</w:t>
+        </w:r>
+      </w:hyperlink>
     </w:p>
     <w:p>
       <w:pPr>
@@ -682,59 +628,44 @@
           <w:bottom w:val="single" w:sz="6" w:space="1" w:color="auto"/>
         </w:pBdr>
       </w:pPr>
-      <w:hyperlink r:id="rId29" w:history="1">
-        <w:r>
-          <w:rPr>
-            <w:rStyle w:val="Hyperlink"/>
-          </w:rPr>
-          <w:t>https://jocaxx.github.io/DUniverse/Todos/PORT/</w:t>
-        </w:r>
-        <w:r>
-          <w:rPr>
-            <w:rStyle w:val="Hyperlink"/>
-          </w:rPr>
-          <w:t>SN1APOR</w:t>
-        </w:r>
-        <w:r>
-          <w:rPr>
-            <w:rStyle w:val="Hyperlink"/>
-          </w:rPr>
-          <w:t>.pdf</w:t>
-        </w:r>
-      </w:hyperlink>
-    </w:p>
-    <w:p>
-      <w:pPr>
-        <w:pStyle w:val="FirstParagraph"/>
-        <w:rPr>
-          <w:b/>
-          <w:bCs/>
-          <w:color w:val="17365D" w:themeColor="text2" w:themeShade="BF"/>
-        </w:rPr>
-      </w:pPr>
-    </w:p>
-    <w:p>
-      <w:pPr>
-        <w:pStyle w:val="FirstParagraph"/>
-        <w:rPr>
-          <w:color w:val="17365D" w:themeColor="text2" w:themeShade="BF"/>
-        </w:rPr>
-      </w:pPr>
-      <w:r>
-        <w:rPr>
-          <w:b/>
-          <w:bCs/>
-          <w:color w:val="17365D" w:themeColor="text2" w:themeShade="BF"/>
-        </w:rPr>
-        <w:t>DUT FAQ: Perguntas Frequentes sobre a “Teoria do Universo Decrescente”</w:t>
-      </w:r>
-    </w:p>
-    <w:p>
-      <w:pPr>
-        <w:pStyle w:val="Corpodetexto"/>
-      </w:pPr>
-      <w:r>
-        <w:t>“Este documento apresenta os fundamentos da Teoria do Universo Decrescente (DUT), propondo que a origem de tudo está no conceito do”Nada Jocaxiano”, em vez do Big Bang tradicional. A premissa central sugere que a gravidade causa uma contração contínua da matéria e dos sistemas físicos, desafiando a percepção de uma expansão acelerada do cosmos. Ao contrário de outros modelos, a DUT concebe o espaço como um vácuo imutável, no qual apenas os elementos materiais diminuem de escala ao longo do tempo. O texto argumenta que essa nova perspectiva exige uma revisão da Relatividade Geral, permanecendo compatível com os princípios da Mecânica Quântica. Por fim, o autor esclarece perguntas frequentes para estabelecer a DUT como um arcabouço teórico alternativo e abrangente para a cosmologia moderna. “(Jun/2026)</w:t>
+    </w:p>
+    <w:p>
+      <w:pPr>
+        <w:pStyle w:val="Corpodetexto"/>
+      </w:pPr>
+    </w:p>
+    <w:p>
+      <w:pPr>
+        <w:pStyle w:val="Corpodetexto"/>
+        <w:rPr>
+          <w:color w:val="17365D" w:themeColor="text2" w:themeShade="BF"/>
+        </w:rPr>
+      </w:pPr>
+      <w:r>
+        <w:rPr>
+          <w:b/>
+          <w:bCs/>
+          <w:color w:val="17365D" w:themeColor="text2" w:themeShade="BF"/>
+        </w:rPr>
+        <w:t>(*)Evidência Observacional de Redshifts Diferenciais Intrínsecos em Pares de Galáxias: Um Teste da Teoria do Universo Decrescente (DUT)</w:t>
+      </w:r>
+    </w:p>
+    <w:p>
+      <w:pPr>
+        <w:pStyle w:val="Corpodetexto"/>
+      </w:pPr>
+      <w:r>
+        <w:t>“Neste trabalho, analisamos uma amostra rigorosamente controlada de 𝑛 = 700 pares de galáxias em ambientes densos (incluindo os aglomerados de Virgem, Fornax e Hidra). Os dados revelam uma assimetria sistemática persistente, na qual o componente primário mais massivo exibe um redshift menor do que o previsto em 56,28% dos casos. O teste estatístico de hipótese rejeita a simetria aleatória com um Z-score de 3,33 e um valor-p de 0,00043 (</w:t>
+      </w:r>
+      <w:r>
+        <w:rPr>
+          <w:b/>
+          <w:bCs/>
+        </w:rPr>
+        <w:t>nível de confiança de 99,957%</w:t>
+      </w:r>
+      <w:r>
+        <w:t>).” (Jun/2026)</w:t>
       </w:r>
     </w:p>
     <w:p>
@@ -744,35 +675,14 @@
           <w:bottom w:val="single" w:sz="6" w:space="1" w:color="auto"/>
         </w:pBdr>
       </w:pPr>
-      <w:hyperlink r:id="rId30" w:history="1">
-        <w:r>
-          <w:rPr>
-            <w:rStyle w:val="Hyperlink"/>
-          </w:rPr>
-          <w:t>https://jocaxx.github.io/DUniverse/Todos/PORT/FAQ_DUT_POR.pdf</w:t>
-        </w:r>
-      </w:hyperlink>
-    </w:p>
-    <w:p>
-      <w:pPr>
-        <w:pStyle w:val="Corpodetexto"/>
-      </w:pPr>
-    </w:p>
-    <w:p>
-      <w:pPr>
-        <w:pStyle w:val="Corpodetexto"/>
-        <w:rPr>
-          <w:color w:val="17365D" w:themeColor="text2" w:themeShade="BF"/>
-        </w:rPr>
-      </w:pPr>
-      <w:r>
-        <w:rPr>
-          <w:b/>
-          <w:bCs/>
-          <w:color w:val="17365D" w:themeColor="text2" w:themeShade="BF"/>
-        </w:rPr>
-        <w:t>Teoria do Universo Decrescente: A Relação de Tully-Fisher</w:t>
-      </w:r>
+      <w:hyperlink r:id="rId28" w:history="1">
+        <w:r>
+          <w:rPr>
+            <w:rStyle w:val="Hyperlink"/>
+          </w:rPr>
+          <w:t>https://jocaxx.github.io/DUniverse/PORT/DUT_GAL_POR.pdf</w:t>
+        </w:r>
+      </w:hyperlink>
     </w:p>
     <w:p>
       <w:pPr>
@@ -781,51 +691,34 @@
           <w:bottom w:val="single" w:sz="6" w:space="1" w:color="auto"/>
         </w:pBdr>
       </w:pPr>
-      <w:r>
-        <w:t>“Partindo da ‘Teoria do Universo Decrescente’ (DUT), particularmente da fórmula que explica a ilusão da matéria escura, derivaremos a relação de Tully-Fisher para galáxias espirais.”(Maio/2026)</w:t>
-      </w:r>
-      <w:r>
-        <w:br/>
-      </w:r>
-      <w:r>
-        <w:br/>
-      </w:r>
-      <w:hyperlink r:id="rId31" w:history="1">
-        <w:r>
-          <w:rPr>
-            <w:rStyle w:val="Hyperlink"/>
-          </w:rPr>
-          <w:t>https://jocaxx.github.io/DUniverse/Todos/PORT/TullyF.pdf</w:t>
-        </w:r>
-      </w:hyperlink>
-    </w:p>
-    <w:p>
-      <w:pPr>
-        <w:pStyle w:val="Corpodetexto"/>
-      </w:pPr>
-    </w:p>
-    <w:p>
-      <w:pPr>
-        <w:pStyle w:val="Corpodetexto"/>
-        <w:rPr>
-          <w:color w:val="17365D" w:themeColor="text2" w:themeShade="BF"/>
-        </w:rPr>
-      </w:pPr>
-      <w:r>
-        <w:rPr>
-          <w:b/>
-          <w:bCs/>
-          <w:color w:val="17365D" w:themeColor="text2" w:themeShade="BF"/>
-        </w:rPr>
-        <w:t>Análise da Correlação Massa-Redshift em Subgrupos com Velocidade Compatibilizada: Um Teste Rigoroso para a Teoria do Universo Decrescente</w:t>
-      </w:r>
-    </w:p>
-    <w:p>
-      <w:pPr>
-        <w:pStyle w:val="Corpodetexto"/>
-      </w:pPr>
-      <w:r>
-        <w:t>“A teoria do Universo Decrescente (D.U.) propõe que o campo gravitacional induz uma contração espacial contínua, prevendo que galáxias mais massivas devem exibir um redshift menor à mesma distância [1]. O principal obstáculo para testar essa previsão é o ruído introduzido pelas velocidades peculiares das galáxias. Este estudo aplica uma metodologia rigorosa para isolar o efeito da massa, analisando a correlação entre massa estelar e redshift em subgrupos de galáxias com distância, idade e velocidade radial controladas. Os resultados mostram que, ao minimizar o ruído dinâmico, a correlação negativa prevista pela teoria D.U. emerge em subamostras específicas, sugerindo que o efeito gravitacional intrínseco pode ser detectável”(Abr/2026)</w:t>
+    </w:p>
+    <w:p>
+      <w:pPr>
+        <w:pStyle w:val="Corpodetexto"/>
+      </w:pPr>
+    </w:p>
+    <w:p>
+      <w:pPr>
+        <w:pStyle w:val="Corpodetexto"/>
+        <w:rPr>
+          <w:color w:val="17365D" w:themeColor="text2" w:themeShade="BF"/>
+        </w:rPr>
+      </w:pPr>
+      <w:r>
+        <w:rPr>
+          <w:b/>
+          <w:bCs/>
+          <w:color w:val="17365D" w:themeColor="text2" w:themeShade="BF"/>
+        </w:rPr>
+        <w:t>(*)Teoria do Universo Decrescente: Dilatação Temporal Cosmológica e a Explosão de SN1A</w:t>
+      </w:r>
+    </w:p>
+    <w:p>
+      <w:pPr>
+        <w:pStyle w:val="Corpodetexto"/>
+      </w:pPr>
+      <w:r>
+        <w:t>“Mostraremos que, dentro da”Teoria do Universo Decrescente” (DUT), o tempo dentro de um campo gravitacional é alterado da mesma forma que as escalas de medição de distância espacial. Em escala cósmica (períodos de milhões de anos), esse efeito torna-se perceptível e explica a variação na duração medida das explosões de Supernovas Tipo Ia (SN1A).”(Maio/2026)</w:t>
       </w:r>
     </w:p>
     <w:p>
@@ -835,18 +728,18 @@
           <w:bottom w:val="single" w:sz="6" w:space="1" w:color="auto"/>
         </w:pBdr>
       </w:pPr>
-      <w:hyperlink r:id="rId32" w:history="1">
-        <w:r>
-          <w:rPr>
-            <w:rStyle w:val="Hyperlink"/>
-          </w:rPr>
-          <w:t>https://jocaxx.github.io/DUniverse/Todos/PORT/</w:t>
-        </w:r>
-        <w:r>
-          <w:rPr>
-            <w:rStyle w:val="Hyperlink"/>
-          </w:rPr>
-          <w:t>DU_MASSA</w:t>
+      <w:hyperlink r:id="rId29" w:history="1">
+        <w:r>
+          <w:rPr>
+            <w:rStyle w:val="Hyperlink"/>
+          </w:rPr>
+          <w:t>https://jocaxx.github.io/DUniverse/PORT/</w:t>
+        </w:r>
+        <w:r>
+          <w:rPr>
+            <w:rStyle w:val="Hyperlink"/>
+          </w:rPr>
+          <w:t>SN1APOR</w:t>
         </w:r>
         <w:r>
           <w:rPr>
@@ -855,35 +748,6 @@
           <w:t>.pdf</w:t>
         </w:r>
       </w:hyperlink>
-    </w:p>
-    <w:p>
-      <w:pPr>
-        <w:pStyle w:val="Corpodetexto"/>
-        <w:rPr>
-          <w:b/>
-          <w:bCs/>
-        </w:rPr>
-      </w:pPr>
-    </w:p>
-    <w:p>
-      <w:pPr>
-        <w:pStyle w:val="Corpodetexto"/>
-      </w:pPr>
-      <w:r>
-        <w:rPr>
-          <w:b/>
-          <w:bCs/>
-        </w:rPr>
-        <w:t>A Idade das Galáxias como Fator Determinante do Redshift: Uma Análise sob a Perspectiva da Teoria do Universo Decrescente</w:t>
-      </w:r>
-    </w:p>
-    <w:p>
-      <w:pPr>
-        <w:pStyle w:val="Corpodetexto"/>
-      </w:pPr>
-      <w:r>
-        <w:t>“A teoria do Universo Decrescente (D.U.) propõe que o campo gravitacional induz uma contração contínua do espaço, oferecendo uma explicação alternativa para o redshift cosmológico. Uma dedução crucial e lógica dessa teoria é que o tempo de exposição de uma galáxia ao campo gravitacional, ou seja, sua idade, deve influenciar diretamente o redshift observado. Galáxias mais antigas, tendo acumulado mais tempo sob contração espacial, devem exibir um redshift menor. Este artigo examina essa previsão, usando a diferença de redshift observada entre galáxias antigas (elípticas) e jovens (espirais) em aglomerados como um teste observacional primário para a teoria D.U.”(Mar/2026)</w:t>
-      </w:r>
     </w:p>
     <w:p>
       <w:pPr>
@@ -892,64 +756,93 @@
           <w:bottom w:val="single" w:sz="6" w:space="1" w:color="auto"/>
         </w:pBdr>
       </w:pPr>
-      <w:hyperlink r:id="rId33" w:history="1">
-        <w:r>
-          <w:rPr>
-            <w:rStyle w:val="Hyperlink"/>
-          </w:rPr>
-          <w:t>https://jocaxx.github.io/DUniverse/Todos/PORT/DU_</w:t>
-        </w:r>
-        <w:r>
-          <w:rPr>
-            <w:rStyle w:val="Hyperlink"/>
-          </w:rPr>
-          <w:t>IDADE</w:t>
-        </w:r>
-        <w:r>
-          <w:rPr>
-            <w:rStyle w:val="Hyperlink"/>
-          </w:rPr>
-          <w:t>.pdf</w:t>
-        </w:r>
-      </w:hyperlink>
-    </w:p>
-    <w:p>
-      <w:pPr>
-        <w:pStyle w:val="Corpodetexto"/>
-        <w:rPr>
-          <w:color w:val="17365D" w:themeColor="text2" w:themeShade="BF"/>
-        </w:rPr>
-      </w:pPr>
-      <w:r>
-        <w:br/>
-      </w:r>
-      <w:r>
-        <w:rPr>
-          <w:color w:val="17365D" w:themeColor="text2" w:themeShade="BF"/>
-        </w:rPr>
-        <w:t>´</w:t>
-      </w:r>
-      <w:r>
-        <w:rPr>
-          <w:b/>
-          <w:bCs/>
-          <w:color w:val="17365D" w:themeColor="text2" w:themeShade="BF"/>
-        </w:rPr>
-        <w:t>O modelo do “Universo Decrescente”: uma perspectiva alternativa à expansão acelerada</w:t>
-      </w:r>
-      <w:r>
-        <w:rPr>
-          <w:color w:val="17365D" w:themeColor="text2" w:themeShade="BF"/>
-        </w:rPr>
-        <w:t>´</w:t>
-      </w:r>
-    </w:p>
-    <w:p>
-      <w:pPr>
-        <w:pStyle w:val="Corpodetexto"/>
-      </w:pPr>
-      <w:r>
-        <w:t>“A compreensão da evolução do universo tem sido dominada pelo Modelo Cosmológico Padrão, conhecido como ?-CDM. Esse modelo amplamente aceito postula a existência de matéria escura e, crucialmente, energia escura para explicar a expansão acelerada observada do universo.1 No entanto, a energia escura permanece uma entidade de origem desconhecida e indetectável, apresentando um desafio teórico significativo.2…”(Jun/2025)</w:t>
+    </w:p>
+    <w:p>
+      <w:pPr>
+        <w:pStyle w:val="FirstParagraph"/>
+        <w:rPr>
+          <w:b/>
+          <w:bCs/>
+          <w:color w:val="17365D" w:themeColor="text2" w:themeShade="BF"/>
+        </w:rPr>
+      </w:pPr>
+    </w:p>
+    <w:p>
+      <w:pPr>
+        <w:pStyle w:val="FirstParagraph"/>
+        <w:rPr>
+          <w:color w:val="17365D" w:themeColor="text2" w:themeShade="BF"/>
+        </w:rPr>
+      </w:pPr>
+      <w:r>
+        <w:rPr>
+          <w:b/>
+          <w:bCs/>
+          <w:color w:val="17365D" w:themeColor="text2" w:themeShade="BF"/>
+        </w:rPr>
+        <w:t xml:space="preserve">DUT FAQ: </w:t>
+      </w:r>
+      <w:proofErr w:type="spellStart"/>
+      <w:r>
+        <w:rPr>
+          <w:b/>
+          <w:bCs/>
+          <w:color w:val="17365D" w:themeColor="text2" w:themeShade="BF"/>
+        </w:rPr>
+        <w:t>Perguntas</w:t>
+      </w:r>
+      <w:proofErr w:type="spellEnd"/>
+      <w:r>
+        <w:rPr>
+          <w:b/>
+          <w:bCs/>
+          <w:color w:val="17365D" w:themeColor="text2" w:themeShade="BF"/>
+        </w:rPr>
+        <w:t xml:space="preserve"> </w:t>
+      </w:r>
+      <w:proofErr w:type="spellStart"/>
+      <w:r>
+        <w:rPr>
+          <w:b/>
+          <w:bCs/>
+          <w:color w:val="17365D" w:themeColor="text2" w:themeShade="BF"/>
+        </w:rPr>
+        <w:t>Frequentes</w:t>
+      </w:r>
+      <w:proofErr w:type="spellEnd"/>
+      <w:r>
+        <w:rPr>
+          <w:b/>
+          <w:bCs/>
+          <w:color w:val="17365D" w:themeColor="text2" w:themeShade="BF"/>
+        </w:rPr>
+        <w:t xml:space="preserve"> </w:t>
+      </w:r>
+      <w:proofErr w:type="spellStart"/>
+      <w:r>
+        <w:rPr>
+          <w:b/>
+          <w:bCs/>
+          <w:color w:val="17365D" w:themeColor="text2" w:themeShade="BF"/>
+        </w:rPr>
+        <w:t>sobre</w:t>
+      </w:r>
+      <w:proofErr w:type="spellEnd"/>
+      <w:r>
+        <w:rPr>
+          <w:b/>
+          <w:bCs/>
+          <w:color w:val="17365D" w:themeColor="text2" w:themeShade="BF"/>
+        </w:rPr>
+        <w:t xml:space="preserve"> a “Teoria do Universo Decrescente”</w:t>
+      </w:r>
+    </w:p>
+    <w:p>
+      <w:pPr>
+        <w:pStyle w:val="Corpodetexto"/>
+      </w:pPr>
+      <w:r>
+        <w:t>“Este documento apresenta os fundamentos da Teoria do Universo Decrescente (DUT), propondo que a origem de tudo está no conceito do”Nada Jocaxiano”, em vez do Big Bang tradicional. A premissa central sugere que a gravidade causa uma contração contínua da matéria e dos sistemas físicos, desafiando a percepção de uma expansão acelerada do cosmos. Ao contrário de outros modelos, a DUT concebe o espaço como um vácuo imutável, no qual apenas os elementos materiais diminuem de escala ao longo do tempo. O texto argumenta que essa nova perspectiva exige uma revisão da Relatividade Geral, permanecendo compatível com os princípios da Mecânica Quântica. Por fim, o autor esclarece perguntas frequentes para estabelecer a DUT como um arcabouço teórico alternativo e abrangente para a cosmologia moderna. “(Jun/2026)</w:t>
       </w:r>
     </w:p>
     <w:p>
@@ -959,60 +852,14 @@
           <w:bottom w:val="single" w:sz="6" w:space="1" w:color="auto"/>
         </w:pBdr>
       </w:pPr>
-      <w:hyperlink r:id="rId34" w:history="1">
-        <w:r>
-          <w:rPr>
-            <w:rStyle w:val="Hyperlink"/>
-          </w:rPr>
-          <w:t>https://jocaxx.github.io/DUniverse/Todos/PORT/DU</w:t>
-        </w:r>
-        <w:r>
-          <w:rPr>
-            <w:rStyle w:val="Hyperlink"/>
-          </w:rPr>
-          <w:t>T_ALL_PORT</w:t>
-        </w:r>
-        <w:r>
-          <w:rPr>
-            <w:rStyle w:val="Hyperlink"/>
-          </w:rPr>
-          <w:t>.pdf</w:t>
-        </w:r>
-      </w:hyperlink>
-    </w:p>
-    <w:p>
-      <w:pPr>
-        <w:pStyle w:val="Corpodetexto"/>
-        <w:rPr>
-          <w:b/>
-          <w:bCs/>
-          <w:color w:val="17365D" w:themeColor="text2" w:themeShade="BF"/>
-        </w:rPr>
-      </w:pPr>
-    </w:p>
-    <w:p>
-      <w:pPr>
-        <w:pStyle w:val="Corpodetexto"/>
-        <w:rPr>
-          <w:color w:val="17365D" w:themeColor="text2" w:themeShade="BF"/>
-        </w:rPr>
-      </w:pPr>
-      <w:r>
-        <w:rPr>
-          <w:b/>
-          <w:bCs/>
-          <w:color w:val="17365D" w:themeColor="text2" w:themeShade="BF"/>
-        </w:rPr>
-        <w:t>(*)´Universo Decrescente: O Efeito da ‘Matéria Escura’´</w:t>
-      </w:r>
-    </w:p>
-    <w:p>
-      <w:pPr>
-        <w:pStyle w:val="Corpodetexto"/>
-      </w:pPr>
-      <w:r>
-        <w:t>“Após uma breve revisão do modelo do Universo Decrescente (U.D.), derivaremos uma fórmula e o gráfico da velocidade aparente das estrelas (de uma galáxia Messier_33) em função de sua distância radial ao centro galáctico. Essa fórmula reproduz a mesma curva de velocidade tradicionalmente atribuída à matéria escura.”(Abr/2025)</w:t>
-      </w:r>
+      <w:hyperlink r:id="rId30" w:history="1">
+        <w:r>
+          <w:rPr>
+            <w:rStyle w:val="Hyperlink"/>
+          </w:rPr>
+          <w:t>https://jocaxx.github.io/DUniverse/PORT/FAQ_DUT_POR.pdf</w:t>
+        </w:r>
+      </w:hyperlink>
     </w:p>
     <w:p>
       <w:pPr>
@@ -1021,54 +868,26 @@
           <w:bottom w:val="single" w:sz="6" w:space="1" w:color="auto"/>
         </w:pBdr>
       </w:pPr>
-      <w:hyperlink r:id="rId35" w:history="1">
-        <w:r>
-          <w:rPr>
-            <w:rStyle w:val="Hyperlink"/>
-          </w:rPr>
-          <w:t>https://jocaxx.github.io/DUniverse/Todos/PORT/DU</w:t>
-        </w:r>
-        <w:r>
-          <w:rPr>
-            <w:rStyle w:val="Hyperlink"/>
-          </w:rPr>
-          <w:t>_MATERIA_ESCURA_2</w:t>
-        </w:r>
-        <w:r>
-          <w:rPr>
-            <w:rStyle w:val="Hyperlink"/>
-          </w:rPr>
-          <w:t>.pdf</w:t>
-        </w:r>
-      </w:hyperlink>
-    </w:p>
-    <w:p>
-      <w:pPr>
-        <w:pStyle w:val="Corpodetexto"/>
-      </w:pPr>
-    </w:p>
-    <w:p>
-      <w:pPr>
-        <w:pStyle w:val="Corpodetexto"/>
-        <w:rPr>
-          <w:color w:val="17365D" w:themeColor="text2" w:themeShade="BF"/>
-        </w:rPr>
-      </w:pPr>
-      <w:r>
-        <w:rPr>
-          <w:b/>
-          <w:bCs/>
-          <w:color w:val="17365D" w:themeColor="text2" w:themeShade="BF"/>
-        </w:rPr>
-        <w:t>´Universo Decrescente: A CMB e a Idade do Universo´</w:t>
-      </w:r>
-    </w:p>
-    <w:p>
-      <w:pPr>
-        <w:pStyle w:val="Corpodetexto"/>
-      </w:pPr>
-      <w:r>
-        <w:t>“Usaremos a teoria do”Universo Decrescente” (U.D.) para estimar a idade do Universo com base no comprimento de onda médio da radiação Cósmica de Fundo em Micro-ondas (CMB).”(Maio/2025)</w:t>
+    </w:p>
+    <w:p>
+      <w:pPr>
+        <w:pStyle w:val="Corpodetexto"/>
+      </w:pPr>
+    </w:p>
+    <w:p>
+      <w:pPr>
+        <w:pStyle w:val="Corpodetexto"/>
+        <w:rPr>
+          <w:color w:val="17365D" w:themeColor="text2" w:themeShade="BF"/>
+        </w:rPr>
+      </w:pPr>
+      <w:r>
+        <w:rPr>
+          <w:b/>
+          <w:bCs/>
+          <w:color w:val="17365D" w:themeColor="text2" w:themeShade="BF"/>
+        </w:rPr>
+        <w:t>Teoria do Universo Decrescente: A Relação de Tully-Fisher</w:t>
       </w:r>
     </w:p>
     <w:p>
@@ -1078,12 +897,472 @@
           <w:bottom w:val="single" w:sz="6" w:space="1" w:color="auto"/>
         </w:pBdr>
       </w:pPr>
+      <w:r>
+        <w:t>“Partindo da ‘Teoria do Universo Decrescente’ (DUT), particularmente da fórmula que explica a ilusão da matéria escura, derivaremos a relação de Tully-Fisher para galáxias espirais.”(Maio/2026)</w:t>
+      </w:r>
+      <w:r>
+        <w:br/>
+      </w:r>
+      <w:r>
+        <w:br/>
+      </w:r>
+      <w:hyperlink r:id="rId31" w:history="1">
+        <w:r>
+          <w:rPr>
+            <w:rStyle w:val="Hyperlink"/>
+          </w:rPr>
+          <w:t>https://jocaxx.github.io/DUniverse/PORT/TullyF.pdf</w:t>
+        </w:r>
+      </w:hyperlink>
+    </w:p>
+    <w:p>
+      <w:pPr>
+        <w:pStyle w:val="Corpodetexto"/>
+        <w:pBdr>
+          <w:bottom w:val="single" w:sz="6" w:space="1" w:color="auto"/>
+        </w:pBdr>
+      </w:pPr>
+    </w:p>
+    <w:p>
+      <w:pPr>
+        <w:pStyle w:val="Corpodetexto"/>
+      </w:pPr>
+    </w:p>
+    <w:p>
+      <w:pPr>
+        <w:pStyle w:val="Corpodetexto"/>
+        <w:rPr>
+          <w:color w:val="17365D" w:themeColor="text2" w:themeShade="BF"/>
+        </w:rPr>
+      </w:pPr>
+      <w:r>
+        <w:rPr>
+          <w:b/>
+          <w:bCs/>
+          <w:color w:val="17365D" w:themeColor="text2" w:themeShade="BF"/>
+        </w:rPr>
+        <w:t>Análise da Correlação Massa-Redshift em Subgrupos com Velocidade Compatibilizada: Um Teste Rigoroso para a Teoria do Universo Decrescente</w:t>
+      </w:r>
+    </w:p>
+    <w:p>
+      <w:pPr>
+        <w:pStyle w:val="Corpodetexto"/>
+      </w:pPr>
+      <w:r>
+        <w:t>“A teoria do Universo Decrescente (D.U.) propõe que o campo gravitacional induz uma contração espacial contínua, prevendo que galáxias mais massivas devem exibir um redshift menor à mesma distância [1]. O principal obstáculo para testar essa previsão é o ruído introduzido pelas velocidades peculiares das galáxias. Este estudo aplica uma metodologia rigorosa para isolar o efeito da massa, analisando a correlação entre massa estelar e redshift em subgrupos de galáxias com distância, idade e velocidade radial controladas. Os resultados mostram que, ao minimizar o ruído dinâmico, a correlação negativa prevista pela teoria D.U. emerge em subamostras específicas, sugerindo que o efeito gravitacional intrínseco pode ser detectável”(Abr/2026)</w:t>
+      </w:r>
+    </w:p>
+    <w:p>
+      <w:pPr>
+        <w:pStyle w:val="Corpodetexto"/>
+        <w:pBdr>
+          <w:bottom w:val="single" w:sz="6" w:space="1" w:color="auto"/>
+        </w:pBdr>
+      </w:pPr>
+      <w:hyperlink r:id="rId32" w:history="1">
+        <w:r>
+          <w:rPr>
+            <w:rStyle w:val="Hyperlink"/>
+          </w:rPr>
+          <w:t>https://jocaxx.github.io/DUniverse/PORT/</w:t>
+        </w:r>
+        <w:r>
+          <w:rPr>
+            <w:rStyle w:val="Hyperlink"/>
+          </w:rPr>
+          <w:t>DU_MASSA</w:t>
+        </w:r>
+        <w:r>
+          <w:rPr>
+            <w:rStyle w:val="Hyperlink"/>
+          </w:rPr>
+          <w:t>.pdf</w:t>
+        </w:r>
+      </w:hyperlink>
+    </w:p>
+    <w:p>
+      <w:pPr>
+        <w:pStyle w:val="Corpodetexto"/>
+        <w:pBdr>
+          <w:bottom w:val="single" w:sz="6" w:space="1" w:color="auto"/>
+        </w:pBdr>
+      </w:pPr>
+    </w:p>
+    <w:p>
+      <w:pPr>
+        <w:pStyle w:val="Corpodetexto"/>
+        <w:rPr>
+          <w:b/>
+          <w:bCs/>
+        </w:rPr>
+      </w:pPr>
+    </w:p>
+    <w:p>
+      <w:pPr>
+        <w:pStyle w:val="Corpodetexto"/>
+      </w:pPr>
+      <w:r>
+        <w:rPr>
+          <w:b/>
+          <w:bCs/>
+        </w:rPr>
+        <w:t xml:space="preserve">A </w:t>
+      </w:r>
+      <w:proofErr w:type="spellStart"/>
+      <w:r>
+        <w:rPr>
+          <w:b/>
+          <w:bCs/>
+        </w:rPr>
+        <w:t>Idade</w:t>
+      </w:r>
+      <w:proofErr w:type="spellEnd"/>
+      <w:r>
+        <w:rPr>
+          <w:b/>
+          <w:bCs/>
+        </w:rPr>
+        <w:t xml:space="preserve"> das </w:t>
+      </w:r>
+      <w:proofErr w:type="spellStart"/>
+      <w:r>
+        <w:rPr>
+          <w:b/>
+          <w:bCs/>
+        </w:rPr>
+        <w:t>Galáxias</w:t>
+      </w:r>
+      <w:proofErr w:type="spellEnd"/>
+      <w:r>
+        <w:rPr>
+          <w:b/>
+          <w:bCs/>
+        </w:rPr>
+        <w:t xml:space="preserve"> </w:t>
+      </w:r>
+      <w:proofErr w:type="spellStart"/>
+      <w:r>
+        <w:rPr>
+          <w:b/>
+          <w:bCs/>
+        </w:rPr>
+        <w:t>como</w:t>
+      </w:r>
+      <w:proofErr w:type="spellEnd"/>
+      <w:r>
+        <w:rPr>
+          <w:b/>
+          <w:bCs/>
+        </w:rPr>
+        <w:t xml:space="preserve"> Fator Determinante do Redshift: Uma Análise sob a Perspectiva da Teoria do Universo Decrescente</w:t>
+      </w:r>
+    </w:p>
+    <w:p>
+      <w:pPr>
+        <w:pStyle w:val="Corpodetexto"/>
+      </w:pPr>
+      <w:r>
+        <w:t>“A teoria do Universo Decrescente (D.U.) propõe que o campo gravitacional induz uma contração contínua do espaço, oferecendo uma explicação alternativa para o redshift cosmológico. Uma dedução crucial e lógica dessa teoria é que o tempo de exposição de uma galáxia ao campo gravitacional, ou seja, sua idade, deve influenciar diretamente o redshift observado. Galáxias mais antigas, tendo acumulado mais tempo sob contração espacial, devem exibir um redshift menor. Este artigo examina essa previsão, usando a diferença de redshift observada entre galáxias antigas (elípticas) e jovens (espirais) em aglomerados como um teste observacional primário para a teoria D.U.”(Mar/2026)</w:t>
+      </w:r>
+    </w:p>
+    <w:p>
+      <w:pPr>
+        <w:pStyle w:val="Corpodetexto"/>
+        <w:pBdr>
+          <w:bottom w:val="single" w:sz="6" w:space="1" w:color="auto"/>
+        </w:pBdr>
+      </w:pPr>
+      <w:hyperlink r:id="rId33" w:history="1">
+        <w:r>
+          <w:rPr>
+            <w:rStyle w:val="Hyperlink"/>
+          </w:rPr>
+          <w:t>https://jocaxx.github.io/DUniverse/PORT/DU_</w:t>
+        </w:r>
+        <w:r>
+          <w:rPr>
+            <w:rStyle w:val="Hyperlink"/>
+          </w:rPr>
+          <w:t>IDADE</w:t>
+        </w:r>
+        <w:r>
+          <w:rPr>
+            <w:rStyle w:val="Hyperlink"/>
+          </w:rPr>
+          <w:t>.pdf</w:t>
+        </w:r>
+      </w:hyperlink>
+    </w:p>
+    <w:p>
+      <w:pPr>
+        <w:pStyle w:val="Corpodetexto"/>
+        <w:pBdr>
+          <w:bottom w:val="single" w:sz="6" w:space="1" w:color="auto"/>
+        </w:pBdr>
+      </w:pPr>
+    </w:p>
+    <w:p>
+      <w:pPr>
+        <w:pStyle w:val="Corpodetexto"/>
+        <w:rPr>
+          <w:color w:val="17365D" w:themeColor="text2" w:themeShade="BF"/>
+        </w:rPr>
+      </w:pPr>
+      <w:r>
+        <w:br/>
+      </w:r>
+      <w:r>
+        <w:rPr>
+          <w:color w:val="17365D" w:themeColor="text2" w:themeShade="BF"/>
+        </w:rPr>
+        <w:t>´</w:t>
+      </w:r>
+      <w:r>
+        <w:rPr>
+          <w:b/>
+          <w:bCs/>
+          <w:color w:val="17365D" w:themeColor="text2" w:themeShade="BF"/>
+        </w:rPr>
+        <w:t xml:space="preserve">O </w:t>
+      </w:r>
+      <w:proofErr w:type="spellStart"/>
+      <w:r>
+        <w:rPr>
+          <w:b/>
+          <w:bCs/>
+          <w:color w:val="17365D" w:themeColor="text2" w:themeShade="BF"/>
+        </w:rPr>
+        <w:t>modelo</w:t>
+      </w:r>
+      <w:proofErr w:type="spellEnd"/>
+      <w:r>
+        <w:rPr>
+          <w:b/>
+          <w:bCs/>
+          <w:color w:val="17365D" w:themeColor="text2" w:themeShade="BF"/>
+        </w:rPr>
+        <w:t xml:space="preserve"> do “Universo Decrescente”: uma perspectiva alternativa à expansão acelerada</w:t>
+      </w:r>
+      <w:r>
+        <w:rPr>
+          <w:color w:val="17365D" w:themeColor="text2" w:themeShade="BF"/>
+        </w:rPr>
+        <w:t>´</w:t>
+      </w:r>
+    </w:p>
+    <w:p>
+      <w:pPr>
+        <w:pStyle w:val="Corpodetexto"/>
+      </w:pPr>
+      <w:r>
+        <w:t>“A compreensão da evolução do universo tem sido dominada pelo Modelo Cosmológico Padrão, conhecido como ?-CDM. Esse modelo amplamente aceito postula a existência de matéria escura e, crucialmente, energia escura para explicar a expansão acelerada observada do universo.1 No entanto, a energia escura permanece uma entidade de origem desconhecida e indetectável, apresentando um desafio teórico significativo.2…”(Jun/2025)</w:t>
+      </w:r>
+    </w:p>
+    <w:p>
+      <w:pPr>
+        <w:pStyle w:val="Corpodetexto"/>
+        <w:pBdr>
+          <w:bottom w:val="single" w:sz="6" w:space="1" w:color="auto"/>
+        </w:pBdr>
+      </w:pPr>
+      <w:hyperlink r:id="rId34" w:history="1">
+        <w:r>
+          <w:rPr>
+            <w:rStyle w:val="Hyperlink"/>
+          </w:rPr>
+          <w:t>https://jocaxx.github.io/DUniverse/PORT/DU</w:t>
+        </w:r>
+        <w:r>
+          <w:rPr>
+            <w:rStyle w:val="Hyperlink"/>
+          </w:rPr>
+          <w:t>T_ALL_PORT</w:t>
+        </w:r>
+        <w:r>
+          <w:rPr>
+            <w:rStyle w:val="Hyperlink"/>
+          </w:rPr>
+          <w:t>.pdf</w:t>
+        </w:r>
+      </w:hyperlink>
+    </w:p>
+    <w:p>
+      <w:pPr>
+        <w:pStyle w:val="Corpodetexto"/>
+        <w:pBdr>
+          <w:bottom w:val="single" w:sz="6" w:space="1" w:color="auto"/>
+        </w:pBdr>
+      </w:pPr>
+    </w:p>
+    <w:p>
+      <w:pPr>
+        <w:pStyle w:val="Corpodetexto"/>
+        <w:rPr>
+          <w:b/>
+          <w:bCs/>
+          <w:color w:val="17365D" w:themeColor="text2" w:themeShade="BF"/>
+        </w:rPr>
+      </w:pPr>
+    </w:p>
+    <w:p>
+      <w:pPr>
+        <w:pStyle w:val="Corpodetexto"/>
+        <w:rPr>
+          <w:color w:val="17365D" w:themeColor="text2" w:themeShade="BF"/>
+        </w:rPr>
+      </w:pPr>
+      <w:r>
+        <w:rPr>
+          <w:b/>
+          <w:bCs/>
+          <w:color w:val="17365D" w:themeColor="text2" w:themeShade="BF"/>
+        </w:rPr>
+        <w:t xml:space="preserve">(*)´Universo </w:t>
+      </w:r>
+      <w:proofErr w:type="spellStart"/>
+      <w:r>
+        <w:rPr>
+          <w:b/>
+          <w:bCs/>
+          <w:color w:val="17365D" w:themeColor="text2" w:themeShade="BF"/>
+        </w:rPr>
+        <w:t>Decrescente</w:t>
+      </w:r>
+      <w:proofErr w:type="spellEnd"/>
+      <w:r>
+        <w:rPr>
+          <w:b/>
+          <w:bCs/>
+          <w:color w:val="17365D" w:themeColor="text2" w:themeShade="BF"/>
+        </w:rPr>
+        <w:t xml:space="preserve">: O </w:t>
+      </w:r>
+      <w:proofErr w:type="spellStart"/>
+      <w:r>
+        <w:rPr>
+          <w:b/>
+          <w:bCs/>
+          <w:color w:val="17365D" w:themeColor="text2" w:themeShade="BF"/>
+        </w:rPr>
+        <w:t>Efeito</w:t>
+      </w:r>
+      <w:proofErr w:type="spellEnd"/>
+      <w:r>
+        <w:rPr>
+          <w:b/>
+          <w:bCs/>
+          <w:color w:val="17365D" w:themeColor="text2" w:themeShade="BF"/>
+        </w:rPr>
+        <w:t xml:space="preserve"> da ‘Matéria Escura’´</w:t>
+      </w:r>
+    </w:p>
+    <w:p>
+      <w:pPr>
+        <w:pStyle w:val="Corpodetexto"/>
+      </w:pPr>
+      <w:r>
+        <w:t>“Após uma breve revisão do modelo do Universo Decrescente (U.D.), derivaremos uma fórmula e o gráfico da velocidade aparente das estrelas (de uma galáxia Messier_33) em função de sua distância radial ao centro galáctico. Essa fórmula reproduz a mesma curva de velocidade tradicionalmente atribuída à matéria escura.”(Abr/2025)</w:t>
+      </w:r>
+    </w:p>
+    <w:p>
+      <w:pPr>
+        <w:pStyle w:val="Corpodetexto"/>
+        <w:pBdr>
+          <w:bottom w:val="single" w:sz="6" w:space="1" w:color="auto"/>
+        </w:pBdr>
+      </w:pPr>
+      <w:hyperlink r:id="rId35" w:history="1">
+        <w:r>
+          <w:rPr>
+            <w:rStyle w:val="Hyperlink"/>
+          </w:rPr>
+          <w:t>https://jocaxx.github.io/DUniverse/PORT/DU</w:t>
+        </w:r>
+        <w:r>
+          <w:rPr>
+            <w:rStyle w:val="Hyperlink"/>
+          </w:rPr>
+          <w:t>_MATERIA_ESCURA_2</w:t>
+        </w:r>
+        <w:r>
+          <w:rPr>
+            <w:rStyle w:val="Hyperlink"/>
+          </w:rPr>
+          <w:t>.pdf</w:t>
+        </w:r>
+      </w:hyperlink>
+    </w:p>
+    <w:p>
+      <w:pPr>
+        <w:pStyle w:val="Corpodetexto"/>
+        <w:pBdr>
+          <w:bottom w:val="single" w:sz="6" w:space="1" w:color="auto"/>
+        </w:pBdr>
+      </w:pPr>
+    </w:p>
+    <w:p>
+      <w:pPr>
+        <w:pStyle w:val="Corpodetexto"/>
+        <w:rPr>
+          <w:color w:val="17365D" w:themeColor="text2" w:themeShade="BF"/>
+        </w:rPr>
+      </w:pPr>
+      <w:r>
+        <w:rPr>
+          <w:b/>
+          <w:bCs/>
+          <w:color w:val="17365D" w:themeColor="text2" w:themeShade="BF"/>
+        </w:rPr>
+        <w:br/>
+      </w:r>
+      <w:r>
+        <w:rPr>
+          <w:b/>
+          <w:bCs/>
+          <w:color w:val="17365D" w:themeColor="text2" w:themeShade="BF"/>
+        </w:rPr>
+        <w:t xml:space="preserve">´Universo </w:t>
+      </w:r>
+      <w:proofErr w:type="spellStart"/>
+      <w:r>
+        <w:rPr>
+          <w:b/>
+          <w:bCs/>
+          <w:color w:val="17365D" w:themeColor="text2" w:themeShade="BF"/>
+        </w:rPr>
+        <w:t>Decrescente</w:t>
+      </w:r>
+      <w:proofErr w:type="spellEnd"/>
+      <w:r>
+        <w:rPr>
+          <w:b/>
+          <w:bCs/>
+          <w:color w:val="17365D" w:themeColor="text2" w:themeShade="BF"/>
+        </w:rPr>
+        <w:t>: A CMB e a Idade do Universo´</w:t>
+      </w:r>
+    </w:p>
+    <w:p>
+      <w:pPr>
+        <w:pStyle w:val="Corpodetexto"/>
+      </w:pPr>
+      <w:r>
+        <w:t>“Usaremos a teoria do”Universo Decrescente” (U.D.) para estimar a idade do Universo com base no comprimento de onda médio da radiação Cósmica de Fundo em Micro-ondas (CMB).”(Maio/2025)</w:t>
+      </w:r>
+    </w:p>
+    <w:p>
+      <w:pPr>
+        <w:pStyle w:val="Corpodetexto"/>
+        <w:pBdr>
+          <w:bottom w:val="single" w:sz="6" w:space="1" w:color="auto"/>
+        </w:pBdr>
+      </w:pPr>
       <w:hyperlink r:id="rId36" w:history="1">
         <w:r>
           <w:rPr>
             <w:rStyle w:val="Hyperlink"/>
           </w:rPr>
-          <w:t>https://jocaxx.github.io/DUniverse/Todos/PORT/DU</w:t>
+          <w:t>https://jocaxx.github.io/DUniverse/PORT/DU</w:t>
         </w:r>
         <w:r>
           <w:rPr>
@@ -1102,57 +1381,61 @@
     <w:p>
       <w:pPr>
         <w:pStyle w:val="Corpodetexto"/>
-        <w:rPr>
-          <w:color w:val="17365D" w:themeColor="text2" w:themeShade="BF"/>
-        </w:rPr>
-      </w:pPr>
-      <w:r>
-        <w:rPr>
-          <w:b/>
-          <w:bCs/>
-        </w:rPr>
-        <w:br/>
-      </w:r>
-      <w:r>
-        <w:rPr>
-          <w:b/>
-          <w:bCs/>
-          <w:color w:val="17365D" w:themeColor="text2" w:themeShade="BF"/>
-        </w:rPr>
-        <w:t>´Universo Decrescente: Redshifts e Dados de Distância Refutam o Modelo L-CDM´</w:t>
-      </w:r>
-    </w:p>
-    <w:p>
-      <w:pPr>
-        <w:pStyle w:val="Corpodetexto"/>
-      </w:pPr>
-      <w:r>
-        <w:t>“Para avaliar e comparar a”teoria do Universo Decrescente” com o modelo LCDM, criei uma previsão potencialmente falseável e os dados foram extraídos e analisados.”(Mar/2025)</w:t>
-      </w:r>
-    </w:p>
-    <w:p>
-      <w:pPr>
-        <w:pStyle w:val="Corpodetexto"/>
-      </w:pPr>
-      <w:hyperlink r:id="rId37">
-        <w:r>
-          <w:rPr>
-            <w:rStyle w:val="Hyperlink"/>
-          </w:rPr>
-          <w:t>https://www.wecmelive.com/open-access/decreasing-universe-redshifts-and-distance-data-refute-the-lcdm-model.pdf</w:t>
-        </w:r>
-      </w:hyperlink>
-    </w:p>
-    <w:p>
-      <w:pPr>
-        <w:pStyle w:val="Corpodetexto"/>
-      </w:pPr>
-      <w:r>
-        <w:rPr>
-          <w:b/>
-          <w:bCs/>
-        </w:rPr>
-        <w:t>(*)´Universo decrescente: a distância em função do redshift (novo)´</w:t>
+        <w:pBdr>
+          <w:bottom w:val="single" w:sz="6" w:space="1" w:color="auto"/>
+        </w:pBdr>
+      </w:pPr>
+    </w:p>
+    <w:p>
+      <w:pPr>
+        <w:pStyle w:val="Corpodetexto"/>
+        <w:rPr>
+          <w:color w:val="17365D" w:themeColor="text2" w:themeShade="BF"/>
+        </w:rPr>
+      </w:pPr>
+      <w:r>
+        <w:rPr>
+          <w:b/>
+          <w:bCs/>
+          <w:color w:val="17365D" w:themeColor="text2" w:themeShade="BF"/>
+        </w:rPr>
+        <w:t xml:space="preserve">(*)´Universo </w:t>
+      </w:r>
+      <w:proofErr w:type="spellStart"/>
+      <w:r>
+        <w:rPr>
+          <w:b/>
+          <w:bCs/>
+          <w:color w:val="17365D" w:themeColor="text2" w:themeShade="BF"/>
+        </w:rPr>
+        <w:t>decrescente</w:t>
+      </w:r>
+      <w:proofErr w:type="spellEnd"/>
+      <w:r>
+        <w:rPr>
+          <w:b/>
+          <w:bCs/>
+          <w:color w:val="17365D" w:themeColor="text2" w:themeShade="BF"/>
+        </w:rPr>
+        <w:t xml:space="preserve">: a </w:t>
+      </w:r>
+      <w:proofErr w:type="spellStart"/>
+      <w:r>
+        <w:rPr>
+          <w:b/>
+          <w:bCs/>
+          <w:color w:val="17365D" w:themeColor="text2" w:themeShade="BF"/>
+        </w:rPr>
+        <w:t>distância</w:t>
+      </w:r>
+      <w:proofErr w:type="spellEnd"/>
+      <w:r>
+        <w:rPr>
+          <w:b/>
+          <w:bCs/>
+          <w:color w:val="17365D" w:themeColor="text2" w:themeShade="BF"/>
+        </w:rPr>
+        <w:t xml:space="preserve"> em função do redshift (novo)´</w:t>
       </w:r>
     </w:p>
     <w:p>
@@ -1170,34 +1453,79 @@
     <w:p>
       <w:pPr>
         <w:pStyle w:val="Corpodetexto"/>
-      </w:pPr>
-      <w:r>
-        <w:t xml:space="preserve">Correto: </w:t>
-      </w:r>
-      <w:hyperlink r:id="rId38">
-        <w:r>
-          <w:rPr>
-            <w:rStyle w:val="Hyperlink"/>
-          </w:rPr>
-          <w:t>https://jocaxx.github.io/DUniverse/Todos/No_Dark_Energy.pdf</w:t>
-        </w:r>
-      </w:hyperlink>
-    </w:p>
-    <w:p>
-      <w:pPr>
-        <w:pStyle w:val="Corpodetexto"/>
-      </w:pPr>
-      <w:r>
-        <w:rPr>
-          <w:b/>
-          <w:bCs/>
-        </w:rPr>
-        <w:t>(*)´Derivação da Lei de Hubble e sua relação com a energia escura e a matéria escura´</w:t>
-      </w:r>
-    </w:p>
-    <w:p>
-      <w:pPr>
-        <w:pStyle w:val="Corpodetexto"/>
+        <w:pBdr>
+          <w:bottom w:val="single" w:sz="6" w:space="1" w:color="auto"/>
+        </w:pBdr>
+      </w:pPr>
+      <w:hyperlink r:id="rId37" w:history="1">
+        <w:r>
+          <w:rPr>
+            <w:rStyle w:val="Hyperlink"/>
+          </w:rPr>
+          <w:t>https://jocaxx.github.io/DUniverse/PORT/</w:t>
+        </w:r>
+        <w:r>
+          <w:rPr>
+            <w:rStyle w:val="Hyperlink"/>
+          </w:rPr>
+          <w:t>evidencias3</w:t>
+        </w:r>
+        <w:r>
+          <w:rPr>
+            <w:rStyle w:val="Hyperlink"/>
+          </w:rPr>
+          <w:t>.pdf</w:t>
+        </w:r>
+      </w:hyperlink>
+    </w:p>
+    <w:p>
+      <w:pPr>
+        <w:pStyle w:val="Corpodetexto"/>
+        <w:pBdr>
+          <w:bottom w:val="single" w:sz="6" w:space="1" w:color="auto"/>
+        </w:pBdr>
+      </w:pPr>
+    </w:p>
+    <w:p>
+      <w:pPr>
+        <w:pStyle w:val="Corpodetexto"/>
+        <w:rPr>
+          <w:color w:val="17365D" w:themeColor="text2" w:themeShade="BF"/>
+        </w:rPr>
+      </w:pPr>
+      <w:r>
+        <w:rPr>
+          <w:b/>
+          <w:bCs/>
+          <w:color w:val="17365D" w:themeColor="text2" w:themeShade="BF"/>
+        </w:rPr>
+        <w:t>(*)´</w:t>
+      </w:r>
+      <w:proofErr w:type="spellStart"/>
+      <w:r>
+        <w:rPr>
+          <w:b/>
+          <w:bCs/>
+          <w:color w:val="17365D" w:themeColor="text2" w:themeShade="BF"/>
+        </w:rPr>
+        <w:t>Derivação</w:t>
+      </w:r>
+      <w:proofErr w:type="spellEnd"/>
+      <w:r>
+        <w:rPr>
+          <w:b/>
+          <w:bCs/>
+          <w:color w:val="17365D" w:themeColor="text2" w:themeShade="BF"/>
+        </w:rPr>
+        <w:t xml:space="preserve"> da Lei de Hubble e sua relação com a energia escura e a matéria escura´</w:t>
+      </w:r>
+    </w:p>
+    <w:p>
+      <w:pPr>
+        <w:pStyle w:val="Corpodetexto"/>
+        <w:pBdr>
+          <w:bottom w:val="single" w:sz="6" w:space="1" w:color="auto"/>
+        </w:pBdr>
       </w:pPr>
       <w:r>
         <w:t>“A partir do modelo do”Universo Decrescente”,1,2 estabelecendo a contração do tecido espacial quando exposto a um campo gravitacional, derivamos a Lei de Hubble e, a partir dela, explicaremos o efeito “Energia Escura” “.(Mar/2019)</w:t>
@@ -1208,33 +1536,91 @@
       <w:r>
         <w:br/>
       </w:r>
+      <w:hyperlink r:id="rId38" w:history="1">
+        <w:r>
+          <w:rPr>
+            <w:rStyle w:val="Hyperlink"/>
+          </w:rPr>
+          <w:t>https://jocaxx.github.io/DUniverse/PORT/</w:t>
+        </w:r>
+        <w:r>
+          <w:rPr>
+            <w:rStyle w:val="Hyperlink"/>
+          </w:rPr>
+          <w:t>Derivacao_Hubble</w:t>
+        </w:r>
+        <w:r>
+          <w:rPr>
+            <w:rStyle w:val="Hyperlink"/>
+          </w:rPr>
+          <w:t>.pdf</w:t>
+        </w:r>
+      </w:hyperlink>
+    </w:p>
+    <w:p>
+      <w:pPr>
+        <w:pStyle w:val="Corpodetexto"/>
+        <w:pBdr>
+          <w:bottom w:val="single" w:sz="6" w:space="1" w:color="auto"/>
+        </w:pBdr>
+      </w:pPr>
+    </w:p>
+    <w:p>
+      <w:pPr>
+        <w:pStyle w:val="Corpodetexto"/>
+      </w:pPr>
+    </w:p>
+    <w:p>
+      <w:pPr>
+        <w:pStyle w:val="Corpodetexto"/>
+      </w:pPr>
+      <w:r>
+        <w:rPr>
+          <w:b/>
+          <w:bCs/>
+        </w:rPr>
+        <w:t>Derivação da Lei de Hubble e o Fim dos Elementos Escuros</w:t>
+      </w:r>
+    </w:p>
+    <w:p>
+      <w:pPr>
+        <w:pStyle w:val="Corpodetexto"/>
+      </w:pPr>
+      <w:r>
+        <w:t>“A partir do modelo do”Universo Decrescente”, estabelecendo a contração do tecido espacial quando exposto a um campo gravitacional, derivamos a Lei de Hubble e, a partir dela, explicaremos os efeitos “Energia Escura” e “Matéria Escura”.”(Abr/2019)</w:t>
+      </w:r>
+    </w:p>
+    <w:p>
+      <w:pPr>
+        <w:pStyle w:val="Corpodetexto"/>
+      </w:pPr>
       <w:hyperlink r:id="rId39">
         <w:r>
           <w:rPr>
             <w:rStyle w:val="Hyperlink"/>
           </w:rPr>
-          <w:t>https://medcraveonline.com/OAJMTP/OAJMTP-02-00049.pdf</w:t>
-        </w:r>
-      </w:hyperlink>
-    </w:p>
-    <w:p>
-      <w:pPr>
-        <w:pStyle w:val="Corpodetexto"/>
-      </w:pPr>
-      <w:r>
-        <w:rPr>
-          <w:b/>
-          <w:bCs/>
-        </w:rPr>
-        <w:t>Derivação da Lei de Hubble e o Fim dos Elementos Escuros</w:t>
-      </w:r>
-    </w:p>
-    <w:p>
-      <w:pPr>
-        <w:pStyle w:val="Corpodetexto"/>
-      </w:pPr>
-      <w:r>
-        <w:t>“A partir do modelo do”Universo Decrescente”, estabelecendo a contração do tecido espacial quando exposto a um campo gravitacional, derivamos a Lei de Hubble e, a partir dela, explicaremos os efeitos “Energia Escura” e “Matéria Escura”.”(Abr/2019)</w:t>
+          <w:t>https://www.scirp.org/journal/paperinformation?paperid=91689</w:t>
+        </w:r>
+      </w:hyperlink>
+    </w:p>
+    <w:p>
+      <w:pPr>
+        <w:pStyle w:val="Corpodetexto"/>
+      </w:pPr>
+      <w:r>
+        <w:rPr>
+          <w:b/>
+          <w:bCs/>
+        </w:rPr>
+        <w:t>´O Princípio da Equivalência e o Fim da Energia Escura´</w:t>
+      </w:r>
+    </w:p>
+    <w:p>
+      <w:pPr>
+        <w:pStyle w:val="Corpodetexto"/>
+      </w:pPr>
+      <w:r>
+        <w:t>“Faremos uma nova abordagem para um efeito conhecido como”Energia Escura” através de um efeito no campo gravitacional.[1] Em um foguete acelerado, as dimensões do espaço no sentido do movimento, devido à “Contração de Lorentz”, estão em redução contínua. Usando o princípio da equivalência, presumimos que, no campo gravitacional, ocorreria o mesmo. Isso implica no “efeito de energia escura”. Os cálculos mostram que uma contração de 7% a cada bilhão de anos explicaria nossa observação de galáxias em separação acelerada.”(Jan/2017)</w:t>
       </w:r>
     </w:p>
     <w:p>
@@ -1246,28 +1632,28 @@
           <w:rPr>
             <w:rStyle w:val="Hyperlink"/>
           </w:rPr>
-          <w:t>https://www.scirp.org/journal/paperinformation?paperid=91689</w:t>
-        </w:r>
-      </w:hyperlink>
-    </w:p>
-    <w:p>
-      <w:pPr>
-        <w:pStyle w:val="Corpodetexto"/>
-      </w:pPr>
-      <w:r>
-        <w:rPr>
-          <w:b/>
-          <w:bCs/>
-        </w:rPr>
-        <w:t>´O Princípio da Equivalência e o Fim da Energia Escura´</w:t>
-      </w:r>
-    </w:p>
-    <w:p>
-      <w:pPr>
-        <w:pStyle w:val="Corpodetexto"/>
-      </w:pPr>
-      <w:r>
-        <w:t>“Faremos uma nova abordagem para um efeito conhecido como”Energia Escura” através de um efeito no campo gravitacional.[1] Em um foguete acelerado, as dimensões do espaço no sentido do movimento, devido à “Contração de Lorentz”, estão em redução contínua. Usando o princípio da equivalência, presumimos que, no campo gravitacional, ocorreria o mesmo. Isso implica no “efeito de energia escura”. Os cálculos mostram que uma contração de 7% a cada bilhão de anos explicaria nossa observação de galáxias em separação acelerada.”(Jan/2017)</w:t>
+          <w:t>https://www.ijera.com/papers/Vol7_issue1/Part-1/C0701011314.pdf</w:t>
+        </w:r>
+      </w:hyperlink>
+    </w:p>
+    <w:p>
+      <w:pPr>
+        <w:pStyle w:val="Corpodetexto"/>
+      </w:pPr>
+      <w:r>
+        <w:rPr>
+          <w:b/>
+          <w:bCs/>
+        </w:rPr>
+        <w:t>´O Campo Gravitacional e a Energia Escura´</w:t>
+      </w:r>
+    </w:p>
+    <w:p>
+      <w:pPr>
+        <w:pStyle w:val="Corpodetexto"/>
+      </w:pPr>
+      <w:r>
+        <w:t>“Escrevo aqui sobre uma nova ideia de cosmologia que busca resolver o problema da energia escura e da matéria escura, eliminando a necessidade de postular sua existência. (Jul/2016)</w:t>
       </w:r>
     </w:p>
     <w:p>
@@ -1279,75 +1665,75 @@
           <w:rPr>
             <w:rStyle w:val="Hyperlink"/>
           </w:rPr>
-          <w:t>https://www.ijera.com/papers/Vol7_issue1/Part-1/C0701011314.pdf</w:t>
-        </w:r>
-      </w:hyperlink>
-    </w:p>
-    <w:p>
-      <w:pPr>
-        <w:pStyle w:val="Corpodetexto"/>
-      </w:pPr>
-      <w:r>
-        <w:rPr>
-          <w:b/>
-          <w:bCs/>
-        </w:rPr>
-        <w:t>´O Campo Gravitacional e a Energia Escura´</w:t>
-      </w:r>
-    </w:p>
-    <w:p>
-      <w:pPr>
-        <w:pStyle w:val="Corpodetexto"/>
-      </w:pPr>
-      <w:r>
-        <w:t>“Escrevo aqui sobre uma nova ideia de cosmologia que busca resolver o problema da energia escura e da matéria escura, eliminando a necessidade de postular sua existência. (Jul/2016)</w:t>
-      </w:r>
-    </w:p>
-    <w:p>
-      <w:pPr>
-        <w:pStyle w:val="Corpodetexto"/>
-      </w:pPr>
+          <w:t>https://www.researchgate.net/publication/357878234_The_Gravitational_Field_and_the_Dark_Energy</w:t>
+        </w:r>
+      </w:hyperlink>
+      <w:r>
+        <w:br/>
+      </w:r>
+      <w:r>
+        <w:br/>
+      </w:r>
       <w:hyperlink r:id="rId42">
         <w:r>
           <w:rPr>
             <w:rStyle w:val="Hyperlink"/>
           </w:rPr>
-          <w:t>https://www.researchgate.net/publication/357878234_The_Gravitational_Field_and_the_Dark_Energy</w:t>
-        </w:r>
-      </w:hyperlink>
-      <w:r>
-        <w:br/>
-      </w:r>
-      <w:r>
-        <w:br/>
-      </w:r>
+          <w:t>https://ijrdo.org/index.php/as/article/view/1311/1238</w:t>
+        </w:r>
+      </w:hyperlink>
+    </w:p>
+    <w:p>
+      <w:pPr>
+        <w:pStyle w:val="Corpodetexto"/>
+      </w:pPr>
+      <w:r>
+        <w:rPr>
+          <w:b/>
+          <w:bCs/>
+        </w:rPr>
+        <w:t>´O Universo, Segundo Jocax´</w:t>
+      </w:r>
+    </w:p>
+    <w:p>
+      <w:pPr>
+        <w:pStyle w:val="Corpodetexto"/>
+      </w:pPr>
+      <w:r>
+        <w:t>“Abordaremos algumas das principais questões sobre nosso Universo, como teorias sobre sua origem, tipos de Universos (Universo Virtual, Universos Paralelos), e questões sobre sua finitude, propósito, eternidade e seu fim.”(Jun/2025)</w:t>
+      </w:r>
+    </w:p>
+    <w:p>
+      <w:pPr>
+        <w:pStyle w:val="Corpodetexto"/>
+      </w:pPr>
       <w:hyperlink r:id="rId43">
         <w:r>
           <w:rPr>
             <w:rStyle w:val="Hyperlink"/>
           </w:rPr>
-          <w:t>https://ijrdo.org/index.php/as/article/view/1311/1238</w:t>
-        </w:r>
-      </w:hyperlink>
-    </w:p>
-    <w:p>
-      <w:pPr>
-        <w:pStyle w:val="Corpodetexto"/>
-      </w:pPr>
-      <w:r>
-        <w:rPr>
-          <w:b/>
-          <w:bCs/>
-        </w:rPr>
-        <w:t>´O Universo, Segundo Jocax´</w:t>
-      </w:r>
-    </w:p>
-    <w:p>
-      <w:pPr>
-        <w:pStyle w:val="Corpodetexto"/>
-      </w:pPr>
-      <w:r>
-        <w:t>“Abordaremos algumas das principais questões sobre nosso Universo, como teorias sobre sua origem, tipos de Universos (Universo Virtual, Universos Paralelos), e questões sobre sua finitude, propósito, eternidade e seu fim.”(Jun/2025)</w:t>
+          <w:t>https://oaskpublishers.com/assets/article-pdf/the-universe-according-to-jocax.pdf</w:t>
+        </w:r>
+      </w:hyperlink>
+    </w:p>
+    <w:p>
+      <w:pPr>
+        <w:pStyle w:val="Corpodetexto"/>
+      </w:pPr>
+      <w:r>
+        <w:rPr>
+          <w:b/>
+          <w:bCs/>
+        </w:rPr>
+        <w:t>´O Trem Jocaxiano´</w:t>
+      </w:r>
+    </w:p>
+    <w:p>
+      <w:pPr>
+        <w:pStyle w:val="Corpodetexto"/>
+      </w:pPr>
+      <w:r>
+        <w:t>“Este artigo apresenta duas situações simples e análogas relacionadas ao clássico experimento mental conhecido como”Trem de Einstein”, que explica a dilatação temporal da teoria da relatividade especial, apontando em seguida uma contradição lógica entre elas.”(2017)</w:t>
       </w:r>
     </w:p>
     <w:p>
@@ -1359,28 +1745,28 @@
           <w:rPr>
             <w:rStyle w:val="Hyperlink"/>
           </w:rPr>
-          <w:t>https://oaskpublishers.com/assets/article-pdf/the-universe-according-to-jocax.pdf</w:t>
-        </w:r>
-      </w:hyperlink>
-    </w:p>
-    <w:p>
-      <w:pPr>
-        <w:pStyle w:val="Corpodetexto"/>
-      </w:pPr>
-      <w:r>
-        <w:rPr>
-          <w:b/>
-          <w:bCs/>
-        </w:rPr>
-        <w:t>´O Trem Jocaxiano´</w:t>
-      </w:r>
-    </w:p>
-    <w:p>
-      <w:pPr>
-        <w:pStyle w:val="Corpodetexto"/>
-      </w:pPr>
-      <w:r>
-        <w:t>“Este artigo apresenta duas situações simples e análogas relacionadas ao clássico experimento mental conhecido como”Trem de Einstein”, que explica a dilatação temporal da teoria da relatividade especial, apontando em seguida uma contradição lógica entre elas.”(2017)</w:t>
+          <w:t>https://www.omicsonline.org/open-access-pdfs/jocaxians-train-2476-2296-1000154.pdf</w:t>
+        </w:r>
+      </w:hyperlink>
+    </w:p>
+    <w:p>
+      <w:pPr>
+        <w:pStyle w:val="Corpodetexto"/>
+      </w:pPr>
+      <w:r>
+        <w:rPr>
+          <w:b/>
+          <w:bCs/>
+        </w:rPr>
+        <w:t>´A Definição Jocaxiana de Tempo´</w:t>
+      </w:r>
+    </w:p>
+    <w:p>
+      <w:pPr>
+        <w:pStyle w:val="Corpodetexto"/>
+      </w:pPr>
+      <w:r>
+        <w:t>“O tempo sempre foi um mistério da filosofia e da física desde seus primórdios. Propomos uma nova definição de tempo que, além de ser objetiva, promove uma melhor compreensão desse conceito tão importante.”(Jan/2023)</w:t>
       </w:r>
     </w:p>
     <w:p>
@@ -1392,28 +1778,20 @@
           <w:rPr>
             <w:rStyle w:val="Hyperlink"/>
           </w:rPr>
-          <w:t>https://www.omicsonline.org/open-access-pdfs/jocaxians-train-2476-2296-1000154.pdf</w:t>
-        </w:r>
-      </w:hyperlink>
-    </w:p>
-    <w:p>
-      <w:pPr>
-        <w:pStyle w:val="Corpodetexto"/>
-      </w:pPr>
-      <w:r>
-        <w:rPr>
-          <w:b/>
-          <w:bCs/>
-        </w:rPr>
-        <w:t>´A Definição Jocaxiana de Tempo´</w:t>
-      </w:r>
-    </w:p>
-    <w:p>
-      <w:pPr>
-        <w:pStyle w:val="Corpodetexto"/>
-      </w:pPr>
-      <w:r>
-        <w:t>“O tempo sempre foi um mistério da filosofia e da física desde seus primórdios. Propomos uma nova definição de tempo que, além de ser objetiva, promove uma melhor compreensão desse conceito tão importante.”(Jan/2023)</w:t>
+          <w:t>https://medcraveonline.com/AAOAJ/AAOAJ-07-00165.pdf</w:t>
+        </w:r>
+      </w:hyperlink>
+    </w:p>
+    <w:p>
+      <w:pPr>
+        <w:pStyle w:val="Corpodetexto"/>
+      </w:pPr>
+      <w:r>
+        <w:rPr>
+          <w:b/>
+          <w:bCs/>
+        </w:rPr>
+        <w:t>´Os Teoremas Jocaxianos´</w:t>
       </w:r>
     </w:p>
     <w:p>
@@ -1425,20 +1803,28 @@
           <w:rPr>
             <w:rStyle w:val="Hyperlink"/>
           </w:rPr>
-          <w:t>https://medcraveonline.com/AAOAJ/AAOAJ-07-00165.pdf</w:t>
-        </w:r>
-      </w:hyperlink>
-    </w:p>
-    <w:p>
-      <w:pPr>
-        <w:pStyle w:val="Corpodetexto"/>
-      </w:pPr>
-      <w:r>
-        <w:rPr>
-          <w:b/>
-          <w:bCs/>
-        </w:rPr>
-        <w:t>´Os Teoremas Jocaxianos´</w:t>
+          <w:t>https://medcraveonline.com/PAIJ/PAIJ-09-00387.pdf</w:t>
+        </w:r>
+      </w:hyperlink>
+    </w:p>
+    <w:p>
+      <w:pPr>
+        <w:pStyle w:val="Corpodetexto"/>
+      </w:pPr>
+      <w:r>
+        <w:rPr>
+          <w:b/>
+          <w:bCs/>
+        </w:rPr>
+        <w:t>(*)´O Nada Jocaxiano´</w:t>
+      </w:r>
+    </w:p>
+    <w:p>
+      <w:pPr>
+        <w:pStyle w:val="Corpodetexto"/>
+      </w:pPr>
+      <w:r>
+        <w:t>“Este artigo explica uma teoria sobre a origem das leis da física e do Universo”</w:t>
       </w:r>
     </w:p>
     <w:p>
@@ -1446,39 +1832,6 @@
         <w:pStyle w:val="Corpodetexto"/>
       </w:pPr>
       <w:hyperlink r:id="rId47">
-        <w:r>
-          <w:rPr>
-            <w:rStyle w:val="Hyperlink"/>
-          </w:rPr>
-          <w:t>https://medcraveonline.com/PAIJ/PAIJ-09-00387.pdf</w:t>
-        </w:r>
-      </w:hyperlink>
-    </w:p>
-    <w:p>
-      <w:pPr>
-        <w:pStyle w:val="Corpodetexto"/>
-      </w:pPr>
-      <w:r>
-        <w:rPr>
-          <w:b/>
-          <w:bCs/>
-        </w:rPr>
-        <w:t>(*)´O Nada Jocaxiano´</w:t>
-      </w:r>
-    </w:p>
-    <w:p>
-      <w:pPr>
-        <w:pStyle w:val="Corpodetexto"/>
-      </w:pPr>
-      <w:r>
-        <w:t>“Este artigo explica uma teoria sobre a origem das leis da física e do Universo”</w:t>
-      </w:r>
-    </w:p>
-    <w:p>
-      <w:pPr>
-        <w:pStyle w:val="Corpodetexto"/>
-      </w:pPr>
-      <w:hyperlink r:id="rId48">
         <w:r>
           <w:rPr>
             <w:rStyle w:val="Hyperlink"/>
@@ -1505,7 +1858,7 @@
         <w:br/>
         <w:t>Texto:</w:t>
       </w:r>
-      <w:hyperlink r:id="rId49">
+      <w:hyperlink r:id="rId48">
         <w:r>
           <w:rPr>
             <w:rStyle w:val="Hyperlink"/>
@@ -1517,7 +1870,7 @@
         <w:br/>
         <w:t>Vid1:</w:t>
       </w:r>
-      <w:hyperlink r:id="rId50">
+      <w:hyperlink r:id="rId49">
         <w:r>
           <w:rPr>
             <w:rStyle w:val="Hyperlink"/>
@@ -1529,31 +1882,31 @@
         <w:br/>
         <w:t>Vid2:</w:t>
       </w:r>
+      <w:hyperlink r:id="rId50">
+        <w:r>
+          <w:rPr>
+            <w:rStyle w:val="Hyperlink"/>
+          </w:rPr>
+          <w:t>https://www.youtube.com/watch?v=PVpjV6EHWtk</w:t>
+        </w:r>
+      </w:hyperlink>
+    </w:p>
+    <w:p>
+      <w:pPr>
+        <w:pStyle w:val="Corpodetexto"/>
+      </w:pPr>
+      <w:r>
+        <w:t>O Nada Jocaxiano em Português:</w:t>
+      </w:r>
+    </w:p>
+    <w:p>
+      <w:pPr>
+        <w:pStyle w:val="Corpodetexto"/>
+      </w:pPr>
+      <w:r>
+        <w:t>Texto:</w:t>
+      </w:r>
       <w:hyperlink r:id="rId51">
-        <w:r>
-          <w:rPr>
-            <w:rStyle w:val="Hyperlink"/>
-          </w:rPr>
-          <w:t>https://www.youtube.com/watch?v=PVpjV6EHWtk</w:t>
-        </w:r>
-      </w:hyperlink>
-    </w:p>
-    <w:p>
-      <w:pPr>
-        <w:pStyle w:val="Corpodetexto"/>
-      </w:pPr>
-      <w:r>
-        <w:t>O Nada Jocaxiano em Português:</w:t>
-      </w:r>
-    </w:p>
-    <w:p>
-      <w:pPr>
-        <w:pStyle w:val="Corpodetexto"/>
-      </w:pPr>
-      <w:r>
-        <w:t>Texto:</w:t>
-      </w:r>
-      <w:hyperlink r:id="rId52">
         <w:r>
           <w:rPr>
             <w:rStyle w:val="Hyperlink"/>
@@ -1565,7 +1918,7 @@
         <w:br/>
         <w:t>VID1:</w:t>
       </w:r>
-      <w:hyperlink r:id="rId53">
+      <w:hyperlink r:id="rId52">
         <w:r>
           <w:rPr>
             <w:rStyle w:val="Hyperlink"/>
@@ -1577,7 +1930,7 @@
         <w:br/>
         <w:t>VID2:</w:t>
       </w:r>
-      <w:hyperlink r:id="rId54">
+      <w:hyperlink r:id="rId53">
         <w:r>
           <w:rPr>
             <w:rStyle w:val="Hyperlink"/>
@@ -1624,130 +1977,130 @@
       <w:r>
         <w:br/>
       </w:r>
+      <w:hyperlink r:id="rId54">
+        <w:r>
+          <w:rPr>
+            <w:rStyle w:val="Hyperlink"/>
+          </w:rPr>
+          <w:t>https://jocaxx.github.io/DUniverse/Abstract/Pub_Abstract.pdf</w:t>
+        </w:r>
+      </w:hyperlink>
+    </w:p>
+    <w:p>
+      <w:pPr>
+        <w:pStyle w:val="Corpodetexto"/>
+      </w:pPr>
+      <w:r>
+        <w:rPr>
+          <w:b/>
+          <w:bCs/>
+        </w:rPr>
+        <w:t>D.U.T. mais antigo</w:t>
+      </w:r>
+      <w:r>
+        <w:t>:</w:t>
+      </w:r>
+    </w:p>
+    <w:p>
+      <w:pPr>
+        <w:pStyle w:val="Corpodetexto"/>
+      </w:pPr>
+      <w:r>
+        <w:t>O FIM DA ENERGIA ESCURA</w:t>
+      </w:r>
+    </w:p>
+    <w:p>
+      <w:pPr>
+        <w:pStyle w:val="Corpodetexto"/>
+      </w:pPr>
+      <w:r>
+        <w:t>Lista do Fórum | Respostas | Postar Mensagem | Voltar aos Tópicos do Fórum</w:t>
+      </w:r>
+    </w:p>
+    <w:p>
+      <w:pPr>
+        <w:pStyle w:val="Corpodetexto"/>
+      </w:pPr>
+      <w:r>
+        <w:t xml:space="preserve">Postado por Joao Carlos Holland De Barcellos em </w:t>
+      </w:r>
+      <w:r>
+        <w:rPr>
+          <w:b/>
+          <w:bCs/>
+        </w:rPr>
+        <w:t>19 de junho de 2011</w:t>
+      </w:r>
+      <w:r>
+        <w:t>, 19:09:36 UTC</w:t>
+      </w:r>
+    </w:p>
+    <w:p>
+      <w:pPr>
+        <w:pStyle w:val="Corpodetexto"/>
+      </w:pPr>
       <w:hyperlink r:id="rId55">
         <w:r>
           <w:rPr>
             <w:rStyle w:val="Hyperlink"/>
           </w:rPr>
-          <w:t>https://jocaxx.github.io/DUniverse/Abstract/Pub_Abstract.pdf</w:t>
-        </w:r>
-      </w:hyperlink>
-    </w:p>
-    <w:p>
-      <w:pPr>
-        <w:pStyle w:val="Corpodetexto"/>
-      </w:pPr>
-      <w:r>
-        <w:rPr>
-          <w:b/>
-          <w:bCs/>
-        </w:rPr>
-        <w:t>D.U.T. mais antigo</w:t>
-      </w:r>
-      <w:r>
-        <w:t>:</w:t>
-      </w:r>
-    </w:p>
-    <w:p>
-      <w:pPr>
-        <w:pStyle w:val="Corpodetexto"/>
-      </w:pPr>
-      <w:r>
-        <w:t>O FIM DA ENERGIA ESCURA</w:t>
-      </w:r>
-    </w:p>
-    <w:p>
-      <w:pPr>
-        <w:pStyle w:val="Corpodetexto"/>
-      </w:pPr>
-      <w:r>
-        <w:t>Lista do Fórum | Respostas | Postar Mensagem | Voltar aos Tópicos do Fórum</w:t>
-      </w:r>
-    </w:p>
-    <w:p>
-      <w:pPr>
-        <w:pStyle w:val="Corpodetexto"/>
-      </w:pPr>
-      <w:r>
-        <w:t xml:space="preserve">Postado por Joao Carlos Holland De Barcellos em </w:t>
-      </w:r>
-      <w:r>
-        <w:rPr>
-          <w:b/>
-          <w:bCs/>
-        </w:rPr>
-        <w:t>19 de junho de 2011</w:t>
-      </w:r>
-      <w:r>
-        <w:t>, 19:09:36 UTC</w:t>
-      </w:r>
-    </w:p>
-    <w:p>
-      <w:pPr>
-        <w:pStyle w:val="Corpodetexto"/>
-      </w:pPr>
+          <w:t>http://www.astronomy.net/forums/general/messages/4886.shtml</w:t>
+        </w:r>
+      </w:hyperlink>
+    </w:p>
+    <w:p>
+      <w:pPr>
+        <w:pStyle w:val="Corpodetexto"/>
+      </w:pPr>
+      <w:r>
+        <w:t>SCRIBD:</w:t>
+      </w:r>
+      <w:r>
+        <w:br/>
+      </w:r>
       <w:hyperlink r:id="rId56">
         <w:r>
           <w:rPr>
             <w:rStyle w:val="Hyperlink"/>
           </w:rPr>
-          <w:t>http://www.astronomy.net/forums/general/messages/4886.shtml</w:t>
-        </w:r>
-      </w:hyperlink>
-    </w:p>
-    <w:p>
-      <w:pPr>
-        <w:pStyle w:val="Corpodetexto"/>
-      </w:pPr>
-      <w:r>
-        <w:t>SCRIBD:</w:t>
-      </w:r>
-      <w:r>
-        <w:br/>
+          <w:t>https://pt.scribd.com/document/53743944/Universo-Diminuinte-Eng</w:t>
+        </w:r>
+      </w:hyperlink>
+    </w:p>
+    <w:p>
+      <w:pPr>
+        <w:pStyle w:val="Corpodetexto"/>
+      </w:pPr>
+      <w:r>
+        <w:t xml:space="preserve">(Todos os arquivos: </w:t>
       </w:r>
       <w:hyperlink r:id="rId57">
         <w:r>
           <w:rPr>
             <w:rStyle w:val="Hyperlink"/>
           </w:rPr>
-          <w:t>https://pt.scribd.com/document/53743944/Universo-Diminuinte-Eng</w:t>
-        </w:r>
-      </w:hyperlink>
-    </w:p>
-    <w:p>
-      <w:pPr>
-        <w:pStyle w:val="Corpodetexto"/>
-      </w:pPr>
-      <w:r>
-        <w:t xml:space="preserve">(Todos os arquivos: </w:t>
+          <w:t>https://jocaxx.github.io/DUniverse/Todos/Lista_Pdf.html</w:t>
+        </w:r>
+      </w:hyperlink>
+      <w:r>
+        <w:t xml:space="preserve"> )</w:t>
+      </w:r>
+    </w:p>
+    <w:p>
+      <w:pPr>
+        <w:pStyle w:val="Corpodetexto"/>
+      </w:pPr>
+      <w:r>
+        <w:rPr>
+          <w:b/>
+          <w:bCs/>
+        </w:rPr>
+        <w:t>e-mail:</w:t>
+      </w:r>
+      <w:r>
+        <w:t xml:space="preserve"> </w:t>
       </w:r>
       <w:hyperlink r:id="rId58">
-        <w:r>
-          <w:rPr>
-            <w:rStyle w:val="Hyperlink"/>
-          </w:rPr>
-          <w:t>https://jocaxx.github.io/DUniverse/Todos/Lista_Pdf.html</w:t>
-        </w:r>
-      </w:hyperlink>
-      <w:r>
-        <w:t xml:space="preserve"> )</w:t>
-      </w:r>
-    </w:p>
-    <w:p>
-      <w:pPr>
-        <w:pStyle w:val="Corpodetexto"/>
-      </w:pPr>
-      <w:r>
-        <w:rPr>
-          <w:b/>
-          <w:bCs/>
-        </w:rPr>
-        <w:t>e-mail:</w:t>
-      </w:r>
-      <w:r>
-        <w:t xml:space="preserve"> </w:t>
-      </w:r>
-      <w:hyperlink r:id="rId59">
         <w:r>
           <w:rPr>
             <w:rStyle w:val="Hyperlink"/>
@@ -2930,6 +3283,15 @@
     <w:rPr>
       <w:color w:val="605E5C"/>
       <w:shd w:val="clear" w:color="auto" w:fill="E1DFDD"/>
+    </w:rPr>
+  </w:style>
+  <w:style w:type="character" w:styleId="HiperlinkVisitado">
+    <w:name w:val="FollowedHyperlink"/>
+    <w:basedOn w:val="Fontepargpadro"/>
+    <w:rsid w:val="002541E8"/>
+    <w:rPr>
+      <w:color w:val="800080" w:themeColor="followedHyperlink"/>
+      <w:u w:val="single"/>
     </w:rPr>
   </w:style>
 </w:styles>

--- a/Articles_POR.docx
+++ b/Articles_POR.docx
@@ -277,12 +277,8 @@
       </w:r>
       <w:r>
         <w:br/>
-      </w:r>
-      <w:proofErr w:type="spellStart"/>
-      <w:r>
         <w:t>Português</w:t>
       </w:r>
-      <w:proofErr w:type="spellEnd"/>
       <w:r>
         <w:br/>
         <w:t>VID1:</w:t>
@@ -513,23 +509,13 @@
           <w:color w:val="17365D" w:themeColor="text2" w:themeShade="BF"/>
         </w:rPr>
       </w:pPr>
-      <w:proofErr w:type="spellStart"/>
-      <w:r>
-        <w:rPr>
-          <w:b/>
-          <w:bCs/>
-          <w:color w:val="17365D" w:themeColor="text2" w:themeShade="BF"/>
-        </w:rPr>
-        <w:t>Resumo</w:t>
-      </w:r>
-      <w:proofErr w:type="spellEnd"/>
-      <w:r>
-        <w:rPr>
-          <w:b/>
-          <w:bCs/>
-          <w:color w:val="17365D" w:themeColor="text2" w:themeShade="BF"/>
-        </w:rPr>
-        <w:t xml:space="preserve"> da “Teoria do Universo Decrescente”</w:t>
+      <w:r>
+        <w:rPr>
+          <w:b/>
+          <w:bCs/>
+          <w:color w:val="17365D" w:themeColor="text2" w:themeShade="BF"/>
+        </w:rPr>
+        <w:t>Resumo da “Teoria do Universo Decrescente”</w:t>
       </w:r>
     </w:p>
     <w:p>
@@ -541,15 +527,7 @@
       </w:r>
       <w:r>
         <w:br/>
-        <w:t xml:space="preserve"> A aparente expansão acelerada do universo, sem a necessidade de energia escura. ● As velocidades orbitais anômalas das estrelas nas galáxias, sem invocar matéria escura. “(</w:t>
-      </w:r>
-      <w:proofErr w:type="spellStart"/>
-      <w:r>
-        <w:t>Julho</w:t>
-      </w:r>
-      <w:proofErr w:type="spellEnd"/>
-      <w:r>
-        <w:t>/2026)</w:t>
+        <w:t xml:space="preserve"> A aparente expansão acelerada do universo, sem a necessidade de energia escura. ● As velocidades orbitais anômalas das estrelas nas galáxias, sem invocar matéria escura. “(Julho/2026)</w:t>
       </w:r>
     </w:p>
     <w:p>
@@ -780,61 +758,7 @@
           <w:bCs/>
           <w:color w:val="17365D" w:themeColor="text2" w:themeShade="BF"/>
         </w:rPr>
-        <w:t xml:space="preserve">DUT FAQ: </w:t>
-      </w:r>
-      <w:proofErr w:type="spellStart"/>
-      <w:r>
-        <w:rPr>
-          <w:b/>
-          <w:bCs/>
-          <w:color w:val="17365D" w:themeColor="text2" w:themeShade="BF"/>
-        </w:rPr>
-        <w:t>Perguntas</w:t>
-      </w:r>
-      <w:proofErr w:type="spellEnd"/>
-      <w:r>
-        <w:rPr>
-          <w:b/>
-          <w:bCs/>
-          <w:color w:val="17365D" w:themeColor="text2" w:themeShade="BF"/>
-        </w:rPr>
-        <w:t xml:space="preserve"> </w:t>
-      </w:r>
-      <w:proofErr w:type="spellStart"/>
-      <w:r>
-        <w:rPr>
-          <w:b/>
-          <w:bCs/>
-          <w:color w:val="17365D" w:themeColor="text2" w:themeShade="BF"/>
-        </w:rPr>
-        <w:t>Frequentes</w:t>
-      </w:r>
-      <w:proofErr w:type="spellEnd"/>
-      <w:r>
-        <w:rPr>
-          <w:b/>
-          <w:bCs/>
-          <w:color w:val="17365D" w:themeColor="text2" w:themeShade="BF"/>
-        </w:rPr>
-        <w:t xml:space="preserve"> </w:t>
-      </w:r>
-      <w:proofErr w:type="spellStart"/>
-      <w:r>
-        <w:rPr>
-          <w:b/>
-          <w:bCs/>
-          <w:color w:val="17365D" w:themeColor="text2" w:themeShade="BF"/>
-        </w:rPr>
-        <w:t>sobre</w:t>
-      </w:r>
-      <w:proofErr w:type="spellEnd"/>
-      <w:r>
-        <w:rPr>
-          <w:b/>
-          <w:bCs/>
-          <w:color w:val="17365D" w:themeColor="text2" w:themeShade="BF"/>
-        </w:rPr>
-        <w:t xml:space="preserve"> a “Teoria do Universo Decrescente”</w:t>
+        <w:t>DUT FAQ: Perguntas Frequentes sobre a “Teoria do Universo Decrescente”</w:t>
       </w:r>
     </w:p>
     <w:p>
@@ -1006,55 +930,7 @@
           <w:b/>
           <w:bCs/>
         </w:rPr>
-        <w:t xml:space="preserve">A </w:t>
-      </w:r>
-      <w:proofErr w:type="spellStart"/>
-      <w:r>
-        <w:rPr>
-          <w:b/>
-          <w:bCs/>
-        </w:rPr>
-        <w:t>Idade</w:t>
-      </w:r>
-      <w:proofErr w:type="spellEnd"/>
-      <w:r>
-        <w:rPr>
-          <w:b/>
-          <w:bCs/>
-        </w:rPr>
-        <w:t xml:space="preserve"> das </w:t>
-      </w:r>
-      <w:proofErr w:type="spellStart"/>
-      <w:r>
-        <w:rPr>
-          <w:b/>
-          <w:bCs/>
-        </w:rPr>
-        <w:t>Galáxias</w:t>
-      </w:r>
-      <w:proofErr w:type="spellEnd"/>
-      <w:r>
-        <w:rPr>
-          <w:b/>
-          <w:bCs/>
-        </w:rPr>
-        <w:t xml:space="preserve"> </w:t>
-      </w:r>
-      <w:proofErr w:type="spellStart"/>
-      <w:r>
-        <w:rPr>
-          <w:b/>
-          <w:bCs/>
-        </w:rPr>
-        <w:t>como</w:t>
-      </w:r>
-      <w:proofErr w:type="spellEnd"/>
-      <w:r>
-        <w:rPr>
-          <w:b/>
-          <w:bCs/>
-        </w:rPr>
-        <w:t xml:space="preserve"> Fator Determinante do Redshift: Uma Análise sob a Perspectiva da Teoria do Universo Decrescente</w:t>
+        <w:t>A Idade das Galáxias como Fator Determinante do Redshift: Uma Análise sob a Perspectiva da Teoria do Universo Decrescente</w:t>
       </w:r>
     </w:p>
     <w:p>
@@ -1123,25 +999,7 @@
           <w:bCs/>
           <w:color w:val="17365D" w:themeColor="text2" w:themeShade="BF"/>
         </w:rPr>
-        <w:t xml:space="preserve">O </w:t>
-      </w:r>
-      <w:proofErr w:type="spellStart"/>
-      <w:r>
-        <w:rPr>
-          <w:b/>
-          <w:bCs/>
-          <w:color w:val="17365D" w:themeColor="text2" w:themeShade="BF"/>
-        </w:rPr>
-        <w:t>modelo</w:t>
-      </w:r>
-      <w:proofErr w:type="spellEnd"/>
-      <w:r>
-        <w:rPr>
-          <w:b/>
-          <w:bCs/>
-          <w:color w:val="17365D" w:themeColor="text2" w:themeShade="BF"/>
-        </w:rPr>
-        <w:t xml:space="preserve"> do “Universo Decrescente”: uma perspectiva alternativa à expansão acelerada</w:t>
+        <w:t>O modelo do “Universo Decrescente”: uma perspectiva alternativa à expansão acelerada</w:t>
       </w:r>
       <w:r>
         <w:rPr>
@@ -1217,43 +1075,7 @@
           <w:bCs/>
           <w:color w:val="17365D" w:themeColor="text2" w:themeShade="BF"/>
         </w:rPr>
-        <w:t xml:space="preserve">(*)´Universo </w:t>
-      </w:r>
-      <w:proofErr w:type="spellStart"/>
-      <w:r>
-        <w:rPr>
-          <w:b/>
-          <w:bCs/>
-          <w:color w:val="17365D" w:themeColor="text2" w:themeShade="BF"/>
-        </w:rPr>
-        <w:t>Decrescente</w:t>
-      </w:r>
-      <w:proofErr w:type="spellEnd"/>
-      <w:r>
-        <w:rPr>
-          <w:b/>
-          <w:bCs/>
-          <w:color w:val="17365D" w:themeColor="text2" w:themeShade="BF"/>
-        </w:rPr>
-        <w:t xml:space="preserve">: O </w:t>
-      </w:r>
-      <w:proofErr w:type="spellStart"/>
-      <w:r>
-        <w:rPr>
-          <w:b/>
-          <w:bCs/>
-          <w:color w:val="17365D" w:themeColor="text2" w:themeShade="BF"/>
-        </w:rPr>
-        <w:t>Efeito</w:t>
-      </w:r>
-      <w:proofErr w:type="spellEnd"/>
-      <w:r>
-        <w:rPr>
-          <w:b/>
-          <w:bCs/>
-          <w:color w:val="17365D" w:themeColor="text2" w:themeShade="BF"/>
-        </w:rPr>
-        <w:t xml:space="preserve"> da ‘Matéria Escura’´</w:t>
+        <w:t>(*)´Universo Decrescente: O Efeito da ‘Matéria Escura’´</w:t>
       </w:r>
     </w:p>
     <w:p>
@@ -1321,25 +1143,7 @@
           <w:bCs/>
           <w:color w:val="17365D" w:themeColor="text2" w:themeShade="BF"/>
         </w:rPr>
-        <w:t xml:space="preserve">´Universo </w:t>
-      </w:r>
-      <w:proofErr w:type="spellStart"/>
-      <w:r>
-        <w:rPr>
-          <w:b/>
-          <w:bCs/>
-          <w:color w:val="17365D" w:themeColor="text2" w:themeShade="BF"/>
-        </w:rPr>
-        <w:t>Decrescente</w:t>
-      </w:r>
-      <w:proofErr w:type="spellEnd"/>
-      <w:r>
-        <w:rPr>
-          <w:b/>
-          <w:bCs/>
-          <w:color w:val="17365D" w:themeColor="text2" w:themeShade="BF"/>
-        </w:rPr>
-        <w:t>: A CMB e a Idade do Universo´</w:t>
+        <w:t>´Universo Decrescente: A CMB e a Idade do Universo´</w:t>
       </w:r>
     </w:p>
     <w:p>
@@ -1399,43 +1203,7 @@
           <w:bCs/>
           <w:color w:val="17365D" w:themeColor="text2" w:themeShade="BF"/>
         </w:rPr>
-        <w:t xml:space="preserve">(*)´Universo </w:t>
-      </w:r>
-      <w:proofErr w:type="spellStart"/>
-      <w:r>
-        <w:rPr>
-          <w:b/>
-          <w:bCs/>
-          <w:color w:val="17365D" w:themeColor="text2" w:themeShade="BF"/>
-        </w:rPr>
-        <w:t>decrescente</w:t>
-      </w:r>
-      <w:proofErr w:type="spellEnd"/>
-      <w:r>
-        <w:rPr>
-          <w:b/>
-          <w:bCs/>
-          <w:color w:val="17365D" w:themeColor="text2" w:themeShade="BF"/>
-        </w:rPr>
-        <w:t xml:space="preserve">: a </w:t>
-      </w:r>
-      <w:proofErr w:type="spellStart"/>
-      <w:r>
-        <w:rPr>
-          <w:b/>
-          <w:bCs/>
-          <w:color w:val="17365D" w:themeColor="text2" w:themeShade="BF"/>
-        </w:rPr>
-        <w:t>distância</w:t>
-      </w:r>
-      <w:proofErr w:type="spellEnd"/>
-      <w:r>
-        <w:rPr>
-          <w:b/>
-          <w:bCs/>
-          <w:color w:val="17365D" w:themeColor="text2" w:themeShade="BF"/>
-        </w:rPr>
-        <w:t xml:space="preserve"> em função do redshift (novo)´</w:t>
+        <w:t>(*)´Universo decrescente: a distância em função do redshift (novo)´</w:t>
       </w:r>
     </w:p>
     <w:p>
@@ -1499,25 +1267,7 @@
           <w:bCs/>
           <w:color w:val="17365D" w:themeColor="text2" w:themeShade="BF"/>
         </w:rPr>
-        <w:t>(*)´</w:t>
-      </w:r>
-      <w:proofErr w:type="spellStart"/>
-      <w:r>
-        <w:rPr>
-          <w:b/>
-          <w:bCs/>
-          <w:color w:val="17365D" w:themeColor="text2" w:themeShade="BF"/>
-        </w:rPr>
-        <w:t>Derivação</w:t>
-      </w:r>
-      <w:proofErr w:type="spellEnd"/>
-      <w:r>
-        <w:rPr>
-          <w:b/>
-          <w:bCs/>
-          <w:color w:val="17365D" w:themeColor="text2" w:themeShade="BF"/>
-        </w:rPr>
-        <w:t xml:space="preserve"> da Lei de Hubble e sua relação com a energia escura e a matéria escura´</w:t>
+        <w:t>(*)´Derivação da Lei de Hubble e sua relação com a energia escura e a matéria escura´</w:t>
       </w:r>
     </w:p>
     <w:p>
@@ -1573,11 +1323,15 @@
     <w:p>
       <w:pPr>
         <w:pStyle w:val="Corpodetexto"/>
-      </w:pPr>
-      <w:r>
-        <w:rPr>
-          <w:b/>
-          <w:bCs/>
+        <w:rPr>
+          <w:color w:val="17365D" w:themeColor="text2" w:themeShade="BF"/>
+        </w:rPr>
+      </w:pPr>
+      <w:r>
+        <w:rPr>
+          <w:b/>
+          <w:bCs/>
+          <w:color w:val="17365D" w:themeColor="text2" w:themeShade="BF"/>
         </w:rPr>
         <w:t>Derivação da Lei de Hubble e o Fim dos Elementos Escuros</w:t>
       </w:r>
@@ -1593,6 +1347,9 @@
     <w:p>
       <w:pPr>
         <w:pStyle w:val="Corpodetexto"/>
+        <w:pBdr>
+          <w:bottom w:val="single" w:sz="6" w:space="1" w:color="auto"/>
+        </w:pBdr>
       </w:pPr>
       <w:hyperlink r:id="rId39">
         <w:r>
@@ -1606,11 +1363,23 @@
     <w:p>
       <w:pPr>
         <w:pStyle w:val="Corpodetexto"/>
-      </w:pPr>
-      <w:r>
-        <w:rPr>
-          <w:b/>
-          <w:bCs/>
+        <w:pBdr>
+          <w:bottom w:val="single" w:sz="6" w:space="1" w:color="auto"/>
+        </w:pBdr>
+      </w:pPr>
+    </w:p>
+    <w:p>
+      <w:pPr>
+        <w:pStyle w:val="Corpodetexto"/>
+        <w:rPr>
+          <w:color w:val="17365D" w:themeColor="text2" w:themeShade="BF"/>
+        </w:rPr>
+      </w:pPr>
+      <w:r>
+        <w:rPr>
+          <w:b/>
+          <w:bCs/>
+          <w:color w:val="17365D" w:themeColor="text2" w:themeShade="BF"/>
         </w:rPr>
         <w:t>´O Princípio da Equivalência e o Fim da Energia Escura´</w:t>
       </w:r>
@@ -1626,6 +1395,9 @@
     <w:p>
       <w:pPr>
         <w:pStyle w:val="Corpodetexto"/>
+        <w:pBdr>
+          <w:bottom w:val="single" w:sz="6" w:space="1" w:color="auto"/>
+        </w:pBdr>
       </w:pPr>
       <w:hyperlink r:id="rId40">
         <w:r>
@@ -1639,11 +1411,28 @@
     <w:p>
       <w:pPr>
         <w:pStyle w:val="Corpodetexto"/>
-      </w:pPr>
-      <w:r>
-        <w:rPr>
-          <w:b/>
-          <w:bCs/>
+        <w:pBdr>
+          <w:bottom w:val="single" w:sz="6" w:space="1" w:color="auto"/>
+        </w:pBdr>
+      </w:pPr>
+    </w:p>
+    <w:p>
+      <w:pPr>
+        <w:pStyle w:val="Corpodetexto"/>
+      </w:pPr>
+    </w:p>
+    <w:p>
+      <w:pPr>
+        <w:pStyle w:val="Corpodetexto"/>
+        <w:rPr>
+          <w:color w:val="17365D" w:themeColor="text2" w:themeShade="BF"/>
+        </w:rPr>
+      </w:pPr>
+      <w:r>
+        <w:rPr>
+          <w:b/>
+          <w:bCs/>
+          <w:color w:val="17365D" w:themeColor="text2" w:themeShade="BF"/>
         </w:rPr>
         <w:t>´O Campo Gravitacional e a Energia Escura´</w:t>
       </w:r>
@@ -1659,6 +1448,9 @@
     <w:p>
       <w:pPr>
         <w:pStyle w:val="Corpodetexto"/>
+        <w:pBdr>
+          <w:bottom w:val="single" w:sz="6" w:space="1" w:color="auto"/>
+        </w:pBdr>
       </w:pPr>
       <w:hyperlink r:id="rId41">
         <w:r>
@@ -1686,6 +1478,19 @@
     <w:p>
       <w:pPr>
         <w:pStyle w:val="Corpodetexto"/>
+        <w:pBdr>
+          <w:bottom w:val="single" w:sz="6" w:space="1" w:color="auto"/>
+        </w:pBdr>
+      </w:pPr>
+    </w:p>
+    <w:p>
+      <w:pPr>
+        <w:pStyle w:val="Corpodetexto"/>
+      </w:pPr>
+    </w:p>
+    <w:p>
+      <w:pPr>
+        <w:pStyle w:val="Corpodetexto"/>
       </w:pPr>
       <w:r>
         <w:rPr>
@@ -1706,20 +1511,38 @@
     <w:p>
       <w:pPr>
         <w:pStyle w:val="Corpodetexto"/>
-      </w:pPr>
-      <w:hyperlink r:id="rId43">
-        <w:r>
-          <w:rPr>
-            <w:rStyle w:val="Hyperlink"/>
-          </w:rPr>
-          <w:t>https://oaskpublishers.com/assets/article-pdf/the-universe-according-to-jocax.pdf</w:t>
-        </w:r>
-      </w:hyperlink>
-    </w:p>
-    <w:p>
-      <w:pPr>
-        <w:pStyle w:val="Corpodetexto"/>
-      </w:pPr>
+        <w:pBdr>
+          <w:bottom w:val="single" w:sz="6" w:space="1" w:color="auto"/>
+        </w:pBdr>
+      </w:pPr>
+      <w:hyperlink r:id="rId43" w:history="1">
+        <w:r>
+          <w:rPr>
+            <w:rStyle w:val="Hyperlink"/>
+          </w:rPr>
+          <w:t>https://www.recantodasletras.com.br/artigos-de-ciencia-e-tecnologia/7916608</w:t>
+        </w:r>
+      </w:hyperlink>
+    </w:p>
+    <w:p>
+      <w:pPr>
+        <w:pStyle w:val="Corpodetexto"/>
+        <w:pBdr>
+          <w:bottom w:val="single" w:sz="6" w:space="1" w:color="auto"/>
+        </w:pBdr>
+      </w:pPr>
+    </w:p>
+    <w:p>
+      <w:pPr>
+        <w:pStyle w:val="Corpodetexto"/>
+      </w:pPr>
+      <w:r>
+        <w:rPr>
+          <w:b/>
+          <w:bCs/>
+        </w:rPr>
+        <w:br/>
+      </w:r>
       <w:r>
         <w:rPr>
           <w:b/>
@@ -1739,20 +1562,46 @@
     <w:p>
       <w:pPr>
         <w:pStyle w:val="Corpodetexto"/>
-      </w:pPr>
-      <w:hyperlink r:id="rId44">
-        <w:r>
-          <w:rPr>
-            <w:rStyle w:val="Hyperlink"/>
-          </w:rPr>
-          <w:t>https://www.omicsonline.org/open-access-pdfs/jocaxians-train-2476-2296-1000154.pdf</w:t>
-        </w:r>
-      </w:hyperlink>
-    </w:p>
-    <w:p>
-      <w:pPr>
-        <w:pStyle w:val="Corpodetexto"/>
-      </w:pPr>
+        <w:pBdr>
+          <w:bottom w:val="single" w:sz="6" w:space="1" w:color="auto"/>
+        </w:pBdr>
+      </w:pPr>
+      <w:hyperlink r:id="rId44" w:history="1">
+        <w:r>
+          <w:rPr>
+            <w:rStyle w:val="Hyperlink"/>
+          </w:rPr>
+          <w:t>https://jocaxx.github.io/DUniverse/PORT/</w:t>
+        </w:r>
+        <w:r>
+          <w:rPr>
+            <w:rStyle w:val="Hyperlink"/>
+          </w:rPr>
+          <w:t>Trem_Jocaxiano</w:t>
+        </w:r>
+        <w:r>
+          <w:rPr>
+            <w:rStyle w:val="Hyperlink"/>
+          </w:rPr>
+          <w:t>.pdf</w:t>
+        </w:r>
+      </w:hyperlink>
+    </w:p>
+    <w:p>
+      <w:pPr>
+        <w:pStyle w:val="Corpodetexto"/>
+        <w:pBdr>
+          <w:bottom w:val="single" w:sz="6" w:space="1" w:color="auto"/>
+        </w:pBdr>
+      </w:pPr>
+    </w:p>
+    <w:p>
+      <w:pPr>
+        <w:pStyle w:val="Corpodetexto"/>
+      </w:pPr>
+      <w:r>
+        <w:br/>
+      </w:r>
       <w:r>
         <w:rPr>
           <w:b/>
@@ -1772,15 +1621,38 @@
     <w:p>
       <w:pPr>
         <w:pStyle w:val="Corpodetexto"/>
-      </w:pPr>
-      <w:hyperlink r:id="rId45">
-        <w:r>
-          <w:rPr>
-            <w:rStyle w:val="Hyperlink"/>
-          </w:rPr>
-          <w:t>https://medcraveonline.com/AAOAJ/AAOAJ-07-00165.pdf</w:t>
-        </w:r>
-      </w:hyperlink>
+        <w:pBdr>
+          <w:bottom w:val="single" w:sz="6" w:space="1" w:color="auto"/>
+        </w:pBdr>
+      </w:pPr>
+      <w:hyperlink r:id="rId45" w:history="1">
+        <w:r>
+          <w:rPr>
+            <w:rStyle w:val="Hyperlink"/>
+          </w:rPr>
+          <w:t>https://jocaxx.github.io/DUniverse/PORT/</w:t>
+        </w:r>
+        <w:r>
+          <w:rPr>
+            <w:rStyle w:val="Hyperlink"/>
+          </w:rPr>
+          <w:t>O_Tempo_Segundo_Jocax</w:t>
+        </w:r>
+        <w:r>
+          <w:rPr>
+            <w:rStyle w:val="Hyperlink"/>
+          </w:rPr>
+          <w:t>.pdf</w:t>
+        </w:r>
+      </w:hyperlink>
+    </w:p>
+    <w:p>
+      <w:pPr>
+        <w:pStyle w:val="Corpodetexto"/>
+        <w:pBdr>
+          <w:bottom w:val="single" w:sz="6" w:space="1" w:color="auto"/>
+        </w:pBdr>
+      </w:pPr>
     </w:p>
     <w:p>
       <w:pPr>
@@ -1797,15 +1669,38 @@
     <w:p>
       <w:pPr>
         <w:pStyle w:val="Corpodetexto"/>
-      </w:pPr>
-      <w:hyperlink r:id="rId46">
-        <w:r>
-          <w:rPr>
-            <w:rStyle w:val="Hyperlink"/>
-          </w:rPr>
-          <w:t>https://medcraveonline.com/PAIJ/PAIJ-09-00387.pdf</w:t>
-        </w:r>
-      </w:hyperlink>
+        <w:pBdr>
+          <w:bottom w:val="single" w:sz="6" w:space="1" w:color="auto"/>
+        </w:pBdr>
+      </w:pPr>
+      <w:hyperlink r:id="rId46" w:history="1">
+        <w:r>
+          <w:rPr>
+            <w:rStyle w:val="Hyperlink"/>
+          </w:rPr>
+          <w:t>https://jocaxx.github.io/DUniverse/PORT/</w:t>
+        </w:r>
+        <w:r>
+          <w:rPr>
+            <w:rStyle w:val="Hyperlink"/>
+          </w:rPr>
+          <w:t>Teoremas_Jocaxianos</w:t>
+        </w:r>
+        <w:r>
+          <w:rPr>
+            <w:rStyle w:val="Hyperlink"/>
+          </w:rPr>
+          <w:t>.pdf</w:t>
+        </w:r>
+      </w:hyperlink>
+    </w:p>
+    <w:p>
+      <w:pPr>
+        <w:pStyle w:val="Corpodetexto"/>
+        <w:pBdr>
+          <w:bottom w:val="single" w:sz="6" w:space="1" w:color="auto"/>
+        </w:pBdr>
+      </w:pPr>
     </w:p>
     <w:p>
       <w:pPr>
@@ -1830,83 +1725,55 @@
     <w:p>
       <w:pPr>
         <w:pStyle w:val="Corpodetexto"/>
-      </w:pPr>
-      <w:hyperlink r:id="rId47">
-        <w:r>
-          <w:rPr>
-            <w:rStyle w:val="Hyperlink"/>
-          </w:rPr>
-          <w:t>https://medcraveonline.com/AAOAJ/AAOAJ-08-00211.pdf</w:t>
-        </w:r>
-      </w:hyperlink>
-      <w:r>
-        <w:br/>
-      </w:r>
-      <w:r>
-        <w:br/>
-        <w:t>Vídeos sobre o Nada Jocaxiano:</w:t>
-      </w:r>
-    </w:p>
-    <w:p>
-      <w:pPr>
-        <w:pStyle w:val="Corpodetexto"/>
-      </w:pPr>
-      <w:r>
-        <w:t>Nada Jocaxiano em Inglês:</w:t>
-      </w:r>
-      <w:r>
-        <w:br/>
+        <w:pBdr>
+          <w:bottom w:val="single" w:sz="6" w:space="1" w:color="auto"/>
+        </w:pBdr>
+      </w:pPr>
+      <w:hyperlink r:id="rId47" w:history="1">
+        <w:r>
+          <w:rPr>
+            <w:rStyle w:val="Hyperlink"/>
+          </w:rPr>
+          <w:t>https://jocaxx.github.io/DUniverse/PORT/O_</w:t>
+        </w:r>
+        <w:r>
+          <w:rPr>
+            <w:rStyle w:val="Hyperlink"/>
+          </w:rPr>
+          <w:t>Nada_Jocaxiano</w:t>
+        </w:r>
+        <w:r>
+          <w:rPr>
+            <w:rStyle w:val="Hyperlink"/>
+          </w:rPr>
+          <w:t>.pdf</w:t>
+        </w:r>
+      </w:hyperlink>
+    </w:p>
+    <w:p>
+      <w:pPr>
+        <w:pStyle w:val="Corpodetexto"/>
+        <w:pBdr>
+          <w:bottom w:val="single" w:sz="6" w:space="1" w:color="auto"/>
+        </w:pBdr>
+      </w:pPr>
+    </w:p>
+    <w:p>
+      <w:pPr>
+        <w:pStyle w:val="Corpodetexto"/>
+      </w:pPr>
+      <w:r>
+        <w:t>O Nada Jocaxiano em Português:</w:t>
+      </w:r>
+    </w:p>
+    <w:p>
+      <w:pPr>
+        <w:pStyle w:val="Corpodetexto"/>
+      </w:pPr>
+      <w:r>
         <w:t>Texto:</w:t>
       </w:r>
       <w:hyperlink r:id="rId48">
-        <w:r>
-          <w:rPr>
-            <w:rStyle w:val="Hyperlink"/>
-          </w:rPr>
-          <w:t>https://jocaxx.github.io/DUniverse/Todos/Gemini_JN_EN.pdf</w:t>
-        </w:r>
-      </w:hyperlink>
-      <w:r>
-        <w:br/>
-        <w:t>Vid1:</w:t>
-      </w:r>
-      <w:hyperlink r:id="rId49">
-        <w:r>
-          <w:rPr>
-            <w:rStyle w:val="Hyperlink"/>
-          </w:rPr>
-          <w:t>https://www.youtube.com/watch?v=70nDj0MHAqw</w:t>
-        </w:r>
-      </w:hyperlink>
-      <w:r>
-        <w:br/>
-        <w:t>Vid2:</w:t>
-      </w:r>
-      <w:hyperlink r:id="rId50">
-        <w:r>
-          <w:rPr>
-            <w:rStyle w:val="Hyperlink"/>
-          </w:rPr>
-          <w:t>https://www.youtube.com/watch?v=PVpjV6EHWtk</w:t>
-        </w:r>
-      </w:hyperlink>
-    </w:p>
-    <w:p>
-      <w:pPr>
-        <w:pStyle w:val="Corpodetexto"/>
-      </w:pPr>
-      <w:r>
-        <w:t>O Nada Jocaxiano em Português:</w:t>
-      </w:r>
-    </w:p>
-    <w:p>
-      <w:pPr>
-        <w:pStyle w:val="Corpodetexto"/>
-      </w:pPr>
-      <w:r>
-        <w:t>Texto:</w:t>
-      </w:r>
-      <w:hyperlink r:id="rId51">
         <w:r>
           <w:rPr>
             <w:rStyle w:val="Hyperlink"/>
@@ -1918,7 +1785,7 @@
         <w:br/>
         <w:t>VID1:</w:t>
       </w:r>
-      <w:hyperlink r:id="rId52">
+      <w:hyperlink r:id="rId49">
         <w:r>
           <w:rPr>
             <w:rStyle w:val="Hyperlink"/>
@@ -1930,7 +1797,7 @@
         <w:br/>
         <w:t>VID2:</w:t>
       </w:r>
-      <w:hyperlink r:id="rId53">
+      <w:hyperlink r:id="rId50">
         <w:r>
           <w:rPr>
             <w:rStyle w:val="Hyperlink"/>
@@ -1977,130 +1844,130 @@
       <w:r>
         <w:br/>
       </w:r>
+      <w:hyperlink r:id="rId51">
+        <w:r>
+          <w:rPr>
+            <w:rStyle w:val="Hyperlink"/>
+          </w:rPr>
+          <w:t>https://jocaxx.github.io/DUniverse/Abstract/Pub_Abstract.pdf</w:t>
+        </w:r>
+      </w:hyperlink>
+    </w:p>
+    <w:p>
+      <w:pPr>
+        <w:pStyle w:val="Corpodetexto"/>
+      </w:pPr>
+      <w:r>
+        <w:rPr>
+          <w:b/>
+          <w:bCs/>
+        </w:rPr>
+        <w:t>D.U.T. mais antigo</w:t>
+      </w:r>
+      <w:r>
+        <w:t>:</w:t>
+      </w:r>
+    </w:p>
+    <w:p>
+      <w:pPr>
+        <w:pStyle w:val="Corpodetexto"/>
+      </w:pPr>
+      <w:r>
+        <w:t>O FIM DA ENERGIA ESCURA</w:t>
+      </w:r>
+    </w:p>
+    <w:p>
+      <w:pPr>
+        <w:pStyle w:val="Corpodetexto"/>
+      </w:pPr>
+      <w:r>
+        <w:t>Lista do Fórum | Respostas | Postar Mensagem | Voltar aos Tópicos do Fórum</w:t>
+      </w:r>
+    </w:p>
+    <w:p>
+      <w:pPr>
+        <w:pStyle w:val="Corpodetexto"/>
+      </w:pPr>
+      <w:r>
+        <w:t xml:space="preserve">Postado por Joao Carlos Holland De Barcellos em </w:t>
+      </w:r>
+      <w:r>
+        <w:rPr>
+          <w:b/>
+          <w:bCs/>
+        </w:rPr>
+        <w:t>19 de junho de 2011</w:t>
+      </w:r>
+      <w:r>
+        <w:t>, 19:09:36 UTC</w:t>
+      </w:r>
+    </w:p>
+    <w:p>
+      <w:pPr>
+        <w:pStyle w:val="Corpodetexto"/>
+      </w:pPr>
+      <w:hyperlink r:id="rId52">
+        <w:r>
+          <w:rPr>
+            <w:rStyle w:val="Hyperlink"/>
+          </w:rPr>
+          <w:t>http://www.astronomy.net/forums/general/messages/4886.shtml</w:t>
+        </w:r>
+      </w:hyperlink>
+    </w:p>
+    <w:p>
+      <w:pPr>
+        <w:pStyle w:val="Corpodetexto"/>
+      </w:pPr>
+      <w:r>
+        <w:t>SCRIBD:</w:t>
+      </w:r>
+      <w:r>
+        <w:br/>
+      </w:r>
+      <w:hyperlink r:id="rId53">
+        <w:r>
+          <w:rPr>
+            <w:rStyle w:val="Hyperlink"/>
+          </w:rPr>
+          <w:t>https://pt.scribd.com/document/53743944/Universo-Diminuinte-Eng</w:t>
+        </w:r>
+      </w:hyperlink>
+    </w:p>
+    <w:p>
+      <w:pPr>
+        <w:pStyle w:val="Corpodetexto"/>
+      </w:pPr>
+      <w:r>
+        <w:t xml:space="preserve">(Todos os arquivos: </w:t>
+      </w:r>
       <w:hyperlink r:id="rId54">
         <w:r>
           <w:rPr>
             <w:rStyle w:val="Hyperlink"/>
           </w:rPr>
-          <w:t>https://jocaxx.github.io/DUniverse/Abstract/Pub_Abstract.pdf</w:t>
-        </w:r>
-      </w:hyperlink>
-    </w:p>
-    <w:p>
-      <w:pPr>
-        <w:pStyle w:val="Corpodetexto"/>
-      </w:pPr>
-      <w:r>
-        <w:rPr>
-          <w:b/>
-          <w:bCs/>
-        </w:rPr>
-        <w:t>D.U.T. mais antigo</w:t>
-      </w:r>
-      <w:r>
-        <w:t>:</w:t>
-      </w:r>
-    </w:p>
-    <w:p>
-      <w:pPr>
-        <w:pStyle w:val="Corpodetexto"/>
-      </w:pPr>
-      <w:r>
-        <w:t>O FIM DA ENERGIA ESCURA</w:t>
-      </w:r>
-    </w:p>
-    <w:p>
-      <w:pPr>
-        <w:pStyle w:val="Corpodetexto"/>
-      </w:pPr>
-      <w:r>
-        <w:t>Lista do Fórum | Respostas | Postar Mensagem | Voltar aos Tópicos do Fórum</w:t>
-      </w:r>
-    </w:p>
-    <w:p>
-      <w:pPr>
-        <w:pStyle w:val="Corpodetexto"/>
-      </w:pPr>
-      <w:r>
-        <w:t xml:space="preserve">Postado por Joao Carlos Holland De Barcellos em </w:t>
-      </w:r>
-      <w:r>
-        <w:rPr>
-          <w:b/>
-          <w:bCs/>
-        </w:rPr>
-        <w:t>19 de junho de 2011</w:t>
-      </w:r>
-      <w:r>
-        <w:t>, 19:09:36 UTC</w:t>
-      </w:r>
-    </w:p>
-    <w:p>
-      <w:pPr>
-        <w:pStyle w:val="Corpodetexto"/>
-      </w:pPr>
+          <w:t>https://jocaxx.github.io/DUniverse/Todos/Lista_Pdf.html</w:t>
+        </w:r>
+      </w:hyperlink>
+      <w:r>
+        <w:t xml:space="preserve"> )</w:t>
+      </w:r>
+    </w:p>
+    <w:p>
+      <w:pPr>
+        <w:pStyle w:val="Corpodetexto"/>
+      </w:pPr>
+      <w:r>
+        <w:rPr>
+          <w:b/>
+          <w:bCs/>
+        </w:rPr>
+        <w:t>e-mail:</w:t>
+      </w:r>
+      <w:r>
+        <w:t xml:space="preserve"> </w:t>
+      </w:r>
       <w:hyperlink r:id="rId55">
-        <w:r>
-          <w:rPr>
-            <w:rStyle w:val="Hyperlink"/>
-          </w:rPr>
-          <w:t>http://www.astronomy.net/forums/general/messages/4886.shtml</w:t>
-        </w:r>
-      </w:hyperlink>
-    </w:p>
-    <w:p>
-      <w:pPr>
-        <w:pStyle w:val="Corpodetexto"/>
-      </w:pPr>
-      <w:r>
-        <w:t>SCRIBD:</w:t>
-      </w:r>
-      <w:r>
-        <w:br/>
-      </w:r>
-      <w:hyperlink r:id="rId56">
-        <w:r>
-          <w:rPr>
-            <w:rStyle w:val="Hyperlink"/>
-          </w:rPr>
-          <w:t>https://pt.scribd.com/document/53743944/Universo-Diminuinte-Eng</w:t>
-        </w:r>
-      </w:hyperlink>
-    </w:p>
-    <w:p>
-      <w:pPr>
-        <w:pStyle w:val="Corpodetexto"/>
-      </w:pPr>
-      <w:r>
-        <w:t xml:space="preserve">(Todos os arquivos: </w:t>
-      </w:r>
-      <w:hyperlink r:id="rId57">
-        <w:r>
-          <w:rPr>
-            <w:rStyle w:val="Hyperlink"/>
-          </w:rPr>
-          <w:t>https://jocaxx.github.io/DUniverse/Todos/Lista_Pdf.html</w:t>
-        </w:r>
-      </w:hyperlink>
-      <w:r>
-        <w:t xml:space="preserve"> )</w:t>
-      </w:r>
-    </w:p>
-    <w:p>
-      <w:pPr>
-        <w:pStyle w:val="Corpodetexto"/>
-      </w:pPr>
-      <w:r>
-        <w:rPr>
-          <w:b/>
-          <w:bCs/>
-        </w:rPr>
-        <w:t>e-mail:</w:t>
-      </w:r>
-      <w:r>
-        <w:t xml:space="preserve"> </w:t>
-      </w:r>
-      <w:hyperlink r:id="rId58">
         <w:r>
           <w:rPr>
             <w:rStyle w:val="Hyperlink"/>

--- a/Articles_POR.docx
+++ b/Articles_POR.docx
@@ -277,8 +277,12 @@
       </w:r>
       <w:r>
         <w:br/>
+      </w:r>
+      <w:proofErr w:type="spellStart"/>
+      <w:r>
         <w:t>Português</w:t>
       </w:r>
+      <w:proofErr w:type="spellEnd"/>
       <w:r>
         <w:br/>
         <w:t>VID1:</w:t>
@@ -430,6 +434,14 @@
     <w:p>
       <w:pPr>
         <w:pStyle w:val="Corpodetexto"/>
+        <w:pBdr>
+          <w:bottom w:val="single" w:sz="6" w:space="1" w:color="auto"/>
+        </w:pBdr>
+      </w:pPr>
+    </w:p>
+    <w:p>
+      <w:pPr>
+        <w:pStyle w:val="Corpodetexto"/>
       </w:pPr>
     </w:p>
     <w:p>
@@ -487,7 +499,7 @@
           <w:rPr>
             <w:rStyle w:val="Hyperlink"/>
           </w:rPr>
-          <w:t>DGUILES_NAO_EXPANDE</w:t>
+          <w:t>DGILES_NAO_EXPANDE</w:t>
         </w:r>
         <w:r>
           <w:rPr>
@@ -500,22 +512,40 @@
     <w:p>
       <w:pPr>
         <w:pStyle w:val="Corpodetexto"/>
-      </w:pPr>
-    </w:p>
-    <w:p>
-      <w:pPr>
-        <w:pStyle w:val="Corpodetexto"/>
-        <w:rPr>
-          <w:color w:val="17365D" w:themeColor="text2" w:themeShade="BF"/>
-        </w:rPr>
-      </w:pPr>
-      <w:r>
-        <w:rPr>
-          <w:b/>
-          <w:bCs/>
-          <w:color w:val="17365D" w:themeColor="text2" w:themeShade="BF"/>
-        </w:rPr>
-        <w:t>Resumo da “Teoria do Universo Decrescente”</w:t>
+        <w:pBdr>
+          <w:bottom w:val="single" w:sz="6" w:space="1" w:color="auto"/>
+        </w:pBdr>
+      </w:pPr>
+    </w:p>
+    <w:p>
+      <w:pPr>
+        <w:pStyle w:val="Corpodetexto"/>
+      </w:pPr>
+    </w:p>
+    <w:p>
+      <w:pPr>
+        <w:pStyle w:val="Corpodetexto"/>
+        <w:rPr>
+          <w:color w:val="17365D" w:themeColor="text2" w:themeShade="BF"/>
+        </w:rPr>
+      </w:pPr>
+      <w:proofErr w:type="spellStart"/>
+      <w:r>
+        <w:rPr>
+          <w:b/>
+          <w:bCs/>
+          <w:color w:val="17365D" w:themeColor="text2" w:themeShade="BF"/>
+        </w:rPr>
+        <w:t>Resumo</w:t>
+      </w:r>
+      <w:proofErr w:type="spellEnd"/>
+      <w:r>
+        <w:rPr>
+          <w:b/>
+          <w:bCs/>
+          <w:color w:val="17365D" w:themeColor="text2" w:themeShade="BF"/>
+        </w:rPr>
+        <w:t xml:space="preserve"> da “Teoria do Universo Decrescente”</w:t>
       </w:r>
     </w:p>
     <w:p>
@@ -527,7 +557,15 @@
       </w:r>
       <w:r>
         <w:br/>
-        <w:t xml:space="preserve"> A aparente expansão acelerada do universo, sem a necessidade de energia escura. ● As velocidades orbitais anômalas das estrelas nas galáxias, sem invocar matéria escura. “(Julho/2026)</w:t>
+        <w:t xml:space="preserve"> A aparente expansão acelerada do universo, sem a necessidade de energia escura. ● As velocidades orbitais anômalas das estrelas nas galáxias, sem invocar matéria escura. “(</w:t>
+      </w:r>
+      <w:proofErr w:type="spellStart"/>
+      <w:r>
+        <w:t>Julho</w:t>
+      </w:r>
+      <w:proofErr w:type="spellEnd"/>
+      <w:r>
+        <w:t>/2026)</w:t>
       </w:r>
     </w:p>
     <w:p>
@@ -717,7 +755,7 @@
           <w:rPr>
             <w:rStyle w:val="Hyperlink"/>
           </w:rPr>
-          <w:t>SN1APOR</w:t>
+          <w:t>SN1A_POR</w:t>
         </w:r>
         <w:r>
           <w:rPr>
@@ -758,7 +796,61 @@
           <w:bCs/>
           <w:color w:val="17365D" w:themeColor="text2" w:themeShade="BF"/>
         </w:rPr>
-        <w:t>DUT FAQ: Perguntas Frequentes sobre a “Teoria do Universo Decrescente”</w:t>
+        <w:t xml:space="preserve">DUT FAQ: </w:t>
+      </w:r>
+      <w:proofErr w:type="spellStart"/>
+      <w:r>
+        <w:rPr>
+          <w:b/>
+          <w:bCs/>
+          <w:color w:val="17365D" w:themeColor="text2" w:themeShade="BF"/>
+        </w:rPr>
+        <w:t>Perguntas</w:t>
+      </w:r>
+      <w:proofErr w:type="spellEnd"/>
+      <w:r>
+        <w:rPr>
+          <w:b/>
+          <w:bCs/>
+          <w:color w:val="17365D" w:themeColor="text2" w:themeShade="BF"/>
+        </w:rPr>
+        <w:t xml:space="preserve"> </w:t>
+      </w:r>
+      <w:proofErr w:type="spellStart"/>
+      <w:r>
+        <w:rPr>
+          <w:b/>
+          <w:bCs/>
+          <w:color w:val="17365D" w:themeColor="text2" w:themeShade="BF"/>
+        </w:rPr>
+        <w:t>Frequentes</w:t>
+      </w:r>
+      <w:proofErr w:type="spellEnd"/>
+      <w:r>
+        <w:rPr>
+          <w:b/>
+          <w:bCs/>
+          <w:color w:val="17365D" w:themeColor="text2" w:themeShade="BF"/>
+        </w:rPr>
+        <w:t xml:space="preserve"> </w:t>
+      </w:r>
+      <w:proofErr w:type="spellStart"/>
+      <w:r>
+        <w:rPr>
+          <w:b/>
+          <w:bCs/>
+          <w:color w:val="17365D" w:themeColor="text2" w:themeShade="BF"/>
+        </w:rPr>
+        <w:t>sobre</w:t>
+      </w:r>
+      <w:proofErr w:type="spellEnd"/>
+      <w:r>
+        <w:rPr>
+          <w:b/>
+          <w:bCs/>
+          <w:color w:val="17365D" w:themeColor="text2" w:themeShade="BF"/>
+        </w:rPr>
+        <w:t xml:space="preserve"> a “Teoria do Universo Decrescente”</w:t>
       </w:r>
     </w:p>
     <w:p>
@@ -930,7 +1022,55 @@
           <w:b/>
           <w:bCs/>
         </w:rPr>
-        <w:t>A Idade das Galáxias como Fator Determinante do Redshift: Uma Análise sob a Perspectiva da Teoria do Universo Decrescente</w:t>
+        <w:t xml:space="preserve">A </w:t>
+      </w:r>
+      <w:proofErr w:type="spellStart"/>
+      <w:r>
+        <w:rPr>
+          <w:b/>
+          <w:bCs/>
+        </w:rPr>
+        <w:t>Idade</w:t>
+      </w:r>
+      <w:proofErr w:type="spellEnd"/>
+      <w:r>
+        <w:rPr>
+          <w:b/>
+          <w:bCs/>
+        </w:rPr>
+        <w:t xml:space="preserve"> das </w:t>
+      </w:r>
+      <w:proofErr w:type="spellStart"/>
+      <w:r>
+        <w:rPr>
+          <w:b/>
+          <w:bCs/>
+        </w:rPr>
+        <w:t>Galáxias</w:t>
+      </w:r>
+      <w:proofErr w:type="spellEnd"/>
+      <w:r>
+        <w:rPr>
+          <w:b/>
+          <w:bCs/>
+        </w:rPr>
+        <w:t xml:space="preserve"> </w:t>
+      </w:r>
+      <w:proofErr w:type="spellStart"/>
+      <w:r>
+        <w:rPr>
+          <w:b/>
+          <w:bCs/>
+        </w:rPr>
+        <w:t>como</w:t>
+      </w:r>
+      <w:proofErr w:type="spellEnd"/>
+      <w:r>
+        <w:rPr>
+          <w:b/>
+          <w:bCs/>
+        </w:rPr>
+        <w:t xml:space="preserve"> Fator Determinante do Redshift: Uma Análise sob a Perspectiva da Teoria do Universo Decrescente</w:t>
       </w:r>
     </w:p>
     <w:p>
@@ -999,7 +1139,25 @@
           <w:bCs/>
           <w:color w:val="17365D" w:themeColor="text2" w:themeShade="BF"/>
         </w:rPr>
-        <w:t>O modelo do “Universo Decrescente”: uma perspectiva alternativa à expansão acelerada</w:t>
+        <w:t xml:space="preserve">O </w:t>
+      </w:r>
+      <w:proofErr w:type="spellStart"/>
+      <w:r>
+        <w:rPr>
+          <w:b/>
+          <w:bCs/>
+          <w:color w:val="17365D" w:themeColor="text2" w:themeShade="BF"/>
+        </w:rPr>
+        <w:t>modelo</w:t>
+      </w:r>
+      <w:proofErr w:type="spellEnd"/>
+      <w:r>
+        <w:rPr>
+          <w:b/>
+          <w:bCs/>
+          <w:color w:val="17365D" w:themeColor="text2" w:themeShade="BF"/>
+        </w:rPr>
+        <w:t xml:space="preserve"> do “Universo Decrescente”: uma perspectiva alternativa à expansão acelerada</w:t>
       </w:r>
       <w:r>
         <w:rPr>
@@ -1034,7 +1192,7 @@
           <w:rPr>
             <w:rStyle w:val="Hyperlink"/>
           </w:rPr>
-          <w:t>T_ALL_PORT</w:t>
+          <w:t>T_ALL_POR</w:t>
         </w:r>
         <w:r>
           <w:rPr>
@@ -1075,7 +1233,43 @@
           <w:bCs/>
           <w:color w:val="17365D" w:themeColor="text2" w:themeShade="BF"/>
         </w:rPr>
-        <w:t>(*)´Universo Decrescente: O Efeito da ‘Matéria Escura’´</w:t>
+        <w:t xml:space="preserve">(*)´Universo </w:t>
+      </w:r>
+      <w:proofErr w:type="spellStart"/>
+      <w:r>
+        <w:rPr>
+          <w:b/>
+          <w:bCs/>
+          <w:color w:val="17365D" w:themeColor="text2" w:themeShade="BF"/>
+        </w:rPr>
+        <w:t>Decrescente</w:t>
+      </w:r>
+      <w:proofErr w:type="spellEnd"/>
+      <w:r>
+        <w:rPr>
+          <w:b/>
+          <w:bCs/>
+          <w:color w:val="17365D" w:themeColor="text2" w:themeShade="BF"/>
+        </w:rPr>
+        <w:t xml:space="preserve">: O </w:t>
+      </w:r>
+      <w:proofErr w:type="spellStart"/>
+      <w:r>
+        <w:rPr>
+          <w:b/>
+          <w:bCs/>
+          <w:color w:val="17365D" w:themeColor="text2" w:themeShade="BF"/>
+        </w:rPr>
+        <w:t>Efeito</w:t>
+      </w:r>
+      <w:proofErr w:type="spellEnd"/>
+      <w:r>
+        <w:rPr>
+          <w:b/>
+          <w:bCs/>
+          <w:color w:val="17365D" w:themeColor="text2" w:themeShade="BF"/>
+        </w:rPr>
+        <w:t xml:space="preserve"> da ‘Matéria Escura’´</w:t>
       </w:r>
     </w:p>
     <w:p>
@@ -1143,7 +1337,25 @@
           <w:bCs/>
           <w:color w:val="17365D" w:themeColor="text2" w:themeShade="BF"/>
         </w:rPr>
-        <w:t>´Universo Decrescente: A CMB e a Idade do Universo´</w:t>
+        <w:t xml:space="preserve">´Universo </w:t>
+      </w:r>
+      <w:proofErr w:type="spellStart"/>
+      <w:r>
+        <w:rPr>
+          <w:b/>
+          <w:bCs/>
+          <w:color w:val="17365D" w:themeColor="text2" w:themeShade="BF"/>
+        </w:rPr>
+        <w:t>Decrescente</w:t>
+      </w:r>
+      <w:proofErr w:type="spellEnd"/>
+      <w:r>
+        <w:rPr>
+          <w:b/>
+          <w:bCs/>
+          <w:color w:val="17365D" w:themeColor="text2" w:themeShade="BF"/>
+        </w:rPr>
+        <w:t>: A CMB e a Idade do Universo´</w:t>
       </w:r>
     </w:p>
     <w:p>
@@ -1203,7 +1415,43 @@
           <w:bCs/>
           <w:color w:val="17365D" w:themeColor="text2" w:themeShade="BF"/>
         </w:rPr>
-        <w:t>(*)´Universo decrescente: a distância em função do redshift (novo)´</w:t>
+        <w:t xml:space="preserve">(*)´Universo </w:t>
+      </w:r>
+      <w:proofErr w:type="spellStart"/>
+      <w:r>
+        <w:rPr>
+          <w:b/>
+          <w:bCs/>
+          <w:color w:val="17365D" w:themeColor="text2" w:themeShade="BF"/>
+        </w:rPr>
+        <w:t>decrescente</w:t>
+      </w:r>
+      <w:proofErr w:type="spellEnd"/>
+      <w:r>
+        <w:rPr>
+          <w:b/>
+          <w:bCs/>
+          <w:color w:val="17365D" w:themeColor="text2" w:themeShade="BF"/>
+        </w:rPr>
+        <w:t xml:space="preserve">: a </w:t>
+      </w:r>
+      <w:proofErr w:type="spellStart"/>
+      <w:r>
+        <w:rPr>
+          <w:b/>
+          <w:bCs/>
+          <w:color w:val="17365D" w:themeColor="text2" w:themeShade="BF"/>
+        </w:rPr>
+        <w:t>distância</w:t>
+      </w:r>
+      <w:proofErr w:type="spellEnd"/>
+      <w:r>
+        <w:rPr>
+          <w:b/>
+          <w:bCs/>
+          <w:color w:val="17365D" w:themeColor="text2" w:themeShade="BF"/>
+        </w:rPr>
+        <w:t xml:space="preserve"> em função do redshift (novo)´</w:t>
       </w:r>
     </w:p>
     <w:p>
@@ -1267,7 +1515,25 @@
           <w:bCs/>
           <w:color w:val="17365D" w:themeColor="text2" w:themeShade="BF"/>
         </w:rPr>
-        <w:t>(*)´Derivação da Lei de Hubble e sua relação com a energia escura e a matéria escura´</w:t>
+        <w:t>(*)´</w:t>
+      </w:r>
+      <w:proofErr w:type="spellStart"/>
+      <w:r>
+        <w:rPr>
+          <w:b/>
+          <w:bCs/>
+          <w:color w:val="17365D" w:themeColor="text2" w:themeShade="BF"/>
+        </w:rPr>
+        <w:t>Derivação</w:t>
+      </w:r>
+      <w:proofErr w:type="spellEnd"/>
+      <w:r>
+        <w:rPr>
+          <w:b/>
+          <w:bCs/>
+          <w:color w:val="17365D" w:themeColor="text2" w:themeShade="BF"/>
+        </w:rPr>
+        <w:t xml:space="preserve"> da Lei de Hubble e sua relação com a energia escura e a matéria escura´</w:t>
       </w:r>
     </w:p>
     <w:p>
@@ -1381,7 +1647,43 @@
           <w:bCs/>
           <w:color w:val="17365D" w:themeColor="text2" w:themeShade="BF"/>
         </w:rPr>
-        <w:t>´O Princípio da Equivalência e o Fim da Energia Escura´</w:t>
+        <w:t xml:space="preserve">´O </w:t>
+      </w:r>
+      <w:proofErr w:type="spellStart"/>
+      <w:r>
+        <w:rPr>
+          <w:b/>
+          <w:bCs/>
+          <w:color w:val="17365D" w:themeColor="text2" w:themeShade="BF"/>
+        </w:rPr>
+        <w:t>Princípio</w:t>
+      </w:r>
+      <w:proofErr w:type="spellEnd"/>
+      <w:r>
+        <w:rPr>
+          <w:b/>
+          <w:bCs/>
+          <w:color w:val="17365D" w:themeColor="text2" w:themeShade="BF"/>
+        </w:rPr>
+        <w:t xml:space="preserve"> da </w:t>
+      </w:r>
+      <w:proofErr w:type="spellStart"/>
+      <w:r>
+        <w:rPr>
+          <w:b/>
+          <w:bCs/>
+          <w:color w:val="17365D" w:themeColor="text2" w:themeShade="BF"/>
+        </w:rPr>
+        <w:t>Equivalência</w:t>
+      </w:r>
+      <w:proofErr w:type="spellEnd"/>
+      <w:r>
+        <w:rPr>
+          <w:b/>
+          <w:bCs/>
+          <w:color w:val="17365D" w:themeColor="text2" w:themeShade="BF"/>
+        </w:rPr>
+        <w:t xml:space="preserve"> e o Fim da Energia Escura´</w:t>
       </w:r>
     </w:p>
     <w:p>
@@ -1607,7 +1909,39 @@
           <w:b/>
           <w:bCs/>
         </w:rPr>
-        <w:t>´A Definição Jocaxiana de Tempo´</w:t>
+        <w:t xml:space="preserve">´A </w:t>
+      </w:r>
+      <w:proofErr w:type="spellStart"/>
+      <w:r>
+        <w:rPr>
+          <w:b/>
+          <w:bCs/>
+        </w:rPr>
+        <w:t>Definição</w:t>
+      </w:r>
+      <w:proofErr w:type="spellEnd"/>
+      <w:r>
+        <w:rPr>
+          <w:b/>
+          <w:bCs/>
+        </w:rPr>
+        <w:t xml:space="preserve"> </w:t>
+      </w:r>
+      <w:proofErr w:type="spellStart"/>
+      <w:r>
+        <w:rPr>
+          <w:b/>
+          <w:bCs/>
+        </w:rPr>
+        <w:t>Jocaxiana</w:t>
+      </w:r>
+      <w:proofErr w:type="spellEnd"/>
+      <w:r>
+        <w:rPr>
+          <w:b/>
+          <w:bCs/>
+        </w:rPr>
+        <w:t xml:space="preserve"> de Tempo´</w:t>
       </w:r>
     </w:p>
     <w:p>
@@ -1663,7 +1997,39 @@
           <w:b/>
           <w:bCs/>
         </w:rPr>
-        <w:t>´Os Teoremas Jocaxianos´</w:t>
+        <w:t>´</w:t>
+      </w:r>
+      <w:proofErr w:type="spellStart"/>
+      <w:r>
+        <w:rPr>
+          <w:b/>
+          <w:bCs/>
+        </w:rPr>
+        <w:t>Os</w:t>
+      </w:r>
+      <w:proofErr w:type="spellEnd"/>
+      <w:r>
+        <w:rPr>
+          <w:b/>
+          <w:bCs/>
+        </w:rPr>
+        <w:t xml:space="preserve"> </w:t>
+      </w:r>
+      <w:proofErr w:type="spellStart"/>
+      <w:r>
+        <w:rPr>
+          <w:b/>
+          <w:bCs/>
+        </w:rPr>
+        <w:t>Teoremas</w:t>
+      </w:r>
+      <w:proofErr w:type="spellEnd"/>
+      <w:r>
+        <w:rPr>
+          <w:b/>
+          <w:bCs/>
+        </w:rPr>
+        <w:t xml:space="preserve"> Jocaxianos´</w:t>
       </w:r>
     </w:p>
     <w:p>
@@ -1763,7 +2129,23 @@
         <w:pStyle w:val="Corpodetexto"/>
       </w:pPr>
       <w:r>
-        <w:t>O Nada Jocaxiano em Português:</w:t>
+        <w:t xml:space="preserve">O Nada </w:t>
+      </w:r>
+      <w:proofErr w:type="spellStart"/>
+      <w:r>
+        <w:t>Jocaxiano</w:t>
+      </w:r>
+      <w:proofErr w:type="spellEnd"/>
+      <w:r>
+        <w:t xml:space="preserve"> </w:t>
+      </w:r>
+      <w:proofErr w:type="spellStart"/>
+      <w:r>
+        <w:t>em</w:t>
+      </w:r>
+      <w:proofErr w:type="spellEnd"/>
+      <w:r>
+        <w:t xml:space="preserve"> Português:</w:t>
       </w:r>
     </w:p>
     <w:p>

--- a/Articles_POR.docx
+++ b/Articles_POR.docx
@@ -28,30 +28,54 @@
         <w:pStyle w:val="Corpodetexto"/>
       </w:pPr>
       <w:r>
-        <w:t xml:space="preserve">DUT Clique em: </w:t>
+        <w:t xml:space="preserve">DUT Clique </w:t>
+      </w:r>
+      <w:proofErr w:type="spellStart"/>
+      <w:r>
+        <w:t>em</w:t>
+      </w:r>
+      <w:proofErr w:type="spellEnd"/>
+      <w:r>
+        <w:t>:</w:t>
+      </w:r>
+      <w:r>
+        <w:t xml:space="preserve">   </w:t>
+      </w:r>
+      <w:r>
+        <w:t xml:space="preserve"> </w:t>
       </w:r>
       <w:hyperlink r:id="rId7">
-        <w:r>
-          <w:rPr>
-            <w:rStyle w:val="Hyperlink"/>
-          </w:rPr>
-          <w:t>Busca por Palavra-Chave</w:t>
-        </w:r>
-      </w:hyperlink>
+        <w:proofErr w:type="spellStart"/>
+        <w:r>
+          <w:rPr>
+            <w:rStyle w:val="Hyperlink"/>
+          </w:rPr>
+          <w:t>Busca</w:t>
+        </w:r>
+        <w:proofErr w:type="spellEnd"/>
+      </w:hyperlink>
+      <w:r>
+        <w:t xml:space="preserve">   </w:t>
+      </w:r>
       <w:r>
         <w:t xml:space="preserve"> </w:t>
       </w:r>
       <w:hyperlink r:id="rId8">
+        <w:proofErr w:type="spellStart"/>
         <w:r>
           <w:rPr>
             <w:rStyle w:val="Hyperlink"/>
           </w:rPr>
           <w:t>Referências</w:t>
         </w:r>
+        <w:proofErr w:type="spellEnd"/>
       </w:hyperlink>
       <w:r>
         <w:t xml:space="preserve"> </w:t>
       </w:r>
+      <w:r>
+        <w:t xml:space="preserve">    </w:t>
+      </w:r>
       <w:hyperlink r:id="rId9">
         <w:r>
           <w:rPr>
@@ -61,15 +85,33 @@
         </w:r>
       </w:hyperlink>
       <w:r>
+        <w:t xml:space="preserve">    </w:t>
+      </w:r>
+      <w:r>
         <w:t xml:space="preserve"> </w:t>
       </w:r>
       <w:hyperlink r:id="rId10">
+        <w:proofErr w:type="spellStart"/>
         <w:r>
           <w:rPr>
             <w:rStyle w:val="Hyperlink"/>
           </w:rPr>
           <w:t>OpenAire</w:t>
         </w:r>
+        <w:proofErr w:type="spellEnd"/>
+      </w:hyperlink>
+      <w:r>
+        <w:t xml:space="preserve">      </w:t>
+      </w:r>
+      <w:hyperlink r:id="rId11" w:history="1">
+        <w:proofErr w:type="spellStart"/>
+        <w:r>
+          <w:rPr>
+            <w:rStyle w:val="Hyperlink"/>
+          </w:rPr>
+          <w:t>Inglês</w:t>
+        </w:r>
+        <w:proofErr w:type="spellEnd"/>
       </w:hyperlink>
     </w:p>
     <w:p>
@@ -96,7 +138,7 @@
                     </pic:cNvPicPr>
                   </pic:nvPicPr>
                   <pic:blipFill>
-                    <a:blip r:embed="rId11"/>
+                    <a:blip r:embed="rId12"/>
                     <a:stretch>
                       <a:fillRect/>
                     </a:stretch>
@@ -155,7 +197,7 @@
       <w:r>
         <w:br/>
       </w:r>
-      <w:hyperlink r:id="rId12">
+      <w:hyperlink r:id="rId13">
         <w:r>
           <w:rPr>
             <w:rStyle w:val="Hyperlink"/>
@@ -189,7 +231,7 @@
       <w:r>
         <w:t xml:space="preserve">Curto (6min): </w:t>
       </w:r>
-      <w:hyperlink r:id="rId13">
+      <w:hyperlink r:id="rId14">
         <w:r>
           <w:rPr>
             <w:rStyle w:val="Hyperlink"/>
@@ -201,7 +243,7 @@
         <w:br/>
         <w:t xml:space="preserve">Médio (17min): </w:t>
       </w:r>
-      <w:hyperlink r:id="rId14">
+      <w:hyperlink r:id="rId15">
         <w:r>
           <w:rPr>
             <w:rStyle w:val="Hyperlink"/>
@@ -213,7 +255,7 @@
         <w:br/>
         <w:t xml:space="preserve">Longo (51min): </w:t>
       </w:r>
-      <w:hyperlink r:id="rId15">
+      <w:hyperlink r:id="rId16">
         <w:r>
           <w:rPr>
             <w:rStyle w:val="Hyperlink"/>
@@ -287,7 +329,7 @@
         <w:br/>
         <w:t>VID1:</w:t>
       </w:r>
-      <w:hyperlink r:id="rId16">
+      <w:hyperlink r:id="rId17">
         <w:r>
           <w:rPr>
             <w:rStyle w:val="Hyperlink"/>
@@ -299,7 +341,7 @@
         <w:br/>
         <w:t>VID2:</w:t>
       </w:r>
-      <w:hyperlink r:id="rId17">
+      <w:hyperlink r:id="rId18">
         <w:r>
           <w:rPr>
             <w:rStyle w:val="Hyperlink"/>
@@ -311,7 +353,7 @@
         <w:br/>
         <w:t>VID3:</w:t>
       </w:r>
-      <w:hyperlink r:id="rId18">
+      <w:hyperlink r:id="rId19">
         <w:r>
           <w:rPr>
             <w:rStyle w:val="Hyperlink"/>
@@ -323,7 +365,7 @@
         <w:br/>
         <w:t>VID4:</w:t>
       </w:r>
-      <w:hyperlink r:id="rId19">
+      <w:hyperlink r:id="rId20">
         <w:r>
           <w:rPr>
             <w:rStyle w:val="Hyperlink"/>
@@ -335,7 +377,7 @@
         <w:br/>
         <w:t>VID5:</w:t>
       </w:r>
-      <w:hyperlink r:id="rId20">
+      <w:hyperlink r:id="rId21">
         <w:r>
           <w:rPr>
             <w:rStyle w:val="Hyperlink"/>
@@ -347,7 +389,7 @@
         <w:br/>
         <w:t>VID6:</w:t>
       </w:r>
-      <w:hyperlink r:id="rId21">
+      <w:hyperlink r:id="rId22">
         <w:r>
           <w:rPr>
             <w:rStyle w:val="Hyperlink"/>
@@ -359,7 +401,7 @@
         <w:br/>
         <w:t>VID7:</w:t>
       </w:r>
-      <w:hyperlink r:id="rId22">
+      <w:hyperlink r:id="rId23">
         <w:r>
           <w:rPr>
             <w:rStyle w:val="Hyperlink"/>
@@ -412,17 +454,25 @@
         <w:pStyle w:val="Corpodetexto"/>
       </w:pPr>
       <w:r>
-        <w:t>“Na Teoria do Universo Decrescente (”DUT”), a “Matéria Escura” é explicada como um efeito ilusório causado pela contração diferenciada das estrelas em relação à sua distância do núcleo massivo de uma galáxia [1][17]. Este artigo apresenta uma análise sistemática de 47 galáxias, demonstrando que a fração aparente de matéria escura (fME) correlaciona-se com um fator de gradiente gravitacional derivado dos princípios da DUT. Mostramos que galáxias com bojos massivos e grandes extensões radiais exibem altas frações de matéria escura, enquanto galáxias compactas com bojos densos (NGC 1277) e galáxias difusas sem bojos (NGC 1052-DF2, DF4, DF9) apresentam efeitos de matéria escura negligenciáveis — exatamente como previsto pelo modelo DUT.”(Julho/2026)</w:t>
-      </w:r>
-    </w:p>
-    <w:p>
-      <w:pPr>
-        <w:pStyle w:val="Corpodetexto"/>
-        <w:pBdr>
-          <w:bottom w:val="single" w:sz="6" w:space="1" w:color="auto"/>
-        </w:pBdr>
-      </w:pPr>
-      <w:hyperlink r:id="rId23" w:history="1">
+        <w:t xml:space="preserve">“Na Teoria do Universo Decrescente </w:t>
+      </w:r>
+      <w:proofErr w:type="gramStart"/>
+      <w:r>
+        <w:t>(”DUT</w:t>
+      </w:r>
+      <w:proofErr w:type="gramEnd"/>
+      <w:r>
+        <w:t>”), a “Matéria Escura” é explicada como um efeito ilusório causado pela contração diferenciada das estrelas em relação à sua distância do núcleo massivo de uma galáxia [1][17]. Este artigo apresenta uma análise sistemática de 47 galáxias, demonstrando que a fração aparente de matéria escura (fME) correlaciona-se com um fator de gradiente gravitacional derivado dos princípios da DUT. Mostramos que galáxias com bojos massivos e grandes extensões radiais exibem altas frações de matéria escura, enquanto galáxias compactas com bojos densos (NGC 1277) e galáxias difusas sem bojos (NGC 1052-DF2, DF4, DF9) apresentam efeitos de matéria escura negligenciáveis — exatamente como previsto pelo modelo DUT.”(Julho/2026)</w:t>
+      </w:r>
+    </w:p>
+    <w:p>
+      <w:pPr>
+        <w:pStyle w:val="Corpodetexto"/>
+        <w:pBdr>
+          <w:bottom w:val="single" w:sz="6" w:space="1" w:color="auto"/>
+        </w:pBdr>
+      </w:pPr>
+      <w:hyperlink r:id="rId24" w:history="1">
         <w:r>
           <w:rPr>
             <w:rStyle w:val="Hyperlink"/>
@@ -465,9 +515,17 @@
         <w:pStyle w:val="Corpodetexto"/>
       </w:pPr>
       <w:r>
-        <w:t>“O filósofo Thomas Kuhn argumentou que a ciência é”uma série de interlúdios pacíficos pontuados por revoluções intelectualmente violentas”, nos quais “uma visão de mundo conceitual é substituída por outra.” (</w:t>
-      </w:r>
-      <w:hyperlink r:id="rId24">
+        <w:t xml:space="preserve">“O filósofo Thomas Kuhn argumentou que a ciência </w:t>
+      </w:r>
+      <w:proofErr w:type="gramStart"/>
+      <w:r>
+        <w:t>é”uma</w:t>
+      </w:r>
+      <w:proofErr w:type="gramEnd"/>
+      <w:r>
+        <w:t xml:space="preserve"> série de interlúdios pacíficos pontuados por revoluções intelectualmente violentas”, nos quais “uma visão de mundo conceitual é substituída por outra.” (</w:t>
+      </w:r>
+      <w:hyperlink r:id="rId25">
         <w:r>
           <w:rPr>
             <w:rStyle w:val="Hyperlink"/>
@@ -488,7 +546,7 @@
           <w:bottom w:val="single" w:sz="6" w:space="1" w:color="auto"/>
         </w:pBdr>
       </w:pPr>
-      <w:hyperlink r:id="rId25" w:history="1">
+      <w:hyperlink r:id="rId26" w:history="1">
         <w:r>
           <w:rPr>
             <w:rStyle w:val="Hyperlink"/>
@@ -575,7 +633,7 @@
           <w:bottom w:val="single" w:sz="6" w:space="1" w:color="auto"/>
         </w:pBdr>
       </w:pPr>
-      <w:hyperlink r:id="rId26" w:history="1">
+      <w:hyperlink r:id="rId27" w:history="1">
         <w:r>
           <w:rPr>
             <w:rStyle w:val="Hyperlink"/>
@@ -618,17 +676,25 @@
         <w:pStyle w:val="Corpodetexto"/>
       </w:pPr>
       <w:r>
-        <w:t>“No modelo DUT (Teoria do Universo Decrescente), a”Matéria Escura” é explicada como um efeito da contração diferenciada das estrelas em relação à sua distância do núcleo massivo da galáxia. Veremos que podem existir galáxias nas quais esse efeito é muito pequeno, cujas causas corroboram as evidências deste modelo. “(Julho/2026)</w:t>
-      </w:r>
-    </w:p>
-    <w:p>
-      <w:pPr>
-        <w:pStyle w:val="Corpodetexto"/>
-        <w:pBdr>
-          <w:bottom w:val="single" w:sz="6" w:space="1" w:color="auto"/>
-        </w:pBdr>
-      </w:pPr>
-      <w:hyperlink r:id="rId27" w:history="1">
+        <w:t xml:space="preserve">“No modelo DUT (Teoria do Universo Decrescente), </w:t>
+      </w:r>
+      <w:proofErr w:type="gramStart"/>
+      <w:r>
+        <w:t>a”Matéria</w:t>
+      </w:r>
+      <w:proofErr w:type="gramEnd"/>
+      <w:r>
+        <w:t xml:space="preserve"> Escura” é explicada como um efeito da contração diferenciada das estrelas em relação à sua distância do núcleo massivo da galáxia. Veremos que podem existir galáxias nas quais esse efeito é muito pequeno, cujas causas corroboram as evidências deste modelo. “(Julho/2026)</w:t>
+      </w:r>
+    </w:p>
+    <w:p>
+      <w:pPr>
+        <w:pStyle w:val="Corpodetexto"/>
+        <w:pBdr>
+          <w:bottom w:val="single" w:sz="6" w:space="1" w:color="auto"/>
+        </w:pBdr>
+      </w:pPr>
+      <w:hyperlink r:id="rId28" w:history="1">
         <w:r>
           <w:rPr>
             <w:rStyle w:val="Hyperlink"/>
@@ -663,7 +729,25 @@
           <w:bCs/>
           <w:color w:val="17365D" w:themeColor="text2" w:themeShade="BF"/>
         </w:rPr>
-        <w:t>(*)Evidência Observacional de Redshifts Diferenciais Intrínsecos em Pares de Galáxias: Um Teste da Teoria do Universo Decrescente (DUT)</w:t>
+        <w:t>(</w:t>
+      </w:r>
+      <w:proofErr w:type="gramStart"/>
+      <w:r>
+        <w:rPr>
+          <w:b/>
+          <w:bCs/>
+          <w:color w:val="17365D" w:themeColor="text2" w:themeShade="BF"/>
+        </w:rPr>
+        <w:t>*)Evidência</w:t>
+      </w:r>
+      <w:proofErr w:type="gramEnd"/>
+      <w:r>
+        <w:rPr>
+          <w:b/>
+          <w:bCs/>
+          <w:color w:val="17365D" w:themeColor="text2" w:themeShade="BF"/>
+        </w:rPr>
+        <w:t xml:space="preserve"> Observacional de Redshifts Diferenciais Intrínsecos em Pares de Galáxias: Um Teste da Teoria do Universo Decrescente (DUT)</w:t>
       </w:r>
     </w:p>
     <w:p>
@@ -691,7 +775,7 @@
           <w:bottom w:val="single" w:sz="6" w:space="1" w:color="auto"/>
         </w:pBdr>
       </w:pPr>
-      <w:hyperlink r:id="rId28" w:history="1">
+      <w:hyperlink r:id="rId29" w:history="1">
         <w:r>
           <w:rPr>
             <w:rStyle w:val="Hyperlink"/>
@@ -726,25 +810,51 @@
           <w:bCs/>
           <w:color w:val="17365D" w:themeColor="text2" w:themeShade="BF"/>
         </w:rPr>
-        <w:t>(*)Teoria do Universo Decrescente: Dilatação Temporal Cosmológica e a Explosão de SN1A</w:t>
-      </w:r>
-    </w:p>
-    <w:p>
-      <w:pPr>
-        <w:pStyle w:val="Corpodetexto"/>
-      </w:pPr>
-      <w:r>
-        <w:t>“Mostraremos que, dentro da”Teoria do Universo Decrescente” (DUT), o tempo dentro de um campo gravitacional é alterado da mesma forma que as escalas de medição de distância espacial. Em escala cósmica (períodos de milhões de anos), esse efeito torna-se perceptível e explica a variação na duração medida das explosões de Supernovas Tipo Ia (SN1A).”(Maio/2026)</w:t>
-      </w:r>
-    </w:p>
-    <w:p>
-      <w:pPr>
-        <w:pStyle w:val="Corpodetexto"/>
-        <w:pBdr>
-          <w:bottom w:val="single" w:sz="6" w:space="1" w:color="auto"/>
-        </w:pBdr>
-      </w:pPr>
-      <w:hyperlink r:id="rId29" w:history="1">
+        <w:t>(</w:t>
+      </w:r>
+      <w:proofErr w:type="gramStart"/>
+      <w:r>
+        <w:rPr>
+          <w:b/>
+          <w:bCs/>
+          <w:color w:val="17365D" w:themeColor="text2" w:themeShade="BF"/>
+        </w:rPr>
+        <w:t>*)Teoria</w:t>
+      </w:r>
+      <w:proofErr w:type="gramEnd"/>
+      <w:r>
+        <w:rPr>
+          <w:b/>
+          <w:bCs/>
+          <w:color w:val="17365D" w:themeColor="text2" w:themeShade="BF"/>
+        </w:rPr>
+        <w:t xml:space="preserve"> do Universo Decrescente: Dilatação Temporal Cosmológica e a Explosão de SN1A</w:t>
+      </w:r>
+    </w:p>
+    <w:p>
+      <w:pPr>
+        <w:pStyle w:val="Corpodetexto"/>
+      </w:pPr>
+      <w:r>
+        <w:t xml:space="preserve">“Mostraremos que, dentro </w:t>
+      </w:r>
+      <w:proofErr w:type="gramStart"/>
+      <w:r>
+        <w:t>da”Teoria</w:t>
+      </w:r>
+      <w:proofErr w:type="gramEnd"/>
+      <w:r>
+        <w:t xml:space="preserve"> do Universo Decrescente” (DUT), o tempo dentro de um campo gravitacional é alterado da mesma forma que as escalas de medição de distância espacial. Em escala cósmica (períodos de milhões de anos), esse efeito torna-se perceptível e explica a variação na duração medida das explosões de Supernovas Tipo Ia (SN1A).”(Maio/2026)</w:t>
+      </w:r>
+    </w:p>
+    <w:p>
+      <w:pPr>
+        <w:pStyle w:val="Corpodetexto"/>
+        <w:pBdr>
+          <w:bottom w:val="single" w:sz="6" w:space="1" w:color="auto"/>
+        </w:pBdr>
+      </w:pPr>
+      <w:hyperlink r:id="rId30" w:history="1">
         <w:r>
           <w:rPr>
             <w:rStyle w:val="Hyperlink"/>
@@ -858,17 +968,33 @@
         <w:pStyle w:val="Corpodetexto"/>
       </w:pPr>
       <w:r>
-        <w:t>“Este documento apresenta os fundamentos da Teoria do Universo Decrescente (DUT), propondo que a origem de tudo está no conceito do”Nada Jocaxiano”, em vez do Big Bang tradicional. A premissa central sugere que a gravidade causa uma contração contínua da matéria e dos sistemas físicos, desafiando a percepção de uma expansão acelerada do cosmos. Ao contrário de outros modelos, a DUT concebe o espaço como um vácuo imutável, no qual apenas os elementos materiais diminuem de escala ao longo do tempo. O texto argumenta que essa nova perspectiva exige uma revisão da Relatividade Geral, permanecendo compatível com os princípios da Mecânica Quântica. Por fim, o autor esclarece perguntas frequentes para estabelecer a DUT como um arcabouço teórico alternativo e abrangente para a cosmologia moderna. “(Jun/2026)</w:t>
-      </w:r>
-    </w:p>
-    <w:p>
-      <w:pPr>
-        <w:pStyle w:val="Corpodetexto"/>
-        <w:pBdr>
-          <w:bottom w:val="single" w:sz="6" w:space="1" w:color="auto"/>
-        </w:pBdr>
-      </w:pPr>
-      <w:hyperlink r:id="rId30" w:history="1">
+        <w:t xml:space="preserve">“Este documento apresenta os fundamentos da Teoria do Universo Decrescente (DUT), propondo que </w:t>
+      </w:r>
+      <w:proofErr w:type="gramStart"/>
+      <w:r>
+        <w:t>a</w:t>
+      </w:r>
+      <w:proofErr w:type="gramEnd"/>
+      <w:r>
+        <w:t xml:space="preserve"> origem de tudo está no conceito </w:t>
+      </w:r>
+      <w:proofErr w:type="gramStart"/>
+      <w:r>
+        <w:t>do”Nada</w:t>
+      </w:r>
+      <w:proofErr w:type="gramEnd"/>
+      <w:r>
+        <w:t xml:space="preserve"> Jocaxiano”, em vez do Big Bang tradicional. A premissa central sugere que a gravidade causa uma contração contínua da matéria e dos sistemas físicos, desafiando a percepção de uma expansão acelerada do cosmos. Ao contrário de outros modelos, a DUT concebe o espaço como um vácuo imutável, no qual apenas os elementos materiais diminuem de escala ao longo do tempo. O texto argumenta que essa nova perspectiva exige uma revisão da Relatividade Geral, permanecendo compatível com os princípios da Mecânica Quântica. Por fim, o autor esclarece perguntas frequentes para estabelecer a DUT como um arcabouço teórico alternativo e abrangente para a cosmologia moderna. “(Jun/2026)</w:t>
+      </w:r>
+    </w:p>
+    <w:p>
+      <w:pPr>
+        <w:pStyle w:val="Corpodetexto"/>
+        <w:pBdr>
+          <w:bottom w:val="single" w:sz="6" w:space="1" w:color="auto"/>
+        </w:pBdr>
+      </w:pPr>
+      <w:hyperlink r:id="rId31" w:history="1">
         <w:r>
           <w:rPr>
             <w:rStyle w:val="Hyperlink"/>
@@ -914,7 +1040,15 @@
         </w:pBdr>
       </w:pPr>
       <w:r>
-        <w:t>“Partindo da ‘Teoria do Universo Decrescente’ (DUT), particularmente da fórmula que explica a ilusão da matéria escura, derivaremos a relação de Tully-Fisher para galáxias espirais.”(Maio/2026)</w:t>
+        <w:t xml:space="preserve">“Partindo da ‘Teoria do Universo Decrescente’ (DUT), particularmente da fórmula que explica </w:t>
+      </w:r>
+      <w:proofErr w:type="gramStart"/>
+      <w:r>
+        <w:t>a</w:t>
+      </w:r>
+      <w:proofErr w:type="gramEnd"/>
+      <w:r>
+        <w:t xml:space="preserve"> ilusão da matéria escura, derivaremos a relação de Tully-Fisher para galáxias espirais.”(Maio/2026)</w:t>
       </w:r>
       <w:r>
         <w:br/>
@@ -922,7 +1056,7 @@
       <w:r>
         <w:br/>
       </w:r>
-      <w:hyperlink r:id="rId31" w:history="1">
+      <w:hyperlink r:id="rId32" w:history="1">
         <w:r>
           <w:rPr>
             <w:rStyle w:val="Hyperlink"/>
@@ -965,17 +1099,25 @@
         <w:pStyle w:val="Corpodetexto"/>
       </w:pPr>
       <w:r>
-        <w:t>“A teoria do Universo Decrescente (D.U.) propõe que o campo gravitacional induz uma contração espacial contínua, prevendo que galáxias mais massivas devem exibir um redshift menor à mesma distância [1]. O principal obstáculo para testar essa previsão é o ruído introduzido pelas velocidades peculiares das galáxias. Este estudo aplica uma metodologia rigorosa para isolar o efeito da massa, analisando a correlação entre massa estelar e redshift em subgrupos de galáxias com distância, idade e velocidade radial controladas. Os resultados mostram que, ao minimizar o ruído dinâmico, a correlação negativa prevista pela teoria D.U. emerge em subamostras específicas, sugerindo que o efeito gravitacional intrínseco pode ser detectável”(Abr/2026)</w:t>
-      </w:r>
-    </w:p>
-    <w:p>
-      <w:pPr>
-        <w:pStyle w:val="Corpodetexto"/>
-        <w:pBdr>
-          <w:bottom w:val="single" w:sz="6" w:space="1" w:color="auto"/>
-        </w:pBdr>
-      </w:pPr>
-      <w:hyperlink r:id="rId32" w:history="1">
+        <w:t xml:space="preserve">“A teoria do Universo Decrescente (D.U.) propõe que o campo gravitacional induz uma contração espacial contínua, prevendo que galáxias mais massivas devem exibir um redshift menor à mesma distância [1]. O principal obstáculo para testar essa previsão é o ruído introduzido pelas velocidades peculiares das galáxias. Este estudo aplica uma metodologia rigorosa para isolar o efeito da massa, analisando a correlação entre massa estelar e redshift em subgrupos de galáxias com distância, idade e velocidade radial controladas. Os resultados mostram que, ao minimizar o ruído dinâmico, a correlação negativa prevista pela teoria D.U. emerge em subamostras específicas, sugerindo que o efeito gravitacional intrínseco pode ser </w:t>
+      </w:r>
+      <w:proofErr w:type="gramStart"/>
+      <w:r>
+        <w:t>detectável”(</w:t>
+      </w:r>
+      <w:proofErr w:type="gramEnd"/>
+      <w:r>
+        <w:t>Abr/2026)</w:t>
+      </w:r>
+    </w:p>
+    <w:p>
+      <w:pPr>
+        <w:pStyle w:val="Corpodetexto"/>
+        <w:pBdr>
+          <w:bottom w:val="single" w:sz="6" w:space="1" w:color="auto"/>
+        </w:pBdr>
+      </w:pPr>
+      <w:hyperlink r:id="rId33" w:history="1">
         <w:r>
           <w:rPr>
             <w:rStyle w:val="Hyperlink"/>
@@ -1088,7 +1230,7 @@
           <w:bottom w:val="single" w:sz="6" w:space="1" w:color="auto"/>
         </w:pBdr>
       </w:pPr>
-      <w:hyperlink r:id="rId33" w:history="1">
+      <w:hyperlink r:id="rId34" w:history="1">
         <w:r>
           <w:rPr>
             <w:rStyle w:val="Hyperlink"/>
@@ -1171,17 +1313,25 @@
         <w:pStyle w:val="Corpodetexto"/>
       </w:pPr>
       <w:r>
-        <w:t>“A compreensão da evolução do universo tem sido dominada pelo Modelo Cosmológico Padrão, conhecido como ?-CDM. Esse modelo amplamente aceito postula a existência de matéria escura e, crucialmente, energia escura para explicar a expansão acelerada observada do universo.1 No entanto, a energia escura permanece uma entidade de origem desconhecida e indetectável, apresentando um desafio teórico significativo.2…”(Jun/2025)</w:t>
-      </w:r>
-    </w:p>
-    <w:p>
-      <w:pPr>
-        <w:pStyle w:val="Corpodetexto"/>
-        <w:pBdr>
-          <w:bottom w:val="single" w:sz="6" w:space="1" w:color="auto"/>
-        </w:pBdr>
-      </w:pPr>
-      <w:hyperlink r:id="rId34" w:history="1">
+        <w:t xml:space="preserve">“A compreensão da evolução do universo tem sido dominada pelo Modelo Cosmológico Padrão, conhecido </w:t>
+      </w:r>
+      <w:proofErr w:type="gramStart"/>
+      <w:r>
+        <w:t>como ?</w:t>
+      </w:r>
+      <w:proofErr w:type="gramEnd"/>
+      <w:r>
+        <w:t>-CDM. Esse modelo amplamente aceito postula a existência de matéria escura e, crucialmente, energia escura para explicar a expansão acelerada observada do universo.1 No entanto, a energia escura permanece uma entidade de origem desconhecida e indetectável, apresentando um desafio teórico significativo.2…”(Jun/2025)</w:t>
+      </w:r>
+    </w:p>
+    <w:p>
+      <w:pPr>
+        <w:pStyle w:val="Corpodetexto"/>
+        <w:pBdr>
+          <w:bottom w:val="single" w:sz="6" w:space="1" w:color="auto"/>
+        </w:pBdr>
+      </w:pPr>
+      <w:hyperlink r:id="rId35" w:history="1">
         <w:r>
           <w:rPr>
             <w:rStyle w:val="Hyperlink"/>
@@ -1233,7 +1383,25 @@
           <w:bCs/>
           <w:color w:val="17365D" w:themeColor="text2" w:themeShade="BF"/>
         </w:rPr>
-        <w:t xml:space="preserve">(*)´Universo </w:t>
+        <w:t>(</w:t>
+      </w:r>
+      <w:proofErr w:type="gramStart"/>
+      <w:r>
+        <w:rPr>
+          <w:b/>
+          <w:bCs/>
+          <w:color w:val="17365D" w:themeColor="text2" w:themeShade="BF"/>
+        </w:rPr>
+        <w:t>*)´</w:t>
+      </w:r>
+      <w:proofErr w:type="gramEnd"/>
+      <w:r>
+        <w:rPr>
+          <w:b/>
+          <w:bCs/>
+          <w:color w:val="17365D" w:themeColor="text2" w:themeShade="BF"/>
+        </w:rPr>
+        <w:t xml:space="preserve">Universo </w:t>
       </w:r>
       <w:proofErr w:type="spellStart"/>
       <w:r>
@@ -1277,17 +1445,25 @@
         <w:pStyle w:val="Corpodetexto"/>
       </w:pPr>
       <w:r>
-        <w:t>“Após uma breve revisão do modelo do Universo Decrescente (U.D.), derivaremos uma fórmula e o gráfico da velocidade aparente das estrelas (de uma galáxia Messier_33) em função de sua distância radial ao centro galáctico. Essa fórmula reproduz a mesma curva de velocidade tradicionalmente atribuída à matéria escura.”(Abr/2025)</w:t>
-      </w:r>
-    </w:p>
-    <w:p>
-      <w:pPr>
-        <w:pStyle w:val="Corpodetexto"/>
-        <w:pBdr>
-          <w:bottom w:val="single" w:sz="6" w:space="1" w:color="auto"/>
-        </w:pBdr>
-      </w:pPr>
-      <w:hyperlink r:id="rId35" w:history="1">
+        <w:t>“Após uma breve revisão do modelo do Universo Decrescente (U.D.), derivaremos uma fórmula e o gráfico da velocidade aparente das estrelas (de uma galáxia Messier_33) em função de sua distância radial ao centro galáctico. Essa fórmula reproduz a mesma curva de velocidade tradicionalmente atribuída à matéria escura</w:t>
+      </w:r>
+      <w:proofErr w:type="gramStart"/>
+      <w:r>
+        <w:t>.”(</w:t>
+      </w:r>
+      <w:proofErr w:type="gramEnd"/>
+      <w:r>
+        <w:t>Abr/2025)</w:t>
+      </w:r>
+    </w:p>
+    <w:p>
+      <w:pPr>
+        <w:pStyle w:val="Corpodetexto"/>
+        <w:pBdr>
+          <w:bottom w:val="single" w:sz="6" w:space="1" w:color="auto"/>
+        </w:pBdr>
+      </w:pPr>
+      <w:hyperlink r:id="rId36" w:history="1">
         <w:r>
           <w:rPr>
             <w:rStyle w:val="Hyperlink"/>
@@ -1363,17 +1539,41 @@
         <w:pStyle w:val="Corpodetexto"/>
       </w:pPr>
       <w:r>
-        <w:t>“Usaremos a teoria do”Universo Decrescente” (U.D.) para estimar a idade do Universo com base no comprimento de onda médio da radiação Cósmica de Fundo em Micro-ondas (CMB).”(Maio/2025)</w:t>
-      </w:r>
-    </w:p>
-    <w:p>
-      <w:pPr>
-        <w:pStyle w:val="Corpodetexto"/>
-        <w:pBdr>
-          <w:bottom w:val="single" w:sz="6" w:space="1" w:color="auto"/>
-        </w:pBdr>
-      </w:pPr>
-      <w:hyperlink r:id="rId36" w:history="1">
+        <w:t xml:space="preserve">“Usaremos a teoria </w:t>
+      </w:r>
+      <w:proofErr w:type="gramStart"/>
+      <w:r>
+        <w:t>do”Universo</w:t>
+      </w:r>
+      <w:proofErr w:type="gramEnd"/>
+      <w:r>
+        <w:t xml:space="preserve"> Decrescente” (U.D.) para estimar </w:t>
+      </w:r>
+      <w:proofErr w:type="gramStart"/>
+      <w:r>
+        <w:t>a</w:t>
+      </w:r>
+      <w:proofErr w:type="gramEnd"/>
+      <w:r>
+        <w:t xml:space="preserve"> idade do Universo com base no comprimento de onda médio da radiação Cósmica de Fundo em Micro-ondas (CMB)</w:t>
+      </w:r>
+      <w:proofErr w:type="gramStart"/>
+      <w:r>
+        <w:t>.”(</w:t>
+      </w:r>
+      <w:proofErr w:type="gramEnd"/>
+      <w:r>
+        <w:t>Maio/2025)</w:t>
+      </w:r>
+    </w:p>
+    <w:p>
+      <w:pPr>
+        <w:pStyle w:val="Corpodetexto"/>
+        <w:pBdr>
+          <w:bottom w:val="single" w:sz="6" w:space="1" w:color="auto"/>
+        </w:pBdr>
+      </w:pPr>
+      <w:hyperlink r:id="rId37" w:history="1">
         <w:r>
           <w:rPr>
             <w:rStyle w:val="Hyperlink"/>
@@ -1415,7 +1615,25 @@
           <w:bCs/>
           <w:color w:val="17365D" w:themeColor="text2" w:themeShade="BF"/>
         </w:rPr>
-        <w:t xml:space="preserve">(*)´Universo </w:t>
+        <w:t>(</w:t>
+      </w:r>
+      <w:proofErr w:type="gramStart"/>
+      <w:r>
+        <w:rPr>
+          <w:b/>
+          <w:bCs/>
+          <w:color w:val="17365D" w:themeColor="text2" w:themeShade="BF"/>
+        </w:rPr>
+        <w:t>*)´</w:t>
+      </w:r>
+      <w:proofErr w:type="gramEnd"/>
+      <w:r>
+        <w:rPr>
+          <w:b/>
+          <w:bCs/>
+          <w:color w:val="17365D" w:themeColor="text2" w:themeShade="BF"/>
+        </w:rPr>
+        <w:t xml:space="preserve">Universo </w:t>
       </w:r>
       <w:proofErr w:type="spellStart"/>
       <w:r>
@@ -1459,21 +1677,45 @@
         <w:pStyle w:val="Corpodetexto"/>
       </w:pPr>
       <w:r>
-        <w:t>“Usando o modelo do”Universo Decrescente”1, mostraremos evidências de que esse novo modelo da dinâmica do Universo é menos disruptivo e mais adequado do que o modelo tradicional L-CDM, que postula a existência de Energia Escura.</w:t>
+        <w:t xml:space="preserve">“Usando o modelo </w:t>
+      </w:r>
+      <w:proofErr w:type="gramStart"/>
+      <w:r>
+        <w:t>do”Universo</w:t>
+      </w:r>
+      <w:proofErr w:type="gramEnd"/>
+      <w:r>
+        <w:t xml:space="preserve"> Decrescente”1, mostraremos evidências de que esse novo modelo da dinâmica do Universo é menos disruptivo e mais adequado do que o modelo tradicional L-CDM, que postula </w:t>
+      </w:r>
+      <w:proofErr w:type="gramStart"/>
+      <w:r>
+        <w:t>a</w:t>
+      </w:r>
+      <w:proofErr w:type="gramEnd"/>
+      <w:r>
+        <w:t xml:space="preserve"> existência de Energia Escura.</w:t>
       </w:r>
       <w:r>
         <w:br/>
-        <w:t>Também desenvolveremos, a partir dessa nova teoria, uma fórmula matemática simples e direta que fornece a distância da galáxia em função de seu redshift.”(Fev/2025)</w:t>
-      </w:r>
-    </w:p>
-    <w:p>
-      <w:pPr>
-        <w:pStyle w:val="Corpodetexto"/>
-        <w:pBdr>
-          <w:bottom w:val="single" w:sz="6" w:space="1" w:color="auto"/>
-        </w:pBdr>
-      </w:pPr>
-      <w:hyperlink r:id="rId37" w:history="1">
+        <w:t>Também desenvolveremos, a partir dessa nova teoria, uma fórmula matemática simples e direta que fornece a distância da galáxia em função de seu redshift</w:t>
+      </w:r>
+      <w:proofErr w:type="gramStart"/>
+      <w:r>
+        <w:t>.”(</w:t>
+      </w:r>
+      <w:proofErr w:type="gramEnd"/>
+      <w:r>
+        <w:t>Fev/2025)</w:t>
+      </w:r>
+    </w:p>
+    <w:p>
+      <w:pPr>
+        <w:pStyle w:val="Corpodetexto"/>
+        <w:pBdr>
+          <w:bottom w:val="single" w:sz="6" w:space="1" w:color="auto"/>
+        </w:pBdr>
+      </w:pPr>
+      <w:hyperlink r:id="rId38" w:history="1">
         <w:r>
           <w:rPr>
             <w:rStyle w:val="Hyperlink"/>
@@ -1515,9 +1757,19 @@
           <w:bCs/>
           <w:color w:val="17365D" w:themeColor="text2" w:themeShade="BF"/>
         </w:rPr>
-        <w:t>(*)´</w:t>
+        <w:t>(</w:t>
+      </w:r>
+      <w:proofErr w:type="gramStart"/>
+      <w:r>
+        <w:rPr>
+          <w:b/>
+          <w:bCs/>
+          <w:color w:val="17365D" w:themeColor="text2" w:themeShade="BF"/>
+        </w:rPr>
+        <w:t>*)´</w:t>
       </w:r>
       <w:proofErr w:type="spellStart"/>
+      <w:proofErr w:type="gramEnd"/>
       <w:r>
         <w:rPr>
           <w:b/>
@@ -1533,18 +1785,52 @@
           <w:bCs/>
           <w:color w:val="17365D" w:themeColor="text2" w:themeShade="BF"/>
         </w:rPr>
-        <w:t xml:space="preserve"> da Lei de Hubble e sua relação com a energia escura e a matéria escura´</w:t>
-      </w:r>
-    </w:p>
-    <w:p>
-      <w:pPr>
-        <w:pStyle w:val="Corpodetexto"/>
-        <w:pBdr>
-          <w:bottom w:val="single" w:sz="6" w:space="1" w:color="auto"/>
-        </w:pBdr>
-      </w:pPr>
-      <w:r>
-        <w:t>“A partir do modelo do”Universo Decrescente”,1,2 estabelecendo a contração do tecido espacial quando exposto a um campo gravitacional, derivamos a Lei de Hubble e, a partir dela, explicaremos o efeito “Energia Escura” “.(Mar/2019)</w:t>
+        <w:t xml:space="preserve"> da Lei de Hubble e sua relação com </w:t>
+      </w:r>
+      <w:proofErr w:type="gramStart"/>
+      <w:r>
+        <w:rPr>
+          <w:b/>
+          <w:bCs/>
+          <w:color w:val="17365D" w:themeColor="text2" w:themeShade="BF"/>
+        </w:rPr>
+        <w:t>a</w:t>
+      </w:r>
+      <w:proofErr w:type="gramEnd"/>
+      <w:r>
+        <w:rPr>
+          <w:b/>
+          <w:bCs/>
+          <w:color w:val="17365D" w:themeColor="text2" w:themeShade="BF"/>
+        </w:rPr>
+        <w:t xml:space="preserve"> energia escura e a matéria escura´</w:t>
+      </w:r>
+    </w:p>
+    <w:p>
+      <w:pPr>
+        <w:pStyle w:val="Corpodetexto"/>
+        <w:pBdr>
+          <w:bottom w:val="single" w:sz="6" w:space="1" w:color="auto"/>
+        </w:pBdr>
+      </w:pPr>
+      <w:r>
+        <w:t xml:space="preserve">“A partir do modelo </w:t>
+      </w:r>
+      <w:proofErr w:type="gramStart"/>
+      <w:r>
+        <w:t>do”Universo</w:t>
+      </w:r>
+      <w:proofErr w:type="gramEnd"/>
+      <w:r>
+        <w:t xml:space="preserve"> Decrescente”,1,2 estabelecendo a contração do tecido espacial quando exposto </w:t>
+      </w:r>
+      <w:proofErr w:type="gramStart"/>
+      <w:r>
+        <w:t>a</w:t>
+      </w:r>
+      <w:proofErr w:type="gramEnd"/>
+      <w:r>
+        <w:t xml:space="preserve"> um campo gravitacional, derivamos a Lei de Hubble e, a partir dela, explicaremos o efeito “Energia Escura” “.(Mar/2019)</w:t>
       </w:r>
       <w:r>
         <w:br/>
@@ -1552,7 +1838,7 @@
       <w:r>
         <w:br/>
       </w:r>
-      <w:hyperlink r:id="rId38" w:history="1">
+      <w:hyperlink r:id="rId39" w:history="1">
         <w:r>
           <w:rPr>
             <w:rStyle w:val="Hyperlink"/>
@@ -1607,17 +1893,41 @@
         <w:pStyle w:val="Corpodetexto"/>
       </w:pPr>
       <w:r>
-        <w:t>“A partir do modelo do”Universo Decrescente”, estabelecendo a contração do tecido espacial quando exposto a um campo gravitacional, derivamos a Lei de Hubble e, a partir dela, explicaremos os efeitos “Energia Escura” e “Matéria Escura”.”(Abr/2019)</w:t>
-      </w:r>
-    </w:p>
-    <w:p>
-      <w:pPr>
-        <w:pStyle w:val="Corpodetexto"/>
-        <w:pBdr>
-          <w:bottom w:val="single" w:sz="6" w:space="1" w:color="auto"/>
-        </w:pBdr>
-      </w:pPr>
-      <w:hyperlink r:id="rId39">
+        <w:t xml:space="preserve">“A partir do modelo </w:t>
+      </w:r>
+      <w:proofErr w:type="gramStart"/>
+      <w:r>
+        <w:t>do”Universo</w:t>
+      </w:r>
+      <w:proofErr w:type="gramEnd"/>
+      <w:r>
+        <w:t xml:space="preserve"> Decrescente”, estabelecendo a contração do tecido espacial quando exposto </w:t>
+      </w:r>
+      <w:proofErr w:type="gramStart"/>
+      <w:r>
+        <w:t>a</w:t>
+      </w:r>
+      <w:proofErr w:type="gramEnd"/>
+      <w:r>
+        <w:t xml:space="preserve"> um campo gravitacional, derivamos a Lei de Hubble e, a partir dela, explicaremos os efeitos “Energia Escura” e “Matéria Escura”</w:t>
+      </w:r>
+      <w:proofErr w:type="gramStart"/>
+      <w:r>
+        <w:t>.”(</w:t>
+      </w:r>
+      <w:proofErr w:type="gramEnd"/>
+      <w:r>
+        <w:t>Abr/2019)</w:t>
+      </w:r>
+    </w:p>
+    <w:p>
+      <w:pPr>
+        <w:pStyle w:val="Corpodetexto"/>
+        <w:pBdr>
+          <w:bottom w:val="single" w:sz="6" w:space="1" w:color="auto"/>
+        </w:pBdr>
+      </w:pPr>
+      <w:hyperlink r:id="rId40">
         <w:r>
           <w:rPr>
             <w:rStyle w:val="Hyperlink"/>
@@ -1691,17 +2001,25 @@
         <w:pStyle w:val="Corpodetexto"/>
       </w:pPr>
       <w:r>
-        <w:t>“Faremos uma nova abordagem para um efeito conhecido como”Energia Escura” através de um efeito no campo gravitacional.[1] Em um foguete acelerado, as dimensões do espaço no sentido do movimento, devido à “Contração de Lorentz”, estão em redução contínua. Usando o princípio da equivalência, presumimos que, no campo gravitacional, ocorreria o mesmo. Isso implica no “efeito de energia escura”. Os cálculos mostram que uma contração de 7% a cada bilhão de anos explicaria nossa observação de galáxias em separação acelerada.”(Jan/2017)</w:t>
-      </w:r>
-    </w:p>
-    <w:p>
-      <w:pPr>
-        <w:pStyle w:val="Corpodetexto"/>
-        <w:pBdr>
-          <w:bottom w:val="single" w:sz="6" w:space="1" w:color="auto"/>
-        </w:pBdr>
-      </w:pPr>
-      <w:hyperlink r:id="rId40">
+        <w:t xml:space="preserve">“Faremos uma nova abordagem para um efeito conhecido </w:t>
+      </w:r>
+      <w:proofErr w:type="gramStart"/>
+      <w:r>
+        <w:t>como”Energia</w:t>
+      </w:r>
+      <w:proofErr w:type="gramEnd"/>
+      <w:r>
+        <w:t xml:space="preserve"> Escura” através de um efeito no campo gravitacional.[1] Em um foguete acelerado, as dimensões do espaço no sentido do movimento, devido à “Contração de Lorentz”, estão em redução contínua. Usando o princípio da equivalência, presumimos que, no campo gravitacional, ocorreria o mesmo. Isso implica no “efeito de energia escura”. Os cálculos mostram que uma contração de 7% a cada bilhão de anos explicaria nossa observação de galáxias em separação acelerada.”(Jan/2017)</w:t>
+      </w:r>
+    </w:p>
+    <w:p>
+      <w:pPr>
+        <w:pStyle w:val="Corpodetexto"/>
+        <w:pBdr>
+          <w:bottom w:val="single" w:sz="6" w:space="1" w:color="auto"/>
+        </w:pBdr>
+      </w:pPr>
+      <w:hyperlink r:id="rId41">
         <w:r>
           <w:rPr>
             <w:rStyle w:val="Hyperlink"/>
@@ -1754,7 +2072,7 @@
           <w:bottom w:val="single" w:sz="6" w:space="1" w:color="auto"/>
         </w:pBdr>
       </w:pPr>
-      <w:hyperlink r:id="rId41">
+      <w:hyperlink r:id="rId42">
         <w:r>
           <w:rPr>
             <w:rStyle w:val="Hyperlink"/>
@@ -1768,7 +2086,7 @@
       <w:r>
         <w:br/>
       </w:r>
-      <w:hyperlink r:id="rId42">
+      <w:hyperlink r:id="rId43">
         <w:r>
           <w:rPr>
             <w:rStyle w:val="Hyperlink"/>
@@ -1817,7 +2135,7 @@
           <w:bottom w:val="single" w:sz="6" w:space="1" w:color="auto"/>
         </w:pBdr>
       </w:pPr>
-      <w:hyperlink r:id="rId43" w:history="1">
+      <w:hyperlink r:id="rId44" w:history="1">
         <w:r>
           <w:rPr>
             <w:rStyle w:val="Hyperlink"/>
@@ -1868,7 +2186,7 @@
           <w:bottom w:val="single" w:sz="6" w:space="1" w:color="auto"/>
         </w:pBdr>
       </w:pPr>
-      <w:hyperlink r:id="rId44" w:history="1">
+      <w:hyperlink r:id="rId45" w:history="1">
         <w:r>
           <w:rPr>
             <w:rStyle w:val="Hyperlink"/>
@@ -1959,7 +2277,7 @@
           <w:bottom w:val="single" w:sz="6" w:space="1" w:color="auto"/>
         </w:pBdr>
       </w:pPr>
-      <w:hyperlink r:id="rId45" w:history="1">
+      <w:hyperlink r:id="rId46" w:history="1">
         <w:r>
           <w:rPr>
             <w:rStyle w:val="Hyperlink"/>
@@ -2039,7 +2357,7 @@
           <w:bottom w:val="single" w:sz="6" w:space="1" w:color="auto"/>
         </w:pBdr>
       </w:pPr>
-      <w:hyperlink r:id="rId46" w:history="1">
+      <w:hyperlink r:id="rId47" w:history="1">
         <w:r>
           <w:rPr>
             <w:rStyle w:val="Hyperlink"/>
@@ -2077,7 +2395,23 @@
           <w:b/>
           <w:bCs/>
         </w:rPr>
-        <w:t>(*)´O Nada Jocaxiano´</w:t>
+        <w:t>(</w:t>
+      </w:r>
+      <w:proofErr w:type="gramStart"/>
+      <w:r>
+        <w:rPr>
+          <w:b/>
+          <w:bCs/>
+        </w:rPr>
+        <w:t>*)´</w:t>
+      </w:r>
+      <w:proofErr w:type="gramEnd"/>
+      <w:r>
+        <w:rPr>
+          <w:b/>
+          <w:bCs/>
+        </w:rPr>
+        <w:t>O Nada Jocaxiano´</w:t>
       </w:r>
     </w:p>
     <w:p>
@@ -2095,7 +2429,7 @@
           <w:bottom w:val="single" w:sz="6" w:space="1" w:color="auto"/>
         </w:pBdr>
       </w:pPr>
-      <w:hyperlink r:id="rId47" w:history="1">
+      <w:hyperlink r:id="rId48" w:history="1">
         <w:r>
           <w:rPr>
             <w:rStyle w:val="Hyperlink"/>
@@ -2155,7 +2489,7 @@
       <w:r>
         <w:t>Texto:</w:t>
       </w:r>
-      <w:hyperlink r:id="rId48">
+      <w:hyperlink r:id="rId49">
         <w:r>
           <w:rPr>
             <w:rStyle w:val="Hyperlink"/>
@@ -2167,7 +2501,7 @@
         <w:br/>
         <w:t>VID1:</w:t>
       </w:r>
-      <w:hyperlink r:id="rId49">
+      <w:hyperlink r:id="rId50">
         <w:r>
           <w:rPr>
             <w:rStyle w:val="Hyperlink"/>
@@ -2179,7 +2513,7 @@
         <w:br/>
         <w:t>VID2:</w:t>
       </w:r>
-      <w:hyperlink r:id="rId50">
+      <w:hyperlink r:id="rId51">
         <w:r>
           <w:rPr>
             <w:rStyle w:val="Hyperlink"/>
@@ -2226,7 +2560,7 @@
       <w:r>
         <w:br/>
       </w:r>
-      <w:hyperlink r:id="rId51">
+      <w:hyperlink r:id="rId52">
         <w:r>
           <w:rPr>
             <w:rStyle w:val="Hyperlink"/>
@@ -2288,7 +2622,7 @@
       <w:pPr>
         <w:pStyle w:val="Corpodetexto"/>
       </w:pPr>
-      <w:hyperlink r:id="rId52">
+      <w:hyperlink r:id="rId53">
         <w:r>
           <w:rPr>
             <w:rStyle w:val="Hyperlink"/>
@@ -2307,7 +2641,7 @@
       <w:r>
         <w:br/>
       </w:r>
-      <w:hyperlink r:id="rId53">
+      <w:hyperlink r:id="rId54">
         <w:r>
           <w:rPr>
             <w:rStyle w:val="Hyperlink"/>
@@ -2323,7 +2657,7 @@
       <w:r>
         <w:t xml:space="preserve">(Todos os arquivos: </w:t>
       </w:r>
-      <w:hyperlink r:id="rId54">
+      <w:hyperlink r:id="rId55">
         <w:r>
           <w:rPr>
             <w:rStyle w:val="Hyperlink"/>
@@ -2349,7 +2683,7 @@
       <w:r>
         <w:t xml:space="preserve"> </w:t>
       </w:r>
-      <w:hyperlink r:id="rId55">
+      <w:hyperlink r:id="rId56">
         <w:r>
           <w:rPr>
             <w:rStyle w:val="Hyperlink"/>

--- a/Articles_POR.docx
+++ b/Articles_POR.docx
@@ -454,15 +454,7 @@
         <w:pStyle w:val="Corpodetexto"/>
       </w:pPr>
       <w:r>
-        <w:t xml:space="preserve">“Na Teoria do Universo Decrescente </w:t>
-      </w:r>
-      <w:proofErr w:type="gramStart"/>
-      <w:r>
-        <w:t>(”DUT</w:t>
-      </w:r>
-      <w:proofErr w:type="gramEnd"/>
-      <w:r>
-        <w:t>”), a “Matéria Escura” é explicada como um efeito ilusório causado pela contração diferenciada das estrelas em relação à sua distância do núcleo massivo de uma galáxia [1][17]. Este artigo apresenta uma análise sistemática de 47 galáxias, demonstrando que a fração aparente de matéria escura (fME) correlaciona-se com um fator de gradiente gravitacional derivado dos princípios da DUT. Mostramos que galáxias com bojos massivos e grandes extensões radiais exibem altas frações de matéria escura, enquanto galáxias compactas com bojos densos (NGC 1277) e galáxias difusas sem bojos (NGC 1052-DF2, DF4, DF9) apresentam efeitos de matéria escura negligenciáveis — exatamente como previsto pelo modelo DUT.”(Julho/2026)</w:t>
+        <w:t>“Na Teoria do Universo Decrescente (”DUT”), a “Matéria Escura” é explicada como um efeito ilusório causado pela contração diferenciada das estrelas em relação à sua distância do núcleo massivo de uma galáxia [1][17]. Este artigo apresenta uma análise sistemática de 47 galáxias, demonstrando que a fração aparente de matéria escura (fME) correlaciona-se com um fator de gradiente gravitacional derivado dos princípios da DUT. Mostramos que galáxias com bojos massivos e grandes extensões radiais exibem altas frações de matéria escura, enquanto galáxias compactas com bojos densos (NGC 1277) e galáxias difusas sem bojos (NGC 1052-DF2, DF4, DF9) apresentam efeitos de matéria escura negligenciáveis — exatamente como previsto pelo modelo DUT.”(Julho/2026)</w:t>
       </w:r>
     </w:p>
     <w:p>
@@ -515,15 +507,7 @@
         <w:pStyle w:val="Corpodetexto"/>
       </w:pPr>
       <w:r>
-        <w:t xml:space="preserve">“O filósofo Thomas Kuhn argumentou que a ciência </w:t>
-      </w:r>
-      <w:proofErr w:type="gramStart"/>
-      <w:r>
-        <w:t>é”uma</w:t>
-      </w:r>
-      <w:proofErr w:type="gramEnd"/>
-      <w:r>
-        <w:t xml:space="preserve"> série de interlúdios pacíficos pontuados por revoluções intelectualmente violentas”, nos quais “uma visão de mundo conceitual é substituída por outra.” (</w:t>
+        <w:t>“O filósofo Thomas Kuhn argumentou que a ciência é”uma série de interlúdios pacíficos pontuados por revoluções intelectualmente violentas”, nos quais “uma visão de mundo conceitual é substituída por outra.” (</w:t>
       </w:r>
       <w:hyperlink r:id="rId25">
         <w:r>
@@ -676,15 +660,7 @@
         <w:pStyle w:val="Corpodetexto"/>
       </w:pPr>
       <w:r>
-        <w:t xml:space="preserve">“No modelo DUT (Teoria do Universo Decrescente), </w:t>
-      </w:r>
-      <w:proofErr w:type="gramStart"/>
-      <w:r>
-        <w:t>a”Matéria</w:t>
-      </w:r>
-      <w:proofErr w:type="gramEnd"/>
-      <w:r>
-        <w:t xml:space="preserve"> Escura” é explicada como um efeito da contração diferenciada das estrelas em relação à sua distância do núcleo massivo da galáxia. Veremos que podem existir galáxias nas quais esse efeito é muito pequeno, cujas causas corroboram as evidências deste modelo. “(Julho/2026)</w:t>
+        <w:t>“No modelo DUT (Teoria do Universo Decrescente), a”Matéria Escura” é explicada como um efeito da contração diferenciada das estrelas em relação à sua distância do núcleo massivo da galáxia. Veremos que podem existir galáxias nas quais esse efeito é muito pequeno, cujas causas corroboram as evidências deste modelo. “(Julho/2026)</w:t>
       </w:r>
     </w:p>
     <w:p>
@@ -729,25 +705,7 @@
           <w:bCs/>
           <w:color w:val="17365D" w:themeColor="text2" w:themeShade="BF"/>
         </w:rPr>
-        <w:t>(</w:t>
-      </w:r>
-      <w:proofErr w:type="gramStart"/>
-      <w:r>
-        <w:rPr>
-          <w:b/>
-          <w:bCs/>
-          <w:color w:val="17365D" w:themeColor="text2" w:themeShade="BF"/>
-        </w:rPr>
-        <w:t>*)Evidência</w:t>
-      </w:r>
-      <w:proofErr w:type="gramEnd"/>
-      <w:r>
-        <w:rPr>
-          <w:b/>
-          <w:bCs/>
-          <w:color w:val="17365D" w:themeColor="text2" w:themeShade="BF"/>
-        </w:rPr>
-        <w:t xml:space="preserve"> Observacional de Redshifts Diferenciais Intrínsecos em Pares de Galáxias: Um Teste da Teoria do Universo Decrescente (DUT)</w:t>
+        <w:t>(*)Evidência Observacional de Redshifts Diferenciais Intrínsecos em Pares de Galáxias: Um Teste da Teoria do Universo Decrescente (DUT)</w:t>
       </w:r>
     </w:p>
     <w:p>
@@ -810,41 +768,15 @@
           <w:bCs/>
           <w:color w:val="17365D" w:themeColor="text2" w:themeShade="BF"/>
         </w:rPr>
-        <w:t>(</w:t>
-      </w:r>
-      <w:proofErr w:type="gramStart"/>
-      <w:r>
-        <w:rPr>
-          <w:b/>
-          <w:bCs/>
-          <w:color w:val="17365D" w:themeColor="text2" w:themeShade="BF"/>
-        </w:rPr>
-        <w:t>*)Teoria</w:t>
-      </w:r>
-      <w:proofErr w:type="gramEnd"/>
-      <w:r>
-        <w:rPr>
-          <w:b/>
-          <w:bCs/>
-          <w:color w:val="17365D" w:themeColor="text2" w:themeShade="BF"/>
-        </w:rPr>
-        <w:t xml:space="preserve"> do Universo Decrescente: Dilatação Temporal Cosmológica e a Explosão de SN1A</w:t>
-      </w:r>
-    </w:p>
-    <w:p>
-      <w:pPr>
-        <w:pStyle w:val="Corpodetexto"/>
-      </w:pPr>
-      <w:r>
-        <w:t xml:space="preserve">“Mostraremos que, dentro </w:t>
-      </w:r>
-      <w:proofErr w:type="gramStart"/>
-      <w:r>
-        <w:t>da”Teoria</w:t>
-      </w:r>
-      <w:proofErr w:type="gramEnd"/>
-      <w:r>
-        <w:t xml:space="preserve"> do Universo Decrescente” (DUT), o tempo dentro de um campo gravitacional é alterado da mesma forma que as escalas de medição de distância espacial. Em escala cósmica (períodos de milhões de anos), esse efeito torna-se perceptível e explica a variação na duração medida das explosões de Supernovas Tipo Ia (SN1A).”(Maio/2026)</w:t>
+        <w:t>(*)Teoria do Universo Decrescente: Dilatação Temporal Cosmológica e a Explosão de SN1A</w:t>
+      </w:r>
+    </w:p>
+    <w:p>
+      <w:pPr>
+        <w:pStyle w:val="Corpodetexto"/>
+      </w:pPr>
+      <w:r>
+        <w:t>“Mostraremos que, dentro da”Teoria do Universo Decrescente” (DUT), o tempo dentro de um campo gravitacional é alterado da mesma forma que as escalas de medição de distância espacial. Em escala cósmica (períodos de milhões de anos), esse efeito torna-se perceptível e explica a variação na duração medida das explosões de Supernovas Tipo Ia (SN1A).”(Maio/2026)</w:t>
       </w:r>
     </w:p>
     <w:p>
@@ -968,23 +900,7 @@
         <w:pStyle w:val="Corpodetexto"/>
       </w:pPr>
       <w:r>
-        <w:t xml:space="preserve">“Este documento apresenta os fundamentos da Teoria do Universo Decrescente (DUT), propondo que </w:t>
-      </w:r>
-      <w:proofErr w:type="gramStart"/>
-      <w:r>
-        <w:t>a</w:t>
-      </w:r>
-      <w:proofErr w:type="gramEnd"/>
-      <w:r>
-        <w:t xml:space="preserve"> origem de tudo está no conceito </w:t>
-      </w:r>
-      <w:proofErr w:type="gramStart"/>
-      <w:r>
-        <w:t>do”Nada</w:t>
-      </w:r>
-      <w:proofErr w:type="gramEnd"/>
-      <w:r>
-        <w:t xml:space="preserve"> Jocaxiano”, em vez do Big Bang tradicional. A premissa central sugere que a gravidade causa uma contração contínua da matéria e dos sistemas físicos, desafiando a percepção de uma expansão acelerada do cosmos. Ao contrário de outros modelos, a DUT concebe o espaço como um vácuo imutável, no qual apenas os elementos materiais diminuem de escala ao longo do tempo. O texto argumenta que essa nova perspectiva exige uma revisão da Relatividade Geral, permanecendo compatível com os princípios da Mecânica Quântica. Por fim, o autor esclarece perguntas frequentes para estabelecer a DUT como um arcabouço teórico alternativo e abrangente para a cosmologia moderna. “(Jun/2026)</w:t>
+        <w:t>“Este documento apresenta os fundamentos da Teoria do Universo Decrescente (DUT), propondo que a origem de tudo está no conceito do”Nada Jocaxiano”, em vez do Big Bang tradicional. A premissa central sugere que a gravidade causa uma contração contínua da matéria e dos sistemas físicos, desafiando a percepção de uma expansão acelerada do cosmos. Ao contrário de outros modelos, a DUT concebe o espaço como um vácuo imutável, no qual apenas os elementos materiais diminuem de escala ao longo do tempo. O texto argumenta que essa nova perspectiva exige uma revisão da Relatividade Geral, permanecendo compatível com os princípios da Mecânica Quântica. Por fim, o autor esclarece perguntas frequentes para estabelecer a DUT como um arcabouço teórico alternativo e abrangente para a cosmologia moderna. “(Jun/2026)</w:t>
       </w:r>
     </w:p>
     <w:p>
@@ -1040,15 +956,7 @@
         </w:pBdr>
       </w:pPr>
       <w:r>
-        <w:t xml:space="preserve">“Partindo da ‘Teoria do Universo Decrescente’ (DUT), particularmente da fórmula que explica </w:t>
-      </w:r>
-      <w:proofErr w:type="gramStart"/>
-      <w:r>
-        <w:t>a</w:t>
-      </w:r>
-      <w:proofErr w:type="gramEnd"/>
-      <w:r>
-        <w:t xml:space="preserve"> ilusão da matéria escura, derivaremos a relação de Tully-Fisher para galáxias espirais.”(Maio/2026)</w:t>
+        <w:t>“Partindo da ‘Teoria do Universo Decrescente’ (DUT), particularmente da fórmula que explica a ilusão da matéria escura, derivaremos a relação de Tully-Fisher para galáxias espirais.”(Maio/2026)</w:t>
       </w:r>
       <w:r>
         <w:br/>
@@ -1099,15 +1007,7 @@
         <w:pStyle w:val="Corpodetexto"/>
       </w:pPr>
       <w:r>
-        <w:t xml:space="preserve">“A teoria do Universo Decrescente (D.U.) propõe que o campo gravitacional induz uma contração espacial contínua, prevendo que galáxias mais massivas devem exibir um redshift menor à mesma distância [1]. O principal obstáculo para testar essa previsão é o ruído introduzido pelas velocidades peculiares das galáxias. Este estudo aplica uma metodologia rigorosa para isolar o efeito da massa, analisando a correlação entre massa estelar e redshift em subgrupos de galáxias com distância, idade e velocidade radial controladas. Os resultados mostram que, ao minimizar o ruído dinâmico, a correlação negativa prevista pela teoria D.U. emerge em subamostras específicas, sugerindo que o efeito gravitacional intrínseco pode ser </w:t>
-      </w:r>
-      <w:proofErr w:type="gramStart"/>
-      <w:r>
-        <w:t>detectável”(</w:t>
-      </w:r>
-      <w:proofErr w:type="gramEnd"/>
-      <w:r>
-        <w:t>Abr/2026)</w:t>
+        <w:t>“A teoria do Universo Decrescente (D.U.) propõe que o campo gravitacional induz uma contração espacial contínua, prevendo que galáxias mais massivas devem exibir um redshift menor à mesma distância [1]. O principal obstáculo para testar essa previsão é o ruído introduzido pelas velocidades peculiares das galáxias. Este estudo aplica uma metodologia rigorosa para isolar o efeito da massa, analisando a correlação entre massa estelar e redshift em subgrupos de galáxias com distância, idade e velocidade radial controladas. Os resultados mostram que, ao minimizar o ruído dinâmico, a correlação negativa prevista pela teoria D.U. emerge em subamostras específicas, sugerindo que o efeito gravitacional intrínseco pode ser detectável”(Abr/2026)</w:t>
       </w:r>
     </w:p>
     <w:p>
@@ -1313,15 +1213,7 @@
         <w:pStyle w:val="Corpodetexto"/>
       </w:pPr>
       <w:r>
-        <w:t xml:space="preserve">“A compreensão da evolução do universo tem sido dominada pelo Modelo Cosmológico Padrão, conhecido </w:t>
-      </w:r>
-      <w:proofErr w:type="gramStart"/>
-      <w:r>
-        <w:t>como ?</w:t>
-      </w:r>
-      <w:proofErr w:type="gramEnd"/>
-      <w:r>
-        <w:t>-CDM. Esse modelo amplamente aceito postula a existência de matéria escura e, crucialmente, energia escura para explicar a expansão acelerada observada do universo.1 No entanto, a energia escura permanece uma entidade de origem desconhecida e indetectável, apresentando um desafio teórico significativo.2…”(Jun/2025)</w:t>
+        <w:t>“A compreensão da evolução do universo tem sido dominada pelo Modelo Cosmológico Padrão, conhecido como ?-CDM. Esse modelo amplamente aceito postula a existência de matéria escura e, crucialmente, energia escura para explicar a expansão acelerada observada do universo.1 No entanto, a energia escura permanece uma entidade de origem desconhecida e indetectável, apresentando um desafio teórico significativo.2…”(Jun/2025)</w:t>
       </w:r>
     </w:p>
     <w:p>
@@ -1383,25 +1275,7 @@
           <w:bCs/>
           <w:color w:val="17365D" w:themeColor="text2" w:themeShade="BF"/>
         </w:rPr>
-        <w:t>(</w:t>
-      </w:r>
-      <w:proofErr w:type="gramStart"/>
-      <w:r>
-        <w:rPr>
-          <w:b/>
-          <w:bCs/>
-          <w:color w:val="17365D" w:themeColor="text2" w:themeShade="BF"/>
-        </w:rPr>
-        <w:t>*)´</w:t>
-      </w:r>
-      <w:proofErr w:type="gramEnd"/>
-      <w:r>
-        <w:rPr>
-          <w:b/>
-          <w:bCs/>
-          <w:color w:val="17365D" w:themeColor="text2" w:themeShade="BF"/>
-        </w:rPr>
-        <w:t xml:space="preserve">Universo </w:t>
+        <w:t xml:space="preserve">(*)´Universo </w:t>
       </w:r>
       <w:proofErr w:type="spellStart"/>
       <w:r>
@@ -1445,15 +1319,7 @@
         <w:pStyle w:val="Corpodetexto"/>
       </w:pPr>
       <w:r>
-        <w:t>“Após uma breve revisão do modelo do Universo Decrescente (U.D.), derivaremos uma fórmula e o gráfico da velocidade aparente das estrelas (de uma galáxia Messier_33) em função de sua distância radial ao centro galáctico. Essa fórmula reproduz a mesma curva de velocidade tradicionalmente atribuída à matéria escura</w:t>
-      </w:r>
-      <w:proofErr w:type="gramStart"/>
-      <w:r>
-        <w:t>.”(</w:t>
-      </w:r>
-      <w:proofErr w:type="gramEnd"/>
-      <w:r>
-        <w:t>Abr/2025)</w:t>
+        <w:t>“Após uma breve revisão do modelo do Universo Decrescente (U.D.), derivaremos uma fórmula e o gráfico da velocidade aparente das estrelas (de uma galáxia Messier_33) em função de sua distância radial ao centro galáctico. Essa fórmula reproduz a mesma curva de velocidade tradicionalmente atribuída à matéria escura.”(Abr/2025)</w:t>
       </w:r>
     </w:p>
     <w:p>
@@ -1539,31 +1405,7 @@
         <w:pStyle w:val="Corpodetexto"/>
       </w:pPr>
       <w:r>
-        <w:t xml:space="preserve">“Usaremos a teoria </w:t>
-      </w:r>
-      <w:proofErr w:type="gramStart"/>
-      <w:r>
-        <w:t>do”Universo</w:t>
-      </w:r>
-      <w:proofErr w:type="gramEnd"/>
-      <w:r>
-        <w:t xml:space="preserve"> Decrescente” (U.D.) para estimar </w:t>
-      </w:r>
-      <w:proofErr w:type="gramStart"/>
-      <w:r>
-        <w:t>a</w:t>
-      </w:r>
-      <w:proofErr w:type="gramEnd"/>
-      <w:r>
-        <w:t xml:space="preserve"> idade do Universo com base no comprimento de onda médio da radiação Cósmica de Fundo em Micro-ondas (CMB)</w:t>
-      </w:r>
-      <w:proofErr w:type="gramStart"/>
-      <w:r>
-        <w:t>.”(</w:t>
-      </w:r>
-      <w:proofErr w:type="gramEnd"/>
-      <w:r>
-        <w:t>Maio/2025)</w:t>
+        <w:t>“Usaremos a teoria do”Universo Decrescente” (U.D.) para estimar a idade do Universo com base no comprimento de onda médio da radiação Cósmica de Fundo em Micro-ondas (CMB).”(Maio/2025)</w:t>
       </w:r>
     </w:p>
     <w:p>
@@ -1615,25 +1457,7 @@
           <w:bCs/>
           <w:color w:val="17365D" w:themeColor="text2" w:themeShade="BF"/>
         </w:rPr>
-        <w:t>(</w:t>
-      </w:r>
-      <w:proofErr w:type="gramStart"/>
-      <w:r>
-        <w:rPr>
-          <w:b/>
-          <w:bCs/>
-          <w:color w:val="17365D" w:themeColor="text2" w:themeShade="BF"/>
-        </w:rPr>
-        <w:t>*)´</w:t>
-      </w:r>
-      <w:proofErr w:type="gramEnd"/>
-      <w:r>
-        <w:rPr>
-          <w:b/>
-          <w:bCs/>
-          <w:color w:val="17365D" w:themeColor="text2" w:themeShade="BF"/>
-        </w:rPr>
-        <w:t xml:space="preserve">Universo </w:t>
+        <w:t xml:space="preserve">(*)´Universo </w:t>
       </w:r>
       <w:proofErr w:type="spellStart"/>
       <w:r>
@@ -1677,35 +1501,11 @@
         <w:pStyle w:val="Corpodetexto"/>
       </w:pPr>
       <w:r>
-        <w:t xml:space="preserve">“Usando o modelo </w:t>
-      </w:r>
-      <w:proofErr w:type="gramStart"/>
-      <w:r>
-        <w:t>do”Universo</w:t>
-      </w:r>
-      <w:proofErr w:type="gramEnd"/>
-      <w:r>
-        <w:t xml:space="preserve"> Decrescente”1, mostraremos evidências de que esse novo modelo da dinâmica do Universo é menos disruptivo e mais adequado do que o modelo tradicional L-CDM, que postula </w:t>
-      </w:r>
-      <w:proofErr w:type="gramStart"/>
-      <w:r>
-        <w:t>a</w:t>
-      </w:r>
-      <w:proofErr w:type="gramEnd"/>
-      <w:r>
-        <w:t xml:space="preserve"> existência de Energia Escura.</w:t>
+        <w:t>“Usando o modelo do”Universo Decrescente”1, mostraremos evidências de que esse novo modelo da dinâmica do Universo é menos disruptivo e mais adequado do que o modelo tradicional L-CDM, que postula a existência de Energia Escura.</w:t>
       </w:r>
       <w:r>
         <w:br/>
-        <w:t>Também desenvolveremos, a partir dessa nova teoria, uma fórmula matemática simples e direta que fornece a distância da galáxia em função de seu redshift</w:t>
-      </w:r>
-      <w:proofErr w:type="gramStart"/>
-      <w:r>
-        <w:t>.”(</w:t>
-      </w:r>
-      <w:proofErr w:type="gramEnd"/>
-      <w:r>
-        <w:t>Fev/2025)</w:t>
+        <w:t>Também desenvolveremos, a partir dessa nova teoria, uma fórmula matemática simples e direta que fornece a distância da galáxia em função de seu redshift.”(Fev/2025)</w:t>
       </w:r>
     </w:p>
     <w:p>
@@ -1757,19 +1557,9 @@
           <w:bCs/>
           <w:color w:val="17365D" w:themeColor="text2" w:themeShade="BF"/>
         </w:rPr>
-        <w:t>(</w:t>
-      </w:r>
-      <w:proofErr w:type="gramStart"/>
-      <w:r>
-        <w:rPr>
-          <w:b/>
-          <w:bCs/>
-          <w:color w:val="17365D" w:themeColor="text2" w:themeShade="BF"/>
-        </w:rPr>
-        <w:t>*)´</w:t>
+        <w:t>(*)´</w:t>
       </w:r>
       <w:proofErr w:type="spellStart"/>
-      <w:proofErr w:type="gramEnd"/>
       <w:r>
         <w:rPr>
           <w:b/>
@@ -1785,52 +1575,18 @@
           <w:bCs/>
           <w:color w:val="17365D" w:themeColor="text2" w:themeShade="BF"/>
         </w:rPr>
-        <w:t xml:space="preserve"> da Lei de Hubble e sua relação com </w:t>
-      </w:r>
-      <w:proofErr w:type="gramStart"/>
-      <w:r>
-        <w:rPr>
-          <w:b/>
-          <w:bCs/>
-          <w:color w:val="17365D" w:themeColor="text2" w:themeShade="BF"/>
-        </w:rPr>
-        <w:t>a</w:t>
-      </w:r>
-      <w:proofErr w:type="gramEnd"/>
-      <w:r>
-        <w:rPr>
-          <w:b/>
-          <w:bCs/>
-          <w:color w:val="17365D" w:themeColor="text2" w:themeShade="BF"/>
-        </w:rPr>
-        <w:t xml:space="preserve"> energia escura e a matéria escura´</w:t>
-      </w:r>
-    </w:p>
-    <w:p>
-      <w:pPr>
-        <w:pStyle w:val="Corpodetexto"/>
-        <w:pBdr>
-          <w:bottom w:val="single" w:sz="6" w:space="1" w:color="auto"/>
-        </w:pBdr>
-      </w:pPr>
-      <w:r>
-        <w:t xml:space="preserve">“A partir do modelo </w:t>
-      </w:r>
-      <w:proofErr w:type="gramStart"/>
-      <w:r>
-        <w:t>do”Universo</w:t>
-      </w:r>
-      <w:proofErr w:type="gramEnd"/>
-      <w:r>
-        <w:t xml:space="preserve"> Decrescente”,1,2 estabelecendo a contração do tecido espacial quando exposto </w:t>
-      </w:r>
-      <w:proofErr w:type="gramStart"/>
-      <w:r>
-        <w:t>a</w:t>
-      </w:r>
-      <w:proofErr w:type="gramEnd"/>
-      <w:r>
-        <w:t xml:space="preserve"> um campo gravitacional, derivamos a Lei de Hubble e, a partir dela, explicaremos o efeito “Energia Escura” “.(Mar/2019)</w:t>
+        <w:t xml:space="preserve"> da Lei de Hubble e sua relação com a energia escura e a matéria escura´</w:t>
+      </w:r>
+    </w:p>
+    <w:p>
+      <w:pPr>
+        <w:pStyle w:val="Corpodetexto"/>
+        <w:pBdr>
+          <w:bottom w:val="single" w:sz="6" w:space="1" w:color="auto"/>
+        </w:pBdr>
+      </w:pPr>
+      <w:r>
+        <w:t>“A partir do modelo do”Universo Decrescente”,1,2 estabelecendo a contração do tecido espacial quando exposto a um campo gravitacional, derivamos a Lei de Hubble e, a partir dela, explicaremos o efeito “Energia Escura” “.(Mar/2019)</w:t>
       </w:r>
       <w:r>
         <w:br/>
@@ -1893,31 +1649,7 @@
         <w:pStyle w:val="Corpodetexto"/>
       </w:pPr>
       <w:r>
-        <w:t xml:space="preserve">“A partir do modelo </w:t>
-      </w:r>
-      <w:proofErr w:type="gramStart"/>
-      <w:r>
-        <w:t>do”Universo</w:t>
-      </w:r>
-      <w:proofErr w:type="gramEnd"/>
-      <w:r>
-        <w:t xml:space="preserve"> Decrescente”, estabelecendo a contração do tecido espacial quando exposto </w:t>
-      </w:r>
-      <w:proofErr w:type="gramStart"/>
-      <w:r>
-        <w:t>a</w:t>
-      </w:r>
-      <w:proofErr w:type="gramEnd"/>
-      <w:r>
-        <w:t xml:space="preserve"> um campo gravitacional, derivamos a Lei de Hubble e, a partir dela, explicaremos os efeitos “Energia Escura” e “Matéria Escura”</w:t>
-      </w:r>
-      <w:proofErr w:type="gramStart"/>
-      <w:r>
-        <w:t>.”(</w:t>
-      </w:r>
-      <w:proofErr w:type="gramEnd"/>
-      <w:r>
-        <w:t>Abr/2019)</w:t>
+        <w:t>“A partir do modelo do”Universo Decrescente”, estabelecendo a contração do tecido espacial quando exposto a um campo gravitacional, derivamos a Lei de Hubble e, a partir dela, explicaremos os efeitos “Energia Escura” e “Matéria Escura”.”(Abr/2019)</w:t>
       </w:r>
     </w:p>
     <w:p>
@@ -2001,15 +1733,7 @@
         <w:pStyle w:val="Corpodetexto"/>
       </w:pPr>
       <w:r>
-        <w:t xml:space="preserve">“Faremos uma nova abordagem para um efeito conhecido </w:t>
-      </w:r>
-      <w:proofErr w:type="gramStart"/>
-      <w:r>
-        <w:t>como”Energia</w:t>
-      </w:r>
-      <w:proofErr w:type="gramEnd"/>
-      <w:r>
-        <w:t xml:space="preserve"> Escura” através de um efeito no campo gravitacional.[1] Em um foguete acelerado, as dimensões do espaço no sentido do movimento, devido à “Contração de Lorentz”, estão em redução contínua. Usando o princípio da equivalência, presumimos que, no campo gravitacional, ocorreria o mesmo. Isso implica no “efeito de energia escura”. Os cálculos mostram que uma contração de 7% a cada bilhão de anos explicaria nossa observação de galáxias em separação acelerada.”(Jan/2017)</w:t>
+        <w:t>“Faremos uma nova abordagem para um efeito conhecido como”Energia Escura” através de um efeito no campo gravitacional.[1] Em um foguete acelerado, as dimensões do espaço no sentido do movimento, devido à “Contração de Lorentz”, estão em redução contínua. Usando o princípio da equivalência, presumimos que, no campo gravitacional, ocorreria o mesmo. Isso implica no “efeito de energia escura”. Os cálculos mostram que uma contração de 7% a cada bilhão de anos explicaria nossa observação de galáxias em separação acelerada.”(Jan/2017)</w:t>
       </w:r>
     </w:p>
     <w:p>
@@ -2395,23 +2119,7 @@
           <w:b/>
           <w:bCs/>
         </w:rPr>
-        <w:t>(</w:t>
-      </w:r>
-      <w:proofErr w:type="gramStart"/>
-      <w:r>
-        <w:rPr>
-          <w:b/>
-          <w:bCs/>
-        </w:rPr>
-        <w:t>*)´</w:t>
-      </w:r>
-      <w:proofErr w:type="gramEnd"/>
-      <w:r>
-        <w:rPr>
-          <w:b/>
-          <w:bCs/>
-        </w:rPr>
-        <w:t>O Nada Jocaxiano´</w:t>
+        <w:t>(*)´O Nada Jocaxiano´</w:t>
       </w:r>
     </w:p>
     <w:p>

--- a/Articles_POR.docx
+++ b/Articles_POR.docx
@@ -106,9 +106,9 @@
           <w:sz w:val="22"/>
           <w:szCs w:val="22"/>
         </w:rPr>
-        <w:t xml:space="preserve"> </w:t>
-      </w:r>
-      <w:proofErr w:type="gramStart"/>
+        <w:t xml:space="preserve"> a 'Energia </w:t>
+      </w:r>
+      <w:proofErr w:type="spellStart"/>
       <w:r>
         <w:rPr>
           <w:i/>
@@ -116,9 +116,9 @@
           <w:sz w:val="22"/>
           <w:szCs w:val="22"/>
         </w:rPr>
-        <w:t>a</w:t>
-      </w:r>
-      <w:proofErr w:type="gramEnd"/>
+        <w:t>escura</w:t>
+      </w:r>
+      <w:proofErr w:type="spellEnd"/>
       <w:r>
         <w:rPr>
           <w:i/>
@@ -126,7 +126,7 @@
           <w:sz w:val="22"/>
           <w:szCs w:val="22"/>
         </w:rPr>
-        <w:t xml:space="preserve"> 'Energia </w:t>
+        <w:t>' e a '</w:t>
       </w:r>
       <w:proofErr w:type="spellStart"/>
       <w:r>
@@ -136,7 +136,7 @@
           <w:sz w:val="22"/>
           <w:szCs w:val="22"/>
         </w:rPr>
-        <w:t>escura</w:t>
+        <w:t>Matéria</w:t>
       </w:r>
       <w:proofErr w:type="spellEnd"/>
       <w:r>
@@ -146,7 +146,7 @@
           <w:sz w:val="22"/>
           <w:szCs w:val="22"/>
         </w:rPr>
-        <w:t>' e a '</w:t>
+        <w:t xml:space="preserve"> </w:t>
       </w:r>
       <w:proofErr w:type="spellStart"/>
       <w:r>
@@ -156,7 +156,7 @@
           <w:sz w:val="22"/>
           <w:szCs w:val="22"/>
         </w:rPr>
-        <w:t>Matéria</w:t>
+        <w:t>escura</w:t>
       </w:r>
       <w:proofErr w:type="spellEnd"/>
       <w:r>
@@ -166,7 +166,7 @@
           <w:sz w:val="22"/>
           <w:szCs w:val="22"/>
         </w:rPr>
-        <w:t xml:space="preserve"> </w:t>
+        <w:t xml:space="preserve">' </w:t>
       </w:r>
       <w:proofErr w:type="spellStart"/>
       <w:r>
@@ -176,7 +176,7 @@
           <w:sz w:val="22"/>
           <w:szCs w:val="22"/>
         </w:rPr>
-        <w:t>escura</w:t>
+        <w:t>não</w:t>
       </w:r>
       <w:proofErr w:type="spellEnd"/>
       <w:r>
@@ -186,7 +186,7 @@
           <w:sz w:val="22"/>
           <w:szCs w:val="22"/>
         </w:rPr>
-        <w:t xml:space="preserve">' </w:t>
+        <w:t xml:space="preserve"> </w:t>
       </w:r>
       <w:proofErr w:type="spellStart"/>
       <w:r>
@@ -196,7 +196,7 @@
           <w:sz w:val="22"/>
           <w:szCs w:val="22"/>
         </w:rPr>
-        <w:t>não</w:t>
+        <w:t>existem</w:t>
       </w:r>
       <w:proofErr w:type="spellEnd"/>
       <w:r>
@@ -206,19 +206,8 @@
           <w:sz w:val="22"/>
           <w:szCs w:val="22"/>
         </w:rPr>
-        <w:t xml:space="preserve"> </w:t>
-      </w:r>
-      <w:proofErr w:type="spellStart"/>
-      <w:r>
-        <w:rPr>
-          <w:i/>
-          <w:iCs/>
-          <w:sz w:val="22"/>
-          <w:szCs w:val="22"/>
-        </w:rPr>
-        <w:t>existem</w:t>
-      </w:r>
-      <w:proofErr w:type="spellEnd"/>
+        <w:t>,</w:t>
+      </w:r>
       <w:r>
         <w:rPr>
           <w:i/>
@@ -831,23 +820,7 @@
           <w:i/>
           <w:iCs/>
         </w:rPr>
-        <w:t xml:space="preserve"> “</w:t>
-      </w:r>
-      <w:proofErr w:type="gramStart"/>
-      <w:r>
-        <w:rPr>
-          <w:i/>
-          <w:iCs/>
-        </w:rPr>
-        <w:t>I.A.”s</w:t>
-      </w:r>
-      <w:proofErr w:type="gramEnd"/>
-      <w:r>
-        <w:rPr>
-          <w:i/>
-          <w:iCs/>
-        </w:rPr>
-        <w:t>:</w:t>
+        <w:t xml:space="preserve"> “I.A.”s:</w:t>
       </w:r>
     </w:p>
     <w:p>
@@ -1569,15 +1542,7 @@
       </w:r>
       <w:proofErr w:type="spellEnd"/>
       <w:r>
-        <w:t xml:space="preserve"> </w:t>
-      </w:r>
-      <w:proofErr w:type="gramStart"/>
-      <w:r>
-        <w:t>(”DUT</w:t>
-      </w:r>
-      <w:proofErr w:type="gramEnd"/>
-      <w:r>
-        <w:t>”), a “</w:t>
+        <w:t xml:space="preserve"> (”DUT”), a “</w:t>
       </w:r>
       <w:proofErr w:type="spellStart"/>
       <w:r>
@@ -2129,14 +2094,9 @@
       </w:r>
       <w:proofErr w:type="spellEnd"/>
       <w:r>
-        <w:t xml:space="preserve"> DUT</w:t>
-      </w:r>
-      <w:proofErr w:type="gramStart"/>
-      <w:r>
-        <w:t>.”(</w:t>
-      </w:r>
-      <w:proofErr w:type="spellStart"/>
-      <w:proofErr w:type="gramEnd"/>
+        <w:t xml:space="preserve"> DUT.”(</w:t>
+      </w:r>
+      <w:proofErr w:type="spellStart"/>
       <w:r>
         <w:rPr>
           <w:color w:val="EE0000"/>
@@ -2309,12 +2269,10 @@
         <w:t xml:space="preserve"> </w:t>
       </w:r>
       <w:proofErr w:type="spellStart"/>
-      <w:proofErr w:type="gramStart"/>
       <w:r>
         <w:t>é”uma</w:t>
       </w:r>
       <w:proofErr w:type="spellEnd"/>
-      <w:proofErr w:type="gramEnd"/>
       <w:r>
         <w:t xml:space="preserve"> </w:t>
       </w:r>
@@ -2591,15 +2549,7 @@
       </w:r>
       <w:proofErr w:type="spellEnd"/>
       <w:r>
-        <w:t xml:space="preserve">. </w:t>
-      </w:r>
-      <w:proofErr w:type="gramStart"/>
-      <w:r>
-        <w:t>A</w:t>
-      </w:r>
-      <w:proofErr w:type="gramEnd"/>
-      <w:r>
-        <w:t xml:space="preserve"> </w:t>
+        <w:t xml:space="preserve">. A </w:t>
       </w:r>
       <w:proofErr w:type="spellStart"/>
       <w:r>
@@ -3425,12 +3375,10 @@
         <w:t xml:space="preserve">), </w:t>
       </w:r>
       <w:proofErr w:type="spellStart"/>
-      <w:proofErr w:type="gramStart"/>
       <w:r>
         <w:t>a”Matéria</w:t>
       </w:r>
       <w:proofErr w:type="spellEnd"/>
-      <w:proofErr w:type="gramEnd"/>
       <w:r>
         <w:t xml:space="preserve"> </w:t>
       </w:r>
@@ -3732,7 +3680,6 @@
         </w:rPr>
         <w:t>(</w:t>
       </w:r>
-      <w:proofErr w:type="gramStart"/>
       <w:r>
         <w:rPr>
           <w:b/>
@@ -3765,7 +3712,6 @@
         <w:t>Evidência</w:t>
       </w:r>
       <w:proofErr w:type="spellEnd"/>
-      <w:proofErr w:type="gramEnd"/>
       <w:r>
         <w:rPr>
           <w:b/>
@@ -4210,15 +4156,7 @@
       </w:r>
       <w:proofErr w:type="spellEnd"/>
       <w:r>
-        <w:t xml:space="preserve"> com um Z-score de </w:t>
-      </w:r>
-      <w:proofErr w:type="gramStart"/>
-      <w:r>
-        <w:t>3,33 e</w:t>
-      </w:r>
-      <w:proofErr w:type="gramEnd"/>
-      <w:r>
-        <w:t xml:space="preserve"> um valor-p de 0,00043 (</w:t>
+        <w:t xml:space="preserve"> com um Z-score de 3,33 e um valor-p de 0,00043 (</w:t>
       </w:r>
       <w:proofErr w:type="spellStart"/>
       <w:r>
@@ -4313,7 +4251,6 @@
         </w:rPr>
         <w:t>(</w:t>
       </w:r>
-      <w:proofErr w:type="gramStart"/>
       <w:r>
         <w:rPr>
           <w:b/>
@@ -4332,122 +4269,175 @@
           <w:sz w:val="28"/>
           <w:szCs w:val="28"/>
         </w:rPr>
-        <w:t>)Teoria</w:t>
-      </w:r>
-      <w:proofErr w:type="gramEnd"/>
-      <w:r>
-        <w:rPr>
-          <w:b/>
-          <w:bCs/>
-          <w:color w:val="17365D" w:themeColor="text2" w:themeShade="BF"/>
-          <w:sz w:val="28"/>
-          <w:szCs w:val="28"/>
-        </w:rPr>
+        <w:t xml:space="preserve">)Teoria do Universo </w:t>
+      </w:r>
+      <w:proofErr w:type="spellStart"/>
+      <w:r>
+        <w:rPr>
+          <w:b/>
+          <w:bCs/>
+          <w:color w:val="17365D" w:themeColor="text2" w:themeShade="BF"/>
+          <w:sz w:val="28"/>
+          <w:szCs w:val="28"/>
+        </w:rPr>
+        <w:t>Decrescente</w:t>
+      </w:r>
+      <w:proofErr w:type="spellEnd"/>
+      <w:r>
+        <w:rPr>
+          <w:b/>
+          <w:bCs/>
+          <w:color w:val="17365D" w:themeColor="text2" w:themeShade="BF"/>
+          <w:sz w:val="28"/>
+          <w:szCs w:val="28"/>
+        </w:rPr>
+        <w:t xml:space="preserve">: </w:t>
+      </w:r>
+      <w:proofErr w:type="spellStart"/>
+      <w:r>
+        <w:rPr>
+          <w:b/>
+          <w:bCs/>
+          <w:color w:val="17365D" w:themeColor="text2" w:themeShade="BF"/>
+          <w:sz w:val="28"/>
+          <w:szCs w:val="28"/>
+        </w:rPr>
+        <w:t>Dilatação</w:t>
+      </w:r>
+      <w:proofErr w:type="spellEnd"/>
+      <w:r>
+        <w:rPr>
+          <w:b/>
+          <w:bCs/>
+          <w:color w:val="17365D" w:themeColor="text2" w:themeShade="BF"/>
+          <w:sz w:val="28"/>
+          <w:szCs w:val="28"/>
+        </w:rPr>
+        <w:t xml:space="preserve"> Temporal </w:t>
+      </w:r>
+      <w:proofErr w:type="spellStart"/>
+      <w:r>
+        <w:rPr>
+          <w:b/>
+          <w:bCs/>
+          <w:color w:val="17365D" w:themeColor="text2" w:themeShade="BF"/>
+          <w:sz w:val="28"/>
+          <w:szCs w:val="28"/>
+        </w:rPr>
+        <w:t>Cosmológica</w:t>
+      </w:r>
+      <w:proofErr w:type="spellEnd"/>
+      <w:r>
+        <w:rPr>
+          <w:b/>
+          <w:bCs/>
+          <w:color w:val="17365D" w:themeColor="text2" w:themeShade="BF"/>
+          <w:sz w:val="28"/>
+          <w:szCs w:val="28"/>
+        </w:rPr>
+        <w:t xml:space="preserve"> e a </w:t>
+      </w:r>
+      <w:proofErr w:type="spellStart"/>
+      <w:r>
+        <w:rPr>
+          <w:b/>
+          <w:bCs/>
+          <w:color w:val="17365D" w:themeColor="text2" w:themeShade="BF"/>
+          <w:sz w:val="28"/>
+          <w:szCs w:val="28"/>
+        </w:rPr>
+        <w:t>Explosão</w:t>
+      </w:r>
+      <w:proofErr w:type="spellEnd"/>
+      <w:r>
+        <w:rPr>
+          <w:b/>
+          <w:bCs/>
+          <w:color w:val="17365D" w:themeColor="text2" w:themeShade="BF"/>
+          <w:sz w:val="28"/>
+          <w:szCs w:val="28"/>
+        </w:rPr>
+        <w:t xml:space="preserve"> de SN1A</w:t>
+      </w:r>
+    </w:p>
+    <w:p>
+      <w:pPr>
+        <w:pStyle w:val="Corpodetexto"/>
+      </w:pPr>
+      <w:r>
+        <w:t>“</w:t>
+      </w:r>
+      <w:proofErr w:type="spellStart"/>
+      <w:r>
+        <w:t>Mostraremos</w:t>
+      </w:r>
+      <w:proofErr w:type="spellEnd"/>
+      <w:r>
+        <w:t xml:space="preserve"> </w:t>
+      </w:r>
+      <w:proofErr w:type="spellStart"/>
+      <w:r>
+        <w:t>que</w:t>
+      </w:r>
+      <w:proofErr w:type="spellEnd"/>
+      <w:r>
+        <w:t xml:space="preserve">, </w:t>
+      </w:r>
+      <w:proofErr w:type="spellStart"/>
+      <w:r>
+        <w:t>dentro</w:t>
+      </w:r>
+      <w:proofErr w:type="spellEnd"/>
+      <w:r>
+        <w:t xml:space="preserve"> </w:t>
+      </w:r>
+      <w:proofErr w:type="spellStart"/>
+      <w:r>
+        <w:t>da”Teoria</w:t>
+      </w:r>
+      <w:proofErr w:type="spellEnd"/>
+      <w:r>
         <w:t xml:space="preserve"> do Universo </w:t>
       </w:r>
       <w:proofErr w:type="spellStart"/>
       <w:r>
-        <w:rPr>
-          <w:b/>
-          <w:bCs/>
-          <w:color w:val="17365D" w:themeColor="text2" w:themeShade="BF"/>
-          <w:sz w:val="28"/>
-          <w:szCs w:val="28"/>
-        </w:rPr>
         <w:t>Decrescente</w:t>
       </w:r>
       <w:proofErr w:type="spellEnd"/>
       <w:r>
-        <w:rPr>
-          <w:b/>
-          <w:bCs/>
-          <w:color w:val="17365D" w:themeColor="text2" w:themeShade="BF"/>
-          <w:sz w:val="28"/>
-          <w:szCs w:val="28"/>
-        </w:rPr>
-        <w:t xml:space="preserve">: </w:t>
-      </w:r>
-      <w:proofErr w:type="spellStart"/>
-      <w:r>
-        <w:rPr>
-          <w:b/>
-          <w:bCs/>
-          <w:color w:val="17365D" w:themeColor="text2" w:themeShade="BF"/>
-          <w:sz w:val="28"/>
-          <w:szCs w:val="28"/>
-        </w:rPr>
-        <w:t>Dilatação</w:t>
-      </w:r>
-      <w:proofErr w:type="spellEnd"/>
-      <w:r>
-        <w:rPr>
-          <w:b/>
-          <w:bCs/>
-          <w:color w:val="17365D" w:themeColor="text2" w:themeShade="BF"/>
-          <w:sz w:val="28"/>
-          <w:szCs w:val="28"/>
-        </w:rPr>
-        <w:t xml:space="preserve"> Temporal </w:t>
-      </w:r>
-      <w:proofErr w:type="spellStart"/>
-      <w:r>
-        <w:rPr>
-          <w:b/>
-          <w:bCs/>
-          <w:color w:val="17365D" w:themeColor="text2" w:themeShade="BF"/>
-          <w:sz w:val="28"/>
-          <w:szCs w:val="28"/>
-        </w:rPr>
-        <w:t>Cosmológica</w:t>
-      </w:r>
-      <w:proofErr w:type="spellEnd"/>
-      <w:r>
-        <w:rPr>
-          <w:b/>
-          <w:bCs/>
-          <w:color w:val="17365D" w:themeColor="text2" w:themeShade="BF"/>
-          <w:sz w:val="28"/>
-          <w:szCs w:val="28"/>
-        </w:rPr>
-        <w:t xml:space="preserve"> e a </w:t>
-      </w:r>
-      <w:proofErr w:type="spellStart"/>
-      <w:r>
-        <w:rPr>
-          <w:b/>
-          <w:bCs/>
-          <w:color w:val="17365D" w:themeColor="text2" w:themeShade="BF"/>
-          <w:sz w:val="28"/>
-          <w:szCs w:val="28"/>
-        </w:rPr>
-        <w:t>Explosão</w:t>
-      </w:r>
-      <w:proofErr w:type="spellEnd"/>
-      <w:r>
-        <w:rPr>
-          <w:b/>
-          <w:bCs/>
-          <w:color w:val="17365D" w:themeColor="text2" w:themeShade="BF"/>
-          <w:sz w:val="28"/>
-          <w:szCs w:val="28"/>
-        </w:rPr>
-        <w:t xml:space="preserve"> de SN1A</w:t>
-      </w:r>
-    </w:p>
-    <w:p>
-      <w:pPr>
-        <w:pStyle w:val="Corpodetexto"/>
-      </w:pPr>
-      <w:r>
-        <w:t>“</w:t>
-      </w:r>
-      <w:proofErr w:type="spellStart"/>
-      <w:r>
-        <w:t>Mostraremos</w:t>
-      </w:r>
-      <w:proofErr w:type="spellEnd"/>
-      <w:r>
-        <w:t xml:space="preserve"> </w:t>
+        <w:t xml:space="preserve">” (DUT), o tempo </w:t>
+      </w:r>
+      <w:proofErr w:type="spellStart"/>
+      <w:r>
+        <w:t>dentro</w:t>
+      </w:r>
+      <w:proofErr w:type="spellEnd"/>
+      <w:r>
+        <w:t xml:space="preserve"> de um campo </w:t>
+      </w:r>
+      <w:proofErr w:type="spellStart"/>
+      <w:r>
+        <w:t>gravitacional</w:t>
+      </w:r>
+      <w:proofErr w:type="spellEnd"/>
+      <w:r>
+        <w:t xml:space="preserve"> é </w:t>
+      </w:r>
+      <w:proofErr w:type="spellStart"/>
+      <w:r>
+        <w:t>alterado</w:t>
+      </w:r>
+      <w:proofErr w:type="spellEnd"/>
+      <w:r>
+        <w:t xml:space="preserve"> da </w:t>
+      </w:r>
+      <w:proofErr w:type="spellStart"/>
+      <w:r>
+        <w:t>mesma</w:t>
+      </w:r>
+      <w:proofErr w:type="spellEnd"/>
+      <w:r>
+        <w:t xml:space="preserve"> forma </w:t>
       </w:r>
       <w:proofErr w:type="spellStart"/>
       <w:r>
@@ -4455,72 +4445,6 @@
       </w:r>
       <w:proofErr w:type="spellEnd"/>
       <w:r>
-        <w:t xml:space="preserve">, </w:t>
-      </w:r>
-      <w:proofErr w:type="spellStart"/>
-      <w:r>
-        <w:t>dentro</w:t>
-      </w:r>
-      <w:proofErr w:type="spellEnd"/>
-      <w:r>
-        <w:t xml:space="preserve"> </w:t>
-      </w:r>
-      <w:proofErr w:type="spellStart"/>
-      <w:proofErr w:type="gramStart"/>
-      <w:r>
-        <w:t>da”Teoria</w:t>
-      </w:r>
-      <w:proofErr w:type="spellEnd"/>
-      <w:proofErr w:type="gramEnd"/>
-      <w:r>
-        <w:t xml:space="preserve"> do Universo </w:t>
-      </w:r>
-      <w:proofErr w:type="spellStart"/>
-      <w:r>
-        <w:t>Decrescente</w:t>
-      </w:r>
-      <w:proofErr w:type="spellEnd"/>
-      <w:r>
-        <w:t xml:space="preserve">” (DUT), o tempo </w:t>
-      </w:r>
-      <w:proofErr w:type="spellStart"/>
-      <w:r>
-        <w:t>dentro</w:t>
-      </w:r>
-      <w:proofErr w:type="spellEnd"/>
-      <w:r>
-        <w:t xml:space="preserve"> de um campo </w:t>
-      </w:r>
-      <w:proofErr w:type="spellStart"/>
-      <w:r>
-        <w:t>gravitacional</w:t>
-      </w:r>
-      <w:proofErr w:type="spellEnd"/>
-      <w:r>
-        <w:t xml:space="preserve"> é </w:t>
-      </w:r>
-      <w:proofErr w:type="spellStart"/>
-      <w:r>
-        <w:t>alterado</w:t>
-      </w:r>
-      <w:proofErr w:type="spellEnd"/>
-      <w:r>
-        <w:t xml:space="preserve"> da </w:t>
-      </w:r>
-      <w:proofErr w:type="spellStart"/>
-      <w:r>
-        <w:t>mesma</w:t>
-      </w:r>
-      <w:proofErr w:type="spellEnd"/>
-      <w:r>
-        <w:t xml:space="preserve"> forma </w:t>
-      </w:r>
-      <w:proofErr w:type="spellStart"/>
-      <w:r>
-        <w:t>que</w:t>
-      </w:r>
-      <w:proofErr w:type="spellEnd"/>
-      <w:r>
         <w:t xml:space="preserve"> as </w:t>
       </w:r>
       <w:proofErr w:type="spellStart"/>
@@ -4665,13 +4589,8 @@
       </w:r>
       <w:proofErr w:type="spellEnd"/>
       <w:r>
-        <w:t xml:space="preserve"> de Supernovas Tipo Ia (SN1A)</w:t>
-      </w:r>
-      <w:proofErr w:type="gramStart"/>
-      <w:r>
-        <w:t>.”(</w:t>
-      </w:r>
-      <w:proofErr w:type="gramEnd"/>
+        <w:t xml:space="preserve"> de Supernovas Tipo Ia (SN1A).”(</w:t>
+      </w:r>
       <w:r>
         <w:rPr>
           <w:color w:val="EE0000"/>
@@ -4885,15 +4804,7 @@
       </w:r>
       <w:proofErr w:type="spellEnd"/>
       <w:r>
-        <w:t xml:space="preserve"> </w:t>
-      </w:r>
-      <w:proofErr w:type="gramStart"/>
-      <w:r>
-        <w:t>a</w:t>
-      </w:r>
-      <w:proofErr w:type="gramEnd"/>
-      <w:r>
-        <w:t xml:space="preserve"> </w:t>
+        <w:t xml:space="preserve"> a </w:t>
       </w:r>
       <w:proofErr w:type="spellStart"/>
       <w:r>
@@ -4928,12 +4839,10 @@
         <w:t xml:space="preserve"> </w:t>
       </w:r>
       <w:proofErr w:type="spellStart"/>
-      <w:proofErr w:type="gramStart"/>
       <w:r>
         <w:t>do”Nada</w:t>
       </w:r>
       <w:proofErr w:type="spellEnd"/>
-      <w:proofErr w:type="gramEnd"/>
       <w:r>
         <w:t xml:space="preserve"> Jocaxiano”, </w:t>
       </w:r>
@@ -5560,15 +5469,7 @@
       </w:r>
       <w:proofErr w:type="spellEnd"/>
       <w:r>
-        <w:t xml:space="preserve"> </w:t>
-      </w:r>
-      <w:proofErr w:type="gramStart"/>
-      <w:r>
-        <w:t>a</w:t>
-      </w:r>
-      <w:proofErr w:type="gramEnd"/>
-      <w:r>
-        <w:t xml:space="preserve"> </w:t>
+        <w:t xml:space="preserve"> a </w:t>
       </w:r>
       <w:proofErr w:type="spellStart"/>
       <w:r>
@@ -5623,11 +5524,9 @@
         <w:t>espirais</w:t>
       </w:r>
       <w:proofErr w:type="spellEnd"/>
-      <w:proofErr w:type="gramStart"/>
       <w:r>
         <w:t>.”(</w:t>
       </w:r>
-      <w:proofErr w:type="gramEnd"/>
       <w:r>
         <w:rPr>
           <w:color w:val="EE0000"/>
@@ -6417,7 +6316,6 @@
         <w:t xml:space="preserve"> ser </w:t>
       </w:r>
       <w:proofErr w:type="spellStart"/>
-      <w:proofErr w:type="gramStart"/>
       <w:r>
         <w:t>detectável</w:t>
       </w:r>
@@ -6426,7 +6324,6 @@
         <w:t>”(</w:t>
       </w:r>
       <w:proofErr w:type="spellStart"/>
-      <w:proofErr w:type="gramEnd"/>
       <w:r>
         <w:rPr>
           <w:color w:val="EE0000"/>
@@ -7091,13 +6988,8 @@
       </w:r>
       <w:proofErr w:type="spellEnd"/>
       <w:r>
-        <w:t xml:space="preserve"> </w:t>
-      </w:r>
-      <w:proofErr w:type="gramStart"/>
-      <w:r>
-        <w:t>D.U.”(</w:t>
-      </w:r>
-      <w:proofErr w:type="gramEnd"/>
+        <w:t xml:space="preserve"> D.U.”(</w:t>
+      </w:r>
       <w:r>
         <w:rPr>
           <w:color w:val="EE0000"/>
@@ -7403,17 +7295,12 @@
         <w:t xml:space="preserve"> </w:t>
       </w:r>
       <w:proofErr w:type="spellStart"/>
-      <w:proofErr w:type="gramStart"/>
       <w:r>
         <w:t>como</w:t>
       </w:r>
       <w:proofErr w:type="spellEnd"/>
       <w:r>
-        <w:t xml:space="preserve"> ?</w:t>
-      </w:r>
-      <w:proofErr w:type="gramEnd"/>
-      <w:r>
-        <w:t xml:space="preserve">-CDM. Esse </w:t>
+        <w:t xml:space="preserve"> ?-CDM. Esse </w:t>
       </w:r>
       <w:proofErr w:type="spellStart"/>
       <w:r>
@@ -7445,15 +7332,7 @@
       </w:r>
       <w:proofErr w:type="spellEnd"/>
       <w:r>
-        <w:t xml:space="preserve"> </w:t>
-      </w:r>
-      <w:proofErr w:type="gramStart"/>
-      <w:r>
-        <w:t>a</w:t>
-      </w:r>
-      <w:proofErr w:type="gramEnd"/>
-      <w:r>
-        <w:t xml:space="preserve"> </w:t>
+        <w:t xml:space="preserve"> a </w:t>
       </w:r>
       <w:proofErr w:type="spellStart"/>
       <w:r>
@@ -7509,15 +7388,7 @@
       </w:r>
       <w:proofErr w:type="spellEnd"/>
       <w:r>
-        <w:t xml:space="preserve"> </w:t>
-      </w:r>
-      <w:proofErr w:type="gramStart"/>
-      <w:r>
-        <w:t>a</w:t>
-      </w:r>
-      <w:proofErr w:type="gramEnd"/>
-      <w:r>
-        <w:t xml:space="preserve"> </w:t>
+        <w:t xml:space="preserve"> a </w:t>
       </w:r>
       <w:proofErr w:type="spellStart"/>
       <w:r>
@@ -7549,80 +7420,72 @@
       </w:r>
       <w:proofErr w:type="spellEnd"/>
       <w:r>
+        <w:t xml:space="preserve">, a </w:t>
+      </w:r>
+      <w:proofErr w:type="spellStart"/>
+      <w:r>
+        <w:t>energia</w:t>
+      </w:r>
+      <w:proofErr w:type="spellEnd"/>
+      <w:r>
+        <w:t xml:space="preserve"> </w:t>
+      </w:r>
+      <w:proofErr w:type="spellStart"/>
+      <w:r>
+        <w:t>escura</w:t>
+      </w:r>
+      <w:proofErr w:type="spellEnd"/>
+      <w:r>
+        <w:t xml:space="preserve"> </w:t>
+      </w:r>
+      <w:proofErr w:type="spellStart"/>
+      <w:r>
+        <w:t>permanece</w:t>
+      </w:r>
+      <w:proofErr w:type="spellEnd"/>
+      <w:r>
+        <w:t xml:space="preserve"> </w:t>
+      </w:r>
+      <w:proofErr w:type="spellStart"/>
+      <w:r>
+        <w:t>uma</w:t>
+      </w:r>
+      <w:proofErr w:type="spellEnd"/>
+      <w:r>
+        <w:t xml:space="preserve"> </w:t>
+      </w:r>
+      <w:proofErr w:type="spellStart"/>
+      <w:r>
+        <w:t>entidade</w:t>
+      </w:r>
+      <w:proofErr w:type="spellEnd"/>
+      <w:r>
+        <w:t xml:space="preserve"> de </w:t>
+      </w:r>
+      <w:proofErr w:type="spellStart"/>
+      <w:r>
+        <w:t>origem</w:t>
+      </w:r>
+      <w:proofErr w:type="spellEnd"/>
+      <w:r>
+        <w:t xml:space="preserve"> </w:t>
+      </w:r>
+      <w:proofErr w:type="spellStart"/>
+      <w:r>
+        <w:t>desconhecida</w:t>
+      </w:r>
+      <w:proofErr w:type="spellEnd"/>
+      <w:r>
+        <w:t xml:space="preserve"> e </w:t>
+      </w:r>
+      <w:proofErr w:type="spellStart"/>
+      <w:r>
+        <w:t>indetectável</w:t>
+      </w:r>
+      <w:proofErr w:type="spellEnd"/>
+      <w:r>
         <w:t xml:space="preserve">, </w:t>
       </w:r>
-      <w:proofErr w:type="gramStart"/>
-      <w:r>
-        <w:t>a</w:t>
-      </w:r>
-      <w:proofErr w:type="gramEnd"/>
-      <w:r>
-        <w:t xml:space="preserve"> </w:t>
-      </w:r>
-      <w:proofErr w:type="spellStart"/>
-      <w:r>
-        <w:t>energia</w:t>
-      </w:r>
-      <w:proofErr w:type="spellEnd"/>
-      <w:r>
-        <w:t xml:space="preserve"> </w:t>
-      </w:r>
-      <w:proofErr w:type="spellStart"/>
-      <w:r>
-        <w:t>escura</w:t>
-      </w:r>
-      <w:proofErr w:type="spellEnd"/>
-      <w:r>
-        <w:t xml:space="preserve"> </w:t>
-      </w:r>
-      <w:proofErr w:type="spellStart"/>
-      <w:r>
-        <w:t>permanece</w:t>
-      </w:r>
-      <w:proofErr w:type="spellEnd"/>
-      <w:r>
-        <w:t xml:space="preserve"> </w:t>
-      </w:r>
-      <w:proofErr w:type="spellStart"/>
-      <w:r>
-        <w:t>uma</w:t>
-      </w:r>
-      <w:proofErr w:type="spellEnd"/>
-      <w:r>
-        <w:t xml:space="preserve"> </w:t>
-      </w:r>
-      <w:proofErr w:type="spellStart"/>
-      <w:r>
-        <w:t>entidade</w:t>
-      </w:r>
-      <w:proofErr w:type="spellEnd"/>
-      <w:r>
-        <w:t xml:space="preserve"> de </w:t>
-      </w:r>
-      <w:proofErr w:type="spellStart"/>
-      <w:r>
-        <w:t>origem</w:t>
-      </w:r>
-      <w:proofErr w:type="spellEnd"/>
-      <w:r>
-        <w:t xml:space="preserve"> </w:t>
-      </w:r>
-      <w:proofErr w:type="spellStart"/>
-      <w:r>
-        <w:t>desconhecida</w:t>
-      </w:r>
-      <w:proofErr w:type="spellEnd"/>
-      <w:r>
-        <w:t xml:space="preserve"> e </w:t>
-      </w:r>
-      <w:proofErr w:type="spellStart"/>
-      <w:r>
-        <w:t>indetectável</w:t>
-      </w:r>
-      <w:proofErr w:type="spellEnd"/>
-      <w:r>
-        <w:t xml:space="preserve">, </w:t>
-      </w:r>
       <w:proofErr w:type="spellStart"/>
       <w:r>
         <w:t>apresentando</w:t>
@@ -7645,13 +7508,8 @@
       </w:r>
       <w:proofErr w:type="spellEnd"/>
       <w:r>
-        <w:t xml:space="preserve"> significativo.2</w:t>
-      </w:r>
-      <w:proofErr w:type="gramStart"/>
-      <w:r>
-        <w:t>…”(</w:t>
-      </w:r>
-      <w:proofErr w:type="gramEnd"/>
+        <w:t xml:space="preserve"> significativo.2…”(</w:t>
+      </w:r>
       <w:r>
         <w:rPr>
           <w:color w:val="EE0000"/>
@@ -7715,7 +7573,6 @@
         </w:rPr>
         <w:t>(</w:t>
       </w:r>
-      <w:proofErr w:type="gramStart"/>
       <w:r>
         <w:rPr>
           <w:b/>
@@ -7734,18 +7591,7 @@
           <w:sz w:val="28"/>
           <w:szCs w:val="28"/>
         </w:rPr>
-        <w:t>)´</w:t>
-      </w:r>
-      <w:proofErr w:type="gramEnd"/>
-      <w:r>
-        <w:rPr>
-          <w:b/>
-          <w:bCs/>
-          <w:color w:val="17365D" w:themeColor="text2" w:themeShade="BF"/>
-          <w:sz w:val="28"/>
-          <w:szCs w:val="28"/>
-        </w:rPr>
-        <w:t xml:space="preserve">Universo </w:t>
+        <w:t xml:space="preserve">)´Universo </w:t>
       </w:r>
       <w:proofErr w:type="spellStart"/>
       <w:r>
@@ -8072,12 +7918,10 @@
         <w:t>escura</w:t>
       </w:r>
       <w:proofErr w:type="spellEnd"/>
-      <w:proofErr w:type="gramStart"/>
       <w:r>
         <w:t>.”(</w:t>
       </w:r>
       <w:proofErr w:type="spellStart"/>
-      <w:proofErr w:type="gramEnd"/>
       <w:r>
         <w:rPr>
           <w:color w:val="EE0000"/>
@@ -8215,12 +8059,10 @@
         <w:t xml:space="preserve"> </w:t>
       </w:r>
       <w:proofErr w:type="spellStart"/>
-      <w:proofErr w:type="gramStart"/>
       <w:r>
         <w:t>do”Universo</w:t>
       </w:r>
       <w:proofErr w:type="spellEnd"/>
-      <w:proofErr w:type="gramEnd"/>
       <w:r>
         <w:t xml:space="preserve"> </w:t>
       </w:r>
@@ -8238,15 +8080,7 @@
       </w:r>
       <w:proofErr w:type="spellEnd"/>
       <w:r>
-        <w:t xml:space="preserve"> </w:t>
-      </w:r>
-      <w:proofErr w:type="gramStart"/>
-      <w:r>
-        <w:t>a</w:t>
-      </w:r>
-      <w:proofErr w:type="gramEnd"/>
-      <w:r>
-        <w:t xml:space="preserve"> </w:t>
+        <w:t xml:space="preserve"> a </w:t>
       </w:r>
       <w:proofErr w:type="spellStart"/>
       <w:r>
@@ -8310,13 +8144,8 @@
       </w:r>
       <w:proofErr w:type="spellEnd"/>
       <w:r>
-        <w:t xml:space="preserve"> (CMB)</w:t>
-      </w:r>
-      <w:proofErr w:type="gramStart"/>
-      <w:r>
-        <w:t>.”(</w:t>
-      </w:r>
-      <w:proofErr w:type="gramEnd"/>
+        <w:t xml:space="preserve"> (CMB).”(</w:t>
+      </w:r>
       <w:r>
         <w:rPr>
           <w:color w:val="EE0000"/>
@@ -8370,7 +8199,6 @@
         </w:rPr>
         <w:t>(</w:t>
       </w:r>
-      <w:proofErr w:type="gramStart"/>
       <w:r>
         <w:rPr>
           <w:b/>
@@ -8389,18 +8217,7 @@
           <w:sz w:val="28"/>
           <w:szCs w:val="28"/>
         </w:rPr>
-        <w:t>)´</w:t>
-      </w:r>
-      <w:proofErr w:type="gramEnd"/>
-      <w:r>
-        <w:rPr>
-          <w:b/>
-          <w:bCs/>
-          <w:color w:val="17365D" w:themeColor="text2" w:themeShade="BF"/>
-          <w:sz w:val="28"/>
-          <w:szCs w:val="28"/>
-        </w:rPr>
-        <w:t xml:space="preserve">Universo </w:t>
+        <w:t xml:space="preserve">)´Universo </w:t>
       </w:r>
       <w:proofErr w:type="spellStart"/>
       <w:r>
@@ -8515,12 +8332,10 @@
         <w:t xml:space="preserve"> </w:t>
       </w:r>
       <w:proofErr w:type="spellStart"/>
-      <w:proofErr w:type="gramStart"/>
       <w:r>
         <w:t>do”Universo</w:t>
       </w:r>
       <w:proofErr w:type="spellEnd"/>
-      <w:proofErr w:type="gramEnd"/>
       <w:r>
         <w:t xml:space="preserve"> Decrescente”1, </w:t>
       </w:r>
@@ -8634,15 +8449,7 @@
       </w:r>
       <w:proofErr w:type="spellEnd"/>
       <w:r>
-        <w:t xml:space="preserve"> </w:t>
-      </w:r>
-      <w:proofErr w:type="gramStart"/>
-      <w:r>
-        <w:t>a</w:t>
-      </w:r>
-      <w:proofErr w:type="gramEnd"/>
-      <w:r>
-        <w:t xml:space="preserve"> </w:t>
+        <w:t xml:space="preserve"> a </w:t>
       </w:r>
       <w:proofErr w:type="spellStart"/>
       <w:r>
@@ -8781,14 +8588,9 @@
       </w:r>
       <w:proofErr w:type="spellEnd"/>
       <w:r>
-        <w:t xml:space="preserve"> redshift</w:t>
-      </w:r>
-      <w:proofErr w:type="gramStart"/>
-      <w:r>
-        <w:t>.”(</w:t>
-      </w:r>
-      <w:proofErr w:type="spellStart"/>
-      <w:proofErr w:type="gramEnd"/>
+        <w:t xml:space="preserve"> redshift.”(</w:t>
+      </w:r>
+      <w:proofErr w:type="spellStart"/>
       <w:r>
         <w:rPr>
           <w:color w:val="EE0000"/>
@@ -8849,7 +8651,6 @@
         </w:rPr>
         <w:t>(</w:t>
       </w:r>
-      <w:proofErr w:type="gramStart"/>
       <w:r>
         <w:rPr>
           <w:b/>
@@ -8871,7 +8672,6 @@
         <w:t>)´</w:t>
       </w:r>
       <w:proofErr w:type="spellStart"/>
-      <w:proofErr w:type="gramEnd"/>
       <w:r>
         <w:rPr>
           <w:b/>
@@ -8935,29 +8735,7 @@
           <w:sz w:val="28"/>
           <w:szCs w:val="28"/>
         </w:rPr>
-        <w:t xml:space="preserve"> com </w:t>
-      </w:r>
-      <w:proofErr w:type="gramStart"/>
-      <w:r>
-        <w:rPr>
-          <w:b/>
-          <w:bCs/>
-          <w:color w:val="17365D" w:themeColor="text2" w:themeShade="BF"/>
-          <w:sz w:val="28"/>
-          <w:szCs w:val="28"/>
-        </w:rPr>
-        <w:t>a</w:t>
-      </w:r>
-      <w:proofErr w:type="gramEnd"/>
-      <w:r>
-        <w:rPr>
-          <w:b/>
-          <w:bCs/>
-          <w:color w:val="17365D" w:themeColor="text2" w:themeShade="BF"/>
-          <w:sz w:val="28"/>
-          <w:szCs w:val="28"/>
-        </w:rPr>
-        <w:t xml:space="preserve"> </w:t>
+        <w:t xml:space="preserve"> com a </w:t>
       </w:r>
       <w:proofErr w:type="spellStart"/>
       <w:r>
@@ -9075,12 +8853,10 @@
         <w:t xml:space="preserve"> </w:t>
       </w:r>
       <w:proofErr w:type="spellStart"/>
-      <w:proofErr w:type="gramStart"/>
       <w:r>
         <w:t>do”Universo</w:t>
       </w:r>
       <w:proofErr w:type="spellEnd"/>
-      <w:proofErr w:type="gramEnd"/>
       <w:r>
         <w:t xml:space="preserve"> Decrescente”,1,2 </w:t>
       </w:r>
@@ -9130,15 +8906,7 @@
       </w:r>
       <w:proofErr w:type="spellEnd"/>
       <w:r>
-        <w:t xml:space="preserve"> </w:t>
-      </w:r>
-      <w:proofErr w:type="gramStart"/>
-      <w:r>
-        <w:t>a</w:t>
-      </w:r>
-      <w:proofErr w:type="gramEnd"/>
-      <w:r>
-        <w:t xml:space="preserve"> um campo </w:t>
+        <w:t xml:space="preserve"> a um campo </w:t>
       </w:r>
       <w:proofErr w:type="spellStart"/>
       <w:r>
@@ -9186,13 +8954,8 @@
       </w:r>
       <w:proofErr w:type="spellEnd"/>
       <w:r>
-        <w:t xml:space="preserve">” </w:t>
-      </w:r>
-      <w:proofErr w:type="gramStart"/>
-      <w:r>
-        <w:t>“.(</w:t>
-      </w:r>
-      <w:proofErr w:type="gramEnd"/>
+        <w:t>” “.(</w:t>
+      </w:r>
       <w:r>
         <w:rPr>
           <w:color w:val="EE0000"/>
@@ -9320,12 +9083,10 @@
         <w:t xml:space="preserve"> </w:t>
       </w:r>
       <w:proofErr w:type="spellStart"/>
-      <w:proofErr w:type="gramStart"/>
       <w:r>
         <w:t>do”Universo</w:t>
       </w:r>
       <w:proofErr w:type="spellEnd"/>
-      <w:proofErr w:type="gramEnd"/>
       <w:r>
         <w:t xml:space="preserve"> </w:t>
       </w:r>
@@ -9383,15 +9144,7 @@
       </w:r>
       <w:proofErr w:type="spellEnd"/>
       <w:r>
-        <w:t xml:space="preserve"> </w:t>
-      </w:r>
-      <w:proofErr w:type="gramStart"/>
-      <w:r>
-        <w:t>a</w:t>
-      </w:r>
-      <w:proofErr w:type="gramEnd"/>
-      <w:r>
-        <w:t xml:space="preserve"> um campo </w:t>
+        <w:t xml:space="preserve"> a um campo </w:t>
       </w:r>
       <w:proofErr w:type="spellStart"/>
       <w:r>
@@ -9463,14 +9216,9 @@
       </w:r>
       <w:proofErr w:type="spellEnd"/>
       <w:r>
-        <w:t>”</w:t>
-      </w:r>
-      <w:proofErr w:type="gramStart"/>
-      <w:r>
-        <w:t>.”(</w:t>
-      </w:r>
-      <w:proofErr w:type="spellStart"/>
-      <w:proofErr w:type="gramEnd"/>
+        <w:t>”.”(</w:t>
+      </w:r>
+      <w:proofErr w:type="spellStart"/>
       <w:r>
         <w:rPr>
           <w:color w:val="EE0000"/>
@@ -9646,12 +9394,10 @@
         <w:t xml:space="preserve"> </w:t>
       </w:r>
       <w:proofErr w:type="spellStart"/>
-      <w:proofErr w:type="gramStart"/>
       <w:r>
         <w:t>como”Energia</w:t>
       </w:r>
       <w:proofErr w:type="spellEnd"/>
-      <w:proofErr w:type="gramEnd"/>
       <w:r>
         <w:t xml:space="preserve"> </w:t>
       </w:r>
@@ -10012,11 +9758,9 @@
         <w:t>acelerada</w:t>
       </w:r>
       <w:proofErr w:type="spellEnd"/>
-      <w:proofErr w:type="gramStart"/>
       <w:r>
         <w:t>.”(</w:t>
       </w:r>
-      <w:proofErr w:type="gramEnd"/>
       <w:r>
         <w:rPr>
           <w:color w:val="EE0000"/>
@@ -10542,11 +10286,9 @@
         <w:t>fim</w:t>
       </w:r>
       <w:proofErr w:type="spellEnd"/>
-      <w:proofErr w:type="gramStart"/>
       <w:r>
         <w:t>.”(</w:t>
       </w:r>
-      <w:proofErr w:type="gramEnd"/>
       <w:r>
         <w:rPr>
           <w:color w:val="EE0000"/>
@@ -10686,12 +10428,10 @@
         <w:t xml:space="preserve"> </w:t>
       </w:r>
       <w:proofErr w:type="spellStart"/>
-      <w:proofErr w:type="gramStart"/>
       <w:r>
         <w:t>como”Trem</w:t>
       </w:r>
       <w:proofErr w:type="spellEnd"/>
-      <w:proofErr w:type="gramEnd"/>
       <w:r>
         <w:t xml:space="preserve"> de Einstein”, </w:t>
       </w:r>
@@ -10788,11 +10528,9 @@
         <w:t>elas</w:t>
       </w:r>
       <w:proofErr w:type="spellEnd"/>
-      <w:proofErr w:type="gramStart"/>
       <w:r>
         <w:t>.”(</w:t>
       </w:r>
-      <w:proofErr w:type="gramEnd"/>
       <w:r>
         <w:rPr>
           <w:color w:val="EE0000"/>
@@ -11060,11 +10798,9 @@
         <w:t>importante</w:t>
       </w:r>
       <w:proofErr w:type="spellEnd"/>
-      <w:proofErr w:type="gramStart"/>
       <w:r>
         <w:t>.”(</w:t>
       </w:r>
-      <w:proofErr w:type="gramEnd"/>
       <w:r>
         <w:rPr>
           <w:color w:val="EE0000"/>
@@ -11275,15 +11011,7 @@
       </w:r>
       <w:proofErr w:type="spellEnd"/>
       <w:r>
-        <w:t xml:space="preserve"> </w:t>
-      </w:r>
-      <w:proofErr w:type="gramStart"/>
-      <w:r>
-        <w:t>a</w:t>
-      </w:r>
-      <w:proofErr w:type="gramEnd"/>
-      <w:r>
-        <w:t xml:space="preserve"> </w:t>
+        <w:t xml:space="preserve"> a </w:t>
       </w:r>
       <w:proofErr w:type="spellStart"/>
       <w:r>
@@ -11299,15 +11027,7 @@
       </w:r>
       <w:proofErr w:type="spellEnd"/>
       <w:r>
-        <w:t xml:space="preserve"> e </w:t>
-      </w:r>
-      <w:proofErr w:type="gramStart"/>
-      <w:r>
-        <w:t>do</w:t>
-      </w:r>
-      <w:proofErr w:type="gramEnd"/>
-      <w:r>
-        <w:t xml:space="preserve"> Universo”</w:t>
+        <w:t xml:space="preserve"> e do Universo”</w:t>
       </w:r>
     </w:p>
     <w:p>

--- a/Articles_POR.docx
+++ b/Articles_POR.docx
@@ -55,6 +55,7 @@
     <w:p>
       <w:pPr>
         <w:pStyle w:val="Corpodetexto"/>
+        <w:ind w:left="5040"/>
       </w:pPr>
       <w:r>
         <w:t>"</w:t>
@@ -1127,6 +1128,31 @@
       <w:proofErr w:type="spellEnd"/>
       <w:r>
         <w:br/>
+        <w:t xml:space="preserve">VID8: Materia </w:t>
+      </w:r>
+      <w:proofErr w:type="spellStart"/>
+      <w:r>
+        <w:t>Escura</w:t>
+      </w:r>
+      <w:proofErr w:type="spellEnd"/>
+      <w:r>
+        <w:t xml:space="preserve"> X </w:t>
+      </w:r>
+      <w:proofErr w:type="spellStart"/>
+      <w:r>
+        <w:t>Gradiente</w:t>
+      </w:r>
+      <w:proofErr w:type="spellEnd"/>
+      <w:r>
+        <w:t xml:space="preserve"> </w:t>
+      </w:r>
+      <w:proofErr w:type="spellStart"/>
+      <w:r>
+        <w:t>Gravitacional</w:t>
+      </w:r>
+      <w:proofErr w:type="spellEnd"/>
+      <w:r>
+        <w:br/>
         <w:t>——————–</w:t>
       </w:r>
       <w:r>
@@ -1335,6 +1361,32 @@
         </w:r>
         <w:proofErr w:type="spellEnd"/>
       </w:hyperlink>
+      <w:r>
+        <w:br/>
+        <w:t>VID8:</w:t>
+      </w:r>
+      <w:hyperlink r:id="rId22" w:history="1">
+        <w:r>
+          <w:rPr>
+            <w:rStyle w:val="Hyperlink"/>
+          </w:rPr>
+          <w:t>youtube.com/</w:t>
+        </w:r>
+        <w:proofErr w:type="spellStart"/>
+        <w:r>
+          <w:rPr>
+            <w:rStyle w:val="Hyperlink"/>
+          </w:rPr>
+          <w:t>watch?v</w:t>
+        </w:r>
+        <w:proofErr w:type="spellEnd"/>
+        <w:r>
+          <w:rPr>
+            <w:rStyle w:val="Hyperlink"/>
+          </w:rPr>
+          <w:t>=rrgA8aDXhzQ</w:t>
+        </w:r>
+      </w:hyperlink>
     </w:p>
     <w:p>
       <w:pPr>
@@ -1838,263 +1890,7 @@
       </w:r>
       <w:proofErr w:type="spellEnd"/>
       <w:r>
-        <w:t xml:space="preserve"> da DUT. </w:t>
-      </w:r>
-      <w:proofErr w:type="spellStart"/>
-      <w:r>
-        <w:t>Mostramos</w:t>
-      </w:r>
-      <w:proofErr w:type="spellEnd"/>
-      <w:r>
-        <w:t xml:space="preserve"> </w:t>
-      </w:r>
-      <w:proofErr w:type="spellStart"/>
-      <w:r>
-        <w:t>que</w:t>
-      </w:r>
-      <w:proofErr w:type="spellEnd"/>
-      <w:r>
-        <w:t xml:space="preserve"> </w:t>
-      </w:r>
-      <w:proofErr w:type="spellStart"/>
-      <w:r>
-        <w:t>galáxias</w:t>
-      </w:r>
-      <w:proofErr w:type="spellEnd"/>
-      <w:r>
-        <w:t xml:space="preserve"> com </w:t>
-      </w:r>
-      <w:proofErr w:type="spellStart"/>
-      <w:r>
-        <w:t>bojos</w:t>
-      </w:r>
-      <w:proofErr w:type="spellEnd"/>
-      <w:r>
-        <w:t xml:space="preserve"> </w:t>
-      </w:r>
-      <w:proofErr w:type="spellStart"/>
-      <w:r>
-        <w:t>massivos</w:t>
-      </w:r>
-      <w:proofErr w:type="spellEnd"/>
-      <w:r>
-        <w:t xml:space="preserve"> e </w:t>
-      </w:r>
-      <w:proofErr w:type="spellStart"/>
-      <w:r>
-        <w:t>grandes</w:t>
-      </w:r>
-      <w:proofErr w:type="spellEnd"/>
-      <w:r>
-        <w:t xml:space="preserve"> </w:t>
-      </w:r>
-      <w:proofErr w:type="spellStart"/>
-      <w:r>
-        <w:t>extensões</w:t>
-      </w:r>
-      <w:proofErr w:type="spellEnd"/>
-      <w:r>
-        <w:t xml:space="preserve"> </w:t>
-      </w:r>
-      <w:proofErr w:type="spellStart"/>
-      <w:r>
-        <w:t>radiais</w:t>
-      </w:r>
-      <w:proofErr w:type="spellEnd"/>
-      <w:r>
-        <w:t xml:space="preserve"> </w:t>
-      </w:r>
-      <w:proofErr w:type="spellStart"/>
-      <w:r>
-        <w:t>exibem</w:t>
-      </w:r>
-      <w:proofErr w:type="spellEnd"/>
-      <w:r>
-        <w:t xml:space="preserve"> </w:t>
-      </w:r>
-      <w:proofErr w:type="spellStart"/>
-      <w:r>
-        <w:t>altas</w:t>
-      </w:r>
-      <w:proofErr w:type="spellEnd"/>
-      <w:r>
-        <w:t xml:space="preserve"> </w:t>
-      </w:r>
-      <w:proofErr w:type="spellStart"/>
-      <w:r>
-        <w:t>frações</w:t>
-      </w:r>
-      <w:proofErr w:type="spellEnd"/>
-      <w:r>
-        <w:t xml:space="preserve"> de </w:t>
-      </w:r>
-      <w:proofErr w:type="spellStart"/>
-      <w:r>
-        <w:t>matéria</w:t>
-      </w:r>
-      <w:proofErr w:type="spellEnd"/>
-      <w:r>
-        <w:t xml:space="preserve"> </w:t>
-      </w:r>
-      <w:proofErr w:type="spellStart"/>
-      <w:r>
-        <w:t>escura</w:t>
-      </w:r>
-      <w:proofErr w:type="spellEnd"/>
-      <w:r>
-        <w:t xml:space="preserve">, </w:t>
-      </w:r>
-      <w:proofErr w:type="spellStart"/>
-      <w:r>
-        <w:t>enquanto</w:t>
-      </w:r>
-      <w:proofErr w:type="spellEnd"/>
-      <w:r>
-        <w:t xml:space="preserve"> </w:t>
-      </w:r>
-      <w:proofErr w:type="spellStart"/>
-      <w:r>
-        <w:t>galáxias</w:t>
-      </w:r>
-      <w:proofErr w:type="spellEnd"/>
-      <w:r>
-        <w:t xml:space="preserve"> </w:t>
-      </w:r>
-      <w:proofErr w:type="spellStart"/>
-      <w:r>
-        <w:t>compactas</w:t>
-      </w:r>
-      <w:proofErr w:type="spellEnd"/>
-      <w:r>
-        <w:t xml:space="preserve"> com </w:t>
-      </w:r>
-      <w:proofErr w:type="spellStart"/>
-      <w:r>
-        <w:t>bojos</w:t>
-      </w:r>
-      <w:proofErr w:type="spellEnd"/>
-      <w:r>
-        <w:t xml:space="preserve"> </w:t>
-      </w:r>
-      <w:proofErr w:type="spellStart"/>
-      <w:r>
-        <w:t>densos</w:t>
-      </w:r>
-      <w:proofErr w:type="spellEnd"/>
-      <w:r>
-        <w:t xml:space="preserve"> (NGC 1277) e </w:t>
-      </w:r>
-      <w:proofErr w:type="spellStart"/>
-      <w:r>
-        <w:t>galáxias</w:t>
-      </w:r>
-      <w:proofErr w:type="spellEnd"/>
-      <w:r>
-        <w:t xml:space="preserve"> </w:t>
-      </w:r>
-      <w:proofErr w:type="spellStart"/>
-      <w:r>
-        <w:t>difusas</w:t>
-      </w:r>
-      <w:proofErr w:type="spellEnd"/>
-      <w:r>
-        <w:t xml:space="preserve"> </w:t>
-      </w:r>
-      <w:proofErr w:type="spellStart"/>
-      <w:r>
-        <w:t>sem</w:t>
-      </w:r>
-      <w:proofErr w:type="spellEnd"/>
-      <w:r>
-        <w:t xml:space="preserve"> </w:t>
-      </w:r>
-      <w:proofErr w:type="spellStart"/>
-      <w:r>
-        <w:t>bojos</w:t>
-      </w:r>
-      <w:proofErr w:type="spellEnd"/>
-      <w:r>
-        <w:t xml:space="preserve"> (NGC 1052-DF2, DF4, DF9) </w:t>
-      </w:r>
-      <w:proofErr w:type="spellStart"/>
-      <w:r>
-        <w:t>apresentam</w:t>
-      </w:r>
-      <w:proofErr w:type="spellEnd"/>
-      <w:r>
-        <w:t xml:space="preserve"> </w:t>
-      </w:r>
-      <w:proofErr w:type="spellStart"/>
-      <w:r>
-        <w:t>efeitos</w:t>
-      </w:r>
-      <w:proofErr w:type="spellEnd"/>
-      <w:r>
-        <w:t xml:space="preserve"> de </w:t>
-      </w:r>
-      <w:proofErr w:type="spellStart"/>
-      <w:r>
-        <w:t>matéria</w:t>
-      </w:r>
-      <w:proofErr w:type="spellEnd"/>
-      <w:r>
-        <w:t xml:space="preserve"> </w:t>
-      </w:r>
-      <w:proofErr w:type="spellStart"/>
-      <w:r>
-        <w:t>escura</w:t>
-      </w:r>
-      <w:proofErr w:type="spellEnd"/>
-      <w:r>
-        <w:t xml:space="preserve"> </w:t>
-      </w:r>
-      <w:proofErr w:type="spellStart"/>
-      <w:r>
-        <w:t>negligenciáveis</w:t>
-      </w:r>
-      <w:proofErr w:type="spellEnd"/>
-      <w:r>
-        <w:t xml:space="preserve"> — </w:t>
-      </w:r>
-      <w:proofErr w:type="spellStart"/>
-      <w:r>
-        <w:t>exatamente</w:t>
-      </w:r>
-      <w:proofErr w:type="spellEnd"/>
-      <w:r>
-        <w:t xml:space="preserve"> </w:t>
-      </w:r>
-      <w:proofErr w:type="spellStart"/>
-      <w:r>
-        <w:t>como</w:t>
-      </w:r>
-      <w:proofErr w:type="spellEnd"/>
-      <w:r>
-        <w:t xml:space="preserve"> </w:t>
-      </w:r>
-      <w:proofErr w:type="spellStart"/>
-      <w:r>
-        <w:t>previsto</w:t>
-      </w:r>
-      <w:proofErr w:type="spellEnd"/>
-      <w:r>
-        <w:t xml:space="preserve"> </w:t>
-      </w:r>
-      <w:proofErr w:type="spellStart"/>
-      <w:r>
-        <w:t>pelo</w:t>
-      </w:r>
-      <w:proofErr w:type="spellEnd"/>
-      <w:r>
-        <w:t xml:space="preserve"> </w:t>
-      </w:r>
-      <w:proofErr w:type="spellStart"/>
-      <w:r>
-        <w:t>modelo</w:t>
-      </w:r>
-      <w:proofErr w:type="spellEnd"/>
-      <w:r>
-        <w:t xml:space="preserve"> DUT.”(</w:t>
+        <w:t xml:space="preserve"> da DUT.”(</w:t>
       </w:r>
       <w:proofErr w:type="spellStart"/>
       <w:r>
@@ -2121,7 +1917,7 @@
           <w:bottom w:val="single" w:sz="6" w:space="1" w:color="auto"/>
         </w:pBdr>
       </w:pPr>
-      <w:hyperlink r:id="rId22" w:history="1">
+      <w:hyperlink r:id="rId23" w:history="1">
         <w:r>
           <w:rPr>
             <w:rStyle w:val="Hyperlink"/>
@@ -2404,7 +2200,7 @@
       <w:r>
         <w:t>.” (</w:t>
       </w:r>
-      <w:hyperlink r:id="rId23">
+      <w:hyperlink r:id="rId24">
         <w:r>
           <w:rPr>
             <w:rStyle w:val="Hyperlink"/>
@@ -2751,7 +2547,7 @@
           <w:bottom w:val="single" w:sz="6" w:space="1" w:color="auto"/>
         </w:pBdr>
       </w:pPr>
-      <w:hyperlink r:id="rId24" w:history="1">
+      <w:hyperlink r:id="rId25" w:history="1">
         <w:r>
           <w:rPr>
             <w:rStyle w:val="Hyperlink"/>
@@ -3199,7 +2995,7 @@
           <w:bottom w:val="single" w:sz="6" w:space="1" w:color="auto"/>
         </w:pBdr>
       </w:pPr>
-      <w:hyperlink r:id="rId25" w:history="1">
+      <w:hyperlink r:id="rId26" w:history="1">
         <w:r>
           <w:rPr>
             <w:rStyle w:val="Hyperlink"/>
@@ -3639,7 +3435,7 @@
           <w:bottom w:val="single" w:sz="6" w:space="1" w:color="auto"/>
         </w:pBdr>
       </w:pPr>
-      <w:hyperlink r:id="rId26" w:history="1">
+      <w:hyperlink r:id="rId27" w:history="1">
         <w:r>
           <w:rPr>
             <w:rStyle w:val="Hyperlink"/>
@@ -4210,7 +4006,7 @@
           <w:bottom w:val="single" w:sz="6" w:space="1" w:color="auto"/>
         </w:pBdr>
       </w:pPr>
-      <w:hyperlink r:id="rId27" w:history="1">
+      <w:hyperlink r:id="rId28" w:history="1">
         <w:r>
           <w:rPr>
             <w:rStyle w:val="Hyperlink"/>
@@ -4608,7 +4404,7 @@
           <w:bottom w:val="single" w:sz="6" w:space="1" w:color="auto"/>
         </w:pBdr>
       </w:pPr>
-      <w:hyperlink r:id="rId28" w:history="1">
+      <w:hyperlink r:id="rId29" w:history="1">
         <w:r>
           <w:rPr>
             <w:rStyle w:val="Hyperlink"/>
@@ -5327,7 +5123,7 @@
           <w:bottom w:val="single" w:sz="6" w:space="1" w:color="auto"/>
         </w:pBdr>
       </w:pPr>
-      <w:hyperlink r:id="rId29" w:history="1">
+      <w:hyperlink r:id="rId30" w:history="1">
         <w:r>
           <w:rPr>
             <w:rStyle w:val="Hyperlink"/>
@@ -5542,7 +5338,7 @@
       <w:r>
         <w:br/>
       </w:r>
-      <w:hyperlink r:id="rId30" w:history="1">
+      <w:hyperlink r:id="rId31" w:history="1">
         <w:r>
           <w:rPr>
             <w:rStyle w:val="Hyperlink"/>
@@ -6348,7 +6144,7 @@
           <w:bottom w:val="single" w:sz="6" w:space="1" w:color="auto"/>
         </w:pBdr>
       </w:pPr>
-      <w:hyperlink r:id="rId31" w:history="1">
+      <w:hyperlink r:id="rId32" w:history="1">
         <w:r>
           <w:rPr>
             <w:rStyle w:val="Hyperlink"/>
@@ -7007,7 +6803,7 @@
           <w:bottom w:val="single" w:sz="6" w:space="1" w:color="auto"/>
         </w:pBdr>
       </w:pPr>
-      <w:hyperlink r:id="rId32" w:history="1">
+      <w:hyperlink r:id="rId33" w:history="1">
         <w:r>
           <w:rPr>
             <w:rStyle w:val="Hyperlink"/>
@@ -7527,7 +7323,7 @@
           <w:bottom w:val="single" w:sz="6" w:space="1" w:color="auto"/>
         </w:pBdr>
       </w:pPr>
-      <w:hyperlink r:id="rId33" w:history="1">
+      <w:hyperlink r:id="rId34" w:history="1">
         <w:r>
           <w:rPr>
             <w:rStyle w:val="Hyperlink"/>
@@ -7946,7 +7742,7 @@
           <w:bottom w:val="single" w:sz="6" w:space="1" w:color="auto"/>
         </w:pBdr>
       </w:pPr>
-      <w:hyperlink r:id="rId34" w:history="1">
+      <w:hyperlink r:id="rId35" w:history="1">
         <w:r>
           <w:rPr>
             <w:rStyle w:val="Hyperlink"/>
@@ -8163,7 +7959,7 @@
           <w:bottom w:val="single" w:sz="6" w:space="1" w:color="auto"/>
         </w:pBdr>
       </w:pPr>
-      <w:hyperlink r:id="rId35" w:history="1">
+      <w:hyperlink r:id="rId36" w:history="1">
         <w:r>
           <w:rPr>
             <w:rStyle w:val="Hyperlink"/>
@@ -8615,7 +8411,7 @@
           <w:bottom w:val="single" w:sz="6" w:space="1" w:color="auto"/>
         </w:pBdr>
       </w:pPr>
-      <w:hyperlink r:id="rId36" w:history="1">
+      <w:hyperlink r:id="rId37" w:history="1">
         <w:r>
           <w:rPr>
             <w:rStyle w:val="Hyperlink"/>
@@ -8971,7 +8767,7 @@
       <w:r>
         <w:br/>
       </w:r>
-      <w:hyperlink r:id="rId37" w:history="1">
+      <w:hyperlink r:id="rId38" w:history="1">
         <w:r>
           <w:rPr>
             <w:rStyle w:val="Hyperlink"/>
@@ -9243,7 +9039,7 @@
           <w:bottom w:val="single" w:sz="6" w:space="1" w:color="auto"/>
         </w:pBdr>
       </w:pPr>
-      <w:hyperlink r:id="rId38">
+      <w:hyperlink r:id="rId39">
         <w:r>
           <w:rPr>
             <w:rStyle w:val="Hyperlink"/>
@@ -9778,7 +9574,7 @@
           <w:bottom w:val="single" w:sz="6" w:space="1" w:color="auto"/>
         </w:pBdr>
       </w:pPr>
-      <w:hyperlink r:id="rId39">
+      <w:hyperlink r:id="rId40">
         <w:r>
           <w:rPr>
             <w:rStyle w:val="Hyperlink"/>
@@ -10032,7 +9828,7 @@
           <w:bottom w:val="single" w:sz="6" w:space="1" w:color="auto"/>
         </w:pBdr>
       </w:pPr>
-      <w:hyperlink r:id="rId40">
+      <w:hyperlink r:id="rId41">
         <w:r>
           <w:rPr>
             <w:rStyle w:val="Hyperlink"/>
@@ -10046,7 +9842,7 @@
       <w:r>
         <w:br/>
       </w:r>
-      <w:hyperlink r:id="rId41">
+      <w:hyperlink r:id="rId42">
         <w:r>
           <w:rPr>
             <w:rStyle w:val="Hyperlink"/>
@@ -10306,7 +10102,7 @@
           <w:bottom w:val="single" w:sz="6" w:space="1" w:color="auto"/>
         </w:pBdr>
       </w:pPr>
-      <w:hyperlink r:id="rId42" w:history="1">
+      <w:hyperlink r:id="rId43" w:history="1">
         <w:r>
           <w:rPr>
             <w:rStyle w:val="Hyperlink"/>
@@ -10548,7 +10344,7 @@
           <w:bottom w:val="single" w:sz="6" w:space="1" w:color="auto"/>
         </w:pBdr>
       </w:pPr>
-      <w:hyperlink r:id="rId43" w:history="1">
+      <w:hyperlink r:id="rId44" w:history="1">
         <w:r>
           <w:rPr>
             <w:rStyle w:val="Hyperlink"/>
@@ -10818,7 +10614,7 @@
           <w:bottom w:val="single" w:sz="6" w:space="1" w:color="auto"/>
         </w:pBdr>
       </w:pPr>
-      <w:hyperlink r:id="rId44" w:history="1">
+      <w:hyperlink r:id="rId45" w:history="1">
         <w:r>
           <w:rPr>
             <w:rStyle w:val="Hyperlink"/>
@@ -10900,7 +10696,7 @@
           <w:bottom w:val="single" w:sz="6" w:space="1" w:color="auto"/>
         </w:pBdr>
       </w:pPr>
-      <w:hyperlink r:id="rId45" w:history="1">
+      <w:hyperlink r:id="rId46" w:history="1">
         <w:r>
           <w:rPr>
             <w:rStyle w:val="Hyperlink"/>
@@ -11037,7 +10833,7 @@
           <w:bottom w:val="single" w:sz="6" w:space="1" w:color="auto"/>
         </w:pBdr>
       </w:pPr>
-      <w:hyperlink r:id="rId46" w:history="1">
+      <w:hyperlink r:id="rId47" w:history="1">
         <w:r>
           <w:rPr>
             <w:rStyle w:val="Hyperlink"/>
@@ -11140,7 +10936,7 @@
       <w:r>
         <w:t>Texto:</w:t>
       </w:r>
-      <w:hyperlink r:id="rId47">
+      <w:hyperlink r:id="rId48">
         <w:r>
           <w:rPr>
             <w:rStyle w:val="Hyperlink"/>
@@ -11173,7 +10969,7 @@
         <w:br/>
         <w:t>VID1:</w:t>
       </w:r>
-      <w:hyperlink r:id="rId48">
+      <w:hyperlink r:id="rId49">
         <w:r>
           <w:rPr>
             <w:rStyle w:val="Hyperlink"/>
@@ -11185,7 +10981,7 @@
         <w:br/>
         <w:t>VID2:</w:t>
       </w:r>
-      <w:hyperlink r:id="rId49">
+      <w:hyperlink r:id="rId50">
         <w:r>
           <w:rPr>
             <w:rStyle w:val="Hyperlink"/>
@@ -11252,7 +11048,7 @@
       <w:r>
         <w:br/>
       </w:r>
-      <w:hyperlink r:id="rId50">
+      <w:hyperlink r:id="rId51">
         <w:r>
           <w:rPr>
             <w:rStyle w:val="Hyperlink"/>
@@ -11453,7 +11249,7 @@
       <w:pPr>
         <w:pStyle w:val="Corpodetexto"/>
       </w:pPr>
-      <w:hyperlink r:id="rId51">
+      <w:hyperlink r:id="rId52">
         <w:r>
           <w:rPr>
             <w:rStyle w:val="Hyperlink"/>
@@ -11472,7 +11268,7 @@
       <w:r>
         <w:br/>
       </w:r>
-      <w:hyperlink r:id="rId52">
+      <w:hyperlink r:id="rId53">
         <w:r>
           <w:rPr>
             <w:rStyle w:val="Hyperlink"/>
@@ -11504,7 +11300,7 @@
       <w:r>
         <w:t xml:space="preserve">: </w:t>
       </w:r>
-      <w:hyperlink r:id="rId53">
+      <w:hyperlink r:id="rId54">
         <w:r>
           <w:rPr>
             <w:rStyle w:val="Hyperlink"/>
@@ -11530,7 +11326,7 @@
       <w:r>
         <w:t xml:space="preserve"> </w:t>
       </w:r>
-      <w:hyperlink r:id="rId54">
+      <w:hyperlink r:id="rId55">
         <w:r>
           <w:rPr>
             <w:rStyle w:val="Hyperlink"/>

--- a/Articles_POR.docx
+++ b/Articles_POR.docx
@@ -920,6 +920,10 @@
       </w:r>
       <w:proofErr w:type="spellStart"/>
       <w:r>
+        <w:rPr>
+          <w:b/>
+          <w:bCs/>
+        </w:rPr>
         <w:t>Genismo</w:t>
       </w:r>
       <w:proofErr w:type="spellEnd"/>
@@ -1925,6 +1929,20 @@
           <w:t>https://jocaxx.github.io/DUniverse/PORT/DIF_KIMI_POR_2.pdf</w:t>
         </w:r>
       </w:hyperlink>
+      <w:r>
+        <w:br/>
+      </w:r>
+      <w:r>
+        <w:br/>
+      </w:r>
+      <w:hyperlink r:id="rId24" w:history="1">
+        <w:r>
+          <w:rPr>
+            <w:rStyle w:val="Hyperlink"/>
+          </w:rPr>
+          <w:t>https://jocaxx.github.io/DUniverse/Html/POR_DIF_KIMI_2.htm</w:t>
+        </w:r>
+      </w:hyperlink>
     </w:p>
     <w:p>
       <w:pPr>
@@ -2200,7 +2218,7 @@
       <w:r>
         <w:t>.” (</w:t>
       </w:r>
-      <w:hyperlink r:id="rId24">
+      <w:hyperlink r:id="rId25">
         <w:r>
           <w:rPr>
             <w:rStyle w:val="Hyperlink"/>
@@ -2547,7 +2565,7 @@
           <w:bottom w:val="single" w:sz="6" w:space="1" w:color="auto"/>
         </w:pBdr>
       </w:pPr>
-      <w:hyperlink r:id="rId25" w:history="1">
+      <w:hyperlink r:id="rId26" w:history="1">
         <w:r>
           <w:rPr>
             <w:rStyle w:val="Hyperlink"/>
@@ -2995,7 +3013,7 @@
           <w:bottom w:val="single" w:sz="6" w:space="1" w:color="auto"/>
         </w:pBdr>
       </w:pPr>
-      <w:hyperlink r:id="rId26" w:history="1">
+      <w:hyperlink r:id="rId27" w:history="1">
         <w:r>
           <w:rPr>
             <w:rStyle w:val="Hyperlink"/>
@@ -3003,6 +3021,20 @@
           <w:t>https://jocaxx.github.io/DUniverse/PORT/DUT_Resumo_PT.pdf</w:t>
         </w:r>
       </w:hyperlink>
+      <w:r>
+        <w:br/>
+      </w:r>
+      <w:r>
+        <w:br/>
+      </w:r>
+      <w:hyperlink r:id="rId28" w:history="1">
+        <w:r>
+          <w:rPr>
+            <w:rStyle w:val="Hyperlink"/>
+          </w:rPr>
+          <w:t>https://jocaxx.github.io/DUniverse/Html/POR_DUT_Resumo.htm</w:t>
+        </w:r>
+      </w:hyperlink>
     </w:p>
     <w:p>
       <w:pPr>
@@ -3435,12 +3467,12 @@
           <w:bottom w:val="single" w:sz="6" w:space="1" w:color="auto"/>
         </w:pBdr>
       </w:pPr>
-      <w:hyperlink r:id="rId27" w:history="1">
+      <w:hyperlink r:id="rId29" w:history="1">
         <w:r>
           <w:rPr>
             <w:rStyle w:val="Hyperlink"/>
           </w:rPr>
-          <w:t>https://jocaxx.github.io/DUniverse/PORT//DUT_NGC1052.pdf</w:t>
+          <w:t>https://jocaxx.github.io/DUniverse/PORT/DUT_NGC1052.pdf</w:t>
         </w:r>
       </w:hyperlink>
     </w:p>
@@ -3451,553 +3483,14 @@
           <w:bottom w:val="single" w:sz="6" w:space="1" w:color="auto"/>
         </w:pBdr>
       </w:pPr>
-    </w:p>
-    <w:p>
-      <w:pPr>
-        <w:pStyle w:val="Corpodetexto"/>
-      </w:pPr>
-    </w:p>
-    <w:p>
-      <w:pPr>
-        <w:pStyle w:val="Corpodetexto"/>
-        <w:rPr>
-          <w:color w:val="17365D" w:themeColor="text2" w:themeShade="BF"/>
-          <w:sz w:val="28"/>
-          <w:szCs w:val="28"/>
-        </w:rPr>
-      </w:pPr>
-      <w:r>
-        <w:rPr>
-          <w:b/>
-          <w:bCs/>
-          <w:color w:val="17365D" w:themeColor="text2" w:themeShade="BF"/>
-          <w:sz w:val="28"/>
-          <w:szCs w:val="28"/>
-        </w:rPr>
-        <w:t>(</w:t>
-      </w:r>
-      <w:r>
-        <w:rPr>
-          <w:b/>
-          <w:bCs/>
-          <w:color w:val="EE0000"/>
-          <w:sz w:val="28"/>
-          <w:szCs w:val="28"/>
-        </w:rPr>
-        <w:t>*</w:t>
-      </w:r>
-      <w:r>
-        <w:rPr>
-          <w:b/>
-          <w:bCs/>
-          <w:color w:val="17365D" w:themeColor="text2" w:themeShade="BF"/>
-          <w:sz w:val="28"/>
-          <w:szCs w:val="28"/>
-        </w:rPr>
-        <w:t>)</w:t>
-      </w:r>
-      <w:proofErr w:type="spellStart"/>
-      <w:r>
-        <w:rPr>
-          <w:b/>
-          <w:bCs/>
-          <w:color w:val="17365D" w:themeColor="text2" w:themeShade="BF"/>
-          <w:sz w:val="28"/>
-          <w:szCs w:val="28"/>
-        </w:rPr>
-        <w:t>Evidência</w:t>
-      </w:r>
-      <w:proofErr w:type="spellEnd"/>
-      <w:r>
-        <w:rPr>
-          <w:b/>
-          <w:bCs/>
-          <w:color w:val="17365D" w:themeColor="text2" w:themeShade="BF"/>
-          <w:sz w:val="28"/>
-          <w:szCs w:val="28"/>
-        </w:rPr>
-        <w:t xml:space="preserve"> </w:t>
-      </w:r>
-      <w:proofErr w:type="spellStart"/>
-      <w:r>
-        <w:rPr>
-          <w:b/>
-          <w:bCs/>
-          <w:color w:val="17365D" w:themeColor="text2" w:themeShade="BF"/>
-          <w:sz w:val="28"/>
-          <w:szCs w:val="28"/>
-        </w:rPr>
-        <w:t>Observacional</w:t>
-      </w:r>
-      <w:proofErr w:type="spellEnd"/>
-      <w:r>
-        <w:rPr>
-          <w:b/>
-          <w:bCs/>
-          <w:color w:val="17365D" w:themeColor="text2" w:themeShade="BF"/>
-          <w:sz w:val="28"/>
-          <w:szCs w:val="28"/>
-        </w:rPr>
-        <w:t xml:space="preserve"> de Redshifts </w:t>
-      </w:r>
-      <w:proofErr w:type="spellStart"/>
-      <w:r>
-        <w:rPr>
-          <w:b/>
-          <w:bCs/>
-          <w:color w:val="17365D" w:themeColor="text2" w:themeShade="BF"/>
-          <w:sz w:val="28"/>
-          <w:szCs w:val="28"/>
-        </w:rPr>
-        <w:t>Diferenciais</w:t>
-      </w:r>
-      <w:proofErr w:type="spellEnd"/>
-      <w:r>
-        <w:rPr>
-          <w:b/>
-          <w:bCs/>
-          <w:color w:val="17365D" w:themeColor="text2" w:themeShade="BF"/>
-          <w:sz w:val="28"/>
-          <w:szCs w:val="28"/>
-        </w:rPr>
-        <w:t xml:space="preserve"> </w:t>
-      </w:r>
-      <w:proofErr w:type="spellStart"/>
-      <w:r>
-        <w:rPr>
-          <w:b/>
-          <w:bCs/>
-          <w:color w:val="17365D" w:themeColor="text2" w:themeShade="BF"/>
-          <w:sz w:val="28"/>
-          <w:szCs w:val="28"/>
-        </w:rPr>
-        <w:t>Intrínsecos</w:t>
-      </w:r>
-      <w:proofErr w:type="spellEnd"/>
-      <w:r>
-        <w:rPr>
-          <w:b/>
-          <w:bCs/>
-          <w:color w:val="17365D" w:themeColor="text2" w:themeShade="BF"/>
-          <w:sz w:val="28"/>
-          <w:szCs w:val="28"/>
-        </w:rPr>
-        <w:t xml:space="preserve"> </w:t>
-      </w:r>
-      <w:proofErr w:type="spellStart"/>
-      <w:r>
-        <w:rPr>
-          <w:b/>
-          <w:bCs/>
-          <w:color w:val="17365D" w:themeColor="text2" w:themeShade="BF"/>
-          <w:sz w:val="28"/>
-          <w:szCs w:val="28"/>
-        </w:rPr>
-        <w:t>em</w:t>
-      </w:r>
-      <w:proofErr w:type="spellEnd"/>
-      <w:r>
-        <w:rPr>
-          <w:b/>
-          <w:bCs/>
-          <w:color w:val="17365D" w:themeColor="text2" w:themeShade="BF"/>
-          <w:sz w:val="28"/>
-          <w:szCs w:val="28"/>
-        </w:rPr>
-        <w:t xml:space="preserve"> Pares de </w:t>
-      </w:r>
-      <w:proofErr w:type="spellStart"/>
-      <w:r>
-        <w:rPr>
-          <w:b/>
-          <w:bCs/>
-          <w:color w:val="17365D" w:themeColor="text2" w:themeShade="BF"/>
-          <w:sz w:val="28"/>
-          <w:szCs w:val="28"/>
-        </w:rPr>
-        <w:t>Galáxias</w:t>
-      </w:r>
-      <w:proofErr w:type="spellEnd"/>
-      <w:r>
-        <w:rPr>
-          <w:b/>
-          <w:bCs/>
-          <w:color w:val="17365D" w:themeColor="text2" w:themeShade="BF"/>
-          <w:sz w:val="28"/>
-          <w:szCs w:val="28"/>
-        </w:rPr>
-        <w:t xml:space="preserve">: Um Teste da Teoria do Universo </w:t>
-      </w:r>
-      <w:proofErr w:type="spellStart"/>
-      <w:r>
-        <w:rPr>
-          <w:b/>
-          <w:bCs/>
-          <w:color w:val="17365D" w:themeColor="text2" w:themeShade="BF"/>
-          <w:sz w:val="28"/>
-          <w:szCs w:val="28"/>
-        </w:rPr>
-        <w:t>Decrescente</w:t>
-      </w:r>
-      <w:proofErr w:type="spellEnd"/>
-      <w:r>
-        <w:rPr>
-          <w:b/>
-          <w:bCs/>
-          <w:color w:val="17365D" w:themeColor="text2" w:themeShade="BF"/>
-          <w:sz w:val="28"/>
-          <w:szCs w:val="28"/>
-        </w:rPr>
-        <w:t xml:space="preserve"> (DUT)</w:t>
-      </w:r>
-    </w:p>
-    <w:p>
-      <w:pPr>
-        <w:pStyle w:val="Corpodetexto"/>
-      </w:pPr>
-      <w:r>
-        <w:t xml:space="preserve">“Neste </w:t>
-      </w:r>
-      <w:proofErr w:type="spellStart"/>
-      <w:r>
-        <w:t>trabalho</w:t>
-      </w:r>
-      <w:proofErr w:type="spellEnd"/>
-      <w:r>
-        <w:t xml:space="preserve">, </w:t>
-      </w:r>
-      <w:proofErr w:type="spellStart"/>
-      <w:r>
-        <w:t>analisamos</w:t>
-      </w:r>
-      <w:proofErr w:type="spellEnd"/>
-      <w:r>
-        <w:t xml:space="preserve"> </w:t>
-      </w:r>
-      <w:proofErr w:type="spellStart"/>
-      <w:r>
-        <w:t>uma</w:t>
-      </w:r>
-      <w:proofErr w:type="spellEnd"/>
-      <w:r>
-        <w:t xml:space="preserve"> </w:t>
-      </w:r>
-      <w:proofErr w:type="spellStart"/>
-      <w:r>
-        <w:t>amostra</w:t>
-      </w:r>
-      <w:proofErr w:type="spellEnd"/>
-      <w:r>
-        <w:t xml:space="preserve"> </w:t>
-      </w:r>
-      <w:proofErr w:type="spellStart"/>
-      <w:r>
-        <w:t>rigorosamente</w:t>
-      </w:r>
-      <w:proofErr w:type="spellEnd"/>
-      <w:r>
-        <w:t xml:space="preserve"> </w:t>
-      </w:r>
-      <w:proofErr w:type="spellStart"/>
-      <w:r>
-        <w:t>controlada</w:t>
-      </w:r>
-      <w:proofErr w:type="spellEnd"/>
-      <w:r>
-        <w:t xml:space="preserve"> de 𝑛 = 700 pares de </w:t>
-      </w:r>
-      <w:proofErr w:type="spellStart"/>
-      <w:r>
-        <w:t>galáxias</w:t>
-      </w:r>
-      <w:proofErr w:type="spellEnd"/>
-      <w:r>
-        <w:t xml:space="preserve"> </w:t>
-      </w:r>
-      <w:proofErr w:type="spellStart"/>
-      <w:r>
-        <w:t>em</w:t>
-      </w:r>
-      <w:proofErr w:type="spellEnd"/>
-      <w:r>
-        <w:t xml:space="preserve"> ambientes </w:t>
-      </w:r>
-      <w:proofErr w:type="spellStart"/>
-      <w:r>
-        <w:t>densos</w:t>
-      </w:r>
-      <w:proofErr w:type="spellEnd"/>
-      <w:r>
-        <w:t xml:space="preserve"> (</w:t>
-      </w:r>
-      <w:proofErr w:type="spellStart"/>
-      <w:r>
-        <w:t>incluindo</w:t>
-      </w:r>
-      <w:proofErr w:type="spellEnd"/>
-      <w:r>
-        <w:t xml:space="preserve"> </w:t>
-      </w:r>
-      <w:proofErr w:type="spellStart"/>
-      <w:r>
-        <w:t>os</w:t>
-      </w:r>
-      <w:proofErr w:type="spellEnd"/>
-      <w:r>
-        <w:t xml:space="preserve"> </w:t>
-      </w:r>
-      <w:proofErr w:type="spellStart"/>
-      <w:r>
-        <w:t>aglomerados</w:t>
-      </w:r>
-      <w:proofErr w:type="spellEnd"/>
-      <w:r>
-        <w:t xml:space="preserve"> de </w:t>
-      </w:r>
-      <w:proofErr w:type="spellStart"/>
-      <w:r>
-        <w:t>Virgem</w:t>
-      </w:r>
-      <w:proofErr w:type="spellEnd"/>
-      <w:r>
-        <w:t xml:space="preserve">, Fornax e </w:t>
-      </w:r>
-      <w:proofErr w:type="spellStart"/>
-      <w:r>
-        <w:t>Hidra</w:t>
-      </w:r>
-      <w:proofErr w:type="spellEnd"/>
-      <w:r>
-        <w:t xml:space="preserve">). </w:t>
-      </w:r>
-      <w:proofErr w:type="spellStart"/>
-      <w:r>
-        <w:t>Os</w:t>
-      </w:r>
-      <w:proofErr w:type="spellEnd"/>
-      <w:r>
-        <w:t xml:space="preserve"> dados </w:t>
-      </w:r>
-      <w:proofErr w:type="spellStart"/>
-      <w:r>
-        <w:t>revelam</w:t>
-      </w:r>
-      <w:proofErr w:type="spellEnd"/>
-      <w:r>
-        <w:t xml:space="preserve"> </w:t>
-      </w:r>
-      <w:proofErr w:type="spellStart"/>
-      <w:r>
-        <w:t>uma</w:t>
-      </w:r>
-      <w:proofErr w:type="spellEnd"/>
-      <w:r>
-        <w:t xml:space="preserve"> </w:t>
-      </w:r>
-      <w:proofErr w:type="spellStart"/>
-      <w:r>
-        <w:t>assimetria</w:t>
-      </w:r>
-      <w:proofErr w:type="spellEnd"/>
-      <w:r>
-        <w:t xml:space="preserve"> </w:t>
-      </w:r>
-      <w:proofErr w:type="spellStart"/>
-      <w:r>
-        <w:t>sistemática</w:t>
-      </w:r>
-      <w:proofErr w:type="spellEnd"/>
-      <w:r>
-        <w:t xml:space="preserve"> </w:t>
-      </w:r>
-      <w:proofErr w:type="spellStart"/>
-      <w:r>
-        <w:t>persistente</w:t>
-      </w:r>
-      <w:proofErr w:type="spellEnd"/>
-      <w:r>
-        <w:t xml:space="preserve">, </w:t>
-      </w:r>
-      <w:proofErr w:type="spellStart"/>
-      <w:r>
-        <w:t>na</w:t>
-      </w:r>
-      <w:proofErr w:type="spellEnd"/>
-      <w:r>
-        <w:t xml:space="preserve"> qual o </w:t>
-      </w:r>
-      <w:proofErr w:type="spellStart"/>
-      <w:r>
-        <w:t>componente</w:t>
-      </w:r>
-      <w:proofErr w:type="spellEnd"/>
-      <w:r>
-        <w:t xml:space="preserve"> </w:t>
-      </w:r>
-      <w:proofErr w:type="spellStart"/>
-      <w:r>
-        <w:t>primário</w:t>
-      </w:r>
-      <w:proofErr w:type="spellEnd"/>
-      <w:r>
-        <w:t xml:space="preserve"> </w:t>
-      </w:r>
-      <w:proofErr w:type="spellStart"/>
-      <w:r>
-        <w:t>mais</w:t>
-      </w:r>
-      <w:proofErr w:type="spellEnd"/>
-      <w:r>
-        <w:t xml:space="preserve"> </w:t>
-      </w:r>
-      <w:proofErr w:type="spellStart"/>
-      <w:r>
-        <w:t>massivo</w:t>
-      </w:r>
-      <w:proofErr w:type="spellEnd"/>
-      <w:r>
-        <w:t xml:space="preserve"> </w:t>
-      </w:r>
-      <w:proofErr w:type="spellStart"/>
-      <w:r>
-        <w:t>exibe</w:t>
-      </w:r>
-      <w:proofErr w:type="spellEnd"/>
-      <w:r>
-        <w:t xml:space="preserve"> um redshift </w:t>
-      </w:r>
-      <w:proofErr w:type="spellStart"/>
-      <w:r>
-        <w:t>menor</w:t>
-      </w:r>
-      <w:proofErr w:type="spellEnd"/>
-      <w:r>
-        <w:t xml:space="preserve"> do </w:t>
-      </w:r>
-      <w:proofErr w:type="spellStart"/>
-      <w:r>
-        <w:t>que</w:t>
-      </w:r>
-      <w:proofErr w:type="spellEnd"/>
-      <w:r>
-        <w:t xml:space="preserve"> </w:t>
-      </w:r>
-      <w:proofErr w:type="spellStart"/>
-      <w:r>
-        <w:t>o</w:t>
-      </w:r>
-      <w:proofErr w:type="spellEnd"/>
-      <w:r>
-        <w:t xml:space="preserve"> </w:t>
-      </w:r>
-      <w:proofErr w:type="spellStart"/>
-      <w:r>
-        <w:t>previsto</w:t>
-      </w:r>
-      <w:proofErr w:type="spellEnd"/>
-      <w:r>
-        <w:t xml:space="preserve"> </w:t>
-      </w:r>
-      <w:proofErr w:type="spellStart"/>
-      <w:r>
-        <w:t>em</w:t>
-      </w:r>
-      <w:proofErr w:type="spellEnd"/>
-      <w:r>
-        <w:t xml:space="preserve"> 56,28% dos </w:t>
-      </w:r>
-      <w:proofErr w:type="spellStart"/>
-      <w:r>
-        <w:t>casos</w:t>
-      </w:r>
-      <w:proofErr w:type="spellEnd"/>
-      <w:r>
-        <w:t xml:space="preserve">. O teste </w:t>
-      </w:r>
-      <w:proofErr w:type="spellStart"/>
-      <w:r>
-        <w:t>estatístico</w:t>
-      </w:r>
-      <w:proofErr w:type="spellEnd"/>
-      <w:r>
-        <w:t xml:space="preserve"> de </w:t>
-      </w:r>
-      <w:proofErr w:type="spellStart"/>
-      <w:r>
-        <w:t>hipótese</w:t>
-      </w:r>
-      <w:proofErr w:type="spellEnd"/>
-      <w:r>
-        <w:t xml:space="preserve"> </w:t>
-      </w:r>
-      <w:proofErr w:type="spellStart"/>
-      <w:r>
-        <w:t>rejeita</w:t>
-      </w:r>
-      <w:proofErr w:type="spellEnd"/>
-      <w:r>
-        <w:t xml:space="preserve"> a </w:t>
-      </w:r>
-      <w:proofErr w:type="spellStart"/>
-      <w:r>
-        <w:t>simetria</w:t>
-      </w:r>
-      <w:proofErr w:type="spellEnd"/>
-      <w:r>
-        <w:t xml:space="preserve"> </w:t>
-      </w:r>
-      <w:proofErr w:type="spellStart"/>
-      <w:r>
-        <w:t>aleatória</w:t>
-      </w:r>
-      <w:proofErr w:type="spellEnd"/>
-      <w:r>
-        <w:t xml:space="preserve"> com um Z-score de 3,33 e um valor-p de 0,00043 (</w:t>
-      </w:r>
-      <w:proofErr w:type="spellStart"/>
-      <w:r>
-        <w:rPr>
-          <w:b/>
-          <w:bCs/>
-        </w:rPr>
-        <w:t>nível</w:t>
-      </w:r>
-      <w:proofErr w:type="spellEnd"/>
-      <w:r>
-        <w:rPr>
-          <w:b/>
-          <w:bCs/>
-        </w:rPr>
-        <w:t xml:space="preserve"> de </w:t>
-      </w:r>
-      <w:proofErr w:type="spellStart"/>
-      <w:r>
-        <w:rPr>
-          <w:b/>
-          <w:bCs/>
-        </w:rPr>
-        <w:t>confiança</w:t>
-      </w:r>
-      <w:proofErr w:type="spellEnd"/>
-      <w:r>
-        <w:rPr>
-          <w:b/>
-          <w:bCs/>
-        </w:rPr>
-        <w:t xml:space="preserve"> de 99,957%</w:t>
-      </w:r>
-      <w:r>
-        <w:t>).” (</w:t>
-      </w:r>
-      <w:r>
-        <w:rPr>
-          <w:color w:val="EE0000"/>
-        </w:rPr>
-        <w:t>Jun/2026</w:t>
-      </w:r>
-      <w:r>
-        <w:t>)</w:t>
-      </w:r>
+      <w:hyperlink r:id="rId30" w:history="1">
+        <w:r>
+          <w:rPr>
+            <w:rStyle w:val="Hyperlink"/>
+          </w:rPr>
+          <w:t>https://jocaxx.github.io/DUniverse/Html/POR_DUT_NGC1052.htm</w:t>
+        </w:r>
+      </w:hyperlink>
     </w:p>
     <w:p>
       <w:pPr>
@@ -4006,7 +3499,562 @@
           <w:bottom w:val="single" w:sz="6" w:space="1" w:color="auto"/>
         </w:pBdr>
       </w:pPr>
-      <w:hyperlink r:id="rId28" w:history="1">
+    </w:p>
+    <w:p>
+      <w:pPr>
+        <w:pStyle w:val="Corpodetexto"/>
+      </w:pPr>
+    </w:p>
+    <w:p>
+      <w:pPr>
+        <w:pStyle w:val="Corpodetexto"/>
+        <w:rPr>
+          <w:color w:val="17365D" w:themeColor="text2" w:themeShade="BF"/>
+          <w:sz w:val="28"/>
+          <w:szCs w:val="28"/>
+        </w:rPr>
+      </w:pPr>
+      <w:r>
+        <w:rPr>
+          <w:b/>
+          <w:bCs/>
+          <w:color w:val="17365D" w:themeColor="text2" w:themeShade="BF"/>
+          <w:sz w:val="28"/>
+          <w:szCs w:val="28"/>
+        </w:rPr>
+        <w:t>(</w:t>
+      </w:r>
+      <w:r>
+        <w:rPr>
+          <w:b/>
+          <w:bCs/>
+          <w:color w:val="EE0000"/>
+          <w:sz w:val="28"/>
+          <w:szCs w:val="28"/>
+        </w:rPr>
+        <w:t>*</w:t>
+      </w:r>
+      <w:r>
+        <w:rPr>
+          <w:b/>
+          <w:bCs/>
+          <w:color w:val="17365D" w:themeColor="text2" w:themeShade="BF"/>
+          <w:sz w:val="28"/>
+          <w:szCs w:val="28"/>
+        </w:rPr>
+        <w:t>)</w:t>
+      </w:r>
+      <w:proofErr w:type="spellStart"/>
+      <w:r>
+        <w:rPr>
+          <w:b/>
+          <w:bCs/>
+          <w:color w:val="17365D" w:themeColor="text2" w:themeShade="BF"/>
+          <w:sz w:val="28"/>
+          <w:szCs w:val="28"/>
+        </w:rPr>
+        <w:t>Evidência</w:t>
+      </w:r>
+      <w:proofErr w:type="spellEnd"/>
+      <w:r>
+        <w:rPr>
+          <w:b/>
+          <w:bCs/>
+          <w:color w:val="17365D" w:themeColor="text2" w:themeShade="BF"/>
+          <w:sz w:val="28"/>
+          <w:szCs w:val="28"/>
+        </w:rPr>
+        <w:t xml:space="preserve"> </w:t>
+      </w:r>
+      <w:proofErr w:type="spellStart"/>
+      <w:r>
+        <w:rPr>
+          <w:b/>
+          <w:bCs/>
+          <w:color w:val="17365D" w:themeColor="text2" w:themeShade="BF"/>
+          <w:sz w:val="28"/>
+          <w:szCs w:val="28"/>
+        </w:rPr>
+        <w:t>Observacional</w:t>
+      </w:r>
+      <w:proofErr w:type="spellEnd"/>
+      <w:r>
+        <w:rPr>
+          <w:b/>
+          <w:bCs/>
+          <w:color w:val="17365D" w:themeColor="text2" w:themeShade="BF"/>
+          <w:sz w:val="28"/>
+          <w:szCs w:val="28"/>
+        </w:rPr>
+        <w:t xml:space="preserve"> de Redshifts </w:t>
+      </w:r>
+      <w:proofErr w:type="spellStart"/>
+      <w:r>
+        <w:rPr>
+          <w:b/>
+          <w:bCs/>
+          <w:color w:val="17365D" w:themeColor="text2" w:themeShade="BF"/>
+          <w:sz w:val="28"/>
+          <w:szCs w:val="28"/>
+        </w:rPr>
+        <w:t>Diferenciais</w:t>
+      </w:r>
+      <w:proofErr w:type="spellEnd"/>
+      <w:r>
+        <w:rPr>
+          <w:b/>
+          <w:bCs/>
+          <w:color w:val="17365D" w:themeColor="text2" w:themeShade="BF"/>
+          <w:sz w:val="28"/>
+          <w:szCs w:val="28"/>
+        </w:rPr>
+        <w:t xml:space="preserve"> </w:t>
+      </w:r>
+      <w:proofErr w:type="spellStart"/>
+      <w:r>
+        <w:rPr>
+          <w:b/>
+          <w:bCs/>
+          <w:color w:val="17365D" w:themeColor="text2" w:themeShade="BF"/>
+          <w:sz w:val="28"/>
+          <w:szCs w:val="28"/>
+        </w:rPr>
+        <w:t>Intrínsecos</w:t>
+      </w:r>
+      <w:proofErr w:type="spellEnd"/>
+      <w:r>
+        <w:rPr>
+          <w:b/>
+          <w:bCs/>
+          <w:color w:val="17365D" w:themeColor="text2" w:themeShade="BF"/>
+          <w:sz w:val="28"/>
+          <w:szCs w:val="28"/>
+        </w:rPr>
+        <w:t xml:space="preserve"> </w:t>
+      </w:r>
+      <w:proofErr w:type="spellStart"/>
+      <w:r>
+        <w:rPr>
+          <w:b/>
+          <w:bCs/>
+          <w:color w:val="17365D" w:themeColor="text2" w:themeShade="BF"/>
+          <w:sz w:val="28"/>
+          <w:szCs w:val="28"/>
+        </w:rPr>
+        <w:t>em</w:t>
+      </w:r>
+      <w:proofErr w:type="spellEnd"/>
+      <w:r>
+        <w:rPr>
+          <w:b/>
+          <w:bCs/>
+          <w:color w:val="17365D" w:themeColor="text2" w:themeShade="BF"/>
+          <w:sz w:val="28"/>
+          <w:szCs w:val="28"/>
+        </w:rPr>
+        <w:t xml:space="preserve"> Pares de </w:t>
+      </w:r>
+      <w:proofErr w:type="spellStart"/>
+      <w:r>
+        <w:rPr>
+          <w:b/>
+          <w:bCs/>
+          <w:color w:val="17365D" w:themeColor="text2" w:themeShade="BF"/>
+          <w:sz w:val="28"/>
+          <w:szCs w:val="28"/>
+        </w:rPr>
+        <w:t>Galáxias</w:t>
+      </w:r>
+      <w:proofErr w:type="spellEnd"/>
+      <w:r>
+        <w:rPr>
+          <w:b/>
+          <w:bCs/>
+          <w:color w:val="17365D" w:themeColor="text2" w:themeShade="BF"/>
+          <w:sz w:val="28"/>
+          <w:szCs w:val="28"/>
+        </w:rPr>
+        <w:t xml:space="preserve">: Um Teste da Teoria do Universo </w:t>
+      </w:r>
+      <w:proofErr w:type="spellStart"/>
+      <w:r>
+        <w:rPr>
+          <w:b/>
+          <w:bCs/>
+          <w:color w:val="17365D" w:themeColor="text2" w:themeShade="BF"/>
+          <w:sz w:val="28"/>
+          <w:szCs w:val="28"/>
+        </w:rPr>
+        <w:t>Decrescente</w:t>
+      </w:r>
+      <w:proofErr w:type="spellEnd"/>
+      <w:r>
+        <w:rPr>
+          <w:b/>
+          <w:bCs/>
+          <w:color w:val="17365D" w:themeColor="text2" w:themeShade="BF"/>
+          <w:sz w:val="28"/>
+          <w:szCs w:val="28"/>
+        </w:rPr>
+        <w:t xml:space="preserve"> (DUT)</w:t>
+      </w:r>
+    </w:p>
+    <w:p>
+      <w:pPr>
+        <w:pStyle w:val="Corpodetexto"/>
+      </w:pPr>
+      <w:r>
+        <w:t xml:space="preserve">“Neste </w:t>
+      </w:r>
+      <w:proofErr w:type="spellStart"/>
+      <w:r>
+        <w:t>trabalho</w:t>
+      </w:r>
+      <w:proofErr w:type="spellEnd"/>
+      <w:r>
+        <w:t xml:space="preserve">, </w:t>
+      </w:r>
+      <w:proofErr w:type="spellStart"/>
+      <w:r>
+        <w:t>analisamos</w:t>
+      </w:r>
+      <w:proofErr w:type="spellEnd"/>
+      <w:r>
+        <w:t xml:space="preserve"> </w:t>
+      </w:r>
+      <w:proofErr w:type="spellStart"/>
+      <w:r>
+        <w:t>uma</w:t>
+      </w:r>
+      <w:proofErr w:type="spellEnd"/>
+      <w:r>
+        <w:t xml:space="preserve"> </w:t>
+      </w:r>
+      <w:proofErr w:type="spellStart"/>
+      <w:r>
+        <w:t>amostra</w:t>
+      </w:r>
+      <w:proofErr w:type="spellEnd"/>
+      <w:r>
+        <w:t xml:space="preserve"> </w:t>
+      </w:r>
+      <w:proofErr w:type="spellStart"/>
+      <w:r>
+        <w:t>rigorosamente</w:t>
+      </w:r>
+      <w:proofErr w:type="spellEnd"/>
+      <w:r>
+        <w:t xml:space="preserve"> </w:t>
+      </w:r>
+      <w:proofErr w:type="spellStart"/>
+      <w:r>
+        <w:t>controlada</w:t>
+      </w:r>
+      <w:proofErr w:type="spellEnd"/>
+      <w:r>
+        <w:t xml:space="preserve"> de 𝑛 = 700 pares de </w:t>
+      </w:r>
+      <w:proofErr w:type="spellStart"/>
+      <w:r>
+        <w:t>galáxias</w:t>
+      </w:r>
+      <w:proofErr w:type="spellEnd"/>
+      <w:r>
+        <w:t xml:space="preserve"> </w:t>
+      </w:r>
+      <w:proofErr w:type="spellStart"/>
+      <w:r>
+        <w:t>em</w:t>
+      </w:r>
+      <w:proofErr w:type="spellEnd"/>
+      <w:r>
+        <w:t xml:space="preserve"> ambientes </w:t>
+      </w:r>
+      <w:proofErr w:type="spellStart"/>
+      <w:r>
+        <w:t>densos</w:t>
+      </w:r>
+      <w:proofErr w:type="spellEnd"/>
+      <w:r>
+        <w:t xml:space="preserve"> (</w:t>
+      </w:r>
+      <w:proofErr w:type="spellStart"/>
+      <w:r>
+        <w:t>incluindo</w:t>
+      </w:r>
+      <w:proofErr w:type="spellEnd"/>
+      <w:r>
+        <w:t xml:space="preserve"> </w:t>
+      </w:r>
+      <w:proofErr w:type="spellStart"/>
+      <w:r>
+        <w:t>os</w:t>
+      </w:r>
+      <w:proofErr w:type="spellEnd"/>
+      <w:r>
+        <w:t xml:space="preserve"> </w:t>
+      </w:r>
+      <w:proofErr w:type="spellStart"/>
+      <w:r>
+        <w:t>aglomerados</w:t>
+      </w:r>
+      <w:proofErr w:type="spellEnd"/>
+      <w:r>
+        <w:t xml:space="preserve"> de </w:t>
+      </w:r>
+      <w:proofErr w:type="spellStart"/>
+      <w:r>
+        <w:t>Virgem</w:t>
+      </w:r>
+      <w:proofErr w:type="spellEnd"/>
+      <w:r>
+        <w:t xml:space="preserve">, Fornax e </w:t>
+      </w:r>
+      <w:proofErr w:type="spellStart"/>
+      <w:r>
+        <w:t>Hidra</w:t>
+      </w:r>
+      <w:proofErr w:type="spellEnd"/>
+      <w:r>
+        <w:t xml:space="preserve">). </w:t>
+      </w:r>
+      <w:proofErr w:type="spellStart"/>
+      <w:r>
+        <w:t>Os</w:t>
+      </w:r>
+      <w:proofErr w:type="spellEnd"/>
+      <w:r>
+        <w:t xml:space="preserve"> dados </w:t>
+      </w:r>
+      <w:proofErr w:type="spellStart"/>
+      <w:r>
+        <w:t>revelam</w:t>
+      </w:r>
+      <w:proofErr w:type="spellEnd"/>
+      <w:r>
+        <w:t xml:space="preserve"> </w:t>
+      </w:r>
+      <w:proofErr w:type="spellStart"/>
+      <w:r>
+        <w:t>uma</w:t>
+      </w:r>
+      <w:proofErr w:type="spellEnd"/>
+      <w:r>
+        <w:t xml:space="preserve"> </w:t>
+      </w:r>
+      <w:proofErr w:type="spellStart"/>
+      <w:r>
+        <w:t>assimetria</w:t>
+      </w:r>
+      <w:proofErr w:type="spellEnd"/>
+      <w:r>
+        <w:t xml:space="preserve"> </w:t>
+      </w:r>
+      <w:proofErr w:type="spellStart"/>
+      <w:r>
+        <w:t>sistemática</w:t>
+      </w:r>
+      <w:proofErr w:type="spellEnd"/>
+      <w:r>
+        <w:t xml:space="preserve"> </w:t>
+      </w:r>
+      <w:proofErr w:type="spellStart"/>
+      <w:r>
+        <w:t>persistente</w:t>
+      </w:r>
+      <w:proofErr w:type="spellEnd"/>
+      <w:r>
+        <w:t xml:space="preserve">, </w:t>
+      </w:r>
+      <w:proofErr w:type="spellStart"/>
+      <w:r>
+        <w:t>na</w:t>
+      </w:r>
+      <w:proofErr w:type="spellEnd"/>
+      <w:r>
+        <w:t xml:space="preserve"> qual o </w:t>
+      </w:r>
+      <w:proofErr w:type="spellStart"/>
+      <w:r>
+        <w:t>componente</w:t>
+      </w:r>
+      <w:proofErr w:type="spellEnd"/>
+      <w:r>
+        <w:t xml:space="preserve"> </w:t>
+      </w:r>
+      <w:proofErr w:type="spellStart"/>
+      <w:r>
+        <w:t>primário</w:t>
+      </w:r>
+      <w:proofErr w:type="spellEnd"/>
+      <w:r>
+        <w:t xml:space="preserve"> </w:t>
+      </w:r>
+      <w:proofErr w:type="spellStart"/>
+      <w:r>
+        <w:t>mais</w:t>
+      </w:r>
+      <w:proofErr w:type="spellEnd"/>
+      <w:r>
+        <w:t xml:space="preserve"> </w:t>
+      </w:r>
+      <w:proofErr w:type="spellStart"/>
+      <w:r>
+        <w:t>massivo</w:t>
+      </w:r>
+      <w:proofErr w:type="spellEnd"/>
+      <w:r>
+        <w:t xml:space="preserve"> </w:t>
+      </w:r>
+      <w:proofErr w:type="spellStart"/>
+      <w:r>
+        <w:t>exibe</w:t>
+      </w:r>
+      <w:proofErr w:type="spellEnd"/>
+      <w:r>
+        <w:t xml:space="preserve"> um redshift </w:t>
+      </w:r>
+      <w:proofErr w:type="spellStart"/>
+      <w:r>
+        <w:t>menor</w:t>
+      </w:r>
+      <w:proofErr w:type="spellEnd"/>
+      <w:r>
+        <w:t xml:space="preserve"> do </w:t>
+      </w:r>
+      <w:proofErr w:type="spellStart"/>
+      <w:r>
+        <w:t>que</w:t>
+      </w:r>
+      <w:proofErr w:type="spellEnd"/>
+      <w:r>
+        <w:t xml:space="preserve"> </w:t>
+      </w:r>
+      <w:proofErr w:type="spellStart"/>
+      <w:r>
+        <w:t>o</w:t>
+      </w:r>
+      <w:proofErr w:type="spellEnd"/>
+      <w:r>
+        <w:t xml:space="preserve"> </w:t>
+      </w:r>
+      <w:proofErr w:type="spellStart"/>
+      <w:r>
+        <w:t>previsto</w:t>
+      </w:r>
+      <w:proofErr w:type="spellEnd"/>
+      <w:r>
+        <w:t xml:space="preserve"> </w:t>
+      </w:r>
+      <w:proofErr w:type="spellStart"/>
+      <w:r>
+        <w:t>em</w:t>
+      </w:r>
+      <w:proofErr w:type="spellEnd"/>
+      <w:r>
+        <w:t xml:space="preserve"> 56,28% dos </w:t>
+      </w:r>
+      <w:proofErr w:type="spellStart"/>
+      <w:r>
+        <w:t>casos</w:t>
+      </w:r>
+      <w:proofErr w:type="spellEnd"/>
+      <w:r>
+        <w:t xml:space="preserve">. O teste </w:t>
+      </w:r>
+      <w:proofErr w:type="spellStart"/>
+      <w:r>
+        <w:t>estatístico</w:t>
+      </w:r>
+      <w:proofErr w:type="spellEnd"/>
+      <w:r>
+        <w:t xml:space="preserve"> de </w:t>
+      </w:r>
+      <w:proofErr w:type="spellStart"/>
+      <w:r>
+        <w:t>hipótese</w:t>
+      </w:r>
+      <w:proofErr w:type="spellEnd"/>
+      <w:r>
+        <w:t xml:space="preserve"> </w:t>
+      </w:r>
+      <w:proofErr w:type="spellStart"/>
+      <w:r>
+        <w:t>rejeita</w:t>
+      </w:r>
+      <w:proofErr w:type="spellEnd"/>
+      <w:r>
+        <w:t xml:space="preserve"> a </w:t>
+      </w:r>
+      <w:proofErr w:type="spellStart"/>
+      <w:r>
+        <w:t>simetria</w:t>
+      </w:r>
+      <w:proofErr w:type="spellEnd"/>
+      <w:r>
+        <w:t xml:space="preserve"> </w:t>
+      </w:r>
+      <w:proofErr w:type="spellStart"/>
+      <w:r>
+        <w:t>aleatória</w:t>
+      </w:r>
+      <w:proofErr w:type="spellEnd"/>
+      <w:r>
+        <w:t xml:space="preserve"> com um Z-score de 3,33 e um valor-p de 0,00043 (</w:t>
+      </w:r>
+      <w:proofErr w:type="spellStart"/>
+      <w:r>
+        <w:rPr>
+          <w:b/>
+          <w:bCs/>
+        </w:rPr>
+        <w:t>nível</w:t>
+      </w:r>
+      <w:proofErr w:type="spellEnd"/>
+      <w:r>
+        <w:rPr>
+          <w:b/>
+          <w:bCs/>
+        </w:rPr>
+        <w:t xml:space="preserve"> de </w:t>
+      </w:r>
+      <w:proofErr w:type="spellStart"/>
+      <w:r>
+        <w:rPr>
+          <w:b/>
+          <w:bCs/>
+        </w:rPr>
+        <w:t>confiança</w:t>
+      </w:r>
+      <w:proofErr w:type="spellEnd"/>
+      <w:r>
+        <w:rPr>
+          <w:b/>
+          <w:bCs/>
+        </w:rPr>
+        <w:t xml:space="preserve"> de 99,957%</w:t>
+      </w:r>
+      <w:r>
+        <w:t>).” (</w:t>
+      </w:r>
+      <w:r>
+        <w:rPr>
+          <w:color w:val="EE0000"/>
+        </w:rPr>
+        <w:t>Jun/2026</w:t>
+      </w:r>
+      <w:r>
+        <w:t>)</w:t>
+      </w:r>
+    </w:p>
+    <w:p>
+      <w:pPr>
+        <w:pStyle w:val="Corpodetexto"/>
+        <w:pBdr>
+          <w:bottom w:val="single" w:sz="6" w:space="1" w:color="auto"/>
+        </w:pBdr>
+      </w:pPr>
+      <w:hyperlink r:id="rId31" w:history="1">
         <w:r>
           <w:rPr>
             <w:rStyle w:val="Hyperlink"/>
@@ -4022,380 +4070,14 @@
           <w:bottom w:val="single" w:sz="6" w:space="1" w:color="auto"/>
         </w:pBdr>
       </w:pPr>
-    </w:p>
-    <w:p>
-      <w:pPr>
-        <w:pStyle w:val="Corpodetexto"/>
-      </w:pPr>
-    </w:p>
-    <w:p>
-      <w:pPr>
-        <w:pStyle w:val="Corpodetexto"/>
-        <w:rPr>
-          <w:color w:val="17365D" w:themeColor="text2" w:themeShade="BF"/>
-          <w:sz w:val="28"/>
-          <w:szCs w:val="28"/>
-        </w:rPr>
-      </w:pPr>
-      <w:r>
-        <w:rPr>
-          <w:b/>
-          <w:bCs/>
-          <w:color w:val="17365D" w:themeColor="text2" w:themeShade="BF"/>
-          <w:sz w:val="28"/>
-          <w:szCs w:val="28"/>
-        </w:rPr>
-        <w:t>(</w:t>
-      </w:r>
-      <w:r>
-        <w:rPr>
-          <w:b/>
-          <w:bCs/>
-          <w:color w:val="EE0000"/>
-          <w:sz w:val="28"/>
-          <w:szCs w:val="28"/>
-        </w:rPr>
-        <w:t>*</w:t>
-      </w:r>
-      <w:r>
-        <w:rPr>
-          <w:b/>
-          <w:bCs/>
-          <w:color w:val="17365D" w:themeColor="text2" w:themeShade="BF"/>
-          <w:sz w:val="28"/>
-          <w:szCs w:val="28"/>
-        </w:rPr>
-        <w:t xml:space="preserve">)Teoria do Universo </w:t>
-      </w:r>
-      <w:proofErr w:type="spellStart"/>
-      <w:r>
-        <w:rPr>
-          <w:b/>
-          <w:bCs/>
-          <w:color w:val="17365D" w:themeColor="text2" w:themeShade="BF"/>
-          <w:sz w:val="28"/>
-          <w:szCs w:val="28"/>
-        </w:rPr>
-        <w:t>Decrescente</w:t>
-      </w:r>
-      <w:proofErr w:type="spellEnd"/>
-      <w:r>
-        <w:rPr>
-          <w:b/>
-          <w:bCs/>
-          <w:color w:val="17365D" w:themeColor="text2" w:themeShade="BF"/>
-          <w:sz w:val="28"/>
-          <w:szCs w:val="28"/>
-        </w:rPr>
-        <w:t xml:space="preserve">: </w:t>
-      </w:r>
-      <w:proofErr w:type="spellStart"/>
-      <w:r>
-        <w:rPr>
-          <w:b/>
-          <w:bCs/>
-          <w:color w:val="17365D" w:themeColor="text2" w:themeShade="BF"/>
-          <w:sz w:val="28"/>
-          <w:szCs w:val="28"/>
-        </w:rPr>
-        <w:t>Dilatação</w:t>
-      </w:r>
-      <w:proofErr w:type="spellEnd"/>
-      <w:r>
-        <w:rPr>
-          <w:b/>
-          <w:bCs/>
-          <w:color w:val="17365D" w:themeColor="text2" w:themeShade="BF"/>
-          <w:sz w:val="28"/>
-          <w:szCs w:val="28"/>
-        </w:rPr>
-        <w:t xml:space="preserve"> Temporal </w:t>
-      </w:r>
-      <w:proofErr w:type="spellStart"/>
-      <w:r>
-        <w:rPr>
-          <w:b/>
-          <w:bCs/>
-          <w:color w:val="17365D" w:themeColor="text2" w:themeShade="BF"/>
-          <w:sz w:val="28"/>
-          <w:szCs w:val="28"/>
-        </w:rPr>
-        <w:t>Cosmológica</w:t>
-      </w:r>
-      <w:proofErr w:type="spellEnd"/>
-      <w:r>
-        <w:rPr>
-          <w:b/>
-          <w:bCs/>
-          <w:color w:val="17365D" w:themeColor="text2" w:themeShade="BF"/>
-          <w:sz w:val="28"/>
-          <w:szCs w:val="28"/>
-        </w:rPr>
-        <w:t xml:space="preserve"> e a </w:t>
-      </w:r>
-      <w:proofErr w:type="spellStart"/>
-      <w:r>
-        <w:rPr>
-          <w:b/>
-          <w:bCs/>
-          <w:color w:val="17365D" w:themeColor="text2" w:themeShade="BF"/>
-          <w:sz w:val="28"/>
-          <w:szCs w:val="28"/>
-        </w:rPr>
-        <w:t>Explosão</w:t>
-      </w:r>
-      <w:proofErr w:type="spellEnd"/>
-      <w:r>
-        <w:rPr>
-          <w:b/>
-          <w:bCs/>
-          <w:color w:val="17365D" w:themeColor="text2" w:themeShade="BF"/>
-          <w:sz w:val="28"/>
-          <w:szCs w:val="28"/>
-        </w:rPr>
-        <w:t xml:space="preserve"> de SN1A</w:t>
-      </w:r>
-    </w:p>
-    <w:p>
-      <w:pPr>
-        <w:pStyle w:val="Corpodetexto"/>
-      </w:pPr>
-      <w:r>
-        <w:t>“</w:t>
-      </w:r>
-      <w:proofErr w:type="spellStart"/>
-      <w:r>
-        <w:t>Mostraremos</w:t>
-      </w:r>
-      <w:proofErr w:type="spellEnd"/>
-      <w:r>
-        <w:t xml:space="preserve"> </w:t>
-      </w:r>
-      <w:proofErr w:type="spellStart"/>
-      <w:r>
-        <w:t>que</w:t>
-      </w:r>
-      <w:proofErr w:type="spellEnd"/>
-      <w:r>
-        <w:t xml:space="preserve">, </w:t>
-      </w:r>
-      <w:proofErr w:type="spellStart"/>
-      <w:r>
-        <w:t>dentro</w:t>
-      </w:r>
-      <w:proofErr w:type="spellEnd"/>
-      <w:r>
-        <w:t xml:space="preserve"> </w:t>
-      </w:r>
-      <w:proofErr w:type="spellStart"/>
-      <w:r>
-        <w:t>da”Teoria</w:t>
-      </w:r>
-      <w:proofErr w:type="spellEnd"/>
-      <w:r>
-        <w:t xml:space="preserve"> do Universo </w:t>
-      </w:r>
-      <w:proofErr w:type="spellStart"/>
-      <w:r>
-        <w:t>Decrescente</w:t>
-      </w:r>
-      <w:proofErr w:type="spellEnd"/>
-      <w:r>
-        <w:t xml:space="preserve">” (DUT), o tempo </w:t>
-      </w:r>
-      <w:proofErr w:type="spellStart"/>
-      <w:r>
-        <w:t>dentro</w:t>
-      </w:r>
-      <w:proofErr w:type="spellEnd"/>
-      <w:r>
-        <w:t xml:space="preserve"> de um campo </w:t>
-      </w:r>
-      <w:proofErr w:type="spellStart"/>
-      <w:r>
-        <w:t>gravitacional</w:t>
-      </w:r>
-      <w:proofErr w:type="spellEnd"/>
-      <w:r>
-        <w:t xml:space="preserve"> é </w:t>
-      </w:r>
-      <w:proofErr w:type="spellStart"/>
-      <w:r>
-        <w:t>alterado</w:t>
-      </w:r>
-      <w:proofErr w:type="spellEnd"/>
-      <w:r>
-        <w:t xml:space="preserve"> da </w:t>
-      </w:r>
-      <w:proofErr w:type="spellStart"/>
-      <w:r>
-        <w:t>mesma</w:t>
-      </w:r>
-      <w:proofErr w:type="spellEnd"/>
-      <w:r>
-        <w:t xml:space="preserve"> forma </w:t>
-      </w:r>
-      <w:proofErr w:type="spellStart"/>
-      <w:r>
-        <w:t>que</w:t>
-      </w:r>
-      <w:proofErr w:type="spellEnd"/>
-      <w:r>
-        <w:t xml:space="preserve"> as </w:t>
-      </w:r>
-      <w:proofErr w:type="spellStart"/>
-      <w:r>
-        <w:t>escalas</w:t>
-      </w:r>
-      <w:proofErr w:type="spellEnd"/>
-      <w:r>
-        <w:t xml:space="preserve"> de </w:t>
-      </w:r>
-      <w:proofErr w:type="spellStart"/>
-      <w:r>
-        <w:t>medição</w:t>
-      </w:r>
-      <w:proofErr w:type="spellEnd"/>
-      <w:r>
-        <w:t xml:space="preserve"> de </w:t>
-      </w:r>
-      <w:proofErr w:type="spellStart"/>
-      <w:r>
-        <w:t>distância</w:t>
-      </w:r>
-      <w:proofErr w:type="spellEnd"/>
-      <w:r>
-        <w:t xml:space="preserve"> </w:t>
-      </w:r>
-      <w:proofErr w:type="spellStart"/>
-      <w:r>
-        <w:t>espacial</w:t>
-      </w:r>
-      <w:proofErr w:type="spellEnd"/>
-      <w:r>
-        <w:t xml:space="preserve">. Em </w:t>
-      </w:r>
-      <w:proofErr w:type="spellStart"/>
-      <w:r>
-        <w:t>escala</w:t>
-      </w:r>
-      <w:proofErr w:type="spellEnd"/>
-      <w:r>
-        <w:t xml:space="preserve"> </w:t>
-      </w:r>
-      <w:proofErr w:type="spellStart"/>
-      <w:r>
-        <w:t>cósmica</w:t>
-      </w:r>
-      <w:proofErr w:type="spellEnd"/>
-      <w:r>
-        <w:t xml:space="preserve"> (</w:t>
-      </w:r>
-      <w:proofErr w:type="spellStart"/>
-      <w:r>
-        <w:t>períodos</w:t>
-      </w:r>
-      <w:proofErr w:type="spellEnd"/>
-      <w:r>
-        <w:t xml:space="preserve"> de </w:t>
-      </w:r>
-      <w:proofErr w:type="spellStart"/>
-      <w:r>
-        <w:t>milhões</w:t>
-      </w:r>
-      <w:proofErr w:type="spellEnd"/>
-      <w:r>
-        <w:t xml:space="preserve"> de </w:t>
-      </w:r>
-      <w:proofErr w:type="spellStart"/>
-      <w:r>
-        <w:t>anos</w:t>
-      </w:r>
-      <w:proofErr w:type="spellEnd"/>
-      <w:r>
-        <w:t xml:space="preserve">), esse </w:t>
-      </w:r>
-      <w:proofErr w:type="spellStart"/>
-      <w:r>
-        <w:t>efeito</w:t>
-      </w:r>
-      <w:proofErr w:type="spellEnd"/>
-      <w:r>
-        <w:t xml:space="preserve"> </w:t>
-      </w:r>
-      <w:proofErr w:type="spellStart"/>
-      <w:r>
-        <w:t>torna</w:t>
-      </w:r>
-      <w:proofErr w:type="spellEnd"/>
-      <w:r>
-        <w:t xml:space="preserve">-se </w:t>
-      </w:r>
-      <w:proofErr w:type="spellStart"/>
-      <w:r>
-        <w:t>perceptível</w:t>
-      </w:r>
-      <w:proofErr w:type="spellEnd"/>
-      <w:r>
-        <w:t xml:space="preserve"> e </w:t>
-      </w:r>
-      <w:proofErr w:type="spellStart"/>
-      <w:r>
-        <w:t>explica</w:t>
-      </w:r>
-      <w:proofErr w:type="spellEnd"/>
-      <w:r>
-        <w:t xml:space="preserve"> a </w:t>
-      </w:r>
-      <w:proofErr w:type="spellStart"/>
-      <w:r>
-        <w:t>variação</w:t>
-      </w:r>
-      <w:proofErr w:type="spellEnd"/>
-      <w:r>
-        <w:t xml:space="preserve"> </w:t>
-      </w:r>
-      <w:proofErr w:type="spellStart"/>
-      <w:r>
-        <w:t>na</w:t>
-      </w:r>
-      <w:proofErr w:type="spellEnd"/>
-      <w:r>
-        <w:t xml:space="preserve"> </w:t>
-      </w:r>
-      <w:proofErr w:type="spellStart"/>
-      <w:r>
-        <w:t>duração</w:t>
-      </w:r>
-      <w:proofErr w:type="spellEnd"/>
-      <w:r>
-        <w:t xml:space="preserve"> </w:t>
-      </w:r>
-      <w:proofErr w:type="spellStart"/>
-      <w:r>
-        <w:t>medida</w:t>
-      </w:r>
-      <w:proofErr w:type="spellEnd"/>
-      <w:r>
-        <w:t xml:space="preserve"> das </w:t>
-      </w:r>
-      <w:proofErr w:type="spellStart"/>
-      <w:r>
-        <w:t>explosões</w:t>
-      </w:r>
-      <w:proofErr w:type="spellEnd"/>
-      <w:r>
-        <w:t xml:space="preserve"> de Supernovas Tipo Ia (SN1A).”(</w:t>
-      </w:r>
-      <w:r>
-        <w:rPr>
-          <w:color w:val="EE0000"/>
-        </w:rPr>
-        <w:t>Maio/2026</w:t>
-      </w:r>
-      <w:r>
-        <w:t>)</w:t>
-      </w:r>
+      <w:hyperlink r:id="rId32" w:history="1">
+        <w:r>
+          <w:rPr>
+            <w:rStyle w:val="Hyperlink"/>
+          </w:rPr>
+          <w:t>https://jocaxx.github.io/DUniverse/Html/POR_DUT_GAL.htm</w:t>
+        </w:r>
+      </w:hyperlink>
     </w:p>
     <w:p>
       <w:pPr>
@@ -4404,7 +4086,389 @@
           <w:bottom w:val="single" w:sz="6" w:space="1" w:color="auto"/>
         </w:pBdr>
       </w:pPr>
-      <w:hyperlink r:id="rId29" w:history="1">
+    </w:p>
+    <w:p>
+      <w:pPr>
+        <w:pStyle w:val="Corpodetexto"/>
+      </w:pPr>
+    </w:p>
+    <w:p>
+      <w:pPr>
+        <w:pStyle w:val="Corpodetexto"/>
+        <w:rPr>
+          <w:color w:val="17365D" w:themeColor="text2" w:themeShade="BF"/>
+          <w:sz w:val="28"/>
+          <w:szCs w:val="28"/>
+        </w:rPr>
+      </w:pPr>
+      <w:r>
+        <w:rPr>
+          <w:b/>
+          <w:bCs/>
+          <w:color w:val="17365D" w:themeColor="text2" w:themeShade="BF"/>
+          <w:sz w:val="28"/>
+          <w:szCs w:val="28"/>
+        </w:rPr>
+        <w:t>(</w:t>
+      </w:r>
+      <w:r>
+        <w:rPr>
+          <w:b/>
+          <w:bCs/>
+          <w:color w:val="EE0000"/>
+          <w:sz w:val="28"/>
+          <w:szCs w:val="28"/>
+        </w:rPr>
+        <w:t>*</w:t>
+      </w:r>
+      <w:r>
+        <w:rPr>
+          <w:b/>
+          <w:bCs/>
+          <w:color w:val="17365D" w:themeColor="text2" w:themeShade="BF"/>
+          <w:sz w:val="28"/>
+          <w:szCs w:val="28"/>
+        </w:rPr>
+        <w:t xml:space="preserve">)Teoria do Universo </w:t>
+      </w:r>
+      <w:proofErr w:type="spellStart"/>
+      <w:r>
+        <w:rPr>
+          <w:b/>
+          <w:bCs/>
+          <w:color w:val="17365D" w:themeColor="text2" w:themeShade="BF"/>
+          <w:sz w:val="28"/>
+          <w:szCs w:val="28"/>
+        </w:rPr>
+        <w:t>Decrescente</w:t>
+      </w:r>
+      <w:proofErr w:type="spellEnd"/>
+      <w:r>
+        <w:rPr>
+          <w:b/>
+          <w:bCs/>
+          <w:color w:val="17365D" w:themeColor="text2" w:themeShade="BF"/>
+          <w:sz w:val="28"/>
+          <w:szCs w:val="28"/>
+        </w:rPr>
+        <w:t xml:space="preserve">: </w:t>
+      </w:r>
+      <w:proofErr w:type="spellStart"/>
+      <w:r>
+        <w:rPr>
+          <w:b/>
+          <w:bCs/>
+          <w:color w:val="17365D" w:themeColor="text2" w:themeShade="BF"/>
+          <w:sz w:val="28"/>
+          <w:szCs w:val="28"/>
+        </w:rPr>
+        <w:t>Dilatação</w:t>
+      </w:r>
+      <w:proofErr w:type="spellEnd"/>
+      <w:r>
+        <w:rPr>
+          <w:b/>
+          <w:bCs/>
+          <w:color w:val="17365D" w:themeColor="text2" w:themeShade="BF"/>
+          <w:sz w:val="28"/>
+          <w:szCs w:val="28"/>
+        </w:rPr>
+        <w:t xml:space="preserve"> Temporal </w:t>
+      </w:r>
+      <w:proofErr w:type="spellStart"/>
+      <w:r>
+        <w:rPr>
+          <w:b/>
+          <w:bCs/>
+          <w:color w:val="17365D" w:themeColor="text2" w:themeShade="BF"/>
+          <w:sz w:val="28"/>
+          <w:szCs w:val="28"/>
+        </w:rPr>
+        <w:t>Cosmológica</w:t>
+      </w:r>
+      <w:proofErr w:type="spellEnd"/>
+      <w:r>
+        <w:rPr>
+          <w:b/>
+          <w:bCs/>
+          <w:color w:val="17365D" w:themeColor="text2" w:themeShade="BF"/>
+          <w:sz w:val="28"/>
+          <w:szCs w:val="28"/>
+        </w:rPr>
+        <w:t xml:space="preserve"> e a </w:t>
+      </w:r>
+      <w:proofErr w:type="spellStart"/>
+      <w:r>
+        <w:rPr>
+          <w:b/>
+          <w:bCs/>
+          <w:color w:val="17365D" w:themeColor="text2" w:themeShade="BF"/>
+          <w:sz w:val="28"/>
+          <w:szCs w:val="28"/>
+        </w:rPr>
+        <w:t>Explosão</w:t>
+      </w:r>
+      <w:proofErr w:type="spellEnd"/>
+      <w:r>
+        <w:rPr>
+          <w:b/>
+          <w:bCs/>
+          <w:color w:val="17365D" w:themeColor="text2" w:themeShade="BF"/>
+          <w:sz w:val="28"/>
+          <w:szCs w:val="28"/>
+        </w:rPr>
+        <w:t xml:space="preserve"> de SN1A</w:t>
+      </w:r>
+    </w:p>
+    <w:p>
+      <w:pPr>
+        <w:pStyle w:val="Corpodetexto"/>
+      </w:pPr>
+      <w:r>
+        <w:t>“</w:t>
+      </w:r>
+      <w:proofErr w:type="spellStart"/>
+      <w:r>
+        <w:t>Mostraremos</w:t>
+      </w:r>
+      <w:proofErr w:type="spellEnd"/>
+      <w:r>
+        <w:t xml:space="preserve"> </w:t>
+      </w:r>
+      <w:proofErr w:type="spellStart"/>
+      <w:r>
+        <w:t>que</w:t>
+      </w:r>
+      <w:proofErr w:type="spellEnd"/>
+      <w:r>
+        <w:t xml:space="preserve">, </w:t>
+      </w:r>
+      <w:proofErr w:type="spellStart"/>
+      <w:r>
+        <w:t>dentro</w:t>
+      </w:r>
+      <w:proofErr w:type="spellEnd"/>
+      <w:r>
+        <w:t xml:space="preserve"> </w:t>
+      </w:r>
+      <w:proofErr w:type="spellStart"/>
+      <w:r>
+        <w:t>da”Teoria</w:t>
+      </w:r>
+      <w:proofErr w:type="spellEnd"/>
+      <w:r>
+        <w:t xml:space="preserve"> do Universo </w:t>
+      </w:r>
+      <w:proofErr w:type="spellStart"/>
+      <w:r>
+        <w:t>Decrescente</w:t>
+      </w:r>
+      <w:proofErr w:type="spellEnd"/>
+      <w:r>
+        <w:t xml:space="preserve">” (DUT), o tempo </w:t>
+      </w:r>
+      <w:proofErr w:type="spellStart"/>
+      <w:r>
+        <w:t>dentro</w:t>
+      </w:r>
+      <w:proofErr w:type="spellEnd"/>
+      <w:r>
+        <w:t xml:space="preserve"> de um campo </w:t>
+      </w:r>
+      <w:proofErr w:type="spellStart"/>
+      <w:r>
+        <w:t>gravitacional</w:t>
+      </w:r>
+      <w:proofErr w:type="spellEnd"/>
+      <w:r>
+        <w:t xml:space="preserve"> é </w:t>
+      </w:r>
+      <w:proofErr w:type="spellStart"/>
+      <w:r>
+        <w:t>alterado</w:t>
+      </w:r>
+      <w:proofErr w:type="spellEnd"/>
+      <w:r>
+        <w:t xml:space="preserve"> da </w:t>
+      </w:r>
+      <w:proofErr w:type="spellStart"/>
+      <w:r>
+        <w:t>mesma</w:t>
+      </w:r>
+      <w:proofErr w:type="spellEnd"/>
+      <w:r>
+        <w:t xml:space="preserve"> forma </w:t>
+      </w:r>
+      <w:proofErr w:type="spellStart"/>
+      <w:r>
+        <w:t>que</w:t>
+      </w:r>
+      <w:proofErr w:type="spellEnd"/>
+      <w:r>
+        <w:t xml:space="preserve"> as </w:t>
+      </w:r>
+      <w:proofErr w:type="spellStart"/>
+      <w:r>
+        <w:t>escalas</w:t>
+      </w:r>
+      <w:proofErr w:type="spellEnd"/>
+      <w:r>
+        <w:t xml:space="preserve"> de </w:t>
+      </w:r>
+      <w:proofErr w:type="spellStart"/>
+      <w:r>
+        <w:t>medição</w:t>
+      </w:r>
+      <w:proofErr w:type="spellEnd"/>
+      <w:r>
+        <w:t xml:space="preserve"> de </w:t>
+      </w:r>
+      <w:proofErr w:type="spellStart"/>
+      <w:r>
+        <w:t>distância</w:t>
+      </w:r>
+      <w:proofErr w:type="spellEnd"/>
+      <w:r>
+        <w:t xml:space="preserve"> </w:t>
+      </w:r>
+      <w:proofErr w:type="spellStart"/>
+      <w:r>
+        <w:t>espacial</w:t>
+      </w:r>
+      <w:proofErr w:type="spellEnd"/>
+      <w:r>
+        <w:t xml:space="preserve">. Em </w:t>
+      </w:r>
+      <w:proofErr w:type="spellStart"/>
+      <w:r>
+        <w:t>escala</w:t>
+      </w:r>
+      <w:proofErr w:type="spellEnd"/>
+      <w:r>
+        <w:t xml:space="preserve"> </w:t>
+      </w:r>
+      <w:proofErr w:type="spellStart"/>
+      <w:r>
+        <w:t>cósmica</w:t>
+      </w:r>
+      <w:proofErr w:type="spellEnd"/>
+      <w:r>
+        <w:t xml:space="preserve"> (</w:t>
+      </w:r>
+      <w:proofErr w:type="spellStart"/>
+      <w:r>
+        <w:t>períodos</w:t>
+      </w:r>
+      <w:proofErr w:type="spellEnd"/>
+      <w:r>
+        <w:t xml:space="preserve"> de </w:t>
+      </w:r>
+      <w:proofErr w:type="spellStart"/>
+      <w:r>
+        <w:t>milhões</w:t>
+      </w:r>
+      <w:proofErr w:type="spellEnd"/>
+      <w:r>
+        <w:t xml:space="preserve"> de </w:t>
+      </w:r>
+      <w:proofErr w:type="spellStart"/>
+      <w:r>
+        <w:t>anos</w:t>
+      </w:r>
+      <w:proofErr w:type="spellEnd"/>
+      <w:r>
+        <w:t xml:space="preserve">), esse </w:t>
+      </w:r>
+      <w:proofErr w:type="spellStart"/>
+      <w:r>
+        <w:t>efeito</w:t>
+      </w:r>
+      <w:proofErr w:type="spellEnd"/>
+      <w:r>
+        <w:t xml:space="preserve"> </w:t>
+      </w:r>
+      <w:proofErr w:type="spellStart"/>
+      <w:r>
+        <w:t>torna</w:t>
+      </w:r>
+      <w:proofErr w:type="spellEnd"/>
+      <w:r>
+        <w:t xml:space="preserve">-se </w:t>
+      </w:r>
+      <w:proofErr w:type="spellStart"/>
+      <w:r>
+        <w:t>perceptível</w:t>
+      </w:r>
+      <w:proofErr w:type="spellEnd"/>
+      <w:r>
+        <w:t xml:space="preserve"> e </w:t>
+      </w:r>
+      <w:proofErr w:type="spellStart"/>
+      <w:r>
+        <w:t>explica</w:t>
+      </w:r>
+      <w:proofErr w:type="spellEnd"/>
+      <w:r>
+        <w:t xml:space="preserve"> a </w:t>
+      </w:r>
+      <w:proofErr w:type="spellStart"/>
+      <w:r>
+        <w:t>variação</w:t>
+      </w:r>
+      <w:proofErr w:type="spellEnd"/>
+      <w:r>
+        <w:t xml:space="preserve"> </w:t>
+      </w:r>
+      <w:proofErr w:type="spellStart"/>
+      <w:r>
+        <w:t>na</w:t>
+      </w:r>
+      <w:proofErr w:type="spellEnd"/>
+      <w:r>
+        <w:t xml:space="preserve"> </w:t>
+      </w:r>
+      <w:proofErr w:type="spellStart"/>
+      <w:r>
+        <w:t>duração</w:t>
+      </w:r>
+      <w:proofErr w:type="spellEnd"/>
+      <w:r>
+        <w:t xml:space="preserve"> </w:t>
+      </w:r>
+      <w:proofErr w:type="spellStart"/>
+      <w:r>
+        <w:t>medida</w:t>
+      </w:r>
+      <w:proofErr w:type="spellEnd"/>
+      <w:r>
+        <w:t xml:space="preserve"> das </w:t>
+      </w:r>
+      <w:proofErr w:type="spellStart"/>
+      <w:r>
+        <w:t>explosões</w:t>
+      </w:r>
+      <w:proofErr w:type="spellEnd"/>
+      <w:r>
+        <w:t xml:space="preserve"> de Supernovas Tipo Ia (SN1A).”(</w:t>
+      </w:r>
+      <w:r>
+        <w:rPr>
+          <w:color w:val="EE0000"/>
+        </w:rPr>
+        <w:t>Maio/2026</w:t>
+      </w:r>
+      <w:r>
+        <w:t>)</w:t>
+      </w:r>
+    </w:p>
+    <w:p>
+      <w:pPr>
+        <w:pStyle w:val="Corpodetexto"/>
+        <w:pBdr>
+          <w:bottom w:val="single" w:sz="6" w:space="1" w:color="auto"/>
+        </w:pBdr>
+      </w:pPr>
+      <w:hyperlink r:id="rId33" w:history="1">
         <w:r>
           <w:rPr>
             <w:rStyle w:val="Hyperlink"/>
@@ -4420,701 +4484,14 @@
           <w:bottom w:val="single" w:sz="6" w:space="1" w:color="auto"/>
         </w:pBdr>
       </w:pPr>
-    </w:p>
-    <w:p>
-      <w:pPr>
-        <w:pStyle w:val="FirstParagraph"/>
-        <w:rPr>
-          <w:b/>
-          <w:bCs/>
-          <w:color w:val="17365D" w:themeColor="text2" w:themeShade="BF"/>
-        </w:rPr>
-      </w:pPr>
-    </w:p>
-    <w:p>
-      <w:pPr>
-        <w:pStyle w:val="FirstParagraph"/>
-        <w:rPr>
-          <w:color w:val="17365D" w:themeColor="text2" w:themeShade="BF"/>
-          <w:sz w:val="28"/>
-          <w:szCs w:val="28"/>
-        </w:rPr>
-      </w:pPr>
-      <w:r>
-        <w:rPr>
-          <w:b/>
-          <w:bCs/>
-          <w:color w:val="17365D" w:themeColor="text2" w:themeShade="BF"/>
-          <w:sz w:val="28"/>
-          <w:szCs w:val="28"/>
-        </w:rPr>
-        <w:t xml:space="preserve">DUT FAQ: </w:t>
-      </w:r>
-      <w:proofErr w:type="spellStart"/>
-      <w:r>
-        <w:rPr>
-          <w:b/>
-          <w:bCs/>
-          <w:color w:val="17365D" w:themeColor="text2" w:themeShade="BF"/>
-          <w:sz w:val="28"/>
-          <w:szCs w:val="28"/>
-        </w:rPr>
-        <w:t>Perguntas</w:t>
-      </w:r>
-      <w:proofErr w:type="spellEnd"/>
-      <w:r>
-        <w:rPr>
-          <w:b/>
-          <w:bCs/>
-          <w:color w:val="17365D" w:themeColor="text2" w:themeShade="BF"/>
-          <w:sz w:val="28"/>
-          <w:szCs w:val="28"/>
-        </w:rPr>
-        <w:t xml:space="preserve"> </w:t>
-      </w:r>
-      <w:proofErr w:type="spellStart"/>
-      <w:r>
-        <w:rPr>
-          <w:b/>
-          <w:bCs/>
-          <w:color w:val="17365D" w:themeColor="text2" w:themeShade="BF"/>
-          <w:sz w:val="28"/>
-          <w:szCs w:val="28"/>
-        </w:rPr>
-        <w:t>Frequentes</w:t>
-      </w:r>
-      <w:proofErr w:type="spellEnd"/>
-      <w:r>
-        <w:rPr>
-          <w:b/>
-          <w:bCs/>
-          <w:color w:val="17365D" w:themeColor="text2" w:themeShade="BF"/>
-          <w:sz w:val="28"/>
-          <w:szCs w:val="28"/>
-        </w:rPr>
-        <w:t xml:space="preserve"> </w:t>
-      </w:r>
-      <w:proofErr w:type="spellStart"/>
-      <w:r>
-        <w:rPr>
-          <w:b/>
-          <w:bCs/>
-          <w:color w:val="17365D" w:themeColor="text2" w:themeShade="BF"/>
-          <w:sz w:val="28"/>
-          <w:szCs w:val="28"/>
-        </w:rPr>
-        <w:t>sobre</w:t>
-      </w:r>
-      <w:proofErr w:type="spellEnd"/>
-      <w:r>
-        <w:rPr>
-          <w:b/>
-          <w:bCs/>
-          <w:color w:val="17365D" w:themeColor="text2" w:themeShade="BF"/>
-          <w:sz w:val="28"/>
-          <w:szCs w:val="28"/>
-        </w:rPr>
-        <w:t xml:space="preserve"> a “Teoria do Universo </w:t>
-      </w:r>
-      <w:proofErr w:type="spellStart"/>
-      <w:r>
-        <w:rPr>
-          <w:b/>
-          <w:bCs/>
-          <w:color w:val="17365D" w:themeColor="text2" w:themeShade="BF"/>
-          <w:sz w:val="28"/>
-          <w:szCs w:val="28"/>
-        </w:rPr>
-        <w:t>Decrescente</w:t>
-      </w:r>
-      <w:proofErr w:type="spellEnd"/>
-      <w:r>
-        <w:rPr>
-          <w:b/>
-          <w:bCs/>
-          <w:color w:val="17365D" w:themeColor="text2" w:themeShade="BF"/>
-          <w:sz w:val="28"/>
-          <w:szCs w:val="28"/>
-        </w:rPr>
-        <w:t>”</w:t>
-      </w:r>
-    </w:p>
-    <w:p>
-      <w:pPr>
-        <w:pStyle w:val="Corpodetexto"/>
-      </w:pPr>
-      <w:r>
-        <w:t xml:space="preserve">“Este </w:t>
-      </w:r>
-      <w:proofErr w:type="spellStart"/>
-      <w:r>
-        <w:t>documento</w:t>
-      </w:r>
-      <w:proofErr w:type="spellEnd"/>
-      <w:r>
-        <w:t xml:space="preserve"> </w:t>
-      </w:r>
-      <w:proofErr w:type="spellStart"/>
-      <w:r>
-        <w:t>apresenta</w:t>
-      </w:r>
-      <w:proofErr w:type="spellEnd"/>
-      <w:r>
-        <w:t xml:space="preserve"> </w:t>
-      </w:r>
-      <w:proofErr w:type="spellStart"/>
-      <w:r>
-        <w:t>os</w:t>
-      </w:r>
-      <w:proofErr w:type="spellEnd"/>
-      <w:r>
-        <w:t xml:space="preserve"> </w:t>
-      </w:r>
-      <w:proofErr w:type="spellStart"/>
-      <w:r>
-        <w:t>fundamentos</w:t>
-      </w:r>
-      <w:proofErr w:type="spellEnd"/>
-      <w:r>
-        <w:t xml:space="preserve"> da Teoria do Universo </w:t>
-      </w:r>
-      <w:proofErr w:type="spellStart"/>
-      <w:r>
-        <w:t>Decrescente</w:t>
-      </w:r>
-      <w:proofErr w:type="spellEnd"/>
-      <w:r>
-        <w:t xml:space="preserve"> (DUT), </w:t>
-      </w:r>
-      <w:proofErr w:type="spellStart"/>
-      <w:r>
-        <w:t>propondo</w:t>
-      </w:r>
-      <w:proofErr w:type="spellEnd"/>
-      <w:r>
-        <w:t xml:space="preserve"> </w:t>
-      </w:r>
-      <w:proofErr w:type="spellStart"/>
-      <w:r>
-        <w:t>que</w:t>
-      </w:r>
-      <w:proofErr w:type="spellEnd"/>
-      <w:r>
-        <w:t xml:space="preserve"> a </w:t>
-      </w:r>
-      <w:proofErr w:type="spellStart"/>
-      <w:r>
-        <w:t>origem</w:t>
-      </w:r>
-      <w:proofErr w:type="spellEnd"/>
-      <w:r>
-        <w:t xml:space="preserve"> de </w:t>
-      </w:r>
-      <w:proofErr w:type="spellStart"/>
-      <w:r>
-        <w:t>tudo</w:t>
-      </w:r>
-      <w:proofErr w:type="spellEnd"/>
-      <w:r>
-        <w:t xml:space="preserve"> </w:t>
-      </w:r>
-      <w:proofErr w:type="spellStart"/>
-      <w:r>
-        <w:t>está</w:t>
-      </w:r>
-      <w:proofErr w:type="spellEnd"/>
-      <w:r>
-        <w:t xml:space="preserve"> no </w:t>
-      </w:r>
-      <w:proofErr w:type="spellStart"/>
-      <w:r>
-        <w:t>conceito</w:t>
-      </w:r>
-      <w:proofErr w:type="spellEnd"/>
-      <w:r>
-        <w:t xml:space="preserve"> </w:t>
-      </w:r>
-      <w:proofErr w:type="spellStart"/>
-      <w:r>
-        <w:t>do”Nada</w:t>
-      </w:r>
-      <w:proofErr w:type="spellEnd"/>
-      <w:r>
-        <w:t xml:space="preserve"> Jocaxiano”, </w:t>
-      </w:r>
-      <w:proofErr w:type="spellStart"/>
-      <w:r>
-        <w:t>em</w:t>
-      </w:r>
-      <w:proofErr w:type="spellEnd"/>
-      <w:r>
-        <w:t xml:space="preserve"> </w:t>
-      </w:r>
-      <w:proofErr w:type="spellStart"/>
-      <w:r>
-        <w:t>vez</w:t>
-      </w:r>
-      <w:proofErr w:type="spellEnd"/>
-      <w:r>
-        <w:t xml:space="preserve"> do Big Bang </w:t>
-      </w:r>
-      <w:proofErr w:type="spellStart"/>
-      <w:r>
-        <w:t>tradicional</w:t>
-      </w:r>
-      <w:proofErr w:type="spellEnd"/>
-      <w:r>
-        <w:t xml:space="preserve">. A </w:t>
-      </w:r>
-      <w:proofErr w:type="spellStart"/>
-      <w:r>
-        <w:t>premissa</w:t>
-      </w:r>
-      <w:proofErr w:type="spellEnd"/>
-      <w:r>
-        <w:t xml:space="preserve"> central </w:t>
-      </w:r>
-      <w:proofErr w:type="spellStart"/>
-      <w:r>
-        <w:t>sugere</w:t>
-      </w:r>
-      <w:proofErr w:type="spellEnd"/>
-      <w:r>
-        <w:t xml:space="preserve"> </w:t>
-      </w:r>
-      <w:proofErr w:type="spellStart"/>
-      <w:r>
-        <w:t>que</w:t>
-      </w:r>
-      <w:proofErr w:type="spellEnd"/>
-      <w:r>
-        <w:t xml:space="preserve"> a </w:t>
-      </w:r>
-      <w:proofErr w:type="spellStart"/>
-      <w:r>
-        <w:t>gravidade</w:t>
-      </w:r>
-      <w:proofErr w:type="spellEnd"/>
-      <w:r>
-        <w:t xml:space="preserve"> causa </w:t>
-      </w:r>
-      <w:proofErr w:type="spellStart"/>
-      <w:r>
-        <w:t>uma</w:t>
-      </w:r>
-      <w:proofErr w:type="spellEnd"/>
-      <w:r>
-        <w:t xml:space="preserve"> </w:t>
-      </w:r>
-      <w:proofErr w:type="spellStart"/>
-      <w:r>
-        <w:t>contração</w:t>
-      </w:r>
-      <w:proofErr w:type="spellEnd"/>
-      <w:r>
-        <w:t xml:space="preserve"> </w:t>
-      </w:r>
-      <w:proofErr w:type="spellStart"/>
-      <w:r>
-        <w:t>contínua</w:t>
-      </w:r>
-      <w:proofErr w:type="spellEnd"/>
-      <w:r>
-        <w:t xml:space="preserve"> da </w:t>
-      </w:r>
-      <w:proofErr w:type="spellStart"/>
-      <w:r>
-        <w:t>matéria</w:t>
-      </w:r>
-      <w:proofErr w:type="spellEnd"/>
-      <w:r>
-        <w:t xml:space="preserve"> e dos </w:t>
-      </w:r>
-      <w:proofErr w:type="spellStart"/>
-      <w:r>
-        <w:t>sistemas</w:t>
-      </w:r>
-      <w:proofErr w:type="spellEnd"/>
-      <w:r>
-        <w:t xml:space="preserve"> </w:t>
-      </w:r>
-      <w:proofErr w:type="spellStart"/>
-      <w:r>
-        <w:t>físicos</w:t>
-      </w:r>
-      <w:proofErr w:type="spellEnd"/>
-      <w:r>
-        <w:t xml:space="preserve">, </w:t>
-      </w:r>
-      <w:proofErr w:type="spellStart"/>
-      <w:r>
-        <w:t>desafiando</w:t>
-      </w:r>
-      <w:proofErr w:type="spellEnd"/>
-      <w:r>
-        <w:t xml:space="preserve"> a </w:t>
-      </w:r>
-      <w:proofErr w:type="spellStart"/>
-      <w:r>
-        <w:t>percepção</w:t>
-      </w:r>
-      <w:proofErr w:type="spellEnd"/>
-      <w:r>
-        <w:t xml:space="preserve"> de </w:t>
-      </w:r>
-      <w:proofErr w:type="spellStart"/>
-      <w:r>
-        <w:t>uma</w:t>
-      </w:r>
-      <w:proofErr w:type="spellEnd"/>
-      <w:r>
-        <w:t xml:space="preserve"> </w:t>
-      </w:r>
-      <w:proofErr w:type="spellStart"/>
-      <w:r>
-        <w:t>expansão</w:t>
-      </w:r>
-      <w:proofErr w:type="spellEnd"/>
-      <w:r>
-        <w:t xml:space="preserve"> </w:t>
-      </w:r>
-      <w:proofErr w:type="spellStart"/>
-      <w:r>
-        <w:t>acelerada</w:t>
-      </w:r>
-      <w:proofErr w:type="spellEnd"/>
-      <w:r>
-        <w:t xml:space="preserve"> do cosmos. Ao </w:t>
-      </w:r>
-      <w:proofErr w:type="spellStart"/>
-      <w:r>
-        <w:t>contrário</w:t>
-      </w:r>
-      <w:proofErr w:type="spellEnd"/>
-      <w:r>
-        <w:t xml:space="preserve"> de outros </w:t>
-      </w:r>
-      <w:proofErr w:type="spellStart"/>
-      <w:r>
-        <w:t>modelos</w:t>
-      </w:r>
-      <w:proofErr w:type="spellEnd"/>
-      <w:r>
-        <w:t xml:space="preserve">, a DUT </w:t>
-      </w:r>
-      <w:proofErr w:type="spellStart"/>
-      <w:r>
-        <w:t>concebe</w:t>
-      </w:r>
-      <w:proofErr w:type="spellEnd"/>
-      <w:r>
-        <w:t xml:space="preserve"> o </w:t>
-      </w:r>
-      <w:proofErr w:type="spellStart"/>
-      <w:r>
-        <w:t>espaço</w:t>
-      </w:r>
-      <w:proofErr w:type="spellEnd"/>
-      <w:r>
-        <w:t xml:space="preserve"> </w:t>
-      </w:r>
-      <w:proofErr w:type="spellStart"/>
-      <w:r>
-        <w:t>como</w:t>
-      </w:r>
-      <w:proofErr w:type="spellEnd"/>
-      <w:r>
-        <w:t xml:space="preserve"> um </w:t>
-      </w:r>
-      <w:proofErr w:type="spellStart"/>
-      <w:r>
-        <w:t>vácuo</w:t>
-      </w:r>
-      <w:proofErr w:type="spellEnd"/>
-      <w:r>
-        <w:t xml:space="preserve"> </w:t>
-      </w:r>
-      <w:proofErr w:type="spellStart"/>
-      <w:r>
-        <w:t>imutável</w:t>
-      </w:r>
-      <w:proofErr w:type="spellEnd"/>
-      <w:r>
-        <w:t xml:space="preserve">, no qual </w:t>
-      </w:r>
-      <w:proofErr w:type="spellStart"/>
-      <w:r>
-        <w:t>apenas</w:t>
-      </w:r>
-      <w:proofErr w:type="spellEnd"/>
-      <w:r>
-        <w:t xml:space="preserve"> </w:t>
-      </w:r>
-      <w:proofErr w:type="spellStart"/>
-      <w:r>
-        <w:t>os</w:t>
-      </w:r>
-      <w:proofErr w:type="spellEnd"/>
-      <w:r>
-        <w:t xml:space="preserve"> </w:t>
-      </w:r>
-      <w:proofErr w:type="spellStart"/>
-      <w:r>
-        <w:t>elementos</w:t>
-      </w:r>
-      <w:proofErr w:type="spellEnd"/>
-      <w:r>
-        <w:t xml:space="preserve"> </w:t>
-      </w:r>
-      <w:proofErr w:type="spellStart"/>
-      <w:r>
-        <w:t>materiais</w:t>
-      </w:r>
-      <w:proofErr w:type="spellEnd"/>
-      <w:r>
-        <w:t xml:space="preserve"> </w:t>
-      </w:r>
-      <w:proofErr w:type="spellStart"/>
-      <w:r>
-        <w:t>diminuem</w:t>
-      </w:r>
-      <w:proofErr w:type="spellEnd"/>
-      <w:r>
-        <w:t xml:space="preserve"> de </w:t>
-      </w:r>
-      <w:proofErr w:type="spellStart"/>
-      <w:r>
-        <w:t>escala</w:t>
-      </w:r>
-      <w:proofErr w:type="spellEnd"/>
-      <w:r>
-        <w:t xml:space="preserve"> </w:t>
-      </w:r>
-      <w:proofErr w:type="spellStart"/>
-      <w:r>
-        <w:t>ao</w:t>
-      </w:r>
-      <w:proofErr w:type="spellEnd"/>
-      <w:r>
-        <w:t xml:space="preserve"> </w:t>
-      </w:r>
-      <w:proofErr w:type="spellStart"/>
-      <w:r>
-        <w:t>longo</w:t>
-      </w:r>
-      <w:proofErr w:type="spellEnd"/>
-      <w:r>
-        <w:t xml:space="preserve"> do tempo. O </w:t>
-      </w:r>
-      <w:proofErr w:type="spellStart"/>
-      <w:r>
-        <w:t>texto</w:t>
-      </w:r>
-      <w:proofErr w:type="spellEnd"/>
-      <w:r>
-        <w:t xml:space="preserve"> argumenta </w:t>
-      </w:r>
-      <w:proofErr w:type="spellStart"/>
-      <w:r>
-        <w:t>que</w:t>
-      </w:r>
-      <w:proofErr w:type="spellEnd"/>
-      <w:r>
-        <w:t xml:space="preserve"> </w:t>
-      </w:r>
-      <w:proofErr w:type="spellStart"/>
-      <w:r>
-        <w:t>essa</w:t>
-      </w:r>
-      <w:proofErr w:type="spellEnd"/>
-      <w:r>
-        <w:t xml:space="preserve"> nova </w:t>
-      </w:r>
-      <w:proofErr w:type="spellStart"/>
-      <w:r>
-        <w:t>perspectiva</w:t>
-      </w:r>
-      <w:proofErr w:type="spellEnd"/>
-      <w:r>
-        <w:t xml:space="preserve"> </w:t>
-      </w:r>
-      <w:proofErr w:type="spellStart"/>
-      <w:r>
-        <w:t>exige</w:t>
-      </w:r>
-      <w:proofErr w:type="spellEnd"/>
-      <w:r>
-        <w:t xml:space="preserve"> </w:t>
-      </w:r>
-      <w:proofErr w:type="spellStart"/>
-      <w:r>
-        <w:t>uma</w:t>
-      </w:r>
-      <w:proofErr w:type="spellEnd"/>
-      <w:r>
-        <w:t xml:space="preserve"> </w:t>
-      </w:r>
-      <w:proofErr w:type="spellStart"/>
-      <w:r>
-        <w:t>revisão</w:t>
-      </w:r>
-      <w:proofErr w:type="spellEnd"/>
-      <w:r>
-        <w:t xml:space="preserve"> da </w:t>
-      </w:r>
-      <w:proofErr w:type="spellStart"/>
-      <w:r>
-        <w:t>Relatividade</w:t>
-      </w:r>
-      <w:proofErr w:type="spellEnd"/>
-      <w:r>
-        <w:t xml:space="preserve"> Geral, </w:t>
-      </w:r>
-      <w:proofErr w:type="spellStart"/>
-      <w:r>
-        <w:t>permanecendo</w:t>
-      </w:r>
-      <w:proofErr w:type="spellEnd"/>
-      <w:r>
-        <w:t xml:space="preserve"> </w:t>
-      </w:r>
-      <w:proofErr w:type="spellStart"/>
-      <w:r>
-        <w:t>compatível</w:t>
-      </w:r>
-      <w:proofErr w:type="spellEnd"/>
-      <w:r>
-        <w:t xml:space="preserve"> com </w:t>
-      </w:r>
-      <w:proofErr w:type="spellStart"/>
-      <w:r>
-        <w:t>os</w:t>
-      </w:r>
-      <w:proofErr w:type="spellEnd"/>
-      <w:r>
-        <w:t xml:space="preserve"> </w:t>
-      </w:r>
-      <w:proofErr w:type="spellStart"/>
-      <w:r>
-        <w:t>princípios</w:t>
-      </w:r>
-      <w:proofErr w:type="spellEnd"/>
-      <w:r>
-        <w:t xml:space="preserve"> da </w:t>
-      </w:r>
-      <w:proofErr w:type="spellStart"/>
-      <w:r>
-        <w:t>Mecânica</w:t>
-      </w:r>
-      <w:proofErr w:type="spellEnd"/>
-      <w:r>
-        <w:t xml:space="preserve"> </w:t>
-      </w:r>
-      <w:proofErr w:type="spellStart"/>
-      <w:r>
-        <w:t>Quântica</w:t>
-      </w:r>
-      <w:proofErr w:type="spellEnd"/>
-      <w:r>
-        <w:t xml:space="preserve">. Por </w:t>
-      </w:r>
-      <w:proofErr w:type="spellStart"/>
-      <w:r>
-        <w:t>fim</w:t>
-      </w:r>
-      <w:proofErr w:type="spellEnd"/>
-      <w:r>
-        <w:t xml:space="preserve">, o </w:t>
-      </w:r>
-      <w:proofErr w:type="spellStart"/>
-      <w:r>
-        <w:t>autor</w:t>
-      </w:r>
-      <w:proofErr w:type="spellEnd"/>
-      <w:r>
-        <w:t xml:space="preserve"> </w:t>
-      </w:r>
-      <w:proofErr w:type="spellStart"/>
-      <w:r>
-        <w:t>esclarece</w:t>
-      </w:r>
-      <w:proofErr w:type="spellEnd"/>
-      <w:r>
-        <w:t xml:space="preserve"> </w:t>
-      </w:r>
-      <w:proofErr w:type="spellStart"/>
-      <w:r>
-        <w:t>perguntas</w:t>
-      </w:r>
-      <w:proofErr w:type="spellEnd"/>
-      <w:r>
-        <w:t xml:space="preserve"> </w:t>
-      </w:r>
-      <w:proofErr w:type="spellStart"/>
-      <w:r>
-        <w:t>frequentes</w:t>
-      </w:r>
-      <w:proofErr w:type="spellEnd"/>
-      <w:r>
-        <w:t xml:space="preserve"> para </w:t>
-      </w:r>
-      <w:proofErr w:type="spellStart"/>
-      <w:r>
-        <w:t>estabelecer</w:t>
-      </w:r>
-      <w:proofErr w:type="spellEnd"/>
-      <w:r>
-        <w:t xml:space="preserve"> a DUT </w:t>
-      </w:r>
-      <w:proofErr w:type="spellStart"/>
-      <w:r>
-        <w:t>como</w:t>
-      </w:r>
-      <w:proofErr w:type="spellEnd"/>
-      <w:r>
-        <w:t xml:space="preserve"> um </w:t>
-      </w:r>
-      <w:proofErr w:type="spellStart"/>
-      <w:r>
-        <w:t>arcabouço</w:t>
-      </w:r>
-      <w:proofErr w:type="spellEnd"/>
-      <w:r>
-        <w:t xml:space="preserve"> </w:t>
-      </w:r>
-      <w:proofErr w:type="spellStart"/>
-      <w:r>
-        <w:t>teórico</w:t>
-      </w:r>
-      <w:proofErr w:type="spellEnd"/>
-      <w:r>
-        <w:t xml:space="preserve"> alternativo e </w:t>
-      </w:r>
-      <w:proofErr w:type="spellStart"/>
-      <w:r>
-        <w:t>abrangente</w:t>
-      </w:r>
-      <w:proofErr w:type="spellEnd"/>
-      <w:r>
-        <w:t xml:space="preserve"> para a </w:t>
-      </w:r>
-      <w:proofErr w:type="spellStart"/>
-      <w:r>
-        <w:t>cosmologia</w:t>
-      </w:r>
-      <w:proofErr w:type="spellEnd"/>
-      <w:r>
-        <w:t xml:space="preserve"> moderna. “(</w:t>
-      </w:r>
-      <w:r>
-        <w:rPr>
-          <w:color w:val="EE0000"/>
-        </w:rPr>
-        <w:t>Jun/2026</w:t>
-      </w:r>
-      <w:r>
-        <w:t>)</w:t>
-      </w:r>
+      <w:hyperlink r:id="rId34" w:history="1">
+        <w:r>
+          <w:rPr>
+            <w:rStyle w:val="Hyperlink"/>
+          </w:rPr>
+          <w:t>https://jocaxx.github.io/DUniverse/Html/POR_snova01.htm</w:t>
+        </w:r>
+      </w:hyperlink>
     </w:p>
     <w:p>
       <w:pPr>
@@ -5123,7 +4500,710 @@
           <w:bottom w:val="single" w:sz="6" w:space="1" w:color="auto"/>
         </w:pBdr>
       </w:pPr>
-      <w:hyperlink r:id="rId30" w:history="1">
+    </w:p>
+    <w:p>
+      <w:pPr>
+        <w:pStyle w:val="FirstParagraph"/>
+        <w:rPr>
+          <w:b/>
+          <w:bCs/>
+          <w:color w:val="17365D" w:themeColor="text2" w:themeShade="BF"/>
+        </w:rPr>
+      </w:pPr>
+    </w:p>
+    <w:p>
+      <w:pPr>
+        <w:pStyle w:val="FirstParagraph"/>
+        <w:rPr>
+          <w:color w:val="17365D" w:themeColor="text2" w:themeShade="BF"/>
+          <w:sz w:val="28"/>
+          <w:szCs w:val="28"/>
+        </w:rPr>
+      </w:pPr>
+      <w:r>
+        <w:rPr>
+          <w:b/>
+          <w:bCs/>
+          <w:color w:val="17365D" w:themeColor="text2" w:themeShade="BF"/>
+          <w:sz w:val="28"/>
+          <w:szCs w:val="28"/>
+        </w:rPr>
+        <w:t xml:space="preserve">DUT FAQ: </w:t>
+      </w:r>
+      <w:proofErr w:type="spellStart"/>
+      <w:r>
+        <w:rPr>
+          <w:b/>
+          <w:bCs/>
+          <w:color w:val="17365D" w:themeColor="text2" w:themeShade="BF"/>
+          <w:sz w:val="28"/>
+          <w:szCs w:val="28"/>
+        </w:rPr>
+        <w:t>Perguntas</w:t>
+      </w:r>
+      <w:proofErr w:type="spellEnd"/>
+      <w:r>
+        <w:rPr>
+          <w:b/>
+          <w:bCs/>
+          <w:color w:val="17365D" w:themeColor="text2" w:themeShade="BF"/>
+          <w:sz w:val="28"/>
+          <w:szCs w:val="28"/>
+        </w:rPr>
+        <w:t xml:space="preserve"> </w:t>
+      </w:r>
+      <w:proofErr w:type="spellStart"/>
+      <w:r>
+        <w:rPr>
+          <w:b/>
+          <w:bCs/>
+          <w:color w:val="17365D" w:themeColor="text2" w:themeShade="BF"/>
+          <w:sz w:val="28"/>
+          <w:szCs w:val="28"/>
+        </w:rPr>
+        <w:t>Frequentes</w:t>
+      </w:r>
+      <w:proofErr w:type="spellEnd"/>
+      <w:r>
+        <w:rPr>
+          <w:b/>
+          <w:bCs/>
+          <w:color w:val="17365D" w:themeColor="text2" w:themeShade="BF"/>
+          <w:sz w:val="28"/>
+          <w:szCs w:val="28"/>
+        </w:rPr>
+        <w:t xml:space="preserve"> </w:t>
+      </w:r>
+      <w:proofErr w:type="spellStart"/>
+      <w:r>
+        <w:rPr>
+          <w:b/>
+          <w:bCs/>
+          <w:color w:val="17365D" w:themeColor="text2" w:themeShade="BF"/>
+          <w:sz w:val="28"/>
+          <w:szCs w:val="28"/>
+        </w:rPr>
+        <w:t>sobre</w:t>
+      </w:r>
+      <w:proofErr w:type="spellEnd"/>
+      <w:r>
+        <w:rPr>
+          <w:b/>
+          <w:bCs/>
+          <w:color w:val="17365D" w:themeColor="text2" w:themeShade="BF"/>
+          <w:sz w:val="28"/>
+          <w:szCs w:val="28"/>
+        </w:rPr>
+        <w:t xml:space="preserve"> a “Teoria do Universo </w:t>
+      </w:r>
+      <w:proofErr w:type="spellStart"/>
+      <w:r>
+        <w:rPr>
+          <w:b/>
+          <w:bCs/>
+          <w:color w:val="17365D" w:themeColor="text2" w:themeShade="BF"/>
+          <w:sz w:val="28"/>
+          <w:szCs w:val="28"/>
+        </w:rPr>
+        <w:t>Decrescente</w:t>
+      </w:r>
+      <w:proofErr w:type="spellEnd"/>
+      <w:r>
+        <w:rPr>
+          <w:b/>
+          <w:bCs/>
+          <w:color w:val="17365D" w:themeColor="text2" w:themeShade="BF"/>
+          <w:sz w:val="28"/>
+          <w:szCs w:val="28"/>
+        </w:rPr>
+        <w:t>”</w:t>
+      </w:r>
+    </w:p>
+    <w:p>
+      <w:pPr>
+        <w:pStyle w:val="Corpodetexto"/>
+      </w:pPr>
+      <w:r>
+        <w:t xml:space="preserve">“Este </w:t>
+      </w:r>
+      <w:proofErr w:type="spellStart"/>
+      <w:r>
+        <w:t>documento</w:t>
+      </w:r>
+      <w:proofErr w:type="spellEnd"/>
+      <w:r>
+        <w:t xml:space="preserve"> </w:t>
+      </w:r>
+      <w:proofErr w:type="spellStart"/>
+      <w:r>
+        <w:t>apresenta</w:t>
+      </w:r>
+      <w:proofErr w:type="spellEnd"/>
+      <w:r>
+        <w:t xml:space="preserve"> </w:t>
+      </w:r>
+      <w:proofErr w:type="spellStart"/>
+      <w:r>
+        <w:t>os</w:t>
+      </w:r>
+      <w:proofErr w:type="spellEnd"/>
+      <w:r>
+        <w:t xml:space="preserve"> </w:t>
+      </w:r>
+      <w:proofErr w:type="spellStart"/>
+      <w:r>
+        <w:t>fundamentos</w:t>
+      </w:r>
+      <w:proofErr w:type="spellEnd"/>
+      <w:r>
+        <w:t xml:space="preserve"> da Teoria do Universo </w:t>
+      </w:r>
+      <w:proofErr w:type="spellStart"/>
+      <w:r>
+        <w:t>Decrescente</w:t>
+      </w:r>
+      <w:proofErr w:type="spellEnd"/>
+      <w:r>
+        <w:t xml:space="preserve"> (DUT), </w:t>
+      </w:r>
+      <w:proofErr w:type="spellStart"/>
+      <w:r>
+        <w:t>propondo</w:t>
+      </w:r>
+      <w:proofErr w:type="spellEnd"/>
+      <w:r>
+        <w:t xml:space="preserve"> </w:t>
+      </w:r>
+      <w:proofErr w:type="spellStart"/>
+      <w:r>
+        <w:t>que</w:t>
+      </w:r>
+      <w:proofErr w:type="spellEnd"/>
+      <w:r>
+        <w:t xml:space="preserve"> a </w:t>
+      </w:r>
+      <w:proofErr w:type="spellStart"/>
+      <w:r>
+        <w:t>origem</w:t>
+      </w:r>
+      <w:proofErr w:type="spellEnd"/>
+      <w:r>
+        <w:t xml:space="preserve"> de </w:t>
+      </w:r>
+      <w:proofErr w:type="spellStart"/>
+      <w:r>
+        <w:t>tudo</w:t>
+      </w:r>
+      <w:proofErr w:type="spellEnd"/>
+      <w:r>
+        <w:t xml:space="preserve"> </w:t>
+      </w:r>
+      <w:proofErr w:type="spellStart"/>
+      <w:r>
+        <w:t>está</w:t>
+      </w:r>
+      <w:proofErr w:type="spellEnd"/>
+      <w:r>
+        <w:t xml:space="preserve"> no </w:t>
+      </w:r>
+      <w:proofErr w:type="spellStart"/>
+      <w:r>
+        <w:t>conceito</w:t>
+      </w:r>
+      <w:proofErr w:type="spellEnd"/>
+      <w:r>
+        <w:t xml:space="preserve"> </w:t>
+      </w:r>
+      <w:proofErr w:type="spellStart"/>
+      <w:r>
+        <w:t>do”Nada</w:t>
+      </w:r>
+      <w:proofErr w:type="spellEnd"/>
+      <w:r>
+        <w:t xml:space="preserve"> Jocaxiano”, </w:t>
+      </w:r>
+      <w:proofErr w:type="spellStart"/>
+      <w:r>
+        <w:t>em</w:t>
+      </w:r>
+      <w:proofErr w:type="spellEnd"/>
+      <w:r>
+        <w:t xml:space="preserve"> </w:t>
+      </w:r>
+      <w:proofErr w:type="spellStart"/>
+      <w:r>
+        <w:t>vez</w:t>
+      </w:r>
+      <w:proofErr w:type="spellEnd"/>
+      <w:r>
+        <w:t xml:space="preserve"> do Big Bang </w:t>
+      </w:r>
+      <w:proofErr w:type="spellStart"/>
+      <w:r>
+        <w:t>tradicional</w:t>
+      </w:r>
+      <w:proofErr w:type="spellEnd"/>
+      <w:r>
+        <w:t xml:space="preserve">. A </w:t>
+      </w:r>
+      <w:proofErr w:type="spellStart"/>
+      <w:r>
+        <w:t>premissa</w:t>
+      </w:r>
+      <w:proofErr w:type="spellEnd"/>
+      <w:r>
+        <w:t xml:space="preserve"> central </w:t>
+      </w:r>
+      <w:proofErr w:type="spellStart"/>
+      <w:r>
+        <w:t>sugere</w:t>
+      </w:r>
+      <w:proofErr w:type="spellEnd"/>
+      <w:r>
+        <w:t xml:space="preserve"> </w:t>
+      </w:r>
+      <w:proofErr w:type="spellStart"/>
+      <w:r>
+        <w:t>que</w:t>
+      </w:r>
+      <w:proofErr w:type="spellEnd"/>
+      <w:r>
+        <w:t xml:space="preserve"> a </w:t>
+      </w:r>
+      <w:proofErr w:type="spellStart"/>
+      <w:r>
+        <w:t>gravidade</w:t>
+      </w:r>
+      <w:proofErr w:type="spellEnd"/>
+      <w:r>
+        <w:t xml:space="preserve"> causa </w:t>
+      </w:r>
+      <w:proofErr w:type="spellStart"/>
+      <w:r>
+        <w:t>uma</w:t>
+      </w:r>
+      <w:proofErr w:type="spellEnd"/>
+      <w:r>
+        <w:t xml:space="preserve"> </w:t>
+      </w:r>
+      <w:proofErr w:type="spellStart"/>
+      <w:r>
+        <w:t>contração</w:t>
+      </w:r>
+      <w:proofErr w:type="spellEnd"/>
+      <w:r>
+        <w:t xml:space="preserve"> </w:t>
+      </w:r>
+      <w:proofErr w:type="spellStart"/>
+      <w:r>
+        <w:t>contínua</w:t>
+      </w:r>
+      <w:proofErr w:type="spellEnd"/>
+      <w:r>
+        <w:t xml:space="preserve"> da </w:t>
+      </w:r>
+      <w:proofErr w:type="spellStart"/>
+      <w:r>
+        <w:t>matéria</w:t>
+      </w:r>
+      <w:proofErr w:type="spellEnd"/>
+      <w:r>
+        <w:t xml:space="preserve"> e dos </w:t>
+      </w:r>
+      <w:proofErr w:type="spellStart"/>
+      <w:r>
+        <w:t>sistemas</w:t>
+      </w:r>
+      <w:proofErr w:type="spellEnd"/>
+      <w:r>
+        <w:t xml:space="preserve"> </w:t>
+      </w:r>
+      <w:proofErr w:type="spellStart"/>
+      <w:r>
+        <w:t>físicos</w:t>
+      </w:r>
+      <w:proofErr w:type="spellEnd"/>
+      <w:r>
+        <w:t xml:space="preserve">, </w:t>
+      </w:r>
+      <w:proofErr w:type="spellStart"/>
+      <w:r>
+        <w:t>desafiando</w:t>
+      </w:r>
+      <w:proofErr w:type="spellEnd"/>
+      <w:r>
+        <w:t xml:space="preserve"> a </w:t>
+      </w:r>
+      <w:proofErr w:type="spellStart"/>
+      <w:r>
+        <w:t>percepção</w:t>
+      </w:r>
+      <w:proofErr w:type="spellEnd"/>
+      <w:r>
+        <w:t xml:space="preserve"> de </w:t>
+      </w:r>
+      <w:proofErr w:type="spellStart"/>
+      <w:r>
+        <w:t>uma</w:t>
+      </w:r>
+      <w:proofErr w:type="spellEnd"/>
+      <w:r>
+        <w:t xml:space="preserve"> </w:t>
+      </w:r>
+      <w:proofErr w:type="spellStart"/>
+      <w:r>
+        <w:t>expansão</w:t>
+      </w:r>
+      <w:proofErr w:type="spellEnd"/>
+      <w:r>
+        <w:t xml:space="preserve"> </w:t>
+      </w:r>
+      <w:proofErr w:type="spellStart"/>
+      <w:r>
+        <w:t>acelerada</w:t>
+      </w:r>
+      <w:proofErr w:type="spellEnd"/>
+      <w:r>
+        <w:t xml:space="preserve"> do cosmos. Ao </w:t>
+      </w:r>
+      <w:proofErr w:type="spellStart"/>
+      <w:r>
+        <w:t>contrário</w:t>
+      </w:r>
+      <w:proofErr w:type="spellEnd"/>
+      <w:r>
+        <w:t xml:space="preserve"> de outros </w:t>
+      </w:r>
+      <w:proofErr w:type="spellStart"/>
+      <w:r>
+        <w:t>modelos</w:t>
+      </w:r>
+      <w:proofErr w:type="spellEnd"/>
+      <w:r>
+        <w:t xml:space="preserve">, a DUT </w:t>
+      </w:r>
+      <w:proofErr w:type="spellStart"/>
+      <w:r>
+        <w:t>concebe</w:t>
+      </w:r>
+      <w:proofErr w:type="spellEnd"/>
+      <w:r>
+        <w:t xml:space="preserve"> o </w:t>
+      </w:r>
+      <w:proofErr w:type="spellStart"/>
+      <w:r>
+        <w:t>espaço</w:t>
+      </w:r>
+      <w:proofErr w:type="spellEnd"/>
+      <w:r>
+        <w:t xml:space="preserve"> </w:t>
+      </w:r>
+      <w:proofErr w:type="spellStart"/>
+      <w:r>
+        <w:t>como</w:t>
+      </w:r>
+      <w:proofErr w:type="spellEnd"/>
+      <w:r>
+        <w:t xml:space="preserve"> um </w:t>
+      </w:r>
+      <w:proofErr w:type="spellStart"/>
+      <w:r>
+        <w:t>vácuo</w:t>
+      </w:r>
+      <w:proofErr w:type="spellEnd"/>
+      <w:r>
+        <w:t xml:space="preserve"> </w:t>
+      </w:r>
+      <w:proofErr w:type="spellStart"/>
+      <w:r>
+        <w:t>imutável</w:t>
+      </w:r>
+      <w:proofErr w:type="spellEnd"/>
+      <w:r>
+        <w:t xml:space="preserve">, no qual </w:t>
+      </w:r>
+      <w:proofErr w:type="spellStart"/>
+      <w:r>
+        <w:t>apenas</w:t>
+      </w:r>
+      <w:proofErr w:type="spellEnd"/>
+      <w:r>
+        <w:t xml:space="preserve"> </w:t>
+      </w:r>
+      <w:proofErr w:type="spellStart"/>
+      <w:r>
+        <w:t>os</w:t>
+      </w:r>
+      <w:proofErr w:type="spellEnd"/>
+      <w:r>
+        <w:t xml:space="preserve"> </w:t>
+      </w:r>
+      <w:proofErr w:type="spellStart"/>
+      <w:r>
+        <w:t>elementos</w:t>
+      </w:r>
+      <w:proofErr w:type="spellEnd"/>
+      <w:r>
+        <w:t xml:space="preserve"> </w:t>
+      </w:r>
+      <w:proofErr w:type="spellStart"/>
+      <w:r>
+        <w:t>materiais</w:t>
+      </w:r>
+      <w:proofErr w:type="spellEnd"/>
+      <w:r>
+        <w:t xml:space="preserve"> </w:t>
+      </w:r>
+      <w:proofErr w:type="spellStart"/>
+      <w:r>
+        <w:t>diminuem</w:t>
+      </w:r>
+      <w:proofErr w:type="spellEnd"/>
+      <w:r>
+        <w:t xml:space="preserve"> de </w:t>
+      </w:r>
+      <w:proofErr w:type="spellStart"/>
+      <w:r>
+        <w:t>escala</w:t>
+      </w:r>
+      <w:proofErr w:type="spellEnd"/>
+      <w:r>
+        <w:t xml:space="preserve"> </w:t>
+      </w:r>
+      <w:proofErr w:type="spellStart"/>
+      <w:r>
+        <w:t>ao</w:t>
+      </w:r>
+      <w:proofErr w:type="spellEnd"/>
+      <w:r>
+        <w:t xml:space="preserve"> </w:t>
+      </w:r>
+      <w:proofErr w:type="spellStart"/>
+      <w:r>
+        <w:t>longo</w:t>
+      </w:r>
+      <w:proofErr w:type="spellEnd"/>
+      <w:r>
+        <w:t xml:space="preserve"> do tempo. O </w:t>
+      </w:r>
+      <w:proofErr w:type="spellStart"/>
+      <w:r>
+        <w:t>texto</w:t>
+      </w:r>
+      <w:proofErr w:type="spellEnd"/>
+      <w:r>
+        <w:t xml:space="preserve"> argumenta </w:t>
+      </w:r>
+      <w:proofErr w:type="spellStart"/>
+      <w:r>
+        <w:t>que</w:t>
+      </w:r>
+      <w:proofErr w:type="spellEnd"/>
+      <w:r>
+        <w:t xml:space="preserve"> </w:t>
+      </w:r>
+      <w:proofErr w:type="spellStart"/>
+      <w:r>
+        <w:t>essa</w:t>
+      </w:r>
+      <w:proofErr w:type="spellEnd"/>
+      <w:r>
+        <w:t xml:space="preserve"> nova </w:t>
+      </w:r>
+      <w:proofErr w:type="spellStart"/>
+      <w:r>
+        <w:t>perspectiva</w:t>
+      </w:r>
+      <w:proofErr w:type="spellEnd"/>
+      <w:r>
+        <w:t xml:space="preserve"> </w:t>
+      </w:r>
+      <w:proofErr w:type="spellStart"/>
+      <w:r>
+        <w:t>exige</w:t>
+      </w:r>
+      <w:proofErr w:type="spellEnd"/>
+      <w:r>
+        <w:t xml:space="preserve"> </w:t>
+      </w:r>
+      <w:proofErr w:type="spellStart"/>
+      <w:r>
+        <w:t>uma</w:t>
+      </w:r>
+      <w:proofErr w:type="spellEnd"/>
+      <w:r>
+        <w:t xml:space="preserve"> </w:t>
+      </w:r>
+      <w:proofErr w:type="spellStart"/>
+      <w:r>
+        <w:t>revisão</w:t>
+      </w:r>
+      <w:proofErr w:type="spellEnd"/>
+      <w:r>
+        <w:t xml:space="preserve"> da </w:t>
+      </w:r>
+      <w:proofErr w:type="spellStart"/>
+      <w:r>
+        <w:t>Relatividade</w:t>
+      </w:r>
+      <w:proofErr w:type="spellEnd"/>
+      <w:r>
+        <w:t xml:space="preserve"> Geral, </w:t>
+      </w:r>
+      <w:proofErr w:type="spellStart"/>
+      <w:r>
+        <w:t>permanecendo</w:t>
+      </w:r>
+      <w:proofErr w:type="spellEnd"/>
+      <w:r>
+        <w:t xml:space="preserve"> </w:t>
+      </w:r>
+      <w:proofErr w:type="spellStart"/>
+      <w:r>
+        <w:t>compatível</w:t>
+      </w:r>
+      <w:proofErr w:type="spellEnd"/>
+      <w:r>
+        <w:t xml:space="preserve"> com </w:t>
+      </w:r>
+      <w:proofErr w:type="spellStart"/>
+      <w:r>
+        <w:t>os</w:t>
+      </w:r>
+      <w:proofErr w:type="spellEnd"/>
+      <w:r>
+        <w:t xml:space="preserve"> </w:t>
+      </w:r>
+      <w:proofErr w:type="spellStart"/>
+      <w:r>
+        <w:t>princípios</w:t>
+      </w:r>
+      <w:proofErr w:type="spellEnd"/>
+      <w:r>
+        <w:t xml:space="preserve"> da </w:t>
+      </w:r>
+      <w:proofErr w:type="spellStart"/>
+      <w:r>
+        <w:t>Mecânica</w:t>
+      </w:r>
+      <w:proofErr w:type="spellEnd"/>
+      <w:r>
+        <w:t xml:space="preserve"> </w:t>
+      </w:r>
+      <w:proofErr w:type="spellStart"/>
+      <w:r>
+        <w:t>Quântica</w:t>
+      </w:r>
+      <w:proofErr w:type="spellEnd"/>
+      <w:r>
+        <w:t xml:space="preserve">. Por </w:t>
+      </w:r>
+      <w:proofErr w:type="spellStart"/>
+      <w:r>
+        <w:t>fim</w:t>
+      </w:r>
+      <w:proofErr w:type="spellEnd"/>
+      <w:r>
+        <w:t xml:space="preserve">, o </w:t>
+      </w:r>
+      <w:proofErr w:type="spellStart"/>
+      <w:r>
+        <w:t>autor</w:t>
+      </w:r>
+      <w:proofErr w:type="spellEnd"/>
+      <w:r>
+        <w:t xml:space="preserve"> </w:t>
+      </w:r>
+      <w:proofErr w:type="spellStart"/>
+      <w:r>
+        <w:t>esclarece</w:t>
+      </w:r>
+      <w:proofErr w:type="spellEnd"/>
+      <w:r>
+        <w:t xml:space="preserve"> </w:t>
+      </w:r>
+      <w:proofErr w:type="spellStart"/>
+      <w:r>
+        <w:t>perguntas</w:t>
+      </w:r>
+      <w:proofErr w:type="spellEnd"/>
+      <w:r>
+        <w:t xml:space="preserve"> </w:t>
+      </w:r>
+      <w:proofErr w:type="spellStart"/>
+      <w:r>
+        <w:t>frequentes</w:t>
+      </w:r>
+      <w:proofErr w:type="spellEnd"/>
+      <w:r>
+        <w:t xml:space="preserve"> para </w:t>
+      </w:r>
+      <w:proofErr w:type="spellStart"/>
+      <w:r>
+        <w:t>estabelecer</w:t>
+      </w:r>
+      <w:proofErr w:type="spellEnd"/>
+      <w:r>
+        <w:t xml:space="preserve"> a DUT </w:t>
+      </w:r>
+      <w:proofErr w:type="spellStart"/>
+      <w:r>
+        <w:t>como</w:t>
+      </w:r>
+      <w:proofErr w:type="spellEnd"/>
+      <w:r>
+        <w:t xml:space="preserve"> um </w:t>
+      </w:r>
+      <w:proofErr w:type="spellStart"/>
+      <w:r>
+        <w:t>arcabouço</w:t>
+      </w:r>
+      <w:proofErr w:type="spellEnd"/>
+      <w:r>
+        <w:t xml:space="preserve"> </w:t>
+      </w:r>
+      <w:proofErr w:type="spellStart"/>
+      <w:r>
+        <w:t>teórico</w:t>
+      </w:r>
+      <w:proofErr w:type="spellEnd"/>
+      <w:r>
+        <w:t xml:space="preserve"> alternativo e </w:t>
+      </w:r>
+      <w:proofErr w:type="spellStart"/>
+      <w:r>
+        <w:t>abrangente</w:t>
+      </w:r>
+      <w:proofErr w:type="spellEnd"/>
+      <w:r>
+        <w:t xml:space="preserve"> para a </w:t>
+      </w:r>
+      <w:proofErr w:type="spellStart"/>
+      <w:r>
+        <w:t>cosmologia</w:t>
+      </w:r>
+      <w:proofErr w:type="spellEnd"/>
+      <w:r>
+        <w:t xml:space="preserve"> moderna. “(</w:t>
+      </w:r>
+      <w:r>
+        <w:rPr>
+          <w:color w:val="EE0000"/>
+        </w:rPr>
+        <w:t>Jun/2026</w:t>
+      </w:r>
+      <w:r>
+        <w:t>)</w:t>
+      </w:r>
+    </w:p>
+    <w:p>
+      <w:pPr>
+        <w:pStyle w:val="Corpodetexto"/>
+        <w:pBdr>
+          <w:bottom w:val="single" w:sz="6" w:space="1" w:color="auto"/>
+        </w:pBdr>
+      </w:pPr>
+      <w:hyperlink r:id="rId35" w:history="1">
         <w:r>
           <w:rPr>
             <w:rStyle w:val="Hyperlink"/>
@@ -5131,6 +5211,20 @@
           <w:t>https://jocaxx.github.io/DUniverse/PORT/FAQ_DUT_POR.pdf</w:t>
         </w:r>
       </w:hyperlink>
+      <w:r>
+        <w:br/>
+      </w:r>
+      <w:r>
+        <w:br/>
+      </w:r>
+      <w:hyperlink r:id="rId36" w:history="1">
+        <w:r>
+          <w:rPr>
+            <w:rStyle w:val="Hyperlink"/>
+          </w:rPr>
+          <w:t>https://jocaxx.github.io/DUniverse/Html/POR_FAQ_DUT.htm</w:t>
+        </w:r>
+      </w:hyperlink>
     </w:p>
     <w:p>
       <w:pPr>
@@ -5338,7 +5432,7 @@
       <w:r>
         <w:br/>
       </w:r>
-      <w:hyperlink r:id="rId31" w:history="1">
+      <w:hyperlink r:id="rId37" w:history="1">
         <w:r>
           <w:rPr>
             <w:rStyle w:val="Hyperlink"/>
@@ -6144,7 +6238,7 @@
           <w:bottom w:val="single" w:sz="6" w:space="1" w:color="auto"/>
         </w:pBdr>
       </w:pPr>
-      <w:hyperlink r:id="rId32" w:history="1">
+      <w:hyperlink r:id="rId38" w:history="1">
         <w:r>
           <w:rPr>
             <w:rStyle w:val="Hyperlink"/>
@@ -6803,7 +6897,7 @@
           <w:bottom w:val="single" w:sz="6" w:space="1" w:color="auto"/>
         </w:pBdr>
       </w:pPr>
-      <w:hyperlink r:id="rId33" w:history="1">
+      <w:hyperlink r:id="rId39" w:history="1">
         <w:r>
           <w:rPr>
             <w:rStyle w:val="Hyperlink"/>
@@ -7323,7 +7417,7 @@
           <w:bottom w:val="single" w:sz="6" w:space="1" w:color="auto"/>
         </w:pBdr>
       </w:pPr>
-      <w:hyperlink r:id="rId34" w:history="1">
+      <w:hyperlink r:id="rId40" w:history="1">
         <w:r>
           <w:rPr>
             <w:rStyle w:val="Hyperlink"/>
@@ -7742,7 +7836,7 @@
           <w:bottom w:val="single" w:sz="6" w:space="1" w:color="auto"/>
         </w:pBdr>
       </w:pPr>
-      <w:hyperlink r:id="rId35" w:history="1">
+      <w:hyperlink r:id="rId41" w:history="1">
         <w:r>
           <w:rPr>
             <w:rStyle w:val="Hyperlink"/>
@@ -7959,7 +8053,7 @@
           <w:bottom w:val="single" w:sz="6" w:space="1" w:color="auto"/>
         </w:pBdr>
       </w:pPr>
-      <w:hyperlink r:id="rId36" w:history="1">
+      <w:hyperlink r:id="rId42" w:history="1">
         <w:r>
           <w:rPr>
             <w:rStyle w:val="Hyperlink"/>
@@ -8411,7 +8505,7 @@
           <w:bottom w:val="single" w:sz="6" w:space="1" w:color="auto"/>
         </w:pBdr>
       </w:pPr>
-      <w:hyperlink r:id="rId37" w:history="1">
+      <w:hyperlink r:id="rId43" w:history="1">
         <w:r>
           <w:rPr>
             <w:rStyle w:val="Hyperlink"/>
@@ -8767,7 +8861,7 @@
       <w:r>
         <w:br/>
       </w:r>
-      <w:hyperlink r:id="rId38" w:history="1">
+      <w:hyperlink r:id="rId44" w:history="1">
         <w:r>
           <w:rPr>
             <w:rStyle w:val="Hyperlink"/>
@@ -9039,7 +9133,7 @@
           <w:bottom w:val="single" w:sz="6" w:space="1" w:color="auto"/>
         </w:pBdr>
       </w:pPr>
-      <w:hyperlink r:id="rId39">
+      <w:hyperlink r:id="rId45">
         <w:r>
           <w:rPr>
             <w:rStyle w:val="Hyperlink"/>
@@ -9574,7 +9668,7 @@
           <w:bottom w:val="single" w:sz="6" w:space="1" w:color="auto"/>
         </w:pBdr>
       </w:pPr>
-      <w:hyperlink r:id="rId40">
+      <w:hyperlink r:id="rId46">
         <w:r>
           <w:rPr>
             <w:rStyle w:val="Hyperlink"/>
@@ -9590,236 +9684,25 @@
           <w:bottom w:val="single" w:sz="6" w:space="1" w:color="auto"/>
         </w:pBdr>
       </w:pPr>
-    </w:p>
-    <w:p>
-      <w:pPr>
-        <w:pStyle w:val="Corpodetexto"/>
-      </w:pPr>
-    </w:p>
-    <w:p>
-      <w:pPr>
-        <w:pStyle w:val="Corpodetexto"/>
-        <w:rPr>
-          <w:color w:val="17365D" w:themeColor="text2" w:themeShade="BF"/>
-          <w:sz w:val="28"/>
-          <w:szCs w:val="28"/>
-        </w:rPr>
-      </w:pPr>
-      <w:r>
-        <w:rPr>
-          <w:b/>
-          <w:bCs/>
-          <w:color w:val="17365D" w:themeColor="text2" w:themeShade="BF"/>
-          <w:sz w:val="28"/>
-          <w:szCs w:val="28"/>
-        </w:rPr>
-        <w:t xml:space="preserve">´O Campo </w:t>
-      </w:r>
-      <w:proofErr w:type="spellStart"/>
-      <w:r>
-        <w:rPr>
-          <w:b/>
-          <w:bCs/>
-          <w:color w:val="17365D" w:themeColor="text2" w:themeShade="BF"/>
-          <w:sz w:val="28"/>
-          <w:szCs w:val="28"/>
-        </w:rPr>
-        <w:t>Gravitacional</w:t>
-      </w:r>
-      <w:proofErr w:type="spellEnd"/>
-      <w:r>
-        <w:rPr>
-          <w:b/>
-          <w:bCs/>
-          <w:color w:val="17365D" w:themeColor="text2" w:themeShade="BF"/>
-          <w:sz w:val="28"/>
-          <w:szCs w:val="28"/>
-        </w:rPr>
-        <w:t xml:space="preserve"> e a Energia </w:t>
-      </w:r>
-      <w:proofErr w:type="spellStart"/>
-      <w:r>
-        <w:rPr>
-          <w:b/>
-          <w:bCs/>
-          <w:color w:val="17365D" w:themeColor="text2" w:themeShade="BF"/>
-          <w:sz w:val="28"/>
-          <w:szCs w:val="28"/>
-        </w:rPr>
-        <w:t>Escura</w:t>
-      </w:r>
-      <w:proofErr w:type="spellEnd"/>
-      <w:r>
-        <w:rPr>
-          <w:b/>
-          <w:bCs/>
-          <w:color w:val="17365D" w:themeColor="text2" w:themeShade="BF"/>
-          <w:sz w:val="28"/>
-          <w:szCs w:val="28"/>
-        </w:rPr>
-        <w:t>´</w:t>
-      </w:r>
-    </w:p>
-    <w:p>
-      <w:pPr>
-        <w:pStyle w:val="Corpodetexto"/>
-      </w:pPr>
-      <w:r>
-        <w:t>“</w:t>
-      </w:r>
-      <w:proofErr w:type="spellStart"/>
-      <w:r>
-        <w:t>Escrevo</w:t>
-      </w:r>
-      <w:proofErr w:type="spellEnd"/>
-      <w:r>
-        <w:t xml:space="preserve"> </w:t>
-      </w:r>
-      <w:proofErr w:type="spellStart"/>
-      <w:r>
-        <w:t>aqui</w:t>
-      </w:r>
-      <w:proofErr w:type="spellEnd"/>
-      <w:r>
-        <w:t xml:space="preserve"> </w:t>
-      </w:r>
-      <w:proofErr w:type="spellStart"/>
-      <w:r>
-        <w:t>sobre</w:t>
-      </w:r>
-      <w:proofErr w:type="spellEnd"/>
-      <w:r>
-        <w:t xml:space="preserve"> </w:t>
-      </w:r>
-      <w:proofErr w:type="spellStart"/>
-      <w:r>
-        <w:t>uma</w:t>
-      </w:r>
-      <w:proofErr w:type="spellEnd"/>
-      <w:r>
-        <w:t xml:space="preserve"> nova </w:t>
-      </w:r>
-      <w:proofErr w:type="spellStart"/>
-      <w:r>
-        <w:t>ideia</w:t>
-      </w:r>
-      <w:proofErr w:type="spellEnd"/>
-      <w:r>
-        <w:t xml:space="preserve"> de </w:t>
-      </w:r>
-      <w:proofErr w:type="spellStart"/>
-      <w:r>
-        <w:t>cosmologia</w:t>
-      </w:r>
-      <w:proofErr w:type="spellEnd"/>
-      <w:r>
-        <w:t xml:space="preserve"> </w:t>
-      </w:r>
-      <w:proofErr w:type="spellStart"/>
-      <w:r>
-        <w:t>que</w:t>
-      </w:r>
-      <w:proofErr w:type="spellEnd"/>
-      <w:r>
-        <w:t xml:space="preserve"> </w:t>
-      </w:r>
-      <w:proofErr w:type="spellStart"/>
-      <w:r>
-        <w:t>busca</w:t>
-      </w:r>
-      <w:proofErr w:type="spellEnd"/>
-      <w:r>
-        <w:t xml:space="preserve"> resolver o </w:t>
-      </w:r>
-      <w:proofErr w:type="spellStart"/>
-      <w:r>
-        <w:t>problema</w:t>
-      </w:r>
-      <w:proofErr w:type="spellEnd"/>
-      <w:r>
-        <w:t xml:space="preserve"> da </w:t>
-      </w:r>
-      <w:proofErr w:type="spellStart"/>
-      <w:r>
-        <w:t>energia</w:t>
-      </w:r>
-      <w:proofErr w:type="spellEnd"/>
-      <w:r>
-        <w:t xml:space="preserve"> </w:t>
-      </w:r>
-      <w:proofErr w:type="spellStart"/>
-      <w:r>
-        <w:t>escura</w:t>
-      </w:r>
-      <w:proofErr w:type="spellEnd"/>
-      <w:r>
-        <w:t xml:space="preserve"> e da </w:t>
-      </w:r>
-      <w:proofErr w:type="spellStart"/>
-      <w:r>
-        <w:t>matéria</w:t>
-      </w:r>
-      <w:proofErr w:type="spellEnd"/>
-      <w:r>
-        <w:t xml:space="preserve"> </w:t>
-      </w:r>
-      <w:proofErr w:type="spellStart"/>
-      <w:r>
-        <w:t>escura</w:t>
-      </w:r>
-      <w:proofErr w:type="spellEnd"/>
-      <w:r>
-        <w:t xml:space="preserve">, </w:t>
-      </w:r>
-      <w:proofErr w:type="spellStart"/>
-      <w:r>
-        <w:t>eliminando</w:t>
-      </w:r>
-      <w:proofErr w:type="spellEnd"/>
-      <w:r>
-        <w:t xml:space="preserve"> a </w:t>
-      </w:r>
-      <w:proofErr w:type="spellStart"/>
-      <w:r>
-        <w:t>necessidade</w:t>
-      </w:r>
-      <w:proofErr w:type="spellEnd"/>
-      <w:r>
-        <w:t xml:space="preserve"> de </w:t>
-      </w:r>
-      <w:proofErr w:type="spellStart"/>
-      <w:r>
-        <w:t>postular</w:t>
-      </w:r>
-      <w:proofErr w:type="spellEnd"/>
-      <w:r>
-        <w:t xml:space="preserve"> </w:t>
-      </w:r>
-      <w:proofErr w:type="spellStart"/>
-      <w:r>
-        <w:t>sua</w:t>
-      </w:r>
-      <w:proofErr w:type="spellEnd"/>
-      <w:r>
-        <w:t xml:space="preserve"> </w:t>
-      </w:r>
-      <w:proofErr w:type="spellStart"/>
-      <w:r>
-        <w:t>existência</w:t>
-      </w:r>
-      <w:proofErr w:type="spellEnd"/>
-      <w:r>
-        <w:t>. (</w:t>
-      </w:r>
-      <w:r>
-        <w:rPr>
-          <w:color w:val="EE0000"/>
-        </w:rPr>
-        <w:t>Jul/2016</w:t>
-      </w:r>
-      <w:r>
-        <w:t>)</w:t>
-      </w:r>
+      <w:proofErr w:type="spellStart"/>
+      <w:r>
+        <w:t>Vídeo</w:t>
+      </w:r>
+      <w:proofErr w:type="spellEnd"/>
+      <w:r>
+        <w:t xml:space="preserve"> </w:t>
+      </w:r>
+      <w:r>
+        <w:t xml:space="preserve">: </w:t>
+      </w:r>
+      <w:hyperlink r:id="rId47" w:history="1">
+        <w:r>
+          <w:rPr>
+            <w:rStyle w:val="Hyperlink"/>
+          </w:rPr>
+          <w:t>https://www.youtube.com/watch?v=qu7mTDB4T6U</w:t>
+        </w:r>
+      </w:hyperlink>
     </w:p>
     <w:p>
       <w:pPr>
@@ -9828,7 +9711,245 @@
           <w:bottom w:val="single" w:sz="6" w:space="1" w:color="auto"/>
         </w:pBdr>
       </w:pPr>
-      <w:hyperlink r:id="rId41">
+    </w:p>
+    <w:p>
+      <w:pPr>
+        <w:pStyle w:val="Corpodetexto"/>
+      </w:pPr>
+    </w:p>
+    <w:p>
+      <w:pPr>
+        <w:pStyle w:val="Corpodetexto"/>
+        <w:rPr>
+          <w:color w:val="17365D" w:themeColor="text2" w:themeShade="BF"/>
+          <w:sz w:val="28"/>
+          <w:szCs w:val="28"/>
+        </w:rPr>
+      </w:pPr>
+      <w:r>
+        <w:rPr>
+          <w:b/>
+          <w:bCs/>
+          <w:color w:val="17365D" w:themeColor="text2" w:themeShade="BF"/>
+          <w:sz w:val="28"/>
+          <w:szCs w:val="28"/>
+        </w:rPr>
+        <w:t xml:space="preserve">´O Campo </w:t>
+      </w:r>
+      <w:proofErr w:type="spellStart"/>
+      <w:r>
+        <w:rPr>
+          <w:b/>
+          <w:bCs/>
+          <w:color w:val="17365D" w:themeColor="text2" w:themeShade="BF"/>
+          <w:sz w:val="28"/>
+          <w:szCs w:val="28"/>
+        </w:rPr>
+        <w:t>Gravitacional</w:t>
+      </w:r>
+      <w:proofErr w:type="spellEnd"/>
+      <w:r>
+        <w:rPr>
+          <w:b/>
+          <w:bCs/>
+          <w:color w:val="17365D" w:themeColor="text2" w:themeShade="BF"/>
+          <w:sz w:val="28"/>
+          <w:szCs w:val="28"/>
+        </w:rPr>
+        <w:t xml:space="preserve"> e a Energia </w:t>
+      </w:r>
+      <w:proofErr w:type="spellStart"/>
+      <w:r>
+        <w:rPr>
+          <w:b/>
+          <w:bCs/>
+          <w:color w:val="17365D" w:themeColor="text2" w:themeShade="BF"/>
+          <w:sz w:val="28"/>
+          <w:szCs w:val="28"/>
+        </w:rPr>
+        <w:t>Escura</w:t>
+      </w:r>
+      <w:proofErr w:type="spellEnd"/>
+      <w:r>
+        <w:rPr>
+          <w:b/>
+          <w:bCs/>
+          <w:color w:val="17365D" w:themeColor="text2" w:themeShade="BF"/>
+          <w:sz w:val="28"/>
+          <w:szCs w:val="28"/>
+        </w:rPr>
+        <w:t>´</w:t>
+      </w:r>
+    </w:p>
+    <w:p>
+      <w:pPr>
+        <w:pStyle w:val="Corpodetexto"/>
+      </w:pPr>
+      <w:r>
+        <w:t>“</w:t>
+      </w:r>
+      <w:proofErr w:type="spellStart"/>
+      <w:r>
+        <w:t>Escrevo</w:t>
+      </w:r>
+      <w:proofErr w:type="spellEnd"/>
+      <w:r>
+        <w:t xml:space="preserve"> </w:t>
+      </w:r>
+      <w:proofErr w:type="spellStart"/>
+      <w:r>
+        <w:t>aqui</w:t>
+      </w:r>
+      <w:proofErr w:type="spellEnd"/>
+      <w:r>
+        <w:t xml:space="preserve"> </w:t>
+      </w:r>
+      <w:proofErr w:type="spellStart"/>
+      <w:r>
+        <w:t>sobre</w:t>
+      </w:r>
+      <w:proofErr w:type="spellEnd"/>
+      <w:r>
+        <w:t xml:space="preserve"> </w:t>
+      </w:r>
+      <w:proofErr w:type="spellStart"/>
+      <w:r>
+        <w:t>uma</w:t>
+      </w:r>
+      <w:proofErr w:type="spellEnd"/>
+      <w:r>
+        <w:t xml:space="preserve"> nova </w:t>
+      </w:r>
+      <w:proofErr w:type="spellStart"/>
+      <w:r>
+        <w:t>ideia</w:t>
+      </w:r>
+      <w:proofErr w:type="spellEnd"/>
+      <w:r>
+        <w:t xml:space="preserve"> de </w:t>
+      </w:r>
+      <w:proofErr w:type="spellStart"/>
+      <w:r>
+        <w:t>cosmologia</w:t>
+      </w:r>
+      <w:proofErr w:type="spellEnd"/>
+      <w:r>
+        <w:t xml:space="preserve"> </w:t>
+      </w:r>
+      <w:proofErr w:type="spellStart"/>
+      <w:r>
+        <w:t>que</w:t>
+      </w:r>
+      <w:proofErr w:type="spellEnd"/>
+      <w:r>
+        <w:t xml:space="preserve"> </w:t>
+      </w:r>
+      <w:proofErr w:type="spellStart"/>
+      <w:r>
+        <w:t>busca</w:t>
+      </w:r>
+      <w:proofErr w:type="spellEnd"/>
+      <w:r>
+        <w:t xml:space="preserve"> resolver o </w:t>
+      </w:r>
+      <w:proofErr w:type="spellStart"/>
+      <w:r>
+        <w:t>problema</w:t>
+      </w:r>
+      <w:proofErr w:type="spellEnd"/>
+      <w:r>
+        <w:t xml:space="preserve"> da </w:t>
+      </w:r>
+      <w:proofErr w:type="spellStart"/>
+      <w:r>
+        <w:t>energia</w:t>
+      </w:r>
+      <w:proofErr w:type="spellEnd"/>
+      <w:r>
+        <w:t xml:space="preserve"> </w:t>
+      </w:r>
+      <w:proofErr w:type="spellStart"/>
+      <w:r>
+        <w:t>escura</w:t>
+      </w:r>
+      <w:proofErr w:type="spellEnd"/>
+      <w:r>
+        <w:t xml:space="preserve"> e da </w:t>
+      </w:r>
+      <w:proofErr w:type="spellStart"/>
+      <w:r>
+        <w:t>matéria</w:t>
+      </w:r>
+      <w:proofErr w:type="spellEnd"/>
+      <w:r>
+        <w:t xml:space="preserve"> </w:t>
+      </w:r>
+      <w:proofErr w:type="spellStart"/>
+      <w:r>
+        <w:t>escura</w:t>
+      </w:r>
+      <w:proofErr w:type="spellEnd"/>
+      <w:r>
+        <w:t xml:space="preserve">, </w:t>
+      </w:r>
+      <w:proofErr w:type="spellStart"/>
+      <w:r>
+        <w:t>eliminando</w:t>
+      </w:r>
+      <w:proofErr w:type="spellEnd"/>
+      <w:r>
+        <w:t xml:space="preserve"> a </w:t>
+      </w:r>
+      <w:proofErr w:type="spellStart"/>
+      <w:r>
+        <w:t>necessidade</w:t>
+      </w:r>
+      <w:proofErr w:type="spellEnd"/>
+      <w:r>
+        <w:t xml:space="preserve"> de </w:t>
+      </w:r>
+      <w:proofErr w:type="spellStart"/>
+      <w:r>
+        <w:t>postular</w:t>
+      </w:r>
+      <w:proofErr w:type="spellEnd"/>
+      <w:r>
+        <w:t xml:space="preserve"> </w:t>
+      </w:r>
+      <w:proofErr w:type="spellStart"/>
+      <w:r>
+        <w:t>sua</w:t>
+      </w:r>
+      <w:proofErr w:type="spellEnd"/>
+      <w:r>
+        <w:t xml:space="preserve"> </w:t>
+      </w:r>
+      <w:proofErr w:type="spellStart"/>
+      <w:r>
+        <w:t>existência</w:t>
+      </w:r>
+      <w:proofErr w:type="spellEnd"/>
+      <w:r>
+        <w:t>. (</w:t>
+      </w:r>
+      <w:r>
+        <w:rPr>
+          <w:color w:val="EE0000"/>
+        </w:rPr>
+        <w:t>Jul/2016</w:t>
+      </w:r>
+      <w:r>
+        <w:t>)</w:t>
+      </w:r>
+    </w:p>
+    <w:p>
+      <w:pPr>
+        <w:pStyle w:val="Corpodetexto"/>
+        <w:pBdr>
+          <w:bottom w:val="single" w:sz="6" w:space="1" w:color="auto"/>
+        </w:pBdr>
+      </w:pPr>
+      <w:hyperlink r:id="rId48">
         <w:r>
           <w:rPr>
             <w:rStyle w:val="Hyperlink"/>
@@ -9842,7 +9963,7 @@
       <w:r>
         <w:br/>
       </w:r>
-      <w:hyperlink r:id="rId42">
+      <w:hyperlink r:id="rId49">
         <w:r>
           <w:rPr>
             <w:rStyle w:val="Hyperlink"/>
@@ -10102,7 +10223,7 @@
           <w:bottom w:val="single" w:sz="6" w:space="1" w:color="auto"/>
         </w:pBdr>
       </w:pPr>
-      <w:hyperlink r:id="rId43" w:history="1">
+      <w:hyperlink r:id="rId50" w:history="1">
         <w:r>
           <w:rPr>
             <w:rStyle w:val="Hyperlink"/>
@@ -10344,7 +10465,7 @@
           <w:bottom w:val="single" w:sz="6" w:space="1" w:color="auto"/>
         </w:pBdr>
       </w:pPr>
-      <w:hyperlink r:id="rId44" w:history="1">
+      <w:hyperlink r:id="rId51" w:history="1">
         <w:r>
           <w:rPr>
             <w:rStyle w:val="Hyperlink"/>
@@ -10614,7 +10735,7 @@
           <w:bottom w:val="single" w:sz="6" w:space="1" w:color="auto"/>
         </w:pBdr>
       </w:pPr>
-      <w:hyperlink r:id="rId45" w:history="1">
+      <w:hyperlink r:id="rId52" w:history="1">
         <w:r>
           <w:rPr>
             <w:rStyle w:val="Hyperlink"/>
@@ -10696,7 +10817,7 @@
           <w:bottom w:val="single" w:sz="6" w:space="1" w:color="auto"/>
         </w:pBdr>
       </w:pPr>
-      <w:hyperlink r:id="rId46" w:history="1">
+      <w:hyperlink r:id="rId53" w:history="1">
         <w:r>
           <w:rPr>
             <w:rStyle w:val="Hyperlink"/>
@@ -10833,7 +10954,7 @@
           <w:bottom w:val="single" w:sz="6" w:space="1" w:color="auto"/>
         </w:pBdr>
       </w:pPr>
-      <w:hyperlink r:id="rId47" w:history="1">
+      <w:hyperlink r:id="rId54" w:history="1">
         <w:r>
           <w:rPr>
             <w:rStyle w:val="Hyperlink"/>
@@ -10936,7 +11057,7 @@
       <w:r>
         <w:t>Texto:</w:t>
       </w:r>
-      <w:hyperlink r:id="rId48">
+      <w:hyperlink r:id="rId55">
         <w:r>
           <w:rPr>
             <w:rStyle w:val="Hyperlink"/>
@@ -10969,7 +11090,7 @@
         <w:br/>
         <w:t>VID1:</w:t>
       </w:r>
-      <w:hyperlink r:id="rId49">
+      <w:hyperlink r:id="rId56">
         <w:r>
           <w:rPr>
             <w:rStyle w:val="Hyperlink"/>
@@ -10981,7 +11102,7 @@
         <w:br/>
         <w:t>VID2:</w:t>
       </w:r>
-      <w:hyperlink r:id="rId50">
+      <w:hyperlink r:id="rId57">
         <w:r>
           <w:rPr>
             <w:rStyle w:val="Hyperlink"/>
@@ -11048,7 +11169,7 @@
       <w:r>
         <w:br/>
       </w:r>
-      <w:hyperlink r:id="rId51">
+      <w:hyperlink r:id="rId58">
         <w:r>
           <w:rPr>
             <w:rStyle w:val="Hyperlink"/>
@@ -11249,7 +11370,7 @@
       <w:pPr>
         <w:pStyle w:val="Corpodetexto"/>
       </w:pPr>
-      <w:hyperlink r:id="rId52">
+      <w:hyperlink r:id="rId59">
         <w:r>
           <w:rPr>
             <w:rStyle w:val="Hyperlink"/>
@@ -11268,7 +11389,7 @@
       <w:r>
         <w:br/>
       </w:r>
-      <w:hyperlink r:id="rId53">
+      <w:hyperlink r:id="rId60">
         <w:r>
           <w:rPr>
             <w:rStyle w:val="Hyperlink"/>
@@ -11300,7 +11421,7 @@
       <w:r>
         <w:t xml:space="preserve">: </w:t>
       </w:r>
-      <w:hyperlink r:id="rId54">
+      <w:hyperlink r:id="rId61">
         <w:r>
           <w:rPr>
             <w:rStyle w:val="Hyperlink"/>
@@ -11326,7 +11447,7 @@
       <w:r>
         <w:t xml:space="preserve"> </w:t>
       </w:r>
-      <w:hyperlink r:id="rId55">
+      <w:hyperlink r:id="rId62">
         <w:r>
           <w:rPr>
             <w:rStyle w:val="Hyperlink"/>

--- a/Articles_POR.docx
+++ b/Articles_POR.docx
@@ -5448,788 +5448,14 @@
           <w:bottom w:val="single" w:sz="6" w:space="1" w:color="auto"/>
         </w:pBdr>
       </w:pPr>
-    </w:p>
-    <w:p>
-      <w:pPr>
-        <w:pStyle w:val="Corpodetexto"/>
-      </w:pPr>
-    </w:p>
-    <w:p>
-      <w:pPr>
-        <w:pStyle w:val="Corpodetexto"/>
-        <w:rPr>
-          <w:color w:val="17365D" w:themeColor="text2" w:themeShade="BF"/>
-          <w:sz w:val="28"/>
-          <w:szCs w:val="28"/>
-        </w:rPr>
-      </w:pPr>
-      <w:proofErr w:type="spellStart"/>
-      <w:r>
-        <w:rPr>
-          <w:b/>
-          <w:bCs/>
-          <w:color w:val="17365D" w:themeColor="text2" w:themeShade="BF"/>
-          <w:sz w:val="28"/>
-          <w:szCs w:val="28"/>
-        </w:rPr>
-        <w:t>Análise</w:t>
-      </w:r>
-      <w:proofErr w:type="spellEnd"/>
-      <w:r>
-        <w:rPr>
-          <w:b/>
-          <w:bCs/>
-          <w:color w:val="17365D" w:themeColor="text2" w:themeShade="BF"/>
-          <w:sz w:val="28"/>
-          <w:szCs w:val="28"/>
-        </w:rPr>
-        <w:t xml:space="preserve"> da </w:t>
-      </w:r>
-      <w:proofErr w:type="spellStart"/>
-      <w:r>
-        <w:rPr>
-          <w:b/>
-          <w:bCs/>
-          <w:color w:val="17365D" w:themeColor="text2" w:themeShade="BF"/>
-          <w:sz w:val="28"/>
-          <w:szCs w:val="28"/>
-        </w:rPr>
-        <w:t>Correlação</w:t>
-      </w:r>
-      <w:proofErr w:type="spellEnd"/>
-      <w:r>
-        <w:rPr>
-          <w:b/>
-          <w:bCs/>
-          <w:color w:val="17365D" w:themeColor="text2" w:themeShade="BF"/>
-          <w:sz w:val="28"/>
-          <w:szCs w:val="28"/>
-        </w:rPr>
-        <w:t xml:space="preserve"> Massa-Redshift </w:t>
-      </w:r>
-      <w:proofErr w:type="spellStart"/>
-      <w:r>
-        <w:rPr>
-          <w:b/>
-          <w:bCs/>
-          <w:color w:val="17365D" w:themeColor="text2" w:themeShade="BF"/>
-          <w:sz w:val="28"/>
-          <w:szCs w:val="28"/>
-        </w:rPr>
-        <w:t>em</w:t>
-      </w:r>
-      <w:proofErr w:type="spellEnd"/>
-      <w:r>
-        <w:rPr>
-          <w:b/>
-          <w:bCs/>
-          <w:color w:val="17365D" w:themeColor="text2" w:themeShade="BF"/>
-          <w:sz w:val="28"/>
-          <w:szCs w:val="28"/>
-        </w:rPr>
-        <w:t xml:space="preserve"> </w:t>
-      </w:r>
-      <w:proofErr w:type="spellStart"/>
-      <w:r>
-        <w:rPr>
-          <w:b/>
-          <w:bCs/>
-          <w:color w:val="17365D" w:themeColor="text2" w:themeShade="BF"/>
-          <w:sz w:val="28"/>
-          <w:szCs w:val="28"/>
-        </w:rPr>
-        <w:t>Subgrupos</w:t>
-      </w:r>
-      <w:proofErr w:type="spellEnd"/>
-      <w:r>
-        <w:rPr>
-          <w:b/>
-          <w:bCs/>
-          <w:color w:val="17365D" w:themeColor="text2" w:themeShade="BF"/>
-          <w:sz w:val="28"/>
-          <w:szCs w:val="28"/>
-        </w:rPr>
-        <w:t xml:space="preserve"> com </w:t>
-      </w:r>
-      <w:proofErr w:type="spellStart"/>
-      <w:r>
-        <w:rPr>
-          <w:b/>
-          <w:bCs/>
-          <w:color w:val="17365D" w:themeColor="text2" w:themeShade="BF"/>
-          <w:sz w:val="28"/>
-          <w:szCs w:val="28"/>
-        </w:rPr>
-        <w:t>Velocidade</w:t>
-      </w:r>
-      <w:proofErr w:type="spellEnd"/>
-      <w:r>
-        <w:rPr>
-          <w:b/>
-          <w:bCs/>
-          <w:color w:val="17365D" w:themeColor="text2" w:themeShade="BF"/>
-          <w:sz w:val="28"/>
-          <w:szCs w:val="28"/>
-        </w:rPr>
-        <w:t xml:space="preserve"> </w:t>
-      </w:r>
-      <w:proofErr w:type="spellStart"/>
-      <w:r>
-        <w:rPr>
-          <w:b/>
-          <w:bCs/>
-          <w:color w:val="17365D" w:themeColor="text2" w:themeShade="BF"/>
-          <w:sz w:val="28"/>
-          <w:szCs w:val="28"/>
-        </w:rPr>
-        <w:t>Compatibilizada</w:t>
-      </w:r>
-      <w:proofErr w:type="spellEnd"/>
-      <w:r>
-        <w:rPr>
-          <w:b/>
-          <w:bCs/>
-          <w:color w:val="17365D" w:themeColor="text2" w:themeShade="BF"/>
-          <w:sz w:val="28"/>
-          <w:szCs w:val="28"/>
-        </w:rPr>
-        <w:t xml:space="preserve">: Um Teste </w:t>
-      </w:r>
-      <w:proofErr w:type="spellStart"/>
-      <w:r>
-        <w:rPr>
-          <w:b/>
-          <w:bCs/>
-          <w:color w:val="17365D" w:themeColor="text2" w:themeShade="BF"/>
-          <w:sz w:val="28"/>
-          <w:szCs w:val="28"/>
-        </w:rPr>
-        <w:t>Rigoroso</w:t>
-      </w:r>
-      <w:proofErr w:type="spellEnd"/>
-      <w:r>
-        <w:rPr>
-          <w:b/>
-          <w:bCs/>
-          <w:color w:val="17365D" w:themeColor="text2" w:themeShade="BF"/>
-          <w:sz w:val="28"/>
-          <w:szCs w:val="28"/>
-        </w:rPr>
-        <w:t xml:space="preserve"> para a Teoria do Universo </w:t>
-      </w:r>
-      <w:proofErr w:type="spellStart"/>
-      <w:r>
-        <w:rPr>
-          <w:b/>
-          <w:bCs/>
-          <w:color w:val="17365D" w:themeColor="text2" w:themeShade="BF"/>
-          <w:sz w:val="28"/>
-          <w:szCs w:val="28"/>
-        </w:rPr>
-        <w:t>Decrescente</w:t>
-      </w:r>
-      <w:proofErr w:type="spellEnd"/>
-    </w:p>
-    <w:p>
-      <w:pPr>
-        <w:pStyle w:val="Corpodetexto"/>
-      </w:pPr>
-      <w:r>
-        <w:t xml:space="preserve">“A </w:t>
-      </w:r>
-      <w:proofErr w:type="spellStart"/>
-      <w:r>
-        <w:t>teoria</w:t>
-      </w:r>
-      <w:proofErr w:type="spellEnd"/>
-      <w:r>
-        <w:t xml:space="preserve"> do Universo </w:t>
-      </w:r>
-      <w:proofErr w:type="spellStart"/>
-      <w:r>
-        <w:t>Decrescente</w:t>
-      </w:r>
-      <w:proofErr w:type="spellEnd"/>
-      <w:r>
-        <w:t xml:space="preserve"> (D.U.) </w:t>
-      </w:r>
-      <w:proofErr w:type="spellStart"/>
-      <w:r>
-        <w:t>propõe</w:t>
-      </w:r>
-      <w:proofErr w:type="spellEnd"/>
-      <w:r>
-        <w:t xml:space="preserve"> </w:t>
-      </w:r>
-      <w:proofErr w:type="spellStart"/>
-      <w:r>
-        <w:t>que</w:t>
-      </w:r>
-      <w:proofErr w:type="spellEnd"/>
-      <w:r>
-        <w:t xml:space="preserve"> o campo </w:t>
-      </w:r>
-      <w:proofErr w:type="spellStart"/>
-      <w:r>
-        <w:t>gravitacional</w:t>
-      </w:r>
-      <w:proofErr w:type="spellEnd"/>
-      <w:r>
-        <w:t xml:space="preserve"> </w:t>
-      </w:r>
-      <w:proofErr w:type="spellStart"/>
-      <w:r>
-        <w:t>induz</w:t>
-      </w:r>
-      <w:proofErr w:type="spellEnd"/>
-      <w:r>
-        <w:t xml:space="preserve"> </w:t>
-      </w:r>
-      <w:proofErr w:type="spellStart"/>
-      <w:r>
-        <w:t>uma</w:t>
-      </w:r>
-      <w:proofErr w:type="spellEnd"/>
-      <w:r>
-        <w:t xml:space="preserve"> </w:t>
-      </w:r>
-      <w:proofErr w:type="spellStart"/>
-      <w:r>
-        <w:t>contração</w:t>
-      </w:r>
-      <w:proofErr w:type="spellEnd"/>
-      <w:r>
-        <w:t xml:space="preserve"> </w:t>
-      </w:r>
-      <w:proofErr w:type="spellStart"/>
-      <w:r>
-        <w:t>espacial</w:t>
-      </w:r>
-      <w:proofErr w:type="spellEnd"/>
-      <w:r>
-        <w:t xml:space="preserve"> </w:t>
-      </w:r>
-      <w:proofErr w:type="spellStart"/>
-      <w:r>
-        <w:t>contínua</w:t>
-      </w:r>
-      <w:proofErr w:type="spellEnd"/>
-      <w:r>
-        <w:t xml:space="preserve">, </w:t>
-      </w:r>
-      <w:proofErr w:type="spellStart"/>
-      <w:r>
-        <w:t>prevendo</w:t>
-      </w:r>
-      <w:proofErr w:type="spellEnd"/>
-      <w:r>
-        <w:t xml:space="preserve"> </w:t>
-      </w:r>
-      <w:proofErr w:type="spellStart"/>
-      <w:r>
-        <w:t>que</w:t>
-      </w:r>
-      <w:proofErr w:type="spellEnd"/>
-      <w:r>
-        <w:t xml:space="preserve"> </w:t>
-      </w:r>
-      <w:proofErr w:type="spellStart"/>
-      <w:r>
-        <w:t>galáxias</w:t>
-      </w:r>
-      <w:proofErr w:type="spellEnd"/>
-      <w:r>
-        <w:t xml:space="preserve"> </w:t>
-      </w:r>
-      <w:proofErr w:type="spellStart"/>
-      <w:r>
-        <w:t>mais</w:t>
-      </w:r>
-      <w:proofErr w:type="spellEnd"/>
-      <w:r>
-        <w:t xml:space="preserve"> </w:t>
-      </w:r>
-      <w:proofErr w:type="spellStart"/>
-      <w:r>
-        <w:t>massivas</w:t>
-      </w:r>
-      <w:proofErr w:type="spellEnd"/>
-      <w:r>
-        <w:t xml:space="preserve"> </w:t>
-      </w:r>
-      <w:proofErr w:type="spellStart"/>
-      <w:r>
-        <w:t>devem</w:t>
-      </w:r>
-      <w:proofErr w:type="spellEnd"/>
-      <w:r>
-        <w:t xml:space="preserve"> </w:t>
-      </w:r>
-      <w:proofErr w:type="spellStart"/>
-      <w:r>
-        <w:t>exibir</w:t>
-      </w:r>
-      <w:proofErr w:type="spellEnd"/>
-      <w:r>
-        <w:t xml:space="preserve"> um redshift </w:t>
-      </w:r>
-      <w:proofErr w:type="spellStart"/>
-      <w:r>
-        <w:t>menor</w:t>
-      </w:r>
-      <w:proofErr w:type="spellEnd"/>
-      <w:r>
-        <w:t xml:space="preserve"> à </w:t>
-      </w:r>
-      <w:proofErr w:type="spellStart"/>
-      <w:r>
-        <w:t>mesma</w:t>
-      </w:r>
-      <w:proofErr w:type="spellEnd"/>
-      <w:r>
-        <w:t xml:space="preserve"> </w:t>
-      </w:r>
-      <w:proofErr w:type="spellStart"/>
-      <w:r>
-        <w:t>distância</w:t>
-      </w:r>
-      <w:proofErr w:type="spellEnd"/>
-      <w:r>
-        <w:t xml:space="preserve"> [1]. O principal </w:t>
-      </w:r>
-      <w:proofErr w:type="spellStart"/>
-      <w:r>
-        <w:t>obstáculo</w:t>
-      </w:r>
-      <w:proofErr w:type="spellEnd"/>
-      <w:r>
-        <w:t xml:space="preserve"> para </w:t>
-      </w:r>
-      <w:proofErr w:type="spellStart"/>
-      <w:r>
-        <w:t>testar</w:t>
-      </w:r>
-      <w:proofErr w:type="spellEnd"/>
-      <w:r>
-        <w:t xml:space="preserve"> </w:t>
-      </w:r>
-      <w:proofErr w:type="spellStart"/>
-      <w:r>
-        <w:t>essa</w:t>
-      </w:r>
-      <w:proofErr w:type="spellEnd"/>
-      <w:r>
-        <w:t xml:space="preserve"> </w:t>
-      </w:r>
-      <w:proofErr w:type="spellStart"/>
-      <w:r>
-        <w:t>previsão</w:t>
-      </w:r>
-      <w:proofErr w:type="spellEnd"/>
-      <w:r>
-        <w:t xml:space="preserve"> é o </w:t>
-      </w:r>
-      <w:proofErr w:type="spellStart"/>
-      <w:r>
-        <w:t>ruído</w:t>
-      </w:r>
-      <w:proofErr w:type="spellEnd"/>
-      <w:r>
-        <w:t xml:space="preserve"> </w:t>
-      </w:r>
-      <w:proofErr w:type="spellStart"/>
-      <w:r>
-        <w:t>introduzido</w:t>
-      </w:r>
-      <w:proofErr w:type="spellEnd"/>
-      <w:r>
-        <w:t xml:space="preserve"> </w:t>
-      </w:r>
-      <w:proofErr w:type="spellStart"/>
-      <w:r>
-        <w:t>pelas</w:t>
-      </w:r>
-      <w:proofErr w:type="spellEnd"/>
-      <w:r>
-        <w:t xml:space="preserve"> </w:t>
-      </w:r>
-      <w:proofErr w:type="spellStart"/>
-      <w:r>
-        <w:t>velocidades</w:t>
-      </w:r>
-      <w:proofErr w:type="spellEnd"/>
-      <w:r>
-        <w:t xml:space="preserve"> </w:t>
-      </w:r>
-      <w:proofErr w:type="spellStart"/>
-      <w:r>
-        <w:t>peculiares</w:t>
-      </w:r>
-      <w:proofErr w:type="spellEnd"/>
-      <w:r>
-        <w:t xml:space="preserve"> das </w:t>
-      </w:r>
-      <w:proofErr w:type="spellStart"/>
-      <w:r>
-        <w:t>galáxias</w:t>
-      </w:r>
-      <w:proofErr w:type="spellEnd"/>
-      <w:r>
-        <w:t xml:space="preserve">. Este </w:t>
-      </w:r>
-      <w:proofErr w:type="spellStart"/>
-      <w:r>
-        <w:t>estudo</w:t>
-      </w:r>
-      <w:proofErr w:type="spellEnd"/>
-      <w:r>
-        <w:t xml:space="preserve"> </w:t>
-      </w:r>
-      <w:proofErr w:type="spellStart"/>
-      <w:r>
-        <w:t>aplica</w:t>
-      </w:r>
-      <w:proofErr w:type="spellEnd"/>
-      <w:r>
-        <w:t xml:space="preserve"> </w:t>
-      </w:r>
-      <w:proofErr w:type="spellStart"/>
-      <w:r>
-        <w:t>uma</w:t>
-      </w:r>
-      <w:proofErr w:type="spellEnd"/>
-      <w:r>
-        <w:t xml:space="preserve"> </w:t>
-      </w:r>
-      <w:proofErr w:type="spellStart"/>
-      <w:r>
-        <w:t>metodologia</w:t>
-      </w:r>
-      <w:proofErr w:type="spellEnd"/>
-      <w:r>
-        <w:t xml:space="preserve"> </w:t>
-      </w:r>
-      <w:proofErr w:type="spellStart"/>
-      <w:r>
-        <w:t>rigorosa</w:t>
-      </w:r>
-      <w:proofErr w:type="spellEnd"/>
-      <w:r>
-        <w:t xml:space="preserve"> para </w:t>
-      </w:r>
-      <w:proofErr w:type="spellStart"/>
-      <w:r>
-        <w:t>isolar</w:t>
-      </w:r>
-      <w:proofErr w:type="spellEnd"/>
-      <w:r>
-        <w:t xml:space="preserve"> o </w:t>
-      </w:r>
-      <w:proofErr w:type="spellStart"/>
-      <w:r>
-        <w:t>efeito</w:t>
-      </w:r>
-      <w:proofErr w:type="spellEnd"/>
-      <w:r>
-        <w:t xml:space="preserve"> da </w:t>
-      </w:r>
-      <w:proofErr w:type="spellStart"/>
-      <w:r>
-        <w:t>massa</w:t>
-      </w:r>
-      <w:proofErr w:type="spellEnd"/>
-      <w:r>
-        <w:t xml:space="preserve">, </w:t>
-      </w:r>
-      <w:proofErr w:type="spellStart"/>
-      <w:r>
-        <w:t>analisando</w:t>
-      </w:r>
-      <w:proofErr w:type="spellEnd"/>
-      <w:r>
-        <w:t xml:space="preserve"> a </w:t>
-      </w:r>
-      <w:proofErr w:type="spellStart"/>
-      <w:r>
-        <w:t>correlação</w:t>
-      </w:r>
-      <w:proofErr w:type="spellEnd"/>
-      <w:r>
-        <w:t xml:space="preserve"> entre </w:t>
-      </w:r>
-      <w:proofErr w:type="spellStart"/>
-      <w:r>
-        <w:t>massa</w:t>
-      </w:r>
-      <w:proofErr w:type="spellEnd"/>
-      <w:r>
-        <w:t xml:space="preserve"> </w:t>
-      </w:r>
-      <w:proofErr w:type="spellStart"/>
-      <w:r>
-        <w:t>estelar</w:t>
-      </w:r>
-      <w:proofErr w:type="spellEnd"/>
-      <w:r>
-        <w:t xml:space="preserve"> e redshift </w:t>
-      </w:r>
-      <w:proofErr w:type="spellStart"/>
-      <w:r>
-        <w:t>em</w:t>
-      </w:r>
-      <w:proofErr w:type="spellEnd"/>
-      <w:r>
-        <w:t xml:space="preserve"> </w:t>
-      </w:r>
-      <w:proofErr w:type="spellStart"/>
-      <w:r>
-        <w:t>subgrupos</w:t>
-      </w:r>
-      <w:proofErr w:type="spellEnd"/>
-      <w:r>
-        <w:t xml:space="preserve"> de </w:t>
-      </w:r>
-      <w:proofErr w:type="spellStart"/>
-      <w:r>
-        <w:t>galáxias</w:t>
-      </w:r>
-      <w:proofErr w:type="spellEnd"/>
-      <w:r>
-        <w:t xml:space="preserve"> com </w:t>
-      </w:r>
-      <w:proofErr w:type="spellStart"/>
-      <w:r>
-        <w:t>distância</w:t>
-      </w:r>
-      <w:proofErr w:type="spellEnd"/>
-      <w:r>
-        <w:t xml:space="preserve">, </w:t>
-      </w:r>
-      <w:proofErr w:type="spellStart"/>
-      <w:r>
-        <w:t>idade</w:t>
-      </w:r>
-      <w:proofErr w:type="spellEnd"/>
-      <w:r>
-        <w:t xml:space="preserve"> e </w:t>
-      </w:r>
-      <w:proofErr w:type="spellStart"/>
-      <w:r>
-        <w:t>velocidade</w:t>
-      </w:r>
-      <w:proofErr w:type="spellEnd"/>
-      <w:r>
-        <w:t xml:space="preserve"> radial </w:t>
-      </w:r>
-      <w:proofErr w:type="spellStart"/>
-      <w:r>
-        <w:t>controladas</w:t>
-      </w:r>
-      <w:proofErr w:type="spellEnd"/>
-      <w:r>
-        <w:t xml:space="preserve">. </w:t>
-      </w:r>
-      <w:proofErr w:type="spellStart"/>
-      <w:r>
-        <w:t>Os</w:t>
-      </w:r>
-      <w:proofErr w:type="spellEnd"/>
-      <w:r>
-        <w:t xml:space="preserve"> </w:t>
-      </w:r>
-      <w:proofErr w:type="spellStart"/>
-      <w:r>
-        <w:t>resultados</w:t>
-      </w:r>
-      <w:proofErr w:type="spellEnd"/>
-      <w:r>
-        <w:t xml:space="preserve"> </w:t>
-      </w:r>
-      <w:proofErr w:type="spellStart"/>
-      <w:r>
-        <w:t>mostram</w:t>
-      </w:r>
-      <w:proofErr w:type="spellEnd"/>
-      <w:r>
-        <w:t xml:space="preserve"> </w:t>
-      </w:r>
-      <w:proofErr w:type="spellStart"/>
-      <w:r>
-        <w:t>que</w:t>
-      </w:r>
-      <w:proofErr w:type="spellEnd"/>
-      <w:r>
-        <w:t xml:space="preserve">, </w:t>
-      </w:r>
-      <w:proofErr w:type="spellStart"/>
-      <w:r>
-        <w:t>ao</w:t>
-      </w:r>
-      <w:proofErr w:type="spellEnd"/>
-      <w:r>
-        <w:t xml:space="preserve"> </w:t>
-      </w:r>
-      <w:proofErr w:type="spellStart"/>
-      <w:r>
-        <w:t>minimizar</w:t>
-      </w:r>
-      <w:proofErr w:type="spellEnd"/>
-      <w:r>
-        <w:t xml:space="preserve"> o </w:t>
-      </w:r>
-      <w:proofErr w:type="spellStart"/>
-      <w:r>
-        <w:t>ruído</w:t>
-      </w:r>
-      <w:proofErr w:type="spellEnd"/>
-      <w:r>
-        <w:t xml:space="preserve"> </w:t>
-      </w:r>
-      <w:proofErr w:type="spellStart"/>
-      <w:r>
-        <w:t>dinâmico</w:t>
-      </w:r>
-      <w:proofErr w:type="spellEnd"/>
-      <w:r>
-        <w:t xml:space="preserve">, a </w:t>
-      </w:r>
-      <w:proofErr w:type="spellStart"/>
-      <w:r>
-        <w:t>correlação</w:t>
-      </w:r>
-      <w:proofErr w:type="spellEnd"/>
-      <w:r>
-        <w:t xml:space="preserve"> </w:t>
-      </w:r>
-      <w:proofErr w:type="spellStart"/>
-      <w:r>
-        <w:t>negativa</w:t>
-      </w:r>
-      <w:proofErr w:type="spellEnd"/>
-      <w:r>
-        <w:t xml:space="preserve"> </w:t>
-      </w:r>
-      <w:proofErr w:type="spellStart"/>
-      <w:r>
-        <w:t>prevista</w:t>
-      </w:r>
-      <w:proofErr w:type="spellEnd"/>
-      <w:r>
-        <w:t xml:space="preserve"> pela </w:t>
-      </w:r>
-      <w:proofErr w:type="spellStart"/>
-      <w:r>
-        <w:t>teoria</w:t>
-      </w:r>
-      <w:proofErr w:type="spellEnd"/>
-      <w:r>
-        <w:t xml:space="preserve"> D.U. emerge </w:t>
-      </w:r>
-      <w:proofErr w:type="spellStart"/>
-      <w:r>
-        <w:t>em</w:t>
-      </w:r>
-      <w:proofErr w:type="spellEnd"/>
-      <w:r>
-        <w:t xml:space="preserve"> </w:t>
-      </w:r>
-      <w:proofErr w:type="spellStart"/>
-      <w:r>
-        <w:t>subamostras</w:t>
-      </w:r>
-      <w:proofErr w:type="spellEnd"/>
-      <w:r>
-        <w:t xml:space="preserve"> </w:t>
-      </w:r>
-      <w:proofErr w:type="spellStart"/>
-      <w:r>
-        <w:t>específicas</w:t>
-      </w:r>
-      <w:proofErr w:type="spellEnd"/>
-      <w:r>
-        <w:t xml:space="preserve">, </w:t>
-      </w:r>
-      <w:proofErr w:type="spellStart"/>
-      <w:r>
-        <w:t>sugerindo</w:t>
-      </w:r>
-      <w:proofErr w:type="spellEnd"/>
-      <w:r>
-        <w:t xml:space="preserve"> </w:t>
-      </w:r>
-      <w:proofErr w:type="spellStart"/>
-      <w:r>
-        <w:t>que</w:t>
-      </w:r>
-      <w:proofErr w:type="spellEnd"/>
-      <w:r>
-        <w:t xml:space="preserve"> </w:t>
-      </w:r>
-      <w:proofErr w:type="spellStart"/>
-      <w:r>
-        <w:t>o</w:t>
-      </w:r>
-      <w:proofErr w:type="spellEnd"/>
-      <w:r>
-        <w:t xml:space="preserve"> </w:t>
-      </w:r>
-      <w:proofErr w:type="spellStart"/>
-      <w:r>
-        <w:t>efeito</w:t>
-      </w:r>
-      <w:proofErr w:type="spellEnd"/>
-      <w:r>
-        <w:t xml:space="preserve"> </w:t>
-      </w:r>
-      <w:proofErr w:type="spellStart"/>
-      <w:r>
-        <w:t>gravitacional</w:t>
-      </w:r>
-      <w:proofErr w:type="spellEnd"/>
-      <w:r>
-        <w:t xml:space="preserve"> </w:t>
-      </w:r>
-      <w:proofErr w:type="spellStart"/>
-      <w:r>
-        <w:t>intrínseco</w:t>
-      </w:r>
-      <w:proofErr w:type="spellEnd"/>
-      <w:r>
-        <w:t xml:space="preserve"> </w:t>
-      </w:r>
-      <w:proofErr w:type="spellStart"/>
-      <w:r>
-        <w:t>pode</w:t>
-      </w:r>
-      <w:proofErr w:type="spellEnd"/>
-      <w:r>
-        <w:t xml:space="preserve"> ser </w:t>
-      </w:r>
-      <w:proofErr w:type="spellStart"/>
-      <w:r>
-        <w:t>detectável</w:t>
-      </w:r>
-      <w:proofErr w:type="spellEnd"/>
-      <w:r>
-        <w:t>”(</w:t>
-      </w:r>
-      <w:proofErr w:type="spellStart"/>
-      <w:r>
-        <w:rPr>
-          <w:color w:val="EE0000"/>
-        </w:rPr>
-        <w:t>Abr</w:t>
-      </w:r>
-      <w:proofErr w:type="spellEnd"/>
-      <w:r>
-        <w:rPr>
-          <w:color w:val="EE0000"/>
-        </w:rPr>
-        <w:t>/2026</w:t>
-      </w:r>
-      <w:r>
-        <w:t>)</w:t>
-      </w:r>
+      <w:hyperlink r:id="rId38" w:history="1">
+        <w:r>
+          <w:rPr>
+            <w:rStyle w:val="Hyperlink"/>
+          </w:rPr>
+          <w:t>https://jocaxx.github.io/DUniverse/Html/TullyF_Eng.htm</w:t>
+        </w:r>
+      </w:hyperlink>
     </w:p>
     <w:p>
       <w:pPr>
@@ -6238,7 +5464,797 @@
           <w:bottom w:val="single" w:sz="6" w:space="1" w:color="auto"/>
         </w:pBdr>
       </w:pPr>
-      <w:hyperlink r:id="rId38" w:history="1">
+    </w:p>
+    <w:p>
+      <w:pPr>
+        <w:pStyle w:val="Corpodetexto"/>
+      </w:pPr>
+    </w:p>
+    <w:p>
+      <w:pPr>
+        <w:pStyle w:val="Corpodetexto"/>
+        <w:rPr>
+          <w:color w:val="17365D" w:themeColor="text2" w:themeShade="BF"/>
+          <w:sz w:val="28"/>
+          <w:szCs w:val="28"/>
+        </w:rPr>
+      </w:pPr>
+      <w:proofErr w:type="spellStart"/>
+      <w:r>
+        <w:rPr>
+          <w:b/>
+          <w:bCs/>
+          <w:color w:val="17365D" w:themeColor="text2" w:themeShade="BF"/>
+          <w:sz w:val="28"/>
+          <w:szCs w:val="28"/>
+        </w:rPr>
+        <w:t>Análise</w:t>
+      </w:r>
+      <w:proofErr w:type="spellEnd"/>
+      <w:r>
+        <w:rPr>
+          <w:b/>
+          <w:bCs/>
+          <w:color w:val="17365D" w:themeColor="text2" w:themeShade="BF"/>
+          <w:sz w:val="28"/>
+          <w:szCs w:val="28"/>
+        </w:rPr>
+        <w:t xml:space="preserve"> da </w:t>
+      </w:r>
+      <w:proofErr w:type="spellStart"/>
+      <w:r>
+        <w:rPr>
+          <w:b/>
+          <w:bCs/>
+          <w:color w:val="17365D" w:themeColor="text2" w:themeShade="BF"/>
+          <w:sz w:val="28"/>
+          <w:szCs w:val="28"/>
+        </w:rPr>
+        <w:t>Correlação</w:t>
+      </w:r>
+      <w:proofErr w:type="spellEnd"/>
+      <w:r>
+        <w:rPr>
+          <w:b/>
+          <w:bCs/>
+          <w:color w:val="17365D" w:themeColor="text2" w:themeShade="BF"/>
+          <w:sz w:val="28"/>
+          <w:szCs w:val="28"/>
+        </w:rPr>
+        <w:t xml:space="preserve"> Massa-Redshift </w:t>
+      </w:r>
+      <w:proofErr w:type="spellStart"/>
+      <w:r>
+        <w:rPr>
+          <w:b/>
+          <w:bCs/>
+          <w:color w:val="17365D" w:themeColor="text2" w:themeShade="BF"/>
+          <w:sz w:val="28"/>
+          <w:szCs w:val="28"/>
+        </w:rPr>
+        <w:t>em</w:t>
+      </w:r>
+      <w:proofErr w:type="spellEnd"/>
+      <w:r>
+        <w:rPr>
+          <w:b/>
+          <w:bCs/>
+          <w:color w:val="17365D" w:themeColor="text2" w:themeShade="BF"/>
+          <w:sz w:val="28"/>
+          <w:szCs w:val="28"/>
+        </w:rPr>
+        <w:t xml:space="preserve"> </w:t>
+      </w:r>
+      <w:proofErr w:type="spellStart"/>
+      <w:r>
+        <w:rPr>
+          <w:b/>
+          <w:bCs/>
+          <w:color w:val="17365D" w:themeColor="text2" w:themeShade="BF"/>
+          <w:sz w:val="28"/>
+          <w:szCs w:val="28"/>
+        </w:rPr>
+        <w:t>Subgrupos</w:t>
+      </w:r>
+      <w:proofErr w:type="spellEnd"/>
+      <w:r>
+        <w:rPr>
+          <w:b/>
+          <w:bCs/>
+          <w:color w:val="17365D" w:themeColor="text2" w:themeShade="BF"/>
+          <w:sz w:val="28"/>
+          <w:szCs w:val="28"/>
+        </w:rPr>
+        <w:t xml:space="preserve"> com </w:t>
+      </w:r>
+      <w:proofErr w:type="spellStart"/>
+      <w:r>
+        <w:rPr>
+          <w:b/>
+          <w:bCs/>
+          <w:color w:val="17365D" w:themeColor="text2" w:themeShade="BF"/>
+          <w:sz w:val="28"/>
+          <w:szCs w:val="28"/>
+        </w:rPr>
+        <w:t>Velocidade</w:t>
+      </w:r>
+      <w:proofErr w:type="spellEnd"/>
+      <w:r>
+        <w:rPr>
+          <w:b/>
+          <w:bCs/>
+          <w:color w:val="17365D" w:themeColor="text2" w:themeShade="BF"/>
+          <w:sz w:val="28"/>
+          <w:szCs w:val="28"/>
+        </w:rPr>
+        <w:t xml:space="preserve"> </w:t>
+      </w:r>
+      <w:proofErr w:type="spellStart"/>
+      <w:r>
+        <w:rPr>
+          <w:b/>
+          <w:bCs/>
+          <w:color w:val="17365D" w:themeColor="text2" w:themeShade="BF"/>
+          <w:sz w:val="28"/>
+          <w:szCs w:val="28"/>
+        </w:rPr>
+        <w:t>Compatibilizada</w:t>
+      </w:r>
+      <w:proofErr w:type="spellEnd"/>
+      <w:r>
+        <w:rPr>
+          <w:b/>
+          <w:bCs/>
+          <w:color w:val="17365D" w:themeColor="text2" w:themeShade="BF"/>
+          <w:sz w:val="28"/>
+          <w:szCs w:val="28"/>
+        </w:rPr>
+        <w:t xml:space="preserve">: Um Teste </w:t>
+      </w:r>
+      <w:proofErr w:type="spellStart"/>
+      <w:r>
+        <w:rPr>
+          <w:b/>
+          <w:bCs/>
+          <w:color w:val="17365D" w:themeColor="text2" w:themeShade="BF"/>
+          <w:sz w:val="28"/>
+          <w:szCs w:val="28"/>
+        </w:rPr>
+        <w:t>Rigoroso</w:t>
+      </w:r>
+      <w:proofErr w:type="spellEnd"/>
+      <w:r>
+        <w:rPr>
+          <w:b/>
+          <w:bCs/>
+          <w:color w:val="17365D" w:themeColor="text2" w:themeShade="BF"/>
+          <w:sz w:val="28"/>
+          <w:szCs w:val="28"/>
+        </w:rPr>
+        <w:t xml:space="preserve"> para a Teoria do Universo </w:t>
+      </w:r>
+      <w:proofErr w:type="spellStart"/>
+      <w:r>
+        <w:rPr>
+          <w:b/>
+          <w:bCs/>
+          <w:color w:val="17365D" w:themeColor="text2" w:themeShade="BF"/>
+          <w:sz w:val="28"/>
+          <w:szCs w:val="28"/>
+        </w:rPr>
+        <w:t>Decrescente</w:t>
+      </w:r>
+      <w:proofErr w:type="spellEnd"/>
+    </w:p>
+    <w:p>
+      <w:pPr>
+        <w:pStyle w:val="Corpodetexto"/>
+      </w:pPr>
+      <w:r>
+        <w:t xml:space="preserve">“A </w:t>
+      </w:r>
+      <w:proofErr w:type="spellStart"/>
+      <w:r>
+        <w:t>teoria</w:t>
+      </w:r>
+      <w:proofErr w:type="spellEnd"/>
+      <w:r>
+        <w:t xml:space="preserve"> do Universo </w:t>
+      </w:r>
+      <w:proofErr w:type="spellStart"/>
+      <w:r>
+        <w:t>Decrescente</w:t>
+      </w:r>
+      <w:proofErr w:type="spellEnd"/>
+      <w:r>
+        <w:t xml:space="preserve"> (D.U.) </w:t>
+      </w:r>
+      <w:proofErr w:type="spellStart"/>
+      <w:r>
+        <w:t>propõe</w:t>
+      </w:r>
+      <w:proofErr w:type="spellEnd"/>
+      <w:r>
+        <w:t xml:space="preserve"> </w:t>
+      </w:r>
+      <w:proofErr w:type="spellStart"/>
+      <w:r>
+        <w:t>que</w:t>
+      </w:r>
+      <w:proofErr w:type="spellEnd"/>
+      <w:r>
+        <w:t xml:space="preserve"> o campo </w:t>
+      </w:r>
+      <w:proofErr w:type="spellStart"/>
+      <w:r>
+        <w:t>gravitacional</w:t>
+      </w:r>
+      <w:proofErr w:type="spellEnd"/>
+      <w:r>
+        <w:t xml:space="preserve"> </w:t>
+      </w:r>
+      <w:proofErr w:type="spellStart"/>
+      <w:r>
+        <w:t>induz</w:t>
+      </w:r>
+      <w:proofErr w:type="spellEnd"/>
+      <w:r>
+        <w:t xml:space="preserve"> </w:t>
+      </w:r>
+      <w:proofErr w:type="spellStart"/>
+      <w:r>
+        <w:t>uma</w:t>
+      </w:r>
+      <w:proofErr w:type="spellEnd"/>
+      <w:r>
+        <w:t xml:space="preserve"> </w:t>
+      </w:r>
+      <w:proofErr w:type="spellStart"/>
+      <w:r>
+        <w:t>contração</w:t>
+      </w:r>
+      <w:proofErr w:type="spellEnd"/>
+      <w:r>
+        <w:t xml:space="preserve"> </w:t>
+      </w:r>
+      <w:proofErr w:type="spellStart"/>
+      <w:r>
+        <w:t>espacial</w:t>
+      </w:r>
+      <w:proofErr w:type="spellEnd"/>
+      <w:r>
+        <w:t xml:space="preserve"> </w:t>
+      </w:r>
+      <w:proofErr w:type="spellStart"/>
+      <w:r>
+        <w:t>contínua</w:t>
+      </w:r>
+      <w:proofErr w:type="spellEnd"/>
+      <w:r>
+        <w:t xml:space="preserve">, </w:t>
+      </w:r>
+      <w:proofErr w:type="spellStart"/>
+      <w:r>
+        <w:t>prevendo</w:t>
+      </w:r>
+      <w:proofErr w:type="spellEnd"/>
+      <w:r>
+        <w:t xml:space="preserve"> </w:t>
+      </w:r>
+      <w:proofErr w:type="spellStart"/>
+      <w:r>
+        <w:t>que</w:t>
+      </w:r>
+      <w:proofErr w:type="spellEnd"/>
+      <w:r>
+        <w:t xml:space="preserve"> </w:t>
+      </w:r>
+      <w:proofErr w:type="spellStart"/>
+      <w:r>
+        <w:t>galáxias</w:t>
+      </w:r>
+      <w:proofErr w:type="spellEnd"/>
+      <w:r>
+        <w:t xml:space="preserve"> </w:t>
+      </w:r>
+      <w:proofErr w:type="spellStart"/>
+      <w:r>
+        <w:t>mais</w:t>
+      </w:r>
+      <w:proofErr w:type="spellEnd"/>
+      <w:r>
+        <w:t xml:space="preserve"> </w:t>
+      </w:r>
+      <w:proofErr w:type="spellStart"/>
+      <w:r>
+        <w:t>massivas</w:t>
+      </w:r>
+      <w:proofErr w:type="spellEnd"/>
+      <w:r>
+        <w:t xml:space="preserve"> </w:t>
+      </w:r>
+      <w:proofErr w:type="spellStart"/>
+      <w:r>
+        <w:t>devem</w:t>
+      </w:r>
+      <w:proofErr w:type="spellEnd"/>
+      <w:r>
+        <w:t xml:space="preserve"> </w:t>
+      </w:r>
+      <w:proofErr w:type="spellStart"/>
+      <w:r>
+        <w:t>exibir</w:t>
+      </w:r>
+      <w:proofErr w:type="spellEnd"/>
+      <w:r>
+        <w:t xml:space="preserve"> um redshift </w:t>
+      </w:r>
+      <w:proofErr w:type="spellStart"/>
+      <w:r>
+        <w:t>menor</w:t>
+      </w:r>
+      <w:proofErr w:type="spellEnd"/>
+      <w:r>
+        <w:t xml:space="preserve"> à </w:t>
+      </w:r>
+      <w:proofErr w:type="spellStart"/>
+      <w:r>
+        <w:t>mesma</w:t>
+      </w:r>
+      <w:proofErr w:type="spellEnd"/>
+      <w:r>
+        <w:t xml:space="preserve"> </w:t>
+      </w:r>
+      <w:proofErr w:type="spellStart"/>
+      <w:r>
+        <w:t>distância</w:t>
+      </w:r>
+      <w:proofErr w:type="spellEnd"/>
+      <w:r>
+        <w:t xml:space="preserve"> [1]. O principal </w:t>
+      </w:r>
+      <w:proofErr w:type="spellStart"/>
+      <w:r>
+        <w:t>obstáculo</w:t>
+      </w:r>
+      <w:proofErr w:type="spellEnd"/>
+      <w:r>
+        <w:t xml:space="preserve"> para </w:t>
+      </w:r>
+      <w:proofErr w:type="spellStart"/>
+      <w:r>
+        <w:t>testar</w:t>
+      </w:r>
+      <w:proofErr w:type="spellEnd"/>
+      <w:r>
+        <w:t xml:space="preserve"> </w:t>
+      </w:r>
+      <w:proofErr w:type="spellStart"/>
+      <w:r>
+        <w:t>essa</w:t>
+      </w:r>
+      <w:proofErr w:type="spellEnd"/>
+      <w:r>
+        <w:t xml:space="preserve"> </w:t>
+      </w:r>
+      <w:proofErr w:type="spellStart"/>
+      <w:r>
+        <w:t>previsão</w:t>
+      </w:r>
+      <w:proofErr w:type="spellEnd"/>
+      <w:r>
+        <w:t xml:space="preserve"> é o </w:t>
+      </w:r>
+      <w:proofErr w:type="spellStart"/>
+      <w:r>
+        <w:t>ruído</w:t>
+      </w:r>
+      <w:proofErr w:type="spellEnd"/>
+      <w:r>
+        <w:t xml:space="preserve"> </w:t>
+      </w:r>
+      <w:proofErr w:type="spellStart"/>
+      <w:r>
+        <w:t>introduzido</w:t>
+      </w:r>
+      <w:proofErr w:type="spellEnd"/>
+      <w:r>
+        <w:t xml:space="preserve"> </w:t>
+      </w:r>
+      <w:proofErr w:type="spellStart"/>
+      <w:r>
+        <w:t>pelas</w:t>
+      </w:r>
+      <w:proofErr w:type="spellEnd"/>
+      <w:r>
+        <w:t xml:space="preserve"> </w:t>
+      </w:r>
+      <w:proofErr w:type="spellStart"/>
+      <w:r>
+        <w:t>velocidades</w:t>
+      </w:r>
+      <w:proofErr w:type="spellEnd"/>
+      <w:r>
+        <w:t xml:space="preserve"> </w:t>
+      </w:r>
+      <w:proofErr w:type="spellStart"/>
+      <w:r>
+        <w:t>peculiares</w:t>
+      </w:r>
+      <w:proofErr w:type="spellEnd"/>
+      <w:r>
+        <w:t xml:space="preserve"> das </w:t>
+      </w:r>
+      <w:proofErr w:type="spellStart"/>
+      <w:r>
+        <w:t>galáxias</w:t>
+      </w:r>
+      <w:proofErr w:type="spellEnd"/>
+      <w:r>
+        <w:t xml:space="preserve">. Este </w:t>
+      </w:r>
+      <w:proofErr w:type="spellStart"/>
+      <w:r>
+        <w:t>estudo</w:t>
+      </w:r>
+      <w:proofErr w:type="spellEnd"/>
+      <w:r>
+        <w:t xml:space="preserve"> </w:t>
+      </w:r>
+      <w:proofErr w:type="spellStart"/>
+      <w:r>
+        <w:t>aplica</w:t>
+      </w:r>
+      <w:proofErr w:type="spellEnd"/>
+      <w:r>
+        <w:t xml:space="preserve"> </w:t>
+      </w:r>
+      <w:proofErr w:type="spellStart"/>
+      <w:r>
+        <w:t>uma</w:t>
+      </w:r>
+      <w:proofErr w:type="spellEnd"/>
+      <w:r>
+        <w:t xml:space="preserve"> </w:t>
+      </w:r>
+      <w:proofErr w:type="spellStart"/>
+      <w:r>
+        <w:t>metodologia</w:t>
+      </w:r>
+      <w:proofErr w:type="spellEnd"/>
+      <w:r>
+        <w:t xml:space="preserve"> </w:t>
+      </w:r>
+      <w:proofErr w:type="spellStart"/>
+      <w:r>
+        <w:t>rigorosa</w:t>
+      </w:r>
+      <w:proofErr w:type="spellEnd"/>
+      <w:r>
+        <w:t xml:space="preserve"> para </w:t>
+      </w:r>
+      <w:proofErr w:type="spellStart"/>
+      <w:r>
+        <w:t>isolar</w:t>
+      </w:r>
+      <w:proofErr w:type="spellEnd"/>
+      <w:r>
+        <w:t xml:space="preserve"> o </w:t>
+      </w:r>
+      <w:proofErr w:type="spellStart"/>
+      <w:r>
+        <w:t>efeito</w:t>
+      </w:r>
+      <w:proofErr w:type="spellEnd"/>
+      <w:r>
+        <w:t xml:space="preserve"> da </w:t>
+      </w:r>
+      <w:proofErr w:type="spellStart"/>
+      <w:r>
+        <w:t>massa</w:t>
+      </w:r>
+      <w:proofErr w:type="spellEnd"/>
+      <w:r>
+        <w:t xml:space="preserve">, </w:t>
+      </w:r>
+      <w:proofErr w:type="spellStart"/>
+      <w:r>
+        <w:t>analisando</w:t>
+      </w:r>
+      <w:proofErr w:type="spellEnd"/>
+      <w:r>
+        <w:t xml:space="preserve"> a </w:t>
+      </w:r>
+      <w:proofErr w:type="spellStart"/>
+      <w:r>
+        <w:t>correlação</w:t>
+      </w:r>
+      <w:proofErr w:type="spellEnd"/>
+      <w:r>
+        <w:t xml:space="preserve"> entre </w:t>
+      </w:r>
+      <w:proofErr w:type="spellStart"/>
+      <w:r>
+        <w:t>massa</w:t>
+      </w:r>
+      <w:proofErr w:type="spellEnd"/>
+      <w:r>
+        <w:t xml:space="preserve"> </w:t>
+      </w:r>
+      <w:proofErr w:type="spellStart"/>
+      <w:r>
+        <w:t>estelar</w:t>
+      </w:r>
+      <w:proofErr w:type="spellEnd"/>
+      <w:r>
+        <w:t xml:space="preserve"> e redshift </w:t>
+      </w:r>
+      <w:proofErr w:type="spellStart"/>
+      <w:r>
+        <w:t>em</w:t>
+      </w:r>
+      <w:proofErr w:type="spellEnd"/>
+      <w:r>
+        <w:t xml:space="preserve"> </w:t>
+      </w:r>
+      <w:proofErr w:type="spellStart"/>
+      <w:r>
+        <w:t>subgrupos</w:t>
+      </w:r>
+      <w:proofErr w:type="spellEnd"/>
+      <w:r>
+        <w:t xml:space="preserve"> de </w:t>
+      </w:r>
+      <w:proofErr w:type="spellStart"/>
+      <w:r>
+        <w:t>galáxias</w:t>
+      </w:r>
+      <w:proofErr w:type="spellEnd"/>
+      <w:r>
+        <w:t xml:space="preserve"> com </w:t>
+      </w:r>
+      <w:proofErr w:type="spellStart"/>
+      <w:r>
+        <w:t>distância</w:t>
+      </w:r>
+      <w:proofErr w:type="spellEnd"/>
+      <w:r>
+        <w:t xml:space="preserve">, </w:t>
+      </w:r>
+      <w:proofErr w:type="spellStart"/>
+      <w:r>
+        <w:t>idade</w:t>
+      </w:r>
+      <w:proofErr w:type="spellEnd"/>
+      <w:r>
+        <w:t xml:space="preserve"> e </w:t>
+      </w:r>
+      <w:proofErr w:type="spellStart"/>
+      <w:r>
+        <w:t>velocidade</w:t>
+      </w:r>
+      <w:proofErr w:type="spellEnd"/>
+      <w:r>
+        <w:t xml:space="preserve"> radial </w:t>
+      </w:r>
+      <w:proofErr w:type="spellStart"/>
+      <w:r>
+        <w:t>controladas</w:t>
+      </w:r>
+      <w:proofErr w:type="spellEnd"/>
+      <w:r>
+        <w:t xml:space="preserve">. </w:t>
+      </w:r>
+      <w:proofErr w:type="spellStart"/>
+      <w:r>
+        <w:t>Os</w:t>
+      </w:r>
+      <w:proofErr w:type="spellEnd"/>
+      <w:r>
+        <w:t xml:space="preserve"> </w:t>
+      </w:r>
+      <w:proofErr w:type="spellStart"/>
+      <w:r>
+        <w:t>resultados</w:t>
+      </w:r>
+      <w:proofErr w:type="spellEnd"/>
+      <w:r>
+        <w:t xml:space="preserve"> </w:t>
+      </w:r>
+      <w:proofErr w:type="spellStart"/>
+      <w:r>
+        <w:t>mostram</w:t>
+      </w:r>
+      <w:proofErr w:type="spellEnd"/>
+      <w:r>
+        <w:t xml:space="preserve"> </w:t>
+      </w:r>
+      <w:proofErr w:type="spellStart"/>
+      <w:r>
+        <w:t>que</w:t>
+      </w:r>
+      <w:proofErr w:type="spellEnd"/>
+      <w:r>
+        <w:t xml:space="preserve">, </w:t>
+      </w:r>
+      <w:proofErr w:type="spellStart"/>
+      <w:r>
+        <w:t>ao</w:t>
+      </w:r>
+      <w:proofErr w:type="spellEnd"/>
+      <w:r>
+        <w:t xml:space="preserve"> </w:t>
+      </w:r>
+      <w:proofErr w:type="spellStart"/>
+      <w:r>
+        <w:t>minimizar</w:t>
+      </w:r>
+      <w:proofErr w:type="spellEnd"/>
+      <w:r>
+        <w:t xml:space="preserve"> o </w:t>
+      </w:r>
+      <w:proofErr w:type="spellStart"/>
+      <w:r>
+        <w:t>ruído</w:t>
+      </w:r>
+      <w:proofErr w:type="spellEnd"/>
+      <w:r>
+        <w:t xml:space="preserve"> </w:t>
+      </w:r>
+      <w:proofErr w:type="spellStart"/>
+      <w:r>
+        <w:t>dinâmico</w:t>
+      </w:r>
+      <w:proofErr w:type="spellEnd"/>
+      <w:r>
+        <w:t xml:space="preserve">, a </w:t>
+      </w:r>
+      <w:proofErr w:type="spellStart"/>
+      <w:r>
+        <w:t>correlação</w:t>
+      </w:r>
+      <w:proofErr w:type="spellEnd"/>
+      <w:r>
+        <w:t xml:space="preserve"> </w:t>
+      </w:r>
+      <w:proofErr w:type="spellStart"/>
+      <w:r>
+        <w:t>negativa</w:t>
+      </w:r>
+      <w:proofErr w:type="spellEnd"/>
+      <w:r>
+        <w:t xml:space="preserve"> </w:t>
+      </w:r>
+      <w:proofErr w:type="spellStart"/>
+      <w:r>
+        <w:t>prevista</w:t>
+      </w:r>
+      <w:proofErr w:type="spellEnd"/>
+      <w:r>
+        <w:t xml:space="preserve"> pela </w:t>
+      </w:r>
+      <w:proofErr w:type="spellStart"/>
+      <w:r>
+        <w:t>teoria</w:t>
+      </w:r>
+      <w:proofErr w:type="spellEnd"/>
+      <w:r>
+        <w:t xml:space="preserve"> D.U. emerge </w:t>
+      </w:r>
+      <w:proofErr w:type="spellStart"/>
+      <w:r>
+        <w:t>em</w:t>
+      </w:r>
+      <w:proofErr w:type="spellEnd"/>
+      <w:r>
+        <w:t xml:space="preserve"> </w:t>
+      </w:r>
+      <w:proofErr w:type="spellStart"/>
+      <w:r>
+        <w:t>subamostras</w:t>
+      </w:r>
+      <w:proofErr w:type="spellEnd"/>
+      <w:r>
+        <w:t xml:space="preserve"> </w:t>
+      </w:r>
+      <w:proofErr w:type="spellStart"/>
+      <w:r>
+        <w:t>específicas</w:t>
+      </w:r>
+      <w:proofErr w:type="spellEnd"/>
+      <w:r>
+        <w:t xml:space="preserve">, </w:t>
+      </w:r>
+      <w:proofErr w:type="spellStart"/>
+      <w:r>
+        <w:t>sugerindo</w:t>
+      </w:r>
+      <w:proofErr w:type="spellEnd"/>
+      <w:r>
+        <w:t xml:space="preserve"> </w:t>
+      </w:r>
+      <w:proofErr w:type="spellStart"/>
+      <w:r>
+        <w:t>que</w:t>
+      </w:r>
+      <w:proofErr w:type="spellEnd"/>
+      <w:r>
+        <w:t xml:space="preserve"> </w:t>
+      </w:r>
+      <w:proofErr w:type="spellStart"/>
+      <w:r>
+        <w:t>o</w:t>
+      </w:r>
+      <w:proofErr w:type="spellEnd"/>
+      <w:r>
+        <w:t xml:space="preserve"> </w:t>
+      </w:r>
+      <w:proofErr w:type="spellStart"/>
+      <w:r>
+        <w:t>efeito</w:t>
+      </w:r>
+      <w:proofErr w:type="spellEnd"/>
+      <w:r>
+        <w:t xml:space="preserve"> </w:t>
+      </w:r>
+      <w:proofErr w:type="spellStart"/>
+      <w:r>
+        <w:t>gravitacional</w:t>
+      </w:r>
+      <w:proofErr w:type="spellEnd"/>
+      <w:r>
+        <w:t xml:space="preserve"> </w:t>
+      </w:r>
+      <w:proofErr w:type="spellStart"/>
+      <w:r>
+        <w:t>intrínseco</w:t>
+      </w:r>
+      <w:proofErr w:type="spellEnd"/>
+      <w:r>
+        <w:t xml:space="preserve"> </w:t>
+      </w:r>
+      <w:proofErr w:type="spellStart"/>
+      <w:r>
+        <w:t>pode</w:t>
+      </w:r>
+      <w:proofErr w:type="spellEnd"/>
+      <w:r>
+        <w:t xml:space="preserve"> ser </w:t>
+      </w:r>
+      <w:proofErr w:type="spellStart"/>
+      <w:r>
+        <w:t>detectável</w:t>
+      </w:r>
+      <w:proofErr w:type="spellEnd"/>
+      <w:r>
+        <w:t>”(</w:t>
+      </w:r>
+      <w:proofErr w:type="spellStart"/>
+      <w:r>
+        <w:rPr>
+          <w:color w:val="EE0000"/>
+        </w:rPr>
+        <w:t>Abr</w:t>
+      </w:r>
+      <w:proofErr w:type="spellEnd"/>
+      <w:r>
+        <w:rPr>
+          <w:color w:val="EE0000"/>
+        </w:rPr>
+        <w:t>/2026</w:t>
+      </w:r>
+      <w:r>
+        <w:t>)</w:t>
+      </w:r>
+    </w:p>
+    <w:p>
+      <w:pPr>
+        <w:pStyle w:val="Corpodetexto"/>
+        <w:pBdr>
+          <w:bottom w:val="single" w:sz="6" w:space="1" w:color="auto"/>
+        </w:pBdr>
+      </w:pPr>
+      <w:hyperlink r:id="rId39" w:history="1">
         <w:r>
           <w:rPr>
             <w:rStyle w:val="Hyperlink"/>
@@ -6254,641 +6270,14 @@
           <w:bottom w:val="single" w:sz="6" w:space="1" w:color="auto"/>
         </w:pBdr>
       </w:pPr>
-    </w:p>
-    <w:p>
-      <w:pPr>
-        <w:pStyle w:val="Corpodetexto"/>
-        <w:rPr>
-          <w:b/>
-          <w:bCs/>
-        </w:rPr>
-      </w:pPr>
-    </w:p>
-    <w:p>
-      <w:pPr>
-        <w:pStyle w:val="Corpodetexto"/>
-        <w:rPr>
-          <w:sz w:val="28"/>
-          <w:szCs w:val="28"/>
-        </w:rPr>
-      </w:pPr>
-      <w:r>
-        <w:rPr>
-          <w:b/>
-          <w:bCs/>
-          <w:sz w:val="28"/>
-          <w:szCs w:val="28"/>
-        </w:rPr>
-        <w:t xml:space="preserve">A </w:t>
-      </w:r>
-      <w:proofErr w:type="spellStart"/>
-      <w:r>
-        <w:rPr>
-          <w:b/>
-          <w:bCs/>
-          <w:sz w:val="28"/>
-          <w:szCs w:val="28"/>
-        </w:rPr>
-        <w:t>Idade</w:t>
-      </w:r>
-      <w:proofErr w:type="spellEnd"/>
-      <w:r>
-        <w:rPr>
-          <w:b/>
-          <w:bCs/>
-          <w:sz w:val="28"/>
-          <w:szCs w:val="28"/>
-        </w:rPr>
-        <w:t xml:space="preserve"> das </w:t>
-      </w:r>
-      <w:proofErr w:type="spellStart"/>
-      <w:r>
-        <w:rPr>
-          <w:b/>
-          <w:bCs/>
-          <w:sz w:val="28"/>
-          <w:szCs w:val="28"/>
-        </w:rPr>
-        <w:t>Galáxias</w:t>
-      </w:r>
-      <w:proofErr w:type="spellEnd"/>
-      <w:r>
-        <w:rPr>
-          <w:b/>
-          <w:bCs/>
-          <w:sz w:val="28"/>
-          <w:szCs w:val="28"/>
-        </w:rPr>
-        <w:t xml:space="preserve"> </w:t>
-      </w:r>
-      <w:proofErr w:type="spellStart"/>
-      <w:r>
-        <w:rPr>
-          <w:b/>
-          <w:bCs/>
-          <w:sz w:val="28"/>
-          <w:szCs w:val="28"/>
-        </w:rPr>
-        <w:t>como</w:t>
-      </w:r>
-      <w:proofErr w:type="spellEnd"/>
-      <w:r>
-        <w:rPr>
-          <w:b/>
-          <w:bCs/>
-          <w:sz w:val="28"/>
-          <w:szCs w:val="28"/>
-        </w:rPr>
-        <w:t xml:space="preserve"> Fator </w:t>
-      </w:r>
-      <w:proofErr w:type="spellStart"/>
-      <w:r>
-        <w:rPr>
-          <w:b/>
-          <w:bCs/>
-          <w:sz w:val="28"/>
-          <w:szCs w:val="28"/>
-        </w:rPr>
-        <w:t>Determinante</w:t>
-      </w:r>
-      <w:proofErr w:type="spellEnd"/>
-      <w:r>
-        <w:rPr>
-          <w:b/>
-          <w:bCs/>
-          <w:sz w:val="28"/>
-          <w:szCs w:val="28"/>
-        </w:rPr>
-        <w:t xml:space="preserve"> do Redshift: Uma Análise sob a </w:t>
-      </w:r>
-      <w:proofErr w:type="spellStart"/>
-      <w:r>
-        <w:rPr>
-          <w:b/>
-          <w:bCs/>
-          <w:sz w:val="28"/>
-          <w:szCs w:val="28"/>
-        </w:rPr>
-        <w:t>Perspectiva</w:t>
-      </w:r>
-      <w:proofErr w:type="spellEnd"/>
-      <w:r>
-        <w:rPr>
-          <w:b/>
-          <w:bCs/>
-          <w:sz w:val="28"/>
-          <w:szCs w:val="28"/>
-        </w:rPr>
-        <w:t xml:space="preserve"> da Teoria do Universo </w:t>
-      </w:r>
-      <w:proofErr w:type="spellStart"/>
-      <w:r>
-        <w:rPr>
-          <w:b/>
-          <w:bCs/>
-          <w:sz w:val="28"/>
-          <w:szCs w:val="28"/>
-        </w:rPr>
-        <w:t>Decrescente</w:t>
-      </w:r>
-      <w:proofErr w:type="spellEnd"/>
-    </w:p>
-    <w:p>
-      <w:pPr>
-        <w:pStyle w:val="Corpodetexto"/>
-      </w:pPr>
-      <w:r>
-        <w:t xml:space="preserve">“A </w:t>
-      </w:r>
-      <w:proofErr w:type="spellStart"/>
-      <w:r>
-        <w:t>teoria</w:t>
-      </w:r>
-      <w:proofErr w:type="spellEnd"/>
-      <w:r>
-        <w:t xml:space="preserve"> do Universo </w:t>
-      </w:r>
-      <w:proofErr w:type="spellStart"/>
-      <w:r>
-        <w:t>Decrescente</w:t>
-      </w:r>
-      <w:proofErr w:type="spellEnd"/>
-      <w:r>
-        <w:t xml:space="preserve"> (D.U.) </w:t>
-      </w:r>
-      <w:proofErr w:type="spellStart"/>
-      <w:r>
-        <w:t>propõe</w:t>
-      </w:r>
-      <w:proofErr w:type="spellEnd"/>
-      <w:r>
-        <w:t xml:space="preserve"> </w:t>
-      </w:r>
-      <w:proofErr w:type="spellStart"/>
-      <w:r>
-        <w:t>que</w:t>
-      </w:r>
-      <w:proofErr w:type="spellEnd"/>
-      <w:r>
-        <w:t xml:space="preserve"> o campo </w:t>
-      </w:r>
-      <w:proofErr w:type="spellStart"/>
-      <w:r>
-        <w:t>gravitacional</w:t>
-      </w:r>
-      <w:proofErr w:type="spellEnd"/>
-      <w:r>
-        <w:t xml:space="preserve"> </w:t>
-      </w:r>
-      <w:proofErr w:type="spellStart"/>
-      <w:r>
-        <w:t>induz</w:t>
-      </w:r>
-      <w:proofErr w:type="spellEnd"/>
-      <w:r>
-        <w:t xml:space="preserve"> </w:t>
-      </w:r>
-      <w:proofErr w:type="spellStart"/>
-      <w:r>
-        <w:t>uma</w:t>
-      </w:r>
-      <w:proofErr w:type="spellEnd"/>
-      <w:r>
-        <w:t xml:space="preserve"> </w:t>
-      </w:r>
-      <w:proofErr w:type="spellStart"/>
-      <w:r>
-        <w:t>contração</w:t>
-      </w:r>
-      <w:proofErr w:type="spellEnd"/>
-      <w:r>
-        <w:t xml:space="preserve"> </w:t>
-      </w:r>
-      <w:proofErr w:type="spellStart"/>
-      <w:r>
-        <w:t>contínua</w:t>
-      </w:r>
-      <w:proofErr w:type="spellEnd"/>
-      <w:r>
-        <w:t xml:space="preserve"> do </w:t>
-      </w:r>
-      <w:proofErr w:type="spellStart"/>
-      <w:r>
-        <w:t>espaço</w:t>
-      </w:r>
-      <w:proofErr w:type="spellEnd"/>
-      <w:r>
-        <w:t xml:space="preserve">, </w:t>
-      </w:r>
-      <w:proofErr w:type="spellStart"/>
-      <w:r>
-        <w:t>oferecendo</w:t>
-      </w:r>
-      <w:proofErr w:type="spellEnd"/>
-      <w:r>
-        <w:t xml:space="preserve"> </w:t>
-      </w:r>
-      <w:proofErr w:type="spellStart"/>
-      <w:r>
-        <w:t>uma</w:t>
-      </w:r>
-      <w:proofErr w:type="spellEnd"/>
-      <w:r>
-        <w:t xml:space="preserve"> </w:t>
-      </w:r>
-      <w:proofErr w:type="spellStart"/>
-      <w:r>
-        <w:t>explicação</w:t>
-      </w:r>
-      <w:proofErr w:type="spellEnd"/>
-      <w:r>
-        <w:t xml:space="preserve"> </w:t>
-      </w:r>
-      <w:proofErr w:type="spellStart"/>
-      <w:r>
-        <w:t>alternativa</w:t>
-      </w:r>
-      <w:proofErr w:type="spellEnd"/>
-      <w:r>
-        <w:t xml:space="preserve"> para o redshift </w:t>
-      </w:r>
-      <w:proofErr w:type="spellStart"/>
-      <w:r>
-        <w:t>cosmológico</w:t>
-      </w:r>
-      <w:proofErr w:type="spellEnd"/>
-      <w:r>
-        <w:t xml:space="preserve">. Uma </w:t>
-      </w:r>
-      <w:proofErr w:type="spellStart"/>
-      <w:r>
-        <w:t>dedução</w:t>
-      </w:r>
-      <w:proofErr w:type="spellEnd"/>
-      <w:r>
-        <w:t xml:space="preserve"> crucial e </w:t>
-      </w:r>
-      <w:proofErr w:type="spellStart"/>
-      <w:r>
-        <w:t>lógica</w:t>
-      </w:r>
-      <w:proofErr w:type="spellEnd"/>
-      <w:r>
-        <w:t xml:space="preserve"> dessa </w:t>
-      </w:r>
-      <w:proofErr w:type="spellStart"/>
-      <w:r>
-        <w:t>teoria</w:t>
-      </w:r>
-      <w:proofErr w:type="spellEnd"/>
-      <w:r>
-        <w:t xml:space="preserve"> é </w:t>
-      </w:r>
-      <w:proofErr w:type="spellStart"/>
-      <w:r>
-        <w:t>que</w:t>
-      </w:r>
-      <w:proofErr w:type="spellEnd"/>
-      <w:r>
-        <w:t xml:space="preserve"> o tempo de </w:t>
-      </w:r>
-      <w:proofErr w:type="spellStart"/>
-      <w:r>
-        <w:t>exposição</w:t>
-      </w:r>
-      <w:proofErr w:type="spellEnd"/>
-      <w:r>
-        <w:t xml:space="preserve"> de </w:t>
-      </w:r>
-      <w:proofErr w:type="spellStart"/>
-      <w:r>
-        <w:t>uma</w:t>
-      </w:r>
-      <w:proofErr w:type="spellEnd"/>
-      <w:r>
-        <w:t xml:space="preserve"> </w:t>
-      </w:r>
-      <w:proofErr w:type="spellStart"/>
-      <w:r>
-        <w:t>galáxia</w:t>
-      </w:r>
-      <w:proofErr w:type="spellEnd"/>
-      <w:r>
-        <w:t xml:space="preserve"> </w:t>
-      </w:r>
-      <w:proofErr w:type="spellStart"/>
-      <w:r>
-        <w:t>ao</w:t>
-      </w:r>
-      <w:proofErr w:type="spellEnd"/>
-      <w:r>
-        <w:t xml:space="preserve"> campo </w:t>
-      </w:r>
-      <w:proofErr w:type="spellStart"/>
-      <w:r>
-        <w:t>gravitacional</w:t>
-      </w:r>
-      <w:proofErr w:type="spellEnd"/>
-      <w:r>
-        <w:t xml:space="preserve">, </w:t>
-      </w:r>
-      <w:proofErr w:type="spellStart"/>
-      <w:r>
-        <w:t>ou</w:t>
-      </w:r>
-      <w:proofErr w:type="spellEnd"/>
-      <w:r>
-        <w:t xml:space="preserve"> </w:t>
-      </w:r>
-      <w:proofErr w:type="spellStart"/>
-      <w:r>
-        <w:t>seja</w:t>
-      </w:r>
-      <w:proofErr w:type="spellEnd"/>
-      <w:r>
-        <w:t xml:space="preserve">, </w:t>
-      </w:r>
-      <w:proofErr w:type="spellStart"/>
-      <w:r>
-        <w:t>sua</w:t>
-      </w:r>
-      <w:proofErr w:type="spellEnd"/>
-      <w:r>
-        <w:t xml:space="preserve"> </w:t>
-      </w:r>
-      <w:proofErr w:type="spellStart"/>
-      <w:r>
-        <w:t>idade</w:t>
-      </w:r>
-      <w:proofErr w:type="spellEnd"/>
-      <w:r>
-        <w:t xml:space="preserve">, </w:t>
-      </w:r>
-      <w:proofErr w:type="spellStart"/>
-      <w:r>
-        <w:t>deve</w:t>
-      </w:r>
-      <w:proofErr w:type="spellEnd"/>
-      <w:r>
-        <w:t xml:space="preserve"> </w:t>
-      </w:r>
-      <w:proofErr w:type="spellStart"/>
-      <w:r>
-        <w:t>influenciar</w:t>
-      </w:r>
-      <w:proofErr w:type="spellEnd"/>
-      <w:r>
-        <w:t xml:space="preserve"> </w:t>
-      </w:r>
-      <w:proofErr w:type="spellStart"/>
-      <w:r>
-        <w:t>diretamente</w:t>
-      </w:r>
-      <w:proofErr w:type="spellEnd"/>
-      <w:r>
-        <w:t xml:space="preserve"> o redshift </w:t>
-      </w:r>
-      <w:proofErr w:type="spellStart"/>
-      <w:r>
-        <w:t>observado</w:t>
-      </w:r>
-      <w:proofErr w:type="spellEnd"/>
-      <w:r>
-        <w:t xml:space="preserve">. </w:t>
-      </w:r>
-      <w:proofErr w:type="spellStart"/>
-      <w:r>
-        <w:t>Galáxias</w:t>
-      </w:r>
-      <w:proofErr w:type="spellEnd"/>
-      <w:r>
-        <w:t xml:space="preserve"> </w:t>
-      </w:r>
-      <w:proofErr w:type="spellStart"/>
-      <w:r>
-        <w:t>mais</w:t>
-      </w:r>
-      <w:proofErr w:type="spellEnd"/>
-      <w:r>
-        <w:t xml:space="preserve"> </w:t>
-      </w:r>
-      <w:proofErr w:type="spellStart"/>
-      <w:r>
-        <w:t>antigas</w:t>
-      </w:r>
-      <w:proofErr w:type="spellEnd"/>
-      <w:r>
-        <w:t xml:space="preserve">, tendo </w:t>
-      </w:r>
-      <w:proofErr w:type="spellStart"/>
-      <w:r>
-        <w:t>acumulado</w:t>
-      </w:r>
-      <w:proofErr w:type="spellEnd"/>
-      <w:r>
-        <w:t xml:space="preserve"> </w:t>
-      </w:r>
-      <w:proofErr w:type="spellStart"/>
-      <w:r>
-        <w:t>mais</w:t>
-      </w:r>
-      <w:proofErr w:type="spellEnd"/>
-      <w:r>
-        <w:t xml:space="preserve"> tempo sob </w:t>
-      </w:r>
-      <w:proofErr w:type="spellStart"/>
-      <w:r>
-        <w:t>contração</w:t>
-      </w:r>
-      <w:proofErr w:type="spellEnd"/>
-      <w:r>
-        <w:t xml:space="preserve"> </w:t>
-      </w:r>
-      <w:proofErr w:type="spellStart"/>
-      <w:r>
-        <w:t>espacial</w:t>
-      </w:r>
-      <w:proofErr w:type="spellEnd"/>
-      <w:r>
-        <w:t xml:space="preserve">, </w:t>
-      </w:r>
-      <w:proofErr w:type="spellStart"/>
-      <w:r>
-        <w:t>devem</w:t>
-      </w:r>
-      <w:proofErr w:type="spellEnd"/>
-      <w:r>
-        <w:t xml:space="preserve"> </w:t>
-      </w:r>
-      <w:proofErr w:type="spellStart"/>
-      <w:r>
-        <w:t>exibir</w:t>
-      </w:r>
-      <w:proofErr w:type="spellEnd"/>
-      <w:r>
-        <w:t xml:space="preserve"> um redshift </w:t>
-      </w:r>
-      <w:proofErr w:type="spellStart"/>
-      <w:r>
-        <w:t>menor</w:t>
-      </w:r>
-      <w:proofErr w:type="spellEnd"/>
-      <w:r>
-        <w:t xml:space="preserve">. Este </w:t>
-      </w:r>
-      <w:proofErr w:type="spellStart"/>
-      <w:r>
-        <w:t>artigo</w:t>
-      </w:r>
-      <w:proofErr w:type="spellEnd"/>
-      <w:r>
-        <w:t xml:space="preserve"> </w:t>
-      </w:r>
-      <w:proofErr w:type="spellStart"/>
-      <w:r>
-        <w:t>examina</w:t>
-      </w:r>
-      <w:proofErr w:type="spellEnd"/>
-      <w:r>
-        <w:t xml:space="preserve"> </w:t>
-      </w:r>
-      <w:proofErr w:type="spellStart"/>
-      <w:r>
-        <w:t>essa</w:t>
-      </w:r>
-      <w:proofErr w:type="spellEnd"/>
-      <w:r>
-        <w:t xml:space="preserve"> </w:t>
-      </w:r>
-      <w:proofErr w:type="spellStart"/>
-      <w:r>
-        <w:t>previsão</w:t>
-      </w:r>
-      <w:proofErr w:type="spellEnd"/>
-      <w:r>
-        <w:t xml:space="preserve">, </w:t>
-      </w:r>
-      <w:proofErr w:type="spellStart"/>
-      <w:r>
-        <w:t>usando</w:t>
-      </w:r>
-      <w:proofErr w:type="spellEnd"/>
-      <w:r>
-        <w:t xml:space="preserve"> a </w:t>
-      </w:r>
-      <w:proofErr w:type="spellStart"/>
-      <w:r>
-        <w:t>diferença</w:t>
-      </w:r>
-      <w:proofErr w:type="spellEnd"/>
-      <w:r>
-        <w:t xml:space="preserve"> de redshift </w:t>
-      </w:r>
-      <w:proofErr w:type="spellStart"/>
-      <w:r>
-        <w:t>observada</w:t>
-      </w:r>
-      <w:proofErr w:type="spellEnd"/>
-      <w:r>
-        <w:t xml:space="preserve"> entre </w:t>
-      </w:r>
-      <w:proofErr w:type="spellStart"/>
-      <w:r>
-        <w:t>galáxias</w:t>
-      </w:r>
-      <w:proofErr w:type="spellEnd"/>
-      <w:r>
-        <w:t xml:space="preserve"> </w:t>
-      </w:r>
-      <w:proofErr w:type="spellStart"/>
-      <w:r>
-        <w:t>antigas</w:t>
-      </w:r>
-      <w:proofErr w:type="spellEnd"/>
-      <w:r>
-        <w:t xml:space="preserve"> (</w:t>
-      </w:r>
-      <w:proofErr w:type="spellStart"/>
-      <w:r>
-        <w:t>elípticas</w:t>
-      </w:r>
-      <w:proofErr w:type="spellEnd"/>
-      <w:r>
-        <w:t xml:space="preserve">) e </w:t>
-      </w:r>
-      <w:proofErr w:type="spellStart"/>
-      <w:r>
-        <w:t>jovens</w:t>
-      </w:r>
-      <w:proofErr w:type="spellEnd"/>
-      <w:r>
-        <w:t xml:space="preserve"> (</w:t>
-      </w:r>
-      <w:proofErr w:type="spellStart"/>
-      <w:r>
-        <w:t>espirais</w:t>
-      </w:r>
-      <w:proofErr w:type="spellEnd"/>
-      <w:r>
-        <w:t xml:space="preserve">) </w:t>
-      </w:r>
-      <w:proofErr w:type="spellStart"/>
-      <w:r>
-        <w:t>em</w:t>
-      </w:r>
-      <w:proofErr w:type="spellEnd"/>
-      <w:r>
-        <w:t xml:space="preserve"> </w:t>
-      </w:r>
-      <w:proofErr w:type="spellStart"/>
-      <w:r>
-        <w:t>aglomerados</w:t>
-      </w:r>
-      <w:proofErr w:type="spellEnd"/>
-      <w:r>
-        <w:t xml:space="preserve"> </w:t>
-      </w:r>
-      <w:proofErr w:type="spellStart"/>
-      <w:r>
-        <w:t>como</w:t>
-      </w:r>
-      <w:proofErr w:type="spellEnd"/>
-      <w:r>
-        <w:t xml:space="preserve"> um teste </w:t>
-      </w:r>
-      <w:proofErr w:type="spellStart"/>
-      <w:r>
-        <w:t>observacional</w:t>
-      </w:r>
-      <w:proofErr w:type="spellEnd"/>
-      <w:r>
-        <w:t xml:space="preserve"> </w:t>
-      </w:r>
-      <w:proofErr w:type="spellStart"/>
-      <w:r>
-        <w:t>primário</w:t>
-      </w:r>
-      <w:proofErr w:type="spellEnd"/>
-      <w:r>
-        <w:t xml:space="preserve"> para a </w:t>
-      </w:r>
-      <w:proofErr w:type="spellStart"/>
-      <w:r>
-        <w:t>teoria</w:t>
-      </w:r>
-      <w:proofErr w:type="spellEnd"/>
-      <w:r>
-        <w:t xml:space="preserve"> D.U.”(</w:t>
-      </w:r>
-      <w:r>
-        <w:rPr>
-          <w:color w:val="EE0000"/>
-        </w:rPr>
-        <w:t>Mar/2026</w:t>
-      </w:r>
-      <w:r>
-        <w:t>)</w:t>
-      </w:r>
+      <w:hyperlink r:id="rId40" w:history="1">
+        <w:r>
+          <w:rPr>
+            <w:rStyle w:val="Hyperlink"/>
+          </w:rPr>
+          <w:t>https://jocaxx.github.io/DUniverse/Html/POR_DU_MASSA.htm</w:t>
+        </w:r>
+      </w:hyperlink>
     </w:p>
     <w:p>
       <w:pPr>
@@ -6897,7 +6286,650 @@
           <w:bottom w:val="single" w:sz="6" w:space="1" w:color="auto"/>
         </w:pBdr>
       </w:pPr>
-      <w:hyperlink r:id="rId39" w:history="1">
+    </w:p>
+    <w:p>
+      <w:pPr>
+        <w:pStyle w:val="Corpodetexto"/>
+        <w:rPr>
+          <w:b/>
+          <w:bCs/>
+        </w:rPr>
+      </w:pPr>
+    </w:p>
+    <w:p>
+      <w:pPr>
+        <w:pStyle w:val="Corpodetexto"/>
+        <w:rPr>
+          <w:sz w:val="28"/>
+          <w:szCs w:val="28"/>
+        </w:rPr>
+      </w:pPr>
+      <w:r>
+        <w:rPr>
+          <w:b/>
+          <w:bCs/>
+          <w:sz w:val="28"/>
+          <w:szCs w:val="28"/>
+        </w:rPr>
+        <w:t xml:space="preserve">A </w:t>
+      </w:r>
+      <w:proofErr w:type="spellStart"/>
+      <w:r>
+        <w:rPr>
+          <w:b/>
+          <w:bCs/>
+          <w:sz w:val="28"/>
+          <w:szCs w:val="28"/>
+        </w:rPr>
+        <w:t>Idade</w:t>
+      </w:r>
+      <w:proofErr w:type="spellEnd"/>
+      <w:r>
+        <w:rPr>
+          <w:b/>
+          <w:bCs/>
+          <w:sz w:val="28"/>
+          <w:szCs w:val="28"/>
+        </w:rPr>
+        <w:t xml:space="preserve"> das </w:t>
+      </w:r>
+      <w:proofErr w:type="spellStart"/>
+      <w:r>
+        <w:rPr>
+          <w:b/>
+          <w:bCs/>
+          <w:sz w:val="28"/>
+          <w:szCs w:val="28"/>
+        </w:rPr>
+        <w:t>Galáxias</w:t>
+      </w:r>
+      <w:proofErr w:type="spellEnd"/>
+      <w:r>
+        <w:rPr>
+          <w:b/>
+          <w:bCs/>
+          <w:sz w:val="28"/>
+          <w:szCs w:val="28"/>
+        </w:rPr>
+        <w:t xml:space="preserve"> </w:t>
+      </w:r>
+      <w:proofErr w:type="spellStart"/>
+      <w:r>
+        <w:rPr>
+          <w:b/>
+          <w:bCs/>
+          <w:sz w:val="28"/>
+          <w:szCs w:val="28"/>
+        </w:rPr>
+        <w:t>como</w:t>
+      </w:r>
+      <w:proofErr w:type="spellEnd"/>
+      <w:r>
+        <w:rPr>
+          <w:b/>
+          <w:bCs/>
+          <w:sz w:val="28"/>
+          <w:szCs w:val="28"/>
+        </w:rPr>
+        <w:t xml:space="preserve"> Fator </w:t>
+      </w:r>
+      <w:proofErr w:type="spellStart"/>
+      <w:r>
+        <w:rPr>
+          <w:b/>
+          <w:bCs/>
+          <w:sz w:val="28"/>
+          <w:szCs w:val="28"/>
+        </w:rPr>
+        <w:t>Determinante</w:t>
+      </w:r>
+      <w:proofErr w:type="spellEnd"/>
+      <w:r>
+        <w:rPr>
+          <w:b/>
+          <w:bCs/>
+          <w:sz w:val="28"/>
+          <w:szCs w:val="28"/>
+        </w:rPr>
+        <w:t xml:space="preserve"> do Redshift: Uma Análise sob a </w:t>
+      </w:r>
+      <w:proofErr w:type="spellStart"/>
+      <w:r>
+        <w:rPr>
+          <w:b/>
+          <w:bCs/>
+          <w:sz w:val="28"/>
+          <w:szCs w:val="28"/>
+        </w:rPr>
+        <w:t>Perspectiva</w:t>
+      </w:r>
+      <w:proofErr w:type="spellEnd"/>
+      <w:r>
+        <w:rPr>
+          <w:b/>
+          <w:bCs/>
+          <w:sz w:val="28"/>
+          <w:szCs w:val="28"/>
+        </w:rPr>
+        <w:t xml:space="preserve"> da Teoria do Universo </w:t>
+      </w:r>
+      <w:proofErr w:type="spellStart"/>
+      <w:r>
+        <w:rPr>
+          <w:b/>
+          <w:bCs/>
+          <w:sz w:val="28"/>
+          <w:szCs w:val="28"/>
+        </w:rPr>
+        <w:t>Decrescente</w:t>
+      </w:r>
+      <w:proofErr w:type="spellEnd"/>
+    </w:p>
+    <w:p>
+      <w:pPr>
+        <w:pStyle w:val="Corpodetexto"/>
+      </w:pPr>
+      <w:r>
+        <w:t xml:space="preserve">“A </w:t>
+      </w:r>
+      <w:proofErr w:type="spellStart"/>
+      <w:r>
+        <w:t>teoria</w:t>
+      </w:r>
+      <w:proofErr w:type="spellEnd"/>
+      <w:r>
+        <w:t xml:space="preserve"> do Universo </w:t>
+      </w:r>
+      <w:proofErr w:type="spellStart"/>
+      <w:r>
+        <w:t>Decrescente</w:t>
+      </w:r>
+      <w:proofErr w:type="spellEnd"/>
+      <w:r>
+        <w:t xml:space="preserve"> (D.U.) </w:t>
+      </w:r>
+      <w:proofErr w:type="spellStart"/>
+      <w:r>
+        <w:t>propõe</w:t>
+      </w:r>
+      <w:proofErr w:type="spellEnd"/>
+      <w:r>
+        <w:t xml:space="preserve"> </w:t>
+      </w:r>
+      <w:proofErr w:type="spellStart"/>
+      <w:r>
+        <w:t>que</w:t>
+      </w:r>
+      <w:proofErr w:type="spellEnd"/>
+      <w:r>
+        <w:t xml:space="preserve"> o campo </w:t>
+      </w:r>
+      <w:proofErr w:type="spellStart"/>
+      <w:r>
+        <w:t>gravitacional</w:t>
+      </w:r>
+      <w:proofErr w:type="spellEnd"/>
+      <w:r>
+        <w:t xml:space="preserve"> </w:t>
+      </w:r>
+      <w:proofErr w:type="spellStart"/>
+      <w:r>
+        <w:t>induz</w:t>
+      </w:r>
+      <w:proofErr w:type="spellEnd"/>
+      <w:r>
+        <w:t xml:space="preserve"> </w:t>
+      </w:r>
+      <w:proofErr w:type="spellStart"/>
+      <w:r>
+        <w:t>uma</w:t>
+      </w:r>
+      <w:proofErr w:type="spellEnd"/>
+      <w:r>
+        <w:t xml:space="preserve"> </w:t>
+      </w:r>
+      <w:proofErr w:type="spellStart"/>
+      <w:r>
+        <w:t>contração</w:t>
+      </w:r>
+      <w:proofErr w:type="spellEnd"/>
+      <w:r>
+        <w:t xml:space="preserve"> </w:t>
+      </w:r>
+      <w:proofErr w:type="spellStart"/>
+      <w:r>
+        <w:t>contínua</w:t>
+      </w:r>
+      <w:proofErr w:type="spellEnd"/>
+      <w:r>
+        <w:t xml:space="preserve"> do </w:t>
+      </w:r>
+      <w:proofErr w:type="spellStart"/>
+      <w:r>
+        <w:t>espaço</w:t>
+      </w:r>
+      <w:proofErr w:type="spellEnd"/>
+      <w:r>
+        <w:t xml:space="preserve">, </w:t>
+      </w:r>
+      <w:proofErr w:type="spellStart"/>
+      <w:r>
+        <w:t>oferecendo</w:t>
+      </w:r>
+      <w:proofErr w:type="spellEnd"/>
+      <w:r>
+        <w:t xml:space="preserve"> </w:t>
+      </w:r>
+      <w:proofErr w:type="spellStart"/>
+      <w:r>
+        <w:t>uma</w:t>
+      </w:r>
+      <w:proofErr w:type="spellEnd"/>
+      <w:r>
+        <w:t xml:space="preserve"> </w:t>
+      </w:r>
+      <w:proofErr w:type="spellStart"/>
+      <w:r>
+        <w:t>explicação</w:t>
+      </w:r>
+      <w:proofErr w:type="spellEnd"/>
+      <w:r>
+        <w:t xml:space="preserve"> </w:t>
+      </w:r>
+      <w:proofErr w:type="spellStart"/>
+      <w:r>
+        <w:t>alternativa</w:t>
+      </w:r>
+      <w:proofErr w:type="spellEnd"/>
+      <w:r>
+        <w:t xml:space="preserve"> para o redshift </w:t>
+      </w:r>
+      <w:proofErr w:type="spellStart"/>
+      <w:r>
+        <w:t>cosmológico</w:t>
+      </w:r>
+      <w:proofErr w:type="spellEnd"/>
+      <w:r>
+        <w:t xml:space="preserve">. Uma </w:t>
+      </w:r>
+      <w:proofErr w:type="spellStart"/>
+      <w:r>
+        <w:t>dedução</w:t>
+      </w:r>
+      <w:proofErr w:type="spellEnd"/>
+      <w:r>
+        <w:t xml:space="preserve"> crucial e </w:t>
+      </w:r>
+      <w:proofErr w:type="spellStart"/>
+      <w:r>
+        <w:t>lógica</w:t>
+      </w:r>
+      <w:proofErr w:type="spellEnd"/>
+      <w:r>
+        <w:t xml:space="preserve"> dessa </w:t>
+      </w:r>
+      <w:proofErr w:type="spellStart"/>
+      <w:r>
+        <w:t>teoria</w:t>
+      </w:r>
+      <w:proofErr w:type="spellEnd"/>
+      <w:r>
+        <w:t xml:space="preserve"> é </w:t>
+      </w:r>
+      <w:proofErr w:type="spellStart"/>
+      <w:r>
+        <w:t>que</w:t>
+      </w:r>
+      <w:proofErr w:type="spellEnd"/>
+      <w:r>
+        <w:t xml:space="preserve"> o tempo de </w:t>
+      </w:r>
+      <w:proofErr w:type="spellStart"/>
+      <w:r>
+        <w:t>exposição</w:t>
+      </w:r>
+      <w:proofErr w:type="spellEnd"/>
+      <w:r>
+        <w:t xml:space="preserve"> de </w:t>
+      </w:r>
+      <w:proofErr w:type="spellStart"/>
+      <w:r>
+        <w:t>uma</w:t>
+      </w:r>
+      <w:proofErr w:type="spellEnd"/>
+      <w:r>
+        <w:t xml:space="preserve"> </w:t>
+      </w:r>
+      <w:proofErr w:type="spellStart"/>
+      <w:r>
+        <w:t>galáxia</w:t>
+      </w:r>
+      <w:proofErr w:type="spellEnd"/>
+      <w:r>
+        <w:t xml:space="preserve"> </w:t>
+      </w:r>
+      <w:proofErr w:type="spellStart"/>
+      <w:r>
+        <w:t>ao</w:t>
+      </w:r>
+      <w:proofErr w:type="spellEnd"/>
+      <w:r>
+        <w:t xml:space="preserve"> campo </w:t>
+      </w:r>
+      <w:proofErr w:type="spellStart"/>
+      <w:r>
+        <w:t>gravitacional</w:t>
+      </w:r>
+      <w:proofErr w:type="spellEnd"/>
+      <w:r>
+        <w:t xml:space="preserve">, </w:t>
+      </w:r>
+      <w:proofErr w:type="spellStart"/>
+      <w:r>
+        <w:t>ou</w:t>
+      </w:r>
+      <w:proofErr w:type="spellEnd"/>
+      <w:r>
+        <w:t xml:space="preserve"> </w:t>
+      </w:r>
+      <w:proofErr w:type="spellStart"/>
+      <w:r>
+        <w:t>seja</w:t>
+      </w:r>
+      <w:proofErr w:type="spellEnd"/>
+      <w:r>
+        <w:t xml:space="preserve">, </w:t>
+      </w:r>
+      <w:proofErr w:type="spellStart"/>
+      <w:r>
+        <w:t>sua</w:t>
+      </w:r>
+      <w:proofErr w:type="spellEnd"/>
+      <w:r>
+        <w:t xml:space="preserve"> </w:t>
+      </w:r>
+      <w:proofErr w:type="spellStart"/>
+      <w:r>
+        <w:t>idade</w:t>
+      </w:r>
+      <w:proofErr w:type="spellEnd"/>
+      <w:r>
+        <w:t xml:space="preserve">, </w:t>
+      </w:r>
+      <w:proofErr w:type="spellStart"/>
+      <w:r>
+        <w:t>deve</w:t>
+      </w:r>
+      <w:proofErr w:type="spellEnd"/>
+      <w:r>
+        <w:t xml:space="preserve"> </w:t>
+      </w:r>
+      <w:proofErr w:type="spellStart"/>
+      <w:r>
+        <w:t>influenciar</w:t>
+      </w:r>
+      <w:proofErr w:type="spellEnd"/>
+      <w:r>
+        <w:t xml:space="preserve"> </w:t>
+      </w:r>
+      <w:proofErr w:type="spellStart"/>
+      <w:r>
+        <w:t>diretamente</w:t>
+      </w:r>
+      <w:proofErr w:type="spellEnd"/>
+      <w:r>
+        <w:t xml:space="preserve"> o redshift </w:t>
+      </w:r>
+      <w:proofErr w:type="spellStart"/>
+      <w:r>
+        <w:t>observado</w:t>
+      </w:r>
+      <w:proofErr w:type="spellEnd"/>
+      <w:r>
+        <w:t xml:space="preserve">. </w:t>
+      </w:r>
+      <w:proofErr w:type="spellStart"/>
+      <w:r>
+        <w:t>Galáxias</w:t>
+      </w:r>
+      <w:proofErr w:type="spellEnd"/>
+      <w:r>
+        <w:t xml:space="preserve"> </w:t>
+      </w:r>
+      <w:proofErr w:type="spellStart"/>
+      <w:r>
+        <w:t>mais</w:t>
+      </w:r>
+      <w:proofErr w:type="spellEnd"/>
+      <w:r>
+        <w:t xml:space="preserve"> </w:t>
+      </w:r>
+      <w:proofErr w:type="spellStart"/>
+      <w:r>
+        <w:t>antigas</w:t>
+      </w:r>
+      <w:proofErr w:type="spellEnd"/>
+      <w:r>
+        <w:t xml:space="preserve">, tendo </w:t>
+      </w:r>
+      <w:proofErr w:type="spellStart"/>
+      <w:r>
+        <w:t>acumulado</w:t>
+      </w:r>
+      <w:proofErr w:type="spellEnd"/>
+      <w:r>
+        <w:t xml:space="preserve"> </w:t>
+      </w:r>
+      <w:proofErr w:type="spellStart"/>
+      <w:r>
+        <w:t>mais</w:t>
+      </w:r>
+      <w:proofErr w:type="spellEnd"/>
+      <w:r>
+        <w:t xml:space="preserve"> tempo sob </w:t>
+      </w:r>
+      <w:proofErr w:type="spellStart"/>
+      <w:r>
+        <w:t>contração</w:t>
+      </w:r>
+      <w:proofErr w:type="spellEnd"/>
+      <w:r>
+        <w:t xml:space="preserve"> </w:t>
+      </w:r>
+      <w:proofErr w:type="spellStart"/>
+      <w:r>
+        <w:t>espacial</w:t>
+      </w:r>
+      <w:proofErr w:type="spellEnd"/>
+      <w:r>
+        <w:t xml:space="preserve">, </w:t>
+      </w:r>
+      <w:proofErr w:type="spellStart"/>
+      <w:r>
+        <w:t>devem</w:t>
+      </w:r>
+      <w:proofErr w:type="spellEnd"/>
+      <w:r>
+        <w:t xml:space="preserve"> </w:t>
+      </w:r>
+      <w:proofErr w:type="spellStart"/>
+      <w:r>
+        <w:t>exibir</w:t>
+      </w:r>
+      <w:proofErr w:type="spellEnd"/>
+      <w:r>
+        <w:t xml:space="preserve"> um redshift </w:t>
+      </w:r>
+      <w:proofErr w:type="spellStart"/>
+      <w:r>
+        <w:t>menor</w:t>
+      </w:r>
+      <w:proofErr w:type="spellEnd"/>
+      <w:r>
+        <w:t xml:space="preserve">. Este </w:t>
+      </w:r>
+      <w:proofErr w:type="spellStart"/>
+      <w:r>
+        <w:t>artigo</w:t>
+      </w:r>
+      <w:proofErr w:type="spellEnd"/>
+      <w:r>
+        <w:t xml:space="preserve"> </w:t>
+      </w:r>
+      <w:proofErr w:type="spellStart"/>
+      <w:r>
+        <w:t>examina</w:t>
+      </w:r>
+      <w:proofErr w:type="spellEnd"/>
+      <w:r>
+        <w:t xml:space="preserve"> </w:t>
+      </w:r>
+      <w:proofErr w:type="spellStart"/>
+      <w:r>
+        <w:t>essa</w:t>
+      </w:r>
+      <w:proofErr w:type="spellEnd"/>
+      <w:r>
+        <w:t xml:space="preserve"> </w:t>
+      </w:r>
+      <w:proofErr w:type="spellStart"/>
+      <w:r>
+        <w:t>previsão</w:t>
+      </w:r>
+      <w:proofErr w:type="spellEnd"/>
+      <w:r>
+        <w:t xml:space="preserve">, </w:t>
+      </w:r>
+      <w:proofErr w:type="spellStart"/>
+      <w:r>
+        <w:t>usando</w:t>
+      </w:r>
+      <w:proofErr w:type="spellEnd"/>
+      <w:r>
+        <w:t xml:space="preserve"> a </w:t>
+      </w:r>
+      <w:proofErr w:type="spellStart"/>
+      <w:r>
+        <w:t>diferença</w:t>
+      </w:r>
+      <w:proofErr w:type="spellEnd"/>
+      <w:r>
+        <w:t xml:space="preserve"> de redshift </w:t>
+      </w:r>
+      <w:proofErr w:type="spellStart"/>
+      <w:r>
+        <w:t>observada</w:t>
+      </w:r>
+      <w:proofErr w:type="spellEnd"/>
+      <w:r>
+        <w:t xml:space="preserve"> entre </w:t>
+      </w:r>
+      <w:proofErr w:type="spellStart"/>
+      <w:r>
+        <w:t>galáxias</w:t>
+      </w:r>
+      <w:proofErr w:type="spellEnd"/>
+      <w:r>
+        <w:t xml:space="preserve"> </w:t>
+      </w:r>
+      <w:proofErr w:type="spellStart"/>
+      <w:r>
+        <w:t>antigas</w:t>
+      </w:r>
+      <w:proofErr w:type="spellEnd"/>
+      <w:r>
+        <w:t xml:space="preserve"> (</w:t>
+      </w:r>
+      <w:proofErr w:type="spellStart"/>
+      <w:r>
+        <w:t>elípticas</w:t>
+      </w:r>
+      <w:proofErr w:type="spellEnd"/>
+      <w:r>
+        <w:t xml:space="preserve">) e </w:t>
+      </w:r>
+      <w:proofErr w:type="spellStart"/>
+      <w:r>
+        <w:t>jovens</w:t>
+      </w:r>
+      <w:proofErr w:type="spellEnd"/>
+      <w:r>
+        <w:t xml:space="preserve"> (</w:t>
+      </w:r>
+      <w:proofErr w:type="spellStart"/>
+      <w:r>
+        <w:t>espirais</w:t>
+      </w:r>
+      <w:proofErr w:type="spellEnd"/>
+      <w:r>
+        <w:t xml:space="preserve">) </w:t>
+      </w:r>
+      <w:proofErr w:type="spellStart"/>
+      <w:r>
+        <w:t>em</w:t>
+      </w:r>
+      <w:proofErr w:type="spellEnd"/>
+      <w:r>
+        <w:t xml:space="preserve"> </w:t>
+      </w:r>
+      <w:proofErr w:type="spellStart"/>
+      <w:r>
+        <w:t>aglomerados</w:t>
+      </w:r>
+      <w:proofErr w:type="spellEnd"/>
+      <w:r>
+        <w:t xml:space="preserve"> </w:t>
+      </w:r>
+      <w:proofErr w:type="spellStart"/>
+      <w:r>
+        <w:t>como</w:t>
+      </w:r>
+      <w:proofErr w:type="spellEnd"/>
+      <w:r>
+        <w:t xml:space="preserve"> um teste </w:t>
+      </w:r>
+      <w:proofErr w:type="spellStart"/>
+      <w:r>
+        <w:t>observacional</w:t>
+      </w:r>
+      <w:proofErr w:type="spellEnd"/>
+      <w:r>
+        <w:t xml:space="preserve"> </w:t>
+      </w:r>
+      <w:proofErr w:type="spellStart"/>
+      <w:r>
+        <w:t>primário</w:t>
+      </w:r>
+      <w:proofErr w:type="spellEnd"/>
+      <w:r>
+        <w:t xml:space="preserve"> para a </w:t>
+      </w:r>
+      <w:proofErr w:type="spellStart"/>
+      <w:r>
+        <w:t>teoria</w:t>
+      </w:r>
+      <w:proofErr w:type="spellEnd"/>
+      <w:r>
+        <w:t xml:space="preserve"> D.U.”(</w:t>
+      </w:r>
+      <w:r>
+        <w:rPr>
+          <w:color w:val="EE0000"/>
+        </w:rPr>
+        <w:t>Mar/2026</w:t>
+      </w:r>
+      <w:r>
+        <w:t>)</w:t>
+      </w:r>
+    </w:p>
+    <w:p>
+      <w:pPr>
+        <w:pStyle w:val="Corpodetexto"/>
+        <w:pBdr>
+          <w:bottom w:val="single" w:sz="6" w:space="1" w:color="auto"/>
+        </w:pBdr>
+      </w:pPr>
+      <w:hyperlink r:id="rId41" w:history="1">
         <w:r>
           <w:rPr>
             <w:rStyle w:val="Hyperlink"/>
@@ -6913,502 +6945,14 @@
           <w:bottom w:val="single" w:sz="6" w:space="1" w:color="auto"/>
         </w:pBdr>
       </w:pPr>
-    </w:p>
-    <w:p>
-      <w:pPr>
-        <w:pStyle w:val="Corpodetexto"/>
-        <w:rPr>
-          <w:color w:val="17365D" w:themeColor="text2" w:themeShade="BF"/>
-          <w:sz w:val="28"/>
-          <w:szCs w:val="28"/>
-        </w:rPr>
-      </w:pPr>
-      <w:r>
-        <w:br/>
-      </w:r>
-      <w:r>
-        <w:rPr>
-          <w:color w:val="17365D" w:themeColor="text2" w:themeShade="BF"/>
-          <w:sz w:val="28"/>
-          <w:szCs w:val="28"/>
-        </w:rPr>
-        <w:t>´</w:t>
-      </w:r>
-      <w:r>
-        <w:rPr>
-          <w:b/>
-          <w:bCs/>
-          <w:color w:val="17365D" w:themeColor="text2" w:themeShade="BF"/>
-          <w:sz w:val="28"/>
-          <w:szCs w:val="28"/>
-        </w:rPr>
-        <w:t xml:space="preserve">O </w:t>
-      </w:r>
-      <w:proofErr w:type="spellStart"/>
-      <w:r>
-        <w:rPr>
-          <w:b/>
-          <w:bCs/>
-          <w:color w:val="17365D" w:themeColor="text2" w:themeShade="BF"/>
-          <w:sz w:val="28"/>
-          <w:szCs w:val="28"/>
-        </w:rPr>
-        <w:t>modelo</w:t>
-      </w:r>
-      <w:proofErr w:type="spellEnd"/>
-      <w:r>
-        <w:rPr>
-          <w:b/>
-          <w:bCs/>
-          <w:color w:val="17365D" w:themeColor="text2" w:themeShade="BF"/>
-          <w:sz w:val="28"/>
-          <w:szCs w:val="28"/>
-        </w:rPr>
-        <w:t xml:space="preserve"> do “Universo </w:t>
-      </w:r>
-      <w:proofErr w:type="spellStart"/>
-      <w:r>
-        <w:rPr>
-          <w:b/>
-          <w:bCs/>
-          <w:color w:val="17365D" w:themeColor="text2" w:themeShade="BF"/>
-          <w:sz w:val="28"/>
-          <w:szCs w:val="28"/>
-        </w:rPr>
-        <w:t>Decrescente</w:t>
-      </w:r>
-      <w:proofErr w:type="spellEnd"/>
-      <w:r>
-        <w:rPr>
-          <w:b/>
-          <w:bCs/>
-          <w:color w:val="17365D" w:themeColor="text2" w:themeShade="BF"/>
-          <w:sz w:val="28"/>
-          <w:szCs w:val="28"/>
-        </w:rPr>
-        <w:t xml:space="preserve">”: </w:t>
-      </w:r>
-      <w:proofErr w:type="spellStart"/>
-      <w:r>
-        <w:rPr>
-          <w:b/>
-          <w:bCs/>
-          <w:color w:val="17365D" w:themeColor="text2" w:themeShade="BF"/>
-          <w:sz w:val="28"/>
-          <w:szCs w:val="28"/>
-        </w:rPr>
-        <w:t>uma</w:t>
-      </w:r>
-      <w:proofErr w:type="spellEnd"/>
-      <w:r>
-        <w:rPr>
-          <w:b/>
-          <w:bCs/>
-          <w:color w:val="17365D" w:themeColor="text2" w:themeShade="BF"/>
-          <w:sz w:val="28"/>
-          <w:szCs w:val="28"/>
-        </w:rPr>
-        <w:t xml:space="preserve"> </w:t>
-      </w:r>
-      <w:proofErr w:type="spellStart"/>
-      <w:r>
-        <w:rPr>
-          <w:b/>
-          <w:bCs/>
-          <w:color w:val="17365D" w:themeColor="text2" w:themeShade="BF"/>
-          <w:sz w:val="28"/>
-          <w:szCs w:val="28"/>
-        </w:rPr>
-        <w:t>perspectiva</w:t>
-      </w:r>
-      <w:proofErr w:type="spellEnd"/>
-      <w:r>
-        <w:rPr>
-          <w:b/>
-          <w:bCs/>
-          <w:color w:val="17365D" w:themeColor="text2" w:themeShade="BF"/>
-          <w:sz w:val="28"/>
-          <w:szCs w:val="28"/>
-        </w:rPr>
-        <w:t xml:space="preserve"> </w:t>
-      </w:r>
-      <w:proofErr w:type="spellStart"/>
-      <w:r>
-        <w:rPr>
-          <w:b/>
-          <w:bCs/>
-          <w:color w:val="17365D" w:themeColor="text2" w:themeShade="BF"/>
-          <w:sz w:val="28"/>
-          <w:szCs w:val="28"/>
-        </w:rPr>
-        <w:t>alternativa</w:t>
-      </w:r>
-      <w:proofErr w:type="spellEnd"/>
-      <w:r>
-        <w:rPr>
-          <w:b/>
-          <w:bCs/>
-          <w:color w:val="17365D" w:themeColor="text2" w:themeShade="BF"/>
-          <w:sz w:val="28"/>
-          <w:szCs w:val="28"/>
-        </w:rPr>
-        <w:t xml:space="preserve"> à </w:t>
-      </w:r>
-      <w:proofErr w:type="spellStart"/>
-      <w:r>
-        <w:rPr>
-          <w:b/>
-          <w:bCs/>
-          <w:color w:val="17365D" w:themeColor="text2" w:themeShade="BF"/>
-          <w:sz w:val="28"/>
-          <w:szCs w:val="28"/>
-        </w:rPr>
-        <w:t>expansão</w:t>
-      </w:r>
-      <w:proofErr w:type="spellEnd"/>
-      <w:r>
-        <w:rPr>
-          <w:b/>
-          <w:bCs/>
-          <w:color w:val="17365D" w:themeColor="text2" w:themeShade="BF"/>
-          <w:sz w:val="28"/>
-          <w:szCs w:val="28"/>
-        </w:rPr>
-        <w:t xml:space="preserve"> </w:t>
-      </w:r>
-      <w:proofErr w:type="spellStart"/>
-      <w:r>
-        <w:rPr>
-          <w:b/>
-          <w:bCs/>
-          <w:color w:val="17365D" w:themeColor="text2" w:themeShade="BF"/>
-          <w:sz w:val="28"/>
-          <w:szCs w:val="28"/>
-        </w:rPr>
-        <w:t>acelerada</w:t>
-      </w:r>
-      <w:proofErr w:type="spellEnd"/>
-      <w:r>
-        <w:rPr>
-          <w:color w:val="17365D" w:themeColor="text2" w:themeShade="BF"/>
-          <w:sz w:val="28"/>
-          <w:szCs w:val="28"/>
-        </w:rPr>
-        <w:t>´</w:t>
-      </w:r>
-    </w:p>
-    <w:p>
-      <w:pPr>
-        <w:pStyle w:val="Corpodetexto"/>
-      </w:pPr>
-      <w:r>
-        <w:t xml:space="preserve">“A </w:t>
-      </w:r>
-      <w:proofErr w:type="spellStart"/>
-      <w:r>
-        <w:t>compreensão</w:t>
-      </w:r>
-      <w:proofErr w:type="spellEnd"/>
-      <w:r>
-        <w:t xml:space="preserve"> da </w:t>
-      </w:r>
-      <w:proofErr w:type="spellStart"/>
-      <w:r>
-        <w:t>evolução</w:t>
-      </w:r>
-      <w:proofErr w:type="spellEnd"/>
-      <w:r>
-        <w:t xml:space="preserve"> do </w:t>
-      </w:r>
-      <w:proofErr w:type="spellStart"/>
-      <w:r>
-        <w:t>universo</w:t>
-      </w:r>
-      <w:proofErr w:type="spellEnd"/>
-      <w:r>
-        <w:t xml:space="preserve"> </w:t>
-      </w:r>
-      <w:proofErr w:type="spellStart"/>
-      <w:r>
-        <w:t>tem</w:t>
-      </w:r>
-      <w:proofErr w:type="spellEnd"/>
-      <w:r>
-        <w:t xml:space="preserve"> </w:t>
-      </w:r>
-      <w:proofErr w:type="spellStart"/>
-      <w:r>
-        <w:t>sido</w:t>
-      </w:r>
-      <w:proofErr w:type="spellEnd"/>
-      <w:r>
-        <w:t xml:space="preserve"> </w:t>
-      </w:r>
-      <w:proofErr w:type="spellStart"/>
-      <w:r>
-        <w:t>dominada</w:t>
-      </w:r>
-      <w:proofErr w:type="spellEnd"/>
-      <w:r>
-        <w:t xml:space="preserve"> </w:t>
-      </w:r>
-      <w:proofErr w:type="spellStart"/>
-      <w:r>
-        <w:t>pelo</w:t>
-      </w:r>
-      <w:proofErr w:type="spellEnd"/>
-      <w:r>
-        <w:t xml:space="preserve"> Modelo </w:t>
-      </w:r>
-      <w:proofErr w:type="spellStart"/>
-      <w:r>
-        <w:t>Cosmológico</w:t>
-      </w:r>
-      <w:proofErr w:type="spellEnd"/>
-      <w:r>
-        <w:t xml:space="preserve"> </w:t>
-      </w:r>
-      <w:proofErr w:type="spellStart"/>
-      <w:r>
-        <w:t>Padrão</w:t>
-      </w:r>
-      <w:proofErr w:type="spellEnd"/>
-      <w:r>
-        <w:t xml:space="preserve">, </w:t>
-      </w:r>
-      <w:proofErr w:type="spellStart"/>
-      <w:r>
-        <w:t>conhecido</w:t>
-      </w:r>
-      <w:proofErr w:type="spellEnd"/>
-      <w:r>
-        <w:t xml:space="preserve"> </w:t>
-      </w:r>
-      <w:proofErr w:type="spellStart"/>
-      <w:r>
-        <w:t>como</w:t>
-      </w:r>
-      <w:proofErr w:type="spellEnd"/>
-      <w:r>
-        <w:t xml:space="preserve"> ?-CDM. Esse </w:t>
-      </w:r>
-      <w:proofErr w:type="spellStart"/>
-      <w:r>
-        <w:t>modelo</w:t>
-      </w:r>
-      <w:proofErr w:type="spellEnd"/>
-      <w:r>
-        <w:t xml:space="preserve"> </w:t>
-      </w:r>
-      <w:proofErr w:type="spellStart"/>
-      <w:r>
-        <w:t>amplamente</w:t>
-      </w:r>
-      <w:proofErr w:type="spellEnd"/>
-      <w:r>
-        <w:t xml:space="preserve"> </w:t>
-      </w:r>
-      <w:proofErr w:type="spellStart"/>
-      <w:r>
-        <w:t>aceito</w:t>
-      </w:r>
-      <w:proofErr w:type="spellEnd"/>
-      <w:r>
-        <w:t xml:space="preserve"> </w:t>
-      </w:r>
-      <w:proofErr w:type="spellStart"/>
-      <w:r>
-        <w:t>postula</w:t>
-      </w:r>
-      <w:proofErr w:type="spellEnd"/>
-      <w:r>
-        <w:t xml:space="preserve"> a </w:t>
-      </w:r>
-      <w:proofErr w:type="spellStart"/>
-      <w:r>
-        <w:t>existência</w:t>
-      </w:r>
-      <w:proofErr w:type="spellEnd"/>
-      <w:r>
-        <w:t xml:space="preserve"> de </w:t>
-      </w:r>
-      <w:proofErr w:type="spellStart"/>
-      <w:r>
-        <w:t>matéria</w:t>
-      </w:r>
-      <w:proofErr w:type="spellEnd"/>
-      <w:r>
-        <w:t xml:space="preserve"> </w:t>
-      </w:r>
-      <w:proofErr w:type="spellStart"/>
-      <w:r>
-        <w:t>escura</w:t>
-      </w:r>
-      <w:proofErr w:type="spellEnd"/>
-      <w:r>
-        <w:t xml:space="preserve"> e, </w:t>
-      </w:r>
-      <w:proofErr w:type="spellStart"/>
-      <w:r>
-        <w:t>crucialmente</w:t>
-      </w:r>
-      <w:proofErr w:type="spellEnd"/>
-      <w:r>
-        <w:t xml:space="preserve">, </w:t>
-      </w:r>
-      <w:proofErr w:type="spellStart"/>
-      <w:r>
-        <w:t>energia</w:t>
-      </w:r>
-      <w:proofErr w:type="spellEnd"/>
-      <w:r>
-        <w:t xml:space="preserve"> </w:t>
-      </w:r>
-      <w:proofErr w:type="spellStart"/>
-      <w:r>
-        <w:t>escura</w:t>
-      </w:r>
-      <w:proofErr w:type="spellEnd"/>
-      <w:r>
-        <w:t xml:space="preserve"> para </w:t>
-      </w:r>
-      <w:proofErr w:type="spellStart"/>
-      <w:r>
-        <w:t>explicar</w:t>
-      </w:r>
-      <w:proofErr w:type="spellEnd"/>
-      <w:r>
-        <w:t xml:space="preserve"> a </w:t>
-      </w:r>
-      <w:proofErr w:type="spellStart"/>
-      <w:r>
-        <w:t>expansão</w:t>
-      </w:r>
-      <w:proofErr w:type="spellEnd"/>
-      <w:r>
-        <w:t xml:space="preserve"> </w:t>
-      </w:r>
-      <w:proofErr w:type="spellStart"/>
-      <w:r>
-        <w:t>acelerada</w:t>
-      </w:r>
-      <w:proofErr w:type="spellEnd"/>
-      <w:r>
-        <w:t xml:space="preserve"> </w:t>
-      </w:r>
-      <w:proofErr w:type="spellStart"/>
-      <w:r>
-        <w:t>observada</w:t>
-      </w:r>
-      <w:proofErr w:type="spellEnd"/>
-      <w:r>
-        <w:t xml:space="preserve"> do universo.1 No </w:t>
-      </w:r>
-      <w:proofErr w:type="spellStart"/>
-      <w:r>
-        <w:t>entanto</w:t>
-      </w:r>
-      <w:proofErr w:type="spellEnd"/>
-      <w:r>
-        <w:t xml:space="preserve">, a </w:t>
-      </w:r>
-      <w:proofErr w:type="spellStart"/>
-      <w:r>
-        <w:t>energia</w:t>
-      </w:r>
-      <w:proofErr w:type="spellEnd"/>
-      <w:r>
-        <w:t xml:space="preserve"> </w:t>
-      </w:r>
-      <w:proofErr w:type="spellStart"/>
-      <w:r>
-        <w:t>escura</w:t>
-      </w:r>
-      <w:proofErr w:type="spellEnd"/>
-      <w:r>
-        <w:t xml:space="preserve"> </w:t>
-      </w:r>
-      <w:proofErr w:type="spellStart"/>
-      <w:r>
-        <w:t>permanece</w:t>
-      </w:r>
-      <w:proofErr w:type="spellEnd"/>
-      <w:r>
-        <w:t xml:space="preserve"> </w:t>
-      </w:r>
-      <w:proofErr w:type="spellStart"/>
-      <w:r>
-        <w:t>uma</w:t>
-      </w:r>
-      <w:proofErr w:type="spellEnd"/>
-      <w:r>
-        <w:t xml:space="preserve"> </w:t>
-      </w:r>
-      <w:proofErr w:type="spellStart"/>
-      <w:r>
-        <w:t>entidade</w:t>
-      </w:r>
-      <w:proofErr w:type="spellEnd"/>
-      <w:r>
-        <w:t xml:space="preserve"> de </w:t>
-      </w:r>
-      <w:proofErr w:type="spellStart"/>
-      <w:r>
-        <w:t>origem</w:t>
-      </w:r>
-      <w:proofErr w:type="spellEnd"/>
-      <w:r>
-        <w:t xml:space="preserve"> </w:t>
-      </w:r>
-      <w:proofErr w:type="spellStart"/>
-      <w:r>
-        <w:t>desconhecida</w:t>
-      </w:r>
-      <w:proofErr w:type="spellEnd"/>
-      <w:r>
-        <w:t xml:space="preserve"> e </w:t>
-      </w:r>
-      <w:proofErr w:type="spellStart"/>
-      <w:r>
-        <w:t>indetectável</w:t>
-      </w:r>
-      <w:proofErr w:type="spellEnd"/>
-      <w:r>
-        <w:t xml:space="preserve">, </w:t>
-      </w:r>
-      <w:proofErr w:type="spellStart"/>
-      <w:r>
-        <w:t>apresentando</w:t>
-      </w:r>
-      <w:proofErr w:type="spellEnd"/>
-      <w:r>
-        <w:t xml:space="preserve"> um </w:t>
-      </w:r>
-      <w:proofErr w:type="spellStart"/>
-      <w:r>
-        <w:t>desafio</w:t>
-      </w:r>
-      <w:proofErr w:type="spellEnd"/>
-      <w:r>
-        <w:t xml:space="preserve"> </w:t>
-      </w:r>
-      <w:proofErr w:type="spellStart"/>
-      <w:r>
-        <w:t>teórico</w:t>
-      </w:r>
-      <w:proofErr w:type="spellEnd"/>
-      <w:r>
-        <w:t xml:space="preserve"> significativo.2…”(</w:t>
-      </w:r>
-      <w:r>
-        <w:rPr>
-          <w:color w:val="EE0000"/>
-        </w:rPr>
-        <w:t>Jun/2025</w:t>
-      </w:r>
-      <w:r>
-        <w:t>)</w:t>
-      </w:r>
+      <w:hyperlink r:id="rId42" w:history="1">
+        <w:r>
+          <w:rPr>
+            <w:rStyle w:val="Hyperlink"/>
+          </w:rPr>
+          <w:t>https://jocaxx.github.io/DUniverse/Html/POR_DU_IDADE.htm</w:t>
+        </w:r>
+      </w:hyperlink>
     </w:p>
     <w:p>
       <w:pPr>
@@ -7416,8 +6960,515 @@
         <w:pBdr>
           <w:bottom w:val="single" w:sz="6" w:space="1" w:color="auto"/>
         </w:pBdr>
-      </w:pPr>
-      <w:hyperlink r:id="rId40" w:history="1">
+        <w:rPr>
+          <w:lang w:val="pt-BR"/>
+        </w:rPr>
+      </w:pPr>
+    </w:p>
+    <w:p>
+      <w:pPr>
+        <w:pStyle w:val="Corpodetexto"/>
+        <w:rPr>
+          <w:color w:val="17365D" w:themeColor="text2" w:themeShade="BF"/>
+          <w:sz w:val="28"/>
+          <w:szCs w:val="28"/>
+        </w:rPr>
+      </w:pPr>
+      <w:r>
+        <w:br/>
+      </w:r>
+      <w:r>
+        <w:rPr>
+          <w:color w:val="17365D" w:themeColor="text2" w:themeShade="BF"/>
+          <w:sz w:val="28"/>
+          <w:szCs w:val="28"/>
+        </w:rPr>
+        <w:t>´</w:t>
+      </w:r>
+      <w:r>
+        <w:rPr>
+          <w:b/>
+          <w:bCs/>
+          <w:color w:val="17365D" w:themeColor="text2" w:themeShade="BF"/>
+          <w:sz w:val="28"/>
+          <w:szCs w:val="28"/>
+        </w:rPr>
+        <w:t xml:space="preserve">O </w:t>
+      </w:r>
+      <w:proofErr w:type="spellStart"/>
+      <w:r>
+        <w:rPr>
+          <w:b/>
+          <w:bCs/>
+          <w:color w:val="17365D" w:themeColor="text2" w:themeShade="BF"/>
+          <w:sz w:val="28"/>
+          <w:szCs w:val="28"/>
+        </w:rPr>
+        <w:t>modelo</w:t>
+      </w:r>
+      <w:proofErr w:type="spellEnd"/>
+      <w:r>
+        <w:rPr>
+          <w:b/>
+          <w:bCs/>
+          <w:color w:val="17365D" w:themeColor="text2" w:themeShade="BF"/>
+          <w:sz w:val="28"/>
+          <w:szCs w:val="28"/>
+        </w:rPr>
+        <w:t xml:space="preserve"> do “Universo </w:t>
+      </w:r>
+      <w:proofErr w:type="spellStart"/>
+      <w:r>
+        <w:rPr>
+          <w:b/>
+          <w:bCs/>
+          <w:color w:val="17365D" w:themeColor="text2" w:themeShade="BF"/>
+          <w:sz w:val="28"/>
+          <w:szCs w:val="28"/>
+        </w:rPr>
+        <w:t>Decrescente</w:t>
+      </w:r>
+      <w:proofErr w:type="spellEnd"/>
+      <w:r>
+        <w:rPr>
+          <w:b/>
+          <w:bCs/>
+          <w:color w:val="17365D" w:themeColor="text2" w:themeShade="BF"/>
+          <w:sz w:val="28"/>
+          <w:szCs w:val="28"/>
+        </w:rPr>
+        <w:t xml:space="preserve">”: </w:t>
+      </w:r>
+      <w:proofErr w:type="spellStart"/>
+      <w:r>
+        <w:rPr>
+          <w:b/>
+          <w:bCs/>
+          <w:color w:val="17365D" w:themeColor="text2" w:themeShade="BF"/>
+          <w:sz w:val="28"/>
+          <w:szCs w:val="28"/>
+        </w:rPr>
+        <w:t>uma</w:t>
+      </w:r>
+      <w:proofErr w:type="spellEnd"/>
+      <w:r>
+        <w:rPr>
+          <w:b/>
+          <w:bCs/>
+          <w:color w:val="17365D" w:themeColor="text2" w:themeShade="BF"/>
+          <w:sz w:val="28"/>
+          <w:szCs w:val="28"/>
+        </w:rPr>
+        <w:t xml:space="preserve"> </w:t>
+      </w:r>
+      <w:proofErr w:type="spellStart"/>
+      <w:r>
+        <w:rPr>
+          <w:b/>
+          <w:bCs/>
+          <w:color w:val="17365D" w:themeColor="text2" w:themeShade="BF"/>
+          <w:sz w:val="28"/>
+          <w:szCs w:val="28"/>
+        </w:rPr>
+        <w:t>perspectiva</w:t>
+      </w:r>
+      <w:proofErr w:type="spellEnd"/>
+      <w:r>
+        <w:rPr>
+          <w:b/>
+          <w:bCs/>
+          <w:color w:val="17365D" w:themeColor="text2" w:themeShade="BF"/>
+          <w:sz w:val="28"/>
+          <w:szCs w:val="28"/>
+        </w:rPr>
+        <w:t xml:space="preserve"> </w:t>
+      </w:r>
+      <w:proofErr w:type="spellStart"/>
+      <w:r>
+        <w:rPr>
+          <w:b/>
+          <w:bCs/>
+          <w:color w:val="17365D" w:themeColor="text2" w:themeShade="BF"/>
+          <w:sz w:val="28"/>
+          <w:szCs w:val="28"/>
+        </w:rPr>
+        <w:t>alternativa</w:t>
+      </w:r>
+      <w:proofErr w:type="spellEnd"/>
+      <w:r>
+        <w:rPr>
+          <w:b/>
+          <w:bCs/>
+          <w:color w:val="17365D" w:themeColor="text2" w:themeShade="BF"/>
+          <w:sz w:val="28"/>
+          <w:szCs w:val="28"/>
+        </w:rPr>
+        <w:t xml:space="preserve"> à </w:t>
+      </w:r>
+      <w:proofErr w:type="spellStart"/>
+      <w:r>
+        <w:rPr>
+          <w:b/>
+          <w:bCs/>
+          <w:color w:val="17365D" w:themeColor="text2" w:themeShade="BF"/>
+          <w:sz w:val="28"/>
+          <w:szCs w:val="28"/>
+        </w:rPr>
+        <w:t>expansão</w:t>
+      </w:r>
+      <w:proofErr w:type="spellEnd"/>
+      <w:r>
+        <w:rPr>
+          <w:b/>
+          <w:bCs/>
+          <w:color w:val="17365D" w:themeColor="text2" w:themeShade="BF"/>
+          <w:sz w:val="28"/>
+          <w:szCs w:val="28"/>
+        </w:rPr>
+        <w:t xml:space="preserve"> </w:t>
+      </w:r>
+      <w:proofErr w:type="spellStart"/>
+      <w:r>
+        <w:rPr>
+          <w:b/>
+          <w:bCs/>
+          <w:color w:val="17365D" w:themeColor="text2" w:themeShade="BF"/>
+          <w:sz w:val="28"/>
+          <w:szCs w:val="28"/>
+        </w:rPr>
+        <w:t>acelerada</w:t>
+      </w:r>
+      <w:proofErr w:type="spellEnd"/>
+      <w:r>
+        <w:rPr>
+          <w:color w:val="17365D" w:themeColor="text2" w:themeShade="BF"/>
+          <w:sz w:val="28"/>
+          <w:szCs w:val="28"/>
+        </w:rPr>
+        <w:t>´</w:t>
+      </w:r>
+    </w:p>
+    <w:p>
+      <w:pPr>
+        <w:pStyle w:val="Corpodetexto"/>
+      </w:pPr>
+      <w:r>
+        <w:t xml:space="preserve">“A </w:t>
+      </w:r>
+      <w:proofErr w:type="spellStart"/>
+      <w:r>
+        <w:t>compreensão</w:t>
+      </w:r>
+      <w:proofErr w:type="spellEnd"/>
+      <w:r>
+        <w:t xml:space="preserve"> da </w:t>
+      </w:r>
+      <w:proofErr w:type="spellStart"/>
+      <w:r>
+        <w:t>evolução</w:t>
+      </w:r>
+      <w:proofErr w:type="spellEnd"/>
+      <w:r>
+        <w:t xml:space="preserve"> do </w:t>
+      </w:r>
+      <w:proofErr w:type="spellStart"/>
+      <w:r>
+        <w:t>universo</w:t>
+      </w:r>
+      <w:proofErr w:type="spellEnd"/>
+      <w:r>
+        <w:t xml:space="preserve"> </w:t>
+      </w:r>
+      <w:proofErr w:type="spellStart"/>
+      <w:r>
+        <w:t>tem</w:t>
+      </w:r>
+      <w:proofErr w:type="spellEnd"/>
+      <w:r>
+        <w:t xml:space="preserve"> </w:t>
+      </w:r>
+      <w:proofErr w:type="spellStart"/>
+      <w:r>
+        <w:t>sido</w:t>
+      </w:r>
+      <w:proofErr w:type="spellEnd"/>
+      <w:r>
+        <w:t xml:space="preserve"> </w:t>
+      </w:r>
+      <w:proofErr w:type="spellStart"/>
+      <w:r>
+        <w:t>dominada</w:t>
+      </w:r>
+      <w:proofErr w:type="spellEnd"/>
+      <w:r>
+        <w:t xml:space="preserve"> </w:t>
+      </w:r>
+      <w:proofErr w:type="spellStart"/>
+      <w:r>
+        <w:t>pelo</w:t>
+      </w:r>
+      <w:proofErr w:type="spellEnd"/>
+      <w:r>
+        <w:t xml:space="preserve"> Modelo </w:t>
+      </w:r>
+      <w:proofErr w:type="spellStart"/>
+      <w:r>
+        <w:t>Cosmológico</w:t>
+      </w:r>
+      <w:proofErr w:type="spellEnd"/>
+      <w:r>
+        <w:t xml:space="preserve"> </w:t>
+      </w:r>
+      <w:proofErr w:type="spellStart"/>
+      <w:r>
+        <w:t>Padrão</w:t>
+      </w:r>
+      <w:proofErr w:type="spellEnd"/>
+      <w:r>
+        <w:t xml:space="preserve">, </w:t>
+      </w:r>
+      <w:proofErr w:type="spellStart"/>
+      <w:r>
+        <w:t>conhecido</w:t>
+      </w:r>
+      <w:proofErr w:type="spellEnd"/>
+      <w:r>
+        <w:t xml:space="preserve"> </w:t>
+      </w:r>
+      <w:proofErr w:type="spellStart"/>
+      <w:r>
+        <w:t>como</w:t>
+      </w:r>
+      <w:proofErr w:type="spellEnd"/>
+      <w:r>
+        <w:t xml:space="preserve"> ?-CDM. Esse </w:t>
+      </w:r>
+      <w:proofErr w:type="spellStart"/>
+      <w:r>
+        <w:t>modelo</w:t>
+      </w:r>
+      <w:proofErr w:type="spellEnd"/>
+      <w:r>
+        <w:t xml:space="preserve"> </w:t>
+      </w:r>
+      <w:proofErr w:type="spellStart"/>
+      <w:r>
+        <w:t>amplamente</w:t>
+      </w:r>
+      <w:proofErr w:type="spellEnd"/>
+      <w:r>
+        <w:t xml:space="preserve"> </w:t>
+      </w:r>
+      <w:proofErr w:type="spellStart"/>
+      <w:r>
+        <w:t>aceito</w:t>
+      </w:r>
+      <w:proofErr w:type="spellEnd"/>
+      <w:r>
+        <w:t xml:space="preserve"> </w:t>
+      </w:r>
+      <w:proofErr w:type="spellStart"/>
+      <w:r>
+        <w:t>postula</w:t>
+      </w:r>
+      <w:proofErr w:type="spellEnd"/>
+      <w:r>
+        <w:t xml:space="preserve"> a </w:t>
+      </w:r>
+      <w:proofErr w:type="spellStart"/>
+      <w:r>
+        <w:t>existência</w:t>
+      </w:r>
+      <w:proofErr w:type="spellEnd"/>
+      <w:r>
+        <w:t xml:space="preserve"> de </w:t>
+      </w:r>
+      <w:proofErr w:type="spellStart"/>
+      <w:r>
+        <w:t>matéria</w:t>
+      </w:r>
+      <w:proofErr w:type="spellEnd"/>
+      <w:r>
+        <w:t xml:space="preserve"> </w:t>
+      </w:r>
+      <w:proofErr w:type="spellStart"/>
+      <w:r>
+        <w:t>escura</w:t>
+      </w:r>
+      <w:proofErr w:type="spellEnd"/>
+      <w:r>
+        <w:t xml:space="preserve"> e, </w:t>
+      </w:r>
+      <w:proofErr w:type="spellStart"/>
+      <w:r>
+        <w:t>crucialmente</w:t>
+      </w:r>
+      <w:proofErr w:type="spellEnd"/>
+      <w:r>
+        <w:t xml:space="preserve">, </w:t>
+      </w:r>
+      <w:proofErr w:type="spellStart"/>
+      <w:r>
+        <w:t>energia</w:t>
+      </w:r>
+      <w:proofErr w:type="spellEnd"/>
+      <w:r>
+        <w:t xml:space="preserve"> </w:t>
+      </w:r>
+      <w:proofErr w:type="spellStart"/>
+      <w:r>
+        <w:t>escura</w:t>
+      </w:r>
+      <w:proofErr w:type="spellEnd"/>
+      <w:r>
+        <w:t xml:space="preserve"> para </w:t>
+      </w:r>
+      <w:proofErr w:type="spellStart"/>
+      <w:r>
+        <w:t>explicar</w:t>
+      </w:r>
+      <w:proofErr w:type="spellEnd"/>
+      <w:r>
+        <w:t xml:space="preserve"> a </w:t>
+      </w:r>
+      <w:proofErr w:type="spellStart"/>
+      <w:r>
+        <w:t>expansão</w:t>
+      </w:r>
+      <w:proofErr w:type="spellEnd"/>
+      <w:r>
+        <w:t xml:space="preserve"> </w:t>
+      </w:r>
+      <w:proofErr w:type="spellStart"/>
+      <w:r>
+        <w:t>acelerada</w:t>
+      </w:r>
+      <w:proofErr w:type="spellEnd"/>
+      <w:r>
+        <w:t xml:space="preserve"> </w:t>
+      </w:r>
+      <w:proofErr w:type="spellStart"/>
+      <w:r>
+        <w:t>observada</w:t>
+      </w:r>
+      <w:proofErr w:type="spellEnd"/>
+      <w:r>
+        <w:t xml:space="preserve"> do universo.1 No </w:t>
+      </w:r>
+      <w:proofErr w:type="spellStart"/>
+      <w:r>
+        <w:t>entanto</w:t>
+      </w:r>
+      <w:proofErr w:type="spellEnd"/>
+      <w:r>
+        <w:t xml:space="preserve">, a </w:t>
+      </w:r>
+      <w:proofErr w:type="spellStart"/>
+      <w:r>
+        <w:t>energia</w:t>
+      </w:r>
+      <w:proofErr w:type="spellEnd"/>
+      <w:r>
+        <w:t xml:space="preserve"> </w:t>
+      </w:r>
+      <w:proofErr w:type="spellStart"/>
+      <w:r>
+        <w:t>escura</w:t>
+      </w:r>
+      <w:proofErr w:type="spellEnd"/>
+      <w:r>
+        <w:t xml:space="preserve"> </w:t>
+      </w:r>
+      <w:proofErr w:type="spellStart"/>
+      <w:r>
+        <w:t>permanece</w:t>
+      </w:r>
+      <w:proofErr w:type="spellEnd"/>
+      <w:r>
+        <w:t xml:space="preserve"> </w:t>
+      </w:r>
+      <w:proofErr w:type="spellStart"/>
+      <w:r>
+        <w:t>uma</w:t>
+      </w:r>
+      <w:proofErr w:type="spellEnd"/>
+      <w:r>
+        <w:t xml:space="preserve"> </w:t>
+      </w:r>
+      <w:proofErr w:type="spellStart"/>
+      <w:r>
+        <w:t>entidade</w:t>
+      </w:r>
+      <w:proofErr w:type="spellEnd"/>
+      <w:r>
+        <w:t xml:space="preserve"> de </w:t>
+      </w:r>
+      <w:proofErr w:type="spellStart"/>
+      <w:r>
+        <w:t>origem</w:t>
+      </w:r>
+      <w:proofErr w:type="spellEnd"/>
+      <w:r>
+        <w:t xml:space="preserve"> </w:t>
+      </w:r>
+      <w:proofErr w:type="spellStart"/>
+      <w:r>
+        <w:t>desconhecida</w:t>
+      </w:r>
+      <w:proofErr w:type="spellEnd"/>
+      <w:r>
+        <w:t xml:space="preserve"> e </w:t>
+      </w:r>
+      <w:proofErr w:type="spellStart"/>
+      <w:r>
+        <w:t>indetectável</w:t>
+      </w:r>
+      <w:proofErr w:type="spellEnd"/>
+      <w:r>
+        <w:t xml:space="preserve">, </w:t>
+      </w:r>
+      <w:proofErr w:type="spellStart"/>
+      <w:r>
+        <w:t>apresentando</w:t>
+      </w:r>
+      <w:proofErr w:type="spellEnd"/>
+      <w:r>
+        <w:t xml:space="preserve"> um </w:t>
+      </w:r>
+      <w:proofErr w:type="spellStart"/>
+      <w:r>
+        <w:t>desafio</w:t>
+      </w:r>
+      <w:proofErr w:type="spellEnd"/>
+      <w:r>
+        <w:t xml:space="preserve"> </w:t>
+      </w:r>
+      <w:proofErr w:type="spellStart"/>
+      <w:r>
+        <w:t>teórico</w:t>
+      </w:r>
+      <w:proofErr w:type="spellEnd"/>
+      <w:r>
+        <w:t xml:space="preserve"> significativo.2…”(</w:t>
+      </w:r>
+      <w:r>
+        <w:rPr>
+          <w:color w:val="EE0000"/>
+        </w:rPr>
+        <w:t>Jun/2025</w:t>
+      </w:r>
+      <w:r>
+        <w:t>)</w:t>
+      </w:r>
+    </w:p>
+    <w:p>
+      <w:pPr>
+        <w:pStyle w:val="Corpodetexto"/>
+        <w:pBdr>
+          <w:bottom w:val="single" w:sz="6" w:space="1" w:color="auto"/>
+        </w:pBdr>
+      </w:pPr>
+      <w:hyperlink r:id="rId43" w:history="1">
         <w:r>
           <w:rPr>
             <w:rStyle w:val="Hyperlink"/>
@@ -7433,401 +7484,14 @@
           <w:bottom w:val="single" w:sz="6" w:space="1" w:color="auto"/>
         </w:pBdr>
       </w:pPr>
-    </w:p>
-    <w:p>
-      <w:pPr>
-        <w:pStyle w:val="Corpodetexto"/>
-        <w:rPr>
-          <w:b/>
-          <w:bCs/>
-          <w:color w:val="17365D" w:themeColor="text2" w:themeShade="BF"/>
-        </w:rPr>
-      </w:pPr>
-    </w:p>
-    <w:p>
-      <w:pPr>
-        <w:pStyle w:val="Corpodetexto"/>
-        <w:rPr>
-          <w:color w:val="17365D" w:themeColor="text2" w:themeShade="BF"/>
-          <w:sz w:val="28"/>
-          <w:szCs w:val="28"/>
-        </w:rPr>
-      </w:pPr>
-      <w:r>
-        <w:rPr>
-          <w:b/>
-          <w:bCs/>
-          <w:color w:val="17365D" w:themeColor="text2" w:themeShade="BF"/>
-          <w:sz w:val="28"/>
-          <w:szCs w:val="28"/>
-        </w:rPr>
-        <w:t>(</w:t>
-      </w:r>
-      <w:r>
-        <w:rPr>
-          <w:b/>
-          <w:bCs/>
-          <w:color w:val="EE0000"/>
-          <w:sz w:val="28"/>
-          <w:szCs w:val="28"/>
-        </w:rPr>
-        <w:t>*</w:t>
-      </w:r>
-      <w:r>
-        <w:rPr>
-          <w:b/>
-          <w:bCs/>
-          <w:color w:val="17365D" w:themeColor="text2" w:themeShade="BF"/>
-          <w:sz w:val="28"/>
-          <w:szCs w:val="28"/>
-        </w:rPr>
-        <w:t xml:space="preserve">)´Universo </w:t>
-      </w:r>
-      <w:proofErr w:type="spellStart"/>
-      <w:r>
-        <w:rPr>
-          <w:b/>
-          <w:bCs/>
-          <w:color w:val="17365D" w:themeColor="text2" w:themeShade="BF"/>
-          <w:sz w:val="28"/>
-          <w:szCs w:val="28"/>
-        </w:rPr>
-        <w:t>Decrescente</w:t>
-      </w:r>
-      <w:proofErr w:type="spellEnd"/>
-      <w:r>
-        <w:rPr>
-          <w:b/>
-          <w:bCs/>
-          <w:color w:val="17365D" w:themeColor="text2" w:themeShade="BF"/>
-          <w:sz w:val="28"/>
-          <w:szCs w:val="28"/>
-        </w:rPr>
-        <w:t xml:space="preserve">: O </w:t>
-      </w:r>
-      <w:proofErr w:type="spellStart"/>
-      <w:r>
-        <w:rPr>
-          <w:b/>
-          <w:bCs/>
-          <w:color w:val="17365D" w:themeColor="text2" w:themeShade="BF"/>
-          <w:sz w:val="28"/>
-          <w:szCs w:val="28"/>
-        </w:rPr>
-        <w:t>Efeito</w:t>
-      </w:r>
-      <w:proofErr w:type="spellEnd"/>
-      <w:r>
-        <w:rPr>
-          <w:b/>
-          <w:bCs/>
-          <w:color w:val="17365D" w:themeColor="text2" w:themeShade="BF"/>
-          <w:sz w:val="28"/>
-          <w:szCs w:val="28"/>
-        </w:rPr>
-        <w:t xml:space="preserve"> da ‘</w:t>
-      </w:r>
-      <w:proofErr w:type="spellStart"/>
-      <w:r>
-        <w:rPr>
-          <w:b/>
-          <w:bCs/>
-          <w:color w:val="17365D" w:themeColor="text2" w:themeShade="BF"/>
-          <w:sz w:val="28"/>
-          <w:szCs w:val="28"/>
-        </w:rPr>
-        <w:t>Matéria</w:t>
-      </w:r>
-      <w:proofErr w:type="spellEnd"/>
-      <w:r>
-        <w:rPr>
-          <w:b/>
-          <w:bCs/>
-          <w:color w:val="17365D" w:themeColor="text2" w:themeShade="BF"/>
-          <w:sz w:val="28"/>
-          <w:szCs w:val="28"/>
-        </w:rPr>
-        <w:t xml:space="preserve"> </w:t>
-      </w:r>
-      <w:proofErr w:type="spellStart"/>
-      <w:r>
-        <w:rPr>
-          <w:b/>
-          <w:bCs/>
-          <w:color w:val="17365D" w:themeColor="text2" w:themeShade="BF"/>
-          <w:sz w:val="28"/>
-          <w:szCs w:val="28"/>
-        </w:rPr>
-        <w:t>Escura</w:t>
-      </w:r>
-      <w:proofErr w:type="spellEnd"/>
-      <w:r>
-        <w:rPr>
-          <w:b/>
-          <w:bCs/>
-          <w:color w:val="17365D" w:themeColor="text2" w:themeShade="BF"/>
-          <w:sz w:val="28"/>
-          <w:szCs w:val="28"/>
-        </w:rPr>
-        <w:t>’´</w:t>
-      </w:r>
-    </w:p>
-    <w:p>
-      <w:pPr>
-        <w:pStyle w:val="Corpodetexto"/>
-      </w:pPr>
-      <w:r>
-        <w:t>“</w:t>
-      </w:r>
-      <w:proofErr w:type="spellStart"/>
-      <w:r>
-        <w:t>Após</w:t>
-      </w:r>
-      <w:proofErr w:type="spellEnd"/>
-      <w:r>
-        <w:t xml:space="preserve"> </w:t>
-      </w:r>
-      <w:proofErr w:type="spellStart"/>
-      <w:r>
-        <w:t>uma</w:t>
-      </w:r>
-      <w:proofErr w:type="spellEnd"/>
-      <w:r>
-        <w:t xml:space="preserve"> breve </w:t>
-      </w:r>
-      <w:proofErr w:type="spellStart"/>
-      <w:r>
-        <w:t>revisão</w:t>
-      </w:r>
-      <w:proofErr w:type="spellEnd"/>
-      <w:r>
-        <w:t xml:space="preserve"> do </w:t>
-      </w:r>
-      <w:proofErr w:type="spellStart"/>
-      <w:r>
-        <w:t>modelo</w:t>
-      </w:r>
-      <w:proofErr w:type="spellEnd"/>
-      <w:r>
-        <w:t xml:space="preserve"> do Universo </w:t>
-      </w:r>
-      <w:proofErr w:type="spellStart"/>
-      <w:r>
-        <w:t>Decrescente</w:t>
-      </w:r>
-      <w:proofErr w:type="spellEnd"/>
-      <w:r>
-        <w:t xml:space="preserve"> (U.D.), </w:t>
-      </w:r>
-      <w:proofErr w:type="spellStart"/>
-      <w:r>
-        <w:t>derivaremos</w:t>
-      </w:r>
-      <w:proofErr w:type="spellEnd"/>
-      <w:r>
-        <w:t xml:space="preserve"> </w:t>
-      </w:r>
-      <w:proofErr w:type="spellStart"/>
-      <w:r>
-        <w:t>uma</w:t>
-      </w:r>
-      <w:proofErr w:type="spellEnd"/>
-      <w:r>
-        <w:t xml:space="preserve"> </w:t>
-      </w:r>
-      <w:proofErr w:type="spellStart"/>
-      <w:r>
-        <w:t>fórmula</w:t>
-      </w:r>
-      <w:proofErr w:type="spellEnd"/>
-      <w:r>
-        <w:t xml:space="preserve"> e o </w:t>
-      </w:r>
-      <w:proofErr w:type="spellStart"/>
-      <w:r>
-        <w:t>gráfico</w:t>
-      </w:r>
-      <w:proofErr w:type="spellEnd"/>
-      <w:r>
-        <w:t xml:space="preserve"> da </w:t>
-      </w:r>
-      <w:proofErr w:type="spellStart"/>
-      <w:r>
-        <w:t>velocidade</w:t>
-      </w:r>
-      <w:proofErr w:type="spellEnd"/>
-      <w:r>
-        <w:t xml:space="preserve"> </w:t>
-      </w:r>
-      <w:proofErr w:type="spellStart"/>
-      <w:r>
-        <w:t>aparente</w:t>
-      </w:r>
-      <w:proofErr w:type="spellEnd"/>
-      <w:r>
-        <w:t xml:space="preserve"> das </w:t>
-      </w:r>
-      <w:proofErr w:type="spellStart"/>
-      <w:r>
-        <w:t>estrelas</w:t>
-      </w:r>
-      <w:proofErr w:type="spellEnd"/>
-      <w:r>
-        <w:t xml:space="preserve"> (de </w:t>
-      </w:r>
-      <w:proofErr w:type="spellStart"/>
-      <w:r>
-        <w:t>uma</w:t>
-      </w:r>
-      <w:proofErr w:type="spellEnd"/>
-      <w:r>
-        <w:t xml:space="preserve"> </w:t>
-      </w:r>
-      <w:proofErr w:type="spellStart"/>
-      <w:r>
-        <w:t>galáxia</w:t>
-      </w:r>
-      <w:proofErr w:type="spellEnd"/>
-      <w:r>
-        <w:t xml:space="preserve"> Messier_33) </w:t>
-      </w:r>
-      <w:proofErr w:type="spellStart"/>
-      <w:r>
-        <w:t>em</w:t>
-      </w:r>
-      <w:proofErr w:type="spellEnd"/>
-      <w:r>
-        <w:t xml:space="preserve"> </w:t>
-      </w:r>
-      <w:proofErr w:type="spellStart"/>
-      <w:r>
-        <w:t>função</w:t>
-      </w:r>
-      <w:proofErr w:type="spellEnd"/>
-      <w:r>
-        <w:t xml:space="preserve"> de </w:t>
-      </w:r>
-      <w:proofErr w:type="spellStart"/>
-      <w:r>
-        <w:t>sua</w:t>
-      </w:r>
-      <w:proofErr w:type="spellEnd"/>
-      <w:r>
-        <w:t xml:space="preserve"> </w:t>
-      </w:r>
-      <w:proofErr w:type="spellStart"/>
-      <w:r>
-        <w:t>distância</w:t>
-      </w:r>
-      <w:proofErr w:type="spellEnd"/>
-      <w:r>
-        <w:t xml:space="preserve"> radial </w:t>
-      </w:r>
-      <w:proofErr w:type="spellStart"/>
-      <w:r>
-        <w:t>ao</w:t>
-      </w:r>
-      <w:proofErr w:type="spellEnd"/>
-      <w:r>
-        <w:t xml:space="preserve"> </w:t>
-      </w:r>
-      <w:proofErr w:type="spellStart"/>
-      <w:r>
-        <w:t>centro</w:t>
-      </w:r>
-      <w:proofErr w:type="spellEnd"/>
-      <w:r>
-        <w:t xml:space="preserve"> </w:t>
-      </w:r>
-      <w:proofErr w:type="spellStart"/>
-      <w:r>
-        <w:t>galáctico</w:t>
-      </w:r>
-      <w:proofErr w:type="spellEnd"/>
-      <w:r>
-        <w:t xml:space="preserve">. Essa </w:t>
-      </w:r>
-      <w:proofErr w:type="spellStart"/>
-      <w:r>
-        <w:t>fórmula</w:t>
-      </w:r>
-      <w:proofErr w:type="spellEnd"/>
-      <w:r>
-        <w:t xml:space="preserve"> </w:t>
-      </w:r>
-      <w:proofErr w:type="spellStart"/>
-      <w:r>
-        <w:t>reproduz</w:t>
-      </w:r>
-      <w:proofErr w:type="spellEnd"/>
-      <w:r>
-        <w:t xml:space="preserve"> a </w:t>
-      </w:r>
-      <w:proofErr w:type="spellStart"/>
-      <w:r>
-        <w:t>mesma</w:t>
-      </w:r>
-      <w:proofErr w:type="spellEnd"/>
-      <w:r>
-        <w:t xml:space="preserve"> curva de </w:t>
-      </w:r>
-      <w:proofErr w:type="spellStart"/>
-      <w:r>
-        <w:t>velocidade</w:t>
-      </w:r>
-      <w:proofErr w:type="spellEnd"/>
-      <w:r>
-        <w:t xml:space="preserve"> </w:t>
-      </w:r>
-      <w:proofErr w:type="spellStart"/>
-      <w:r>
-        <w:t>tradicionalmente</w:t>
-      </w:r>
-      <w:proofErr w:type="spellEnd"/>
-      <w:r>
-        <w:t xml:space="preserve"> </w:t>
-      </w:r>
-      <w:proofErr w:type="spellStart"/>
-      <w:r>
-        <w:t>atribuída</w:t>
-      </w:r>
-      <w:proofErr w:type="spellEnd"/>
-      <w:r>
-        <w:t xml:space="preserve"> à </w:t>
-      </w:r>
-      <w:proofErr w:type="spellStart"/>
-      <w:r>
-        <w:t>matéria</w:t>
-      </w:r>
-      <w:proofErr w:type="spellEnd"/>
-      <w:r>
-        <w:t xml:space="preserve"> </w:t>
-      </w:r>
-      <w:proofErr w:type="spellStart"/>
-      <w:r>
-        <w:t>escura</w:t>
-      </w:r>
-      <w:proofErr w:type="spellEnd"/>
-      <w:r>
-        <w:t>.”(</w:t>
-      </w:r>
-      <w:proofErr w:type="spellStart"/>
-      <w:r>
-        <w:rPr>
-          <w:color w:val="EE0000"/>
-        </w:rPr>
-        <w:t>Abr</w:t>
-      </w:r>
-      <w:proofErr w:type="spellEnd"/>
-      <w:r>
-        <w:rPr>
-          <w:color w:val="EE0000"/>
-        </w:rPr>
-        <w:t>/2025</w:t>
-      </w:r>
-      <w:r>
-        <w:t>)</w:t>
-      </w:r>
+      <w:hyperlink r:id="rId44" w:history="1">
+        <w:r>
+          <w:rPr>
+            <w:rStyle w:val="Hyperlink"/>
+          </w:rPr>
+          <w:t>https://jocaxx.github.io/DUniverse/Html/POR_DUT_ALL.htm</w:t>
+        </w:r>
+      </w:hyperlink>
     </w:p>
     <w:p>
       <w:pPr>
@@ -7836,7 +7500,410 @@
           <w:bottom w:val="single" w:sz="6" w:space="1" w:color="auto"/>
         </w:pBdr>
       </w:pPr>
-      <w:hyperlink r:id="rId41" w:history="1">
+    </w:p>
+    <w:p>
+      <w:pPr>
+        <w:pStyle w:val="Corpodetexto"/>
+        <w:rPr>
+          <w:b/>
+          <w:bCs/>
+          <w:color w:val="17365D" w:themeColor="text2" w:themeShade="BF"/>
+        </w:rPr>
+      </w:pPr>
+    </w:p>
+    <w:p>
+      <w:pPr>
+        <w:pStyle w:val="Corpodetexto"/>
+        <w:rPr>
+          <w:color w:val="17365D" w:themeColor="text2" w:themeShade="BF"/>
+          <w:sz w:val="28"/>
+          <w:szCs w:val="28"/>
+        </w:rPr>
+      </w:pPr>
+      <w:r>
+        <w:rPr>
+          <w:b/>
+          <w:bCs/>
+          <w:color w:val="17365D" w:themeColor="text2" w:themeShade="BF"/>
+          <w:sz w:val="28"/>
+          <w:szCs w:val="28"/>
+        </w:rPr>
+        <w:t>(</w:t>
+      </w:r>
+      <w:r>
+        <w:rPr>
+          <w:b/>
+          <w:bCs/>
+          <w:color w:val="EE0000"/>
+          <w:sz w:val="28"/>
+          <w:szCs w:val="28"/>
+        </w:rPr>
+        <w:t>*</w:t>
+      </w:r>
+      <w:r>
+        <w:rPr>
+          <w:b/>
+          <w:bCs/>
+          <w:color w:val="17365D" w:themeColor="text2" w:themeShade="BF"/>
+          <w:sz w:val="28"/>
+          <w:szCs w:val="28"/>
+        </w:rPr>
+        <w:t xml:space="preserve">)´Universo </w:t>
+      </w:r>
+      <w:proofErr w:type="spellStart"/>
+      <w:r>
+        <w:rPr>
+          <w:b/>
+          <w:bCs/>
+          <w:color w:val="17365D" w:themeColor="text2" w:themeShade="BF"/>
+          <w:sz w:val="28"/>
+          <w:szCs w:val="28"/>
+        </w:rPr>
+        <w:t>Decrescente</w:t>
+      </w:r>
+      <w:proofErr w:type="spellEnd"/>
+      <w:r>
+        <w:rPr>
+          <w:b/>
+          <w:bCs/>
+          <w:color w:val="17365D" w:themeColor="text2" w:themeShade="BF"/>
+          <w:sz w:val="28"/>
+          <w:szCs w:val="28"/>
+        </w:rPr>
+        <w:t xml:space="preserve">: O </w:t>
+      </w:r>
+      <w:proofErr w:type="spellStart"/>
+      <w:r>
+        <w:rPr>
+          <w:b/>
+          <w:bCs/>
+          <w:color w:val="17365D" w:themeColor="text2" w:themeShade="BF"/>
+          <w:sz w:val="28"/>
+          <w:szCs w:val="28"/>
+        </w:rPr>
+        <w:t>Efeito</w:t>
+      </w:r>
+      <w:proofErr w:type="spellEnd"/>
+      <w:r>
+        <w:rPr>
+          <w:b/>
+          <w:bCs/>
+          <w:color w:val="17365D" w:themeColor="text2" w:themeShade="BF"/>
+          <w:sz w:val="28"/>
+          <w:szCs w:val="28"/>
+        </w:rPr>
+        <w:t xml:space="preserve"> da ‘</w:t>
+      </w:r>
+      <w:proofErr w:type="spellStart"/>
+      <w:r>
+        <w:rPr>
+          <w:b/>
+          <w:bCs/>
+          <w:color w:val="17365D" w:themeColor="text2" w:themeShade="BF"/>
+          <w:sz w:val="28"/>
+          <w:szCs w:val="28"/>
+        </w:rPr>
+        <w:t>Matéria</w:t>
+      </w:r>
+      <w:proofErr w:type="spellEnd"/>
+      <w:r>
+        <w:rPr>
+          <w:b/>
+          <w:bCs/>
+          <w:color w:val="17365D" w:themeColor="text2" w:themeShade="BF"/>
+          <w:sz w:val="28"/>
+          <w:szCs w:val="28"/>
+        </w:rPr>
+        <w:t xml:space="preserve"> </w:t>
+      </w:r>
+      <w:proofErr w:type="spellStart"/>
+      <w:r>
+        <w:rPr>
+          <w:b/>
+          <w:bCs/>
+          <w:color w:val="17365D" w:themeColor="text2" w:themeShade="BF"/>
+          <w:sz w:val="28"/>
+          <w:szCs w:val="28"/>
+        </w:rPr>
+        <w:t>Escura</w:t>
+      </w:r>
+      <w:proofErr w:type="spellEnd"/>
+      <w:r>
+        <w:rPr>
+          <w:b/>
+          <w:bCs/>
+          <w:color w:val="17365D" w:themeColor="text2" w:themeShade="BF"/>
+          <w:sz w:val="28"/>
+          <w:szCs w:val="28"/>
+        </w:rPr>
+        <w:t>’´</w:t>
+      </w:r>
+    </w:p>
+    <w:p>
+      <w:pPr>
+        <w:pStyle w:val="Corpodetexto"/>
+      </w:pPr>
+      <w:r>
+        <w:t>“</w:t>
+      </w:r>
+      <w:proofErr w:type="spellStart"/>
+      <w:r>
+        <w:t>Após</w:t>
+      </w:r>
+      <w:proofErr w:type="spellEnd"/>
+      <w:r>
+        <w:t xml:space="preserve"> </w:t>
+      </w:r>
+      <w:proofErr w:type="spellStart"/>
+      <w:r>
+        <w:t>uma</w:t>
+      </w:r>
+      <w:proofErr w:type="spellEnd"/>
+      <w:r>
+        <w:t xml:space="preserve"> breve </w:t>
+      </w:r>
+      <w:proofErr w:type="spellStart"/>
+      <w:r>
+        <w:t>revisão</w:t>
+      </w:r>
+      <w:proofErr w:type="spellEnd"/>
+      <w:r>
+        <w:t xml:space="preserve"> do </w:t>
+      </w:r>
+      <w:proofErr w:type="spellStart"/>
+      <w:r>
+        <w:t>modelo</w:t>
+      </w:r>
+      <w:proofErr w:type="spellEnd"/>
+      <w:r>
+        <w:t xml:space="preserve"> do Universo </w:t>
+      </w:r>
+      <w:proofErr w:type="spellStart"/>
+      <w:r>
+        <w:t>Decrescente</w:t>
+      </w:r>
+      <w:proofErr w:type="spellEnd"/>
+      <w:r>
+        <w:t xml:space="preserve"> (U.D.), </w:t>
+      </w:r>
+      <w:proofErr w:type="spellStart"/>
+      <w:r>
+        <w:t>derivaremos</w:t>
+      </w:r>
+      <w:proofErr w:type="spellEnd"/>
+      <w:r>
+        <w:t xml:space="preserve"> </w:t>
+      </w:r>
+      <w:proofErr w:type="spellStart"/>
+      <w:r>
+        <w:t>uma</w:t>
+      </w:r>
+      <w:proofErr w:type="spellEnd"/>
+      <w:r>
+        <w:t xml:space="preserve"> </w:t>
+      </w:r>
+      <w:proofErr w:type="spellStart"/>
+      <w:r>
+        <w:t>fórmula</w:t>
+      </w:r>
+      <w:proofErr w:type="spellEnd"/>
+      <w:r>
+        <w:t xml:space="preserve"> e o </w:t>
+      </w:r>
+      <w:proofErr w:type="spellStart"/>
+      <w:r>
+        <w:t>gráfico</w:t>
+      </w:r>
+      <w:proofErr w:type="spellEnd"/>
+      <w:r>
+        <w:t xml:space="preserve"> da </w:t>
+      </w:r>
+      <w:proofErr w:type="spellStart"/>
+      <w:r>
+        <w:t>velocidade</w:t>
+      </w:r>
+      <w:proofErr w:type="spellEnd"/>
+      <w:r>
+        <w:t xml:space="preserve"> </w:t>
+      </w:r>
+      <w:proofErr w:type="spellStart"/>
+      <w:r>
+        <w:t>aparente</w:t>
+      </w:r>
+      <w:proofErr w:type="spellEnd"/>
+      <w:r>
+        <w:t xml:space="preserve"> das </w:t>
+      </w:r>
+      <w:proofErr w:type="spellStart"/>
+      <w:r>
+        <w:t>estrelas</w:t>
+      </w:r>
+      <w:proofErr w:type="spellEnd"/>
+      <w:r>
+        <w:t xml:space="preserve"> (de </w:t>
+      </w:r>
+      <w:proofErr w:type="spellStart"/>
+      <w:r>
+        <w:t>uma</w:t>
+      </w:r>
+      <w:proofErr w:type="spellEnd"/>
+      <w:r>
+        <w:t xml:space="preserve"> </w:t>
+      </w:r>
+      <w:proofErr w:type="spellStart"/>
+      <w:r>
+        <w:t>galáxia</w:t>
+      </w:r>
+      <w:proofErr w:type="spellEnd"/>
+      <w:r>
+        <w:t xml:space="preserve"> Messier_33) </w:t>
+      </w:r>
+      <w:proofErr w:type="spellStart"/>
+      <w:r>
+        <w:t>em</w:t>
+      </w:r>
+      <w:proofErr w:type="spellEnd"/>
+      <w:r>
+        <w:t xml:space="preserve"> </w:t>
+      </w:r>
+      <w:proofErr w:type="spellStart"/>
+      <w:r>
+        <w:t>função</w:t>
+      </w:r>
+      <w:proofErr w:type="spellEnd"/>
+      <w:r>
+        <w:t xml:space="preserve"> de </w:t>
+      </w:r>
+      <w:proofErr w:type="spellStart"/>
+      <w:r>
+        <w:t>sua</w:t>
+      </w:r>
+      <w:proofErr w:type="spellEnd"/>
+      <w:r>
+        <w:t xml:space="preserve"> </w:t>
+      </w:r>
+      <w:proofErr w:type="spellStart"/>
+      <w:r>
+        <w:t>distância</w:t>
+      </w:r>
+      <w:proofErr w:type="spellEnd"/>
+      <w:r>
+        <w:t xml:space="preserve"> radial </w:t>
+      </w:r>
+      <w:proofErr w:type="spellStart"/>
+      <w:r>
+        <w:t>ao</w:t>
+      </w:r>
+      <w:proofErr w:type="spellEnd"/>
+      <w:r>
+        <w:t xml:space="preserve"> </w:t>
+      </w:r>
+      <w:proofErr w:type="spellStart"/>
+      <w:r>
+        <w:t>centro</w:t>
+      </w:r>
+      <w:proofErr w:type="spellEnd"/>
+      <w:r>
+        <w:t xml:space="preserve"> </w:t>
+      </w:r>
+      <w:proofErr w:type="spellStart"/>
+      <w:r>
+        <w:t>galáctico</w:t>
+      </w:r>
+      <w:proofErr w:type="spellEnd"/>
+      <w:r>
+        <w:t xml:space="preserve">. Essa </w:t>
+      </w:r>
+      <w:proofErr w:type="spellStart"/>
+      <w:r>
+        <w:t>fórmula</w:t>
+      </w:r>
+      <w:proofErr w:type="spellEnd"/>
+      <w:r>
+        <w:t xml:space="preserve"> </w:t>
+      </w:r>
+      <w:proofErr w:type="spellStart"/>
+      <w:r>
+        <w:t>reproduz</w:t>
+      </w:r>
+      <w:proofErr w:type="spellEnd"/>
+      <w:r>
+        <w:t xml:space="preserve"> a </w:t>
+      </w:r>
+      <w:proofErr w:type="spellStart"/>
+      <w:r>
+        <w:t>mesma</w:t>
+      </w:r>
+      <w:proofErr w:type="spellEnd"/>
+      <w:r>
+        <w:t xml:space="preserve"> curva de </w:t>
+      </w:r>
+      <w:proofErr w:type="spellStart"/>
+      <w:r>
+        <w:t>velocidade</w:t>
+      </w:r>
+      <w:proofErr w:type="spellEnd"/>
+      <w:r>
+        <w:t xml:space="preserve"> </w:t>
+      </w:r>
+      <w:proofErr w:type="spellStart"/>
+      <w:r>
+        <w:t>tradicionalmente</w:t>
+      </w:r>
+      <w:proofErr w:type="spellEnd"/>
+      <w:r>
+        <w:t xml:space="preserve"> </w:t>
+      </w:r>
+      <w:proofErr w:type="spellStart"/>
+      <w:r>
+        <w:t>atribuída</w:t>
+      </w:r>
+      <w:proofErr w:type="spellEnd"/>
+      <w:r>
+        <w:t xml:space="preserve"> à </w:t>
+      </w:r>
+      <w:proofErr w:type="spellStart"/>
+      <w:r>
+        <w:t>matéria</w:t>
+      </w:r>
+      <w:proofErr w:type="spellEnd"/>
+      <w:r>
+        <w:t xml:space="preserve"> </w:t>
+      </w:r>
+      <w:proofErr w:type="spellStart"/>
+      <w:r>
+        <w:t>escura</w:t>
+      </w:r>
+      <w:proofErr w:type="spellEnd"/>
+      <w:r>
+        <w:t>.”(</w:t>
+      </w:r>
+      <w:proofErr w:type="spellStart"/>
+      <w:r>
+        <w:rPr>
+          <w:color w:val="EE0000"/>
+        </w:rPr>
+        <w:t>Abr</w:t>
+      </w:r>
+      <w:proofErr w:type="spellEnd"/>
+      <w:r>
+        <w:rPr>
+          <w:color w:val="EE0000"/>
+        </w:rPr>
+        <w:t>/2025</w:t>
+      </w:r>
+      <w:r>
+        <w:t>)</w:t>
+      </w:r>
+    </w:p>
+    <w:p>
+      <w:pPr>
+        <w:pStyle w:val="Corpodetexto"/>
+        <w:pBdr>
+          <w:bottom w:val="single" w:sz="6" w:space="1" w:color="auto"/>
+        </w:pBdr>
+      </w:pPr>
+      <w:hyperlink r:id="rId45" w:history="1">
         <w:r>
           <w:rPr>
             <w:rStyle w:val="Hyperlink"/>
@@ -7852,199 +7919,14 @@
           <w:bottom w:val="single" w:sz="6" w:space="1" w:color="auto"/>
         </w:pBdr>
       </w:pPr>
-    </w:p>
-    <w:p>
-      <w:pPr>
-        <w:pStyle w:val="Corpodetexto"/>
-        <w:rPr>
-          <w:color w:val="17365D" w:themeColor="text2" w:themeShade="BF"/>
-          <w:sz w:val="28"/>
-          <w:szCs w:val="28"/>
-        </w:rPr>
-      </w:pPr>
-      <w:r>
-        <w:rPr>
-          <w:b/>
-          <w:bCs/>
-          <w:color w:val="17365D" w:themeColor="text2" w:themeShade="BF"/>
-        </w:rPr>
-        <w:br/>
-      </w:r>
-      <w:r>
-        <w:rPr>
-          <w:b/>
-          <w:bCs/>
-          <w:color w:val="17365D" w:themeColor="text2" w:themeShade="BF"/>
-          <w:sz w:val="28"/>
-          <w:szCs w:val="28"/>
-        </w:rPr>
-        <w:t xml:space="preserve">´Universo </w:t>
-      </w:r>
-      <w:proofErr w:type="spellStart"/>
-      <w:r>
-        <w:rPr>
-          <w:b/>
-          <w:bCs/>
-          <w:color w:val="17365D" w:themeColor="text2" w:themeShade="BF"/>
-          <w:sz w:val="28"/>
-          <w:szCs w:val="28"/>
-        </w:rPr>
-        <w:t>Decrescente</w:t>
-      </w:r>
-      <w:proofErr w:type="spellEnd"/>
-      <w:r>
-        <w:rPr>
-          <w:b/>
-          <w:bCs/>
-          <w:color w:val="17365D" w:themeColor="text2" w:themeShade="BF"/>
-          <w:sz w:val="28"/>
-          <w:szCs w:val="28"/>
-        </w:rPr>
-        <w:t xml:space="preserve">: A CMB e a </w:t>
-      </w:r>
-      <w:proofErr w:type="spellStart"/>
-      <w:r>
-        <w:rPr>
-          <w:b/>
-          <w:bCs/>
-          <w:color w:val="17365D" w:themeColor="text2" w:themeShade="BF"/>
-          <w:sz w:val="28"/>
-          <w:szCs w:val="28"/>
-        </w:rPr>
-        <w:t>Idade</w:t>
-      </w:r>
-      <w:proofErr w:type="spellEnd"/>
-      <w:r>
-        <w:rPr>
-          <w:b/>
-          <w:bCs/>
-          <w:color w:val="17365D" w:themeColor="text2" w:themeShade="BF"/>
-          <w:sz w:val="28"/>
-          <w:szCs w:val="28"/>
-        </w:rPr>
-        <w:t xml:space="preserve"> do Universo´</w:t>
-      </w:r>
-    </w:p>
-    <w:p>
-      <w:pPr>
-        <w:pStyle w:val="Corpodetexto"/>
-      </w:pPr>
-      <w:r>
-        <w:t>“</w:t>
-      </w:r>
-      <w:proofErr w:type="spellStart"/>
-      <w:r>
-        <w:t>Usaremos</w:t>
-      </w:r>
-      <w:proofErr w:type="spellEnd"/>
-      <w:r>
-        <w:t xml:space="preserve"> a </w:t>
-      </w:r>
-      <w:proofErr w:type="spellStart"/>
-      <w:r>
-        <w:t>teoria</w:t>
-      </w:r>
-      <w:proofErr w:type="spellEnd"/>
-      <w:r>
-        <w:t xml:space="preserve"> </w:t>
-      </w:r>
-      <w:proofErr w:type="spellStart"/>
-      <w:r>
-        <w:t>do”Universo</w:t>
-      </w:r>
-      <w:proofErr w:type="spellEnd"/>
-      <w:r>
-        <w:t xml:space="preserve"> </w:t>
-      </w:r>
-      <w:proofErr w:type="spellStart"/>
-      <w:r>
-        <w:t>Decrescente</w:t>
-      </w:r>
-      <w:proofErr w:type="spellEnd"/>
-      <w:r>
-        <w:t xml:space="preserve">” (U.D.) para </w:t>
-      </w:r>
-      <w:proofErr w:type="spellStart"/>
-      <w:r>
-        <w:t>estimar</w:t>
-      </w:r>
-      <w:proofErr w:type="spellEnd"/>
-      <w:r>
-        <w:t xml:space="preserve"> a </w:t>
-      </w:r>
-      <w:proofErr w:type="spellStart"/>
-      <w:r>
-        <w:t>idade</w:t>
-      </w:r>
-      <w:proofErr w:type="spellEnd"/>
-      <w:r>
-        <w:t xml:space="preserve"> do Universo com base no </w:t>
-      </w:r>
-      <w:proofErr w:type="spellStart"/>
-      <w:r>
-        <w:t>comprimento</w:t>
-      </w:r>
-      <w:proofErr w:type="spellEnd"/>
-      <w:r>
-        <w:t xml:space="preserve"> de </w:t>
-      </w:r>
-      <w:proofErr w:type="spellStart"/>
-      <w:r>
-        <w:t>onda</w:t>
-      </w:r>
-      <w:proofErr w:type="spellEnd"/>
-      <w:r>
-        <w:t xml:space="preserve"> </w:t>
-      </w:r>
-      <w:proofErr w:type="spellStart"/>
-      <w:r>
-        <w:t>médio</w:t>
-      </w:r>
-      <w:proofErr w:type="spellEnd"/>
-      <w:r>
-        <w:t xml:space="preserve"> da </w:t>
-      </w:r>
-      <w:proofErr w:type="spellStart"/>
-      <w:r>
-        <w:t>radiação</w:t>
-      </w:r>
-      <w:proofErr w:type="spellEnd"/>
-      <w:r>
-        <w:t xml:space="preserve"> </w:t>
-      </w:r>
-      <w:proofErr w:type="spellStart"/>
-      <w:r>
-        <w:t>Cósmica</w:t>
-      </w:r>
-      <w:proofErr w:type="spellEnd"/>
-      <w:r>
-        <w:t xml:space="preserve"> de Fundo </w:t>
-      </w:r>
-      <w:proofErr w:type="spellStart"/>
-      <w:r>
-        <w:t>em</w:t>
-      </w:r>
-      <w:proofErr w:type="spellEnd"/>
-      <w:r>
-        <w:t xml:space="preserve"> Micro-</w:t>
-      </w:r>
-      <w:proofErr w:type="spellStart"/>
-      <w:r>
-        <w:t>ondas</w:t>
-      </w:r>
-      <w:proofErr w:type="spellEnd"/>
-      <w:r>
-        <w:t xml:space="preserve"> (CMB).”(</w:t>
-      </w:r>
-      <w:r>
-        <w:rPr>
-          <w:color w:val="EE0000"/>
-        </w:rPr>
-        <w:t>Maio/2025</w:t>
-      </w:r>
-      <w:r>
-        <w:t>)</w:t>
-      </w:r>
+      <w:hyperlink r:id="rId46" w:history="1">
+        <w:r>
+          <w:rPr>
+            <w:rStyle w:val="Hyperlink"/>
+          </w:rPr>
+          <w:t>https://jocaxx.github.io/DUniverse/Html/POR_DU_MATERIA_ESCURA.htm</w:t>
+        </w:r>
+      </w:hyperlink>
     </w:p>
     <w:p>
       <w:pPr>
@@ -8053,7 +7935,208 @@
           <w:bottom w:val="single" w:sz="6" w:space="1" w:color="auto"/>
         </w:pBdr>
       </w:pPr>
-      <w:hyperlink r:id="rId42" w:history="1">
+    </w:p>
+    <w:p>
+      <w:pPr>
+        <w:pStyle w:val="Corpodetexto"/>
+        <w:rPr>
+          <w:color w:val="17365D" w:themeColor="text2" w:themeShade="BF"/>
+          <w:sz w:val="28"/>
+          <w:szCs w:val="28"/>
+        </w:rPr>
+      </w:pPr>
+      <w:r>
+        <w:rPr>
+          <w:b/>
+          <w:bCs/>
+          <w:color w:val="17365D" w:themeColor="text2" w:themeShade="BF"/>
+        </w:rPr>
+        <w:br/>
+      </w:r>
+      <w:r>
+        <w:rPr>
+          <w:b/>
+          <w:bCs/>
+          <w:color w:val="17365D" w:themeColor="text2" w:themeShade="BF"/>
+          <w:sz w:val="28"/>
+          <w:szCs w:val="28"/>
+        </w:rPr>
+        <w:t xml:space="preserve">´Universo </w:t>
+      </w:r>
+      <w:proofErr w:type="spellStart"/>
+      <w:r>
+        <w:rPr>
+          <w:b/>
+          <w:bCs/>
+          <w:color w:val="17365D" w:themeColor="text2" w:themeShade="BF"/>
+          <w:sz w:val="28"/>
+          <w:szCs w:val="28"/>
+        </w:rPr>
+        <w:t>Decrescente</w:t>
+      </w:r>
+      <w:proofErr w:type="spellEnd"/>
+      <w:r>
+        <w:rPr>
+          <w:b/>
+          <w:bCs/>
+          <w:color w:val="17365D" w:themeColor="text2" w:themeShade="BF"/>
+          <w:sz w:val="28"/>
+          <w:szCs w:val="28"/>
+        </w:rPr>
+        <w:t xml:space="preserve">: A CMB e a </w:t>
+      </w:r>
+      <w:proofErr w:type="spellStart"/>
+      <w:r>
+        <w:rPr>
+          <w:b/>
+          <w:bCs/>
+          <w:color w:val="17365D" w:themeColor="text2" w:themeShade="BF"/>
+          <w:sz w:val="28"/>
+          <w:szCs w:val="28"/>
+        </w:rPr>
+        <w:t>Idade</w:t>
+      </w:r>
+      <w:proofErr w:type="spellEnd"/>
+      <w:r>
+        <w:rPr>
+          <w:b/>
+          <w:bCs/>
+          <w:color w:val="17365D" w:themeColor="text2" w:themeShade="BF"/>
+          <w:sz w:val="28"/>
+          <w:szCs w:val="28"/>
+        </w:rPr>
+        <w:t xml:space="preserve"> do Universo´</w:t>
+      </w:r>
+    </w:p>
+    <w:p>
+      <w:pPr>
+        <w:pStyle w:val="Corpodetexto"/>
+      </w:pPr>
+      <w:r>
+        <w:t>“</w:t>
+      </w:r>
+      <w:proofErr w:type="spellStart"/>
+      <w:r>
+        <w:t>Usaremos</w:t>
+      </w:r>
+      <w:proofErr w:type="spellEnd"/>
+      <w:r>
+        <w:t xml:space="preserve"> a </w:t>
+      </w:r>
+      <w:proofErr w:type="spellStart"/>
+      <w:r>
+        <w:t>teoria</w:t>
+      </w:r>
+      <w:proofErr w:type="spellEnd"/>
+      <w:r>
+        <w:t xml:space="preserve"> </w:t>
+      </w:r>
+      <w:proofErr w:type="spellStart"/>
+      <w:r>
+        <w:t>do”Universo</w:t>
+      </w:r>
+      <w:proofErr w:type="spellEnd"/>
+      <w:r>
+        <w:t xml:space="preserve"> </w:t>
+      </w:r>
+      <w:proofErr w:type="spellStart"/>
+      <w:r>
+        <w:t>Decrescente</w:t>
+      </w:r>
+      <w:proofErr w:type="spellEnd"/>
+      <w:r>
+        <w:t xml:space="preserve">” (U.D.) para </w:t>
+      </w:r>
+      <w:proofErr w:type="spellStart"/>
+      <w:r>
+        <w:t>estimar</w:t>
+      </w:r>
+      <w:proofErr w:type="spellEnd"/>
+      <w:r>
+        <w:t xml:space="preserve"> a </w:t>
+      </w:r>
+      <w:proofErr w:type="spellStart"/>
+      <w:r>
+        <w:t>idade</w:t>
+      </w:r>
+      <w:proofErr w:type="spellEnd"/>
+      <w:r>
+        <w:t xml:space="preserve"> do Universo com base no </w:t>
+      </w:r>
+      <w:proofErr w:type="spellStart"/>
+      <w:r>
+        <w:t>comprimento</w:t>
+      </w:r>
+      <w:proofErr w:type="spellEnd"/>
+      <w:r>
+        <w:t xml:space="preserve"> de </w:t>
+      </w:r>
+      <w:proofErr w:type="spellStart"/>
+      <w:r>
+        <w:t>onda</w:t>
+      </w:r>
+      <w:proofErr w:type="spellEnd"/>
+      <w:r>
+        <w:t xml:space="preserve"> </w:t>
+      </w:r>
+      <w:proofErr w:type="spellStart"/>
+      <w:r>
+        <w:t>médio</w:t>
+      </w:r>
+      <w:proofErr w:type="spellEnd"/>
+      <w:r>
+        <w:t xml:space="preserve"> da </w:t>
+      </w:r>
+      <w:proofErr w:type="spellStart"/>
+      <w:r>
+        <w:t>radiação</w:t>
+      </w:r>
+      <w:proofErr w:type="spellEnd"/>
+      <w:r>
+        <w:t xml:space="preserve"> </w:t>
+      </w:r>
+      <w:proofErr w:type="spellStart"/>
+      <w:r>
+        <w:t>Cósmica</w:t>
+      </w:r>
+      <w:proofErr w:type="spellEnd"/>
+      <w:r>
+        <w:t xml:space="preserve"> de Fundo </w:t>
+      </w:r>
+      <w:proofErr w:type="spellStart"/>
+      <w:r>
+        <w:t>em</w:t>
+      </w:r>
+      <w:proofErr w:type="spellEnd"/>
+      <w:r>
+        <w:t xml:space="preserve"> Micro-</w:t>
+      </w:r>
+      <w:proofErr w:type="spellStart"/>
+      <w:r>
+        <w:t>ondas</w:t>
+      </w:r>
+      <w:proofErr w:type="spellEnd"/>
+      <w:r>
+        <w:t xml:space="preserve"> (CMB).”(</w:t>
+      </w:r>
+      <w:r>
+        <w:rPr>
+          <w:color w:val="EE0000"/>
+        </w:rPr>
+        <w:t>Maio/2025</w:t>
+      </w:r>
+      <w:r>
+        <w:t>)</w:t>
+      </w:r>
+    </w:p>
+    <w:p>
+      <w:pPr>
+        <w:pStyle w:val="Corpodetexto"/>
+        <w:pBdr>
+          <w:bottom w:val="single" w:sz="6" w:space="1" w:color="auto"/>
+        </w:pBdr>
+      </w:pPr>
+      <w:hyperlink r:id="rId47" w:history="1">
         <w:r>
           <w:rPr>
             <w:rStyle w:val="Hyperlink"/>
@@ -8069,434 +8152,14 @@
           <w:bottom w:val="single" w:sz="6" w:space="1" w:color="auto"/>
         </w:pBdr>
       </w:pPr>
-    </w:p>
-    <w:p>
-      <w:pPr>
-        <w:pStyle w:val="Corpodetexto"/>
-        <w:rPr>
-          <w:color w:val="17365D" w:themeColor="text2" w:themeShade="BF"/>
-          <w:sz w:val="28"/>
-          <w:szCs w:val="28"/>
-        </w:rPr>
-      </w:pPr>
-      <w:r>
-        <w:rPr>
-          <w:b/>
-          <w:bCs/>
-          <w:color w:val="17365D" w:themeColor="text2" w:themeShade="BF"/>
-          <w:sz w:val="28"/>
-          <w:szCs w:val="28"/>
-        </w:rPr>
-        <w:t>(</w:t>
-      </w:r>
-      <w:r>
-        <w:rPr>
-          <w:b/>
-          <w:bCs/>
-          <w:color w:val="EE0000"/>
-          <w:sz w:val="28"/>
-          <w:szCs w:val="28"/>
-        </w:rPr>
-        <w:t>*</w:t>
-      </w:r>
-      <w:r>
-        <w:rPr>
-          <w:b/>
-          <w:bCs/>
-          <w:color w:val="17365D" w:themeColor="text2" w:themeShade="BF"/>
-          <w:sz w:val="28"/>
-          <w:szCs w:val="28"/>
-        </w:rPr>
-        <w:t xml:space="preserve">)´Universo </w:t>
-      </w:r>
-      <w:proofErr w:type="spellStart"/>
-      <w:r>
-        <w:rPr>
-          <w:b/>
-          <w:bCs/>
-          <w:color w:val="17365D" w:themeColor="text2" w:themeShade="BF"/>
-          <w:sz w:val="28"/>
-          <w:szCs w:val="28"/>
-        </w:rPr>
-        <w:t>decrescente</w:t>
-      </w:r>
-      <w:proofErr w:type="spellEnd"/>
-      <w:r>
-        <w:rPr>
-          <w:b/>
-          <w:bCs/>
-          <w:color w:val="17365D" w:themeColor="text2" w:themeShade="BF"/>
-          <w:sz w:val="28"/>
-          <w:szCs w:val="28"/>
-        </w:rPr>
-        <w:t xml:space="preserve">: a </w:t>
-      </w:r>
-      <w:proofErr w:type="spellStart"/>
-      <w:r>
-        <w:rPr>
-          <w:b/>
-          <w:bCs/>
-          <w:color w:val="17365D" w:themeColor="text2" w:themeShade="BF"/>
-          <w:sz w:val="28"/>
-          <w:szCs w:val="28"/>
-        </w:rPr>
-        <w:t>distância</w:t>
-      </w:r>
-      <w:proofErr w:type="spellEnd"/>
-      <w:r>
-        <w:rPr>
-          <w:b/>
-          <w:bCs/>
-          <w:color w:val="17365D" w:themeColor="text2" w:themeShade="BF"/>
-          <w:sz w:val="28"/>
-          <w:szCs w:val="28"/>
-        </w:rPr>
-        <w:t xml:space="preserve"> </w:t>
-      </w:r>
-      <w:proofErr w:type="spellStart"/>
-      <w:r>
-        <w:rPr>
-          <w:b/>
-          <w:bCs/>
-          <w:color w:val="17365D" w:themeColor="text2" w:themeShade="BF"/>
-          <w:sz w:val="28"/>
-          <w:szCs w:val="28"/>
-        </w:rPr>
-        <w:t>em</w:t>
-      </w:r>
-      <w:proofErr w:type="spellEnd"/>
-      <w:r>
-        <w:rPr>
-          <w:b/>
-          <w:bCs/>
-          <w:color w:val="17365D" w:themeColor="text2" w:themeShade="BF"/>
-          <w:sz w:val="28"/>
-          <w:szCs w:val="28"/>
-        </w:rPr>
-        <w:t xml:space="preserve"> </w:t>
-      </w:r>
-      <w:proofErr w:type="spellStart"/>
-      <w:r>
-        <w:rPr>
-          <w:b/>
-          <w:bCs/>
-          <w:color w:val="17365D" w:themeColor="text2" w:themeShade="BF"/>
-          <w:sz w:val="28"/>
-          <w:szCs w:val="28"/>
-        </w:rPr>
-        <w:t>função</w:t>
-      </w:r>
-      <w:proofErr w:type="spellEnd"/>
-      <w:r>
-        <w:rPr>
-          <w:b/>
-          <w:bCs/>
-          <w:color w:val="17365D" w:themeColor="text2" w:themeShade="BF"/>
-          <w:sz w:val="28"/>
-          <w:szCs w:val="28"/>
-        </w:rPr>
-        <w:t xml:space="preserve"> do redshift (novo)´</w:t>
-      </w:r>
-    </w:p>
-    <w:p>
-      <w:pPr>
-        <w:pStyle w:val="Corpodetexto"/>
-      </w:pPr>
-      <w:r>
-        <w:t>“</w:t>
-      </w:r>
-      <w:proofErr w:type="spellStart"/>
-      <w:r>
-        <w:t>Usando</w:t>
-      </w:r>
-      <w:proofErr w:type="spellEnd"/>
-      <w:r>
-        <w:t xml:space="preserve"> o </w:t>
-      </w:r>
-      <w:proofErr w:type="spellStart"/>
-      <w:r>
-        <w:t>modelo</w:t>
-      </w:r>
-      <w:proofErr w:type="spellEnd"/>
-      <w:r>
-        <w:t xml:space="preserve"> </w:t>
-      </w:r>
-      <w:proofErr w:type="spellStart"/>
-      <w:r>
-        <w:t>do”Universo</w:t>
-      </w:r>
-      <w:proofErr w:type="spellEnd"/>
-      <w:r>
-        <w:t xml:space="preserve"> Decrescente”1, </w:t>
-      </w:r>
-      <w:proofErr w:type="spellStart"/>
-      <w:r>
-        <w:t>mostraremos</w:t>
-      </w:r>
-      <w:proofErr w:type="spellEnd"/>
-      <w:r>
-        <w:t xml:space="preserve"> </w:t>
-      </w:r>
-      <w:proofErr w:type="spellStart"/>
-      <w:r>
-        <w:t>evidências</w:t>
-      </w:r>
-      <w:proofErr w:type="spellEnd"/>
-      <w:r>
-        <w:t xml:space="preserve"> de </w:t>
-      </w:r>
-      <w:proofErr w:type="spellStart"/>
-      <w:r>
-        <w:t>que</w:t>
-      </w:r>
-      <w:proofErr w:type="spellEnd"/>
-      <w:r>
-        <w:t xml:space="preserve"> esse novo </w:t>
-      </w:r>
-      <w:proofErr w:type="spellStart"/>
-      <w:r>
-        <w:t>modelo</w:t>
-      </w:r>
-      <w:proofErr w:type="spellEnd"/>
-      <w:r>
-        <w:t xml:space="preserve"> da </w:t>
-      </w:r>
-      <w:proofErr w:type="spellStart"/>
-      <w:r>
-        <w:t>dinâmica</w:t>
-      </w:r>
-      <w:proofErr w:type="spellEnd"/>
-      <w:r>
-        <w:t xml:space="preserve"> do Universo é </w:t>
-      </w:r>
-      <w:proofErr w:type="spellStart"/>
-      <w:r>
-        <w:t>menos</w:t>
-      </w:r>
-      <w:proofErr w:type="spellEnd"/>
-      <w:r>
-        <w:t xml:space="preserve"> </w:t>
-      </w:r>
-      <w:proofErr w:type="spellStart"/>
-      <w:r>
-        <w:t>disruptivo</w:t>
-      </w:r>
-      <w:proofErr w:type="spellEnd"/>
-      <w:r>
-        <w:t xml:space="preserve"> e </w:t>
-      </w:r>
-      <w:proofErr w:type="spellStart"/>
-      <w:r>
-        <w:t>mais</w:t>
-      </w:r>
-      <w:proofErr w:type="spellEnd"/>
-      <w:r>
-        <w:t xml:space="preserve"> </w:t>
-      </w:r>
-      <w:proofErr w:type="spellStart"/>
-      <w:r>
-        <w:t>adequado</w:t>
-      </w:r>
-      <w:proofErr w:type="spellEnd"/>
-      <w:r>
-        <w:t xml:space="preserve"> do </w:t>
-      </w:r>
-      <w:proofErr w:type="spellStart"/>
-      <w:r>
-        <w:t>que</w:t>
-      </w:r>
-      <w:proofErr w:type="spellEnd"/>
-      <w:r>
-        <w:t xml:space="preserve"> o </w:t>
-      </w:r>
-      <w:proofErr w:type="spellStart"/>
-      <w:r>
-        <w:t>modelo</w:t>
-      </w:r>
-      <w:proofErr w:type="spellEnd"/>
-      <w:r>
-        <w:t xml:space="preserve"> </w:t>
-      </w:r>
-      <w:proofErr w:type="spellStart"/>
-      <w:r>
-        <w:t>tradicional</w:t>
-      </w:r>
-      <w:proofErr w:type="spellEnd"/>
-      <w:r>
-        <w:t xml:space="preserve"> L-CDM, </w:t>
-      </w:r>
-      <w:proofErr w:type="spellStart"/>
-      <w:r>
-        <w:t>que</w:t>
-      </w:r>
-      <w:proofErr w:type="spellEnd"/>
-      <w:r>
-        <w:t xml:space="preserve"> </w:t>
-      </w:r>
-      <w:proofErr w:type="spellStart"/>
-      <w:r>
-        <w:t>postula</w:t>
-      </w:r>
-      <w:proofErr w:type="spellEnd"/>
-      <w:r>
-        <w:t xml:space="preserve"> a </w:t>
-      </w:r>
-      <w:proofErr w:type="spellStart"/>
-      <w:r>
-        <w:t>existência</w:t>
-      </w:r>
-      <w:proofErr w:type="spellEnd"/>
-      <w:r>
-        <w:t xml:space="preserve"> de Energia </w:t>
-      </w:r>
-      <w:proofErr w:type="spellStart"/>
-      <w:r>
-        <w:t>Escura</w:t>
-      </w:r>
-      <w:proofErr w:type="spellEnd"/>
-      <w:r>
-        <w:t>.</w:t>
-      </w:r>
-      <w:r>
-        <w:br/>
-      </w:r>
-      <w:proofErr w:type="spellStart"/>
-      <w:r>
-        <w:t>Também</w:t>
-      </w:r>
-      <w:proofErr w:type="spellEnd"/>
-      <w:r>
-        <w:t xml:space="preserve"> </w:t>
-      </w:r>
-      <w:proofErr w:type="spellStart"/>
-      <w:r>
-        <w:t>desenvolveremos</w:t>
-      </w:r>
-      <w:proofErr w:type="spellEnd"/>
-      <w:r>
-        <w:t xml:space="preserve">, a </w:t>
-      </w:r>
-      <w:proofErr w:type="spellStart"/>
-      <w:r>
-        <w:t>partir</w:t>
-      </w:r>
-      <w:proofErr w:type="spellEnd"/>
-      <w:r>
-        <w:t xml:space="preserve"> dessa nova </w:t>
-      </w:r>
-      <w:proofErr w:type="spellStart"/>
-      <w:r>
-        <w:t>teoria</w:t>
-      </w:r>
-      <w:proofErr w:type="spellEnd"/>
-      <w:r>
-        <w:t xml:space="preserve">, </w:t>
-      </w:r>
-      <w:proofErr w:type="spellStart"/>
-      <w:r>
-        <w:t>uma</w:t>
-      </w:r>
-      <w:proofErr w:type="spellEnd"/>
-      <w:r>
-        <w:t xml:space="preserve"> </w:t>
-      </w:r>
-      <w:proofErr w:type="spellStart"/>
-      <w:r>
-        <w:t>fórmula</w:t>
-      </w:r>
-      <w:proofErr w:type="spellEnd"/>
-      <w:r>
-        <w:t xml:space="preserve"> </w:t>
-      </w:r>
-      <w:proofErr w:type="spellStart"/>
-      <w:r>
-        <w:t>matemática</w:t>
-      </w:r>
-      <w:proofErr w:type="spellEnd"/>
-      <w:r>
-        <w:t xml:space="preserve"> simples e </w:t>
-      </w:r>
-      <w:proofErr w:type="spellStart"/>
-      <w:r>
-        <w:t>direta</w:t>
-      </w:r>
-      <w:proofErr w:type="spellEnd"/>
-      <w:r>
-        <w:t xml:space="preserve"> </w:t>
-      </w:r>
-      <w:proofErr w:type="spellStart"/>
-      <w:r>
-        <w:t>que</w:t>
-      </w:r>
-      <w:proofErr w:type="spellEnd"/>
-      <w:r>
-        <w:t xml:space="preserve"> </w:t>
-      </w:r>
-      <w:proofErr w:type="spellStart"/>
-      <w:r>
-        <w:t>fornece</w:t>
-      </w:r>
-      <w:proofErr w:type="spellEnd"/>
-      <w:r>
-        <w:t xml:space="preserve"> a </w:t>
-      </w:r>
-      <w:proofErr w:type="spellStart"/>
-      <w:r>
-        <w:t>distância</w:t>
-      </w:r>
-      <w:proofErr w:type="spellEnd"/>
-      <w:r>
-        <w:t xml:space="preserve"> da </w:t>
-      </w:r>
-      <w:proofErr w:type="spellStart"/>
-      <w:r>
-        <w:t>galáxia</w:t>
-      </w:r>
-      <w:proofErr w:type="spellEnd"/>
-      <w:r>
-        <w:t xml:space="preserve"> </w:t>
-      </w:r>
-      <w:proofErr w:type="spellStart"/>
-      <w:r>
-        <w:t>em</w:t>
-      </w:r>
-      <w:proofErr w:type="spellEnd"/>
-      <w:r>
-        <w:t xml:space="preserve"> </w:t>
-      </w:r>
-      <w:proofErr w:type="spellStart"/>
-      <w:r>
-        <w:t>função</w:t>
-      </w:r>
-      <w:proofErr w:type="spellEnd"/>
-      <w:r>
-        <w:t xml:space="preserve"> de </w:t>
-      </w:r>
-      <w:proofErr w:type="spellStart"/>
-      <w:r>
-        <w:t>seu</w:t>
-      </w:r>
-      <w:proofErr w:type="spellEnd"/>
-      <w:r>
-        <w:t xml:space="preserve"> redshift.”(</w:t>
-      </w:r>
-      <w:proofErr w:type="spellStart"/>
-      <w:r>
-        <w:rPr>
-          <w:color w:val="EE0000"/>
-        </w:rPr>
-        <w:t>Fev</w:t>
-      </w:r>
-      <w:proofErr w:type="spellEnd"/>
-      <w:r>
-        <w:rPr>
-          <w:color w:val="EE0000"/>
-        </w:rPr>
-        <w:t>/2025</w:t>
-      </w:r>
-      <w:r>
-        <w:t>)</w:t>
-      </w:r>
+      <w:hyperlink r:id="rId48" w:history="1">
+        <w:r>
+          <w:rPr>
+            <w:rStyle w:val="Hyperlink"/>
+          </w:rPr>
+          <w:t>https://jocaxx.github.io/DUniverse/Html/POR_DU_CMB.htm</w:t>
+        </w:r>
+      </w:hyperlink>
     </w:p>
     <w:p>
       <w:pPr>
@@ -8505,7 +8168,443 @@
           <w:bottom w:val="single" w:sz="6" w:space="1" w:color="auto"/>
         </w:pBdr>
       </w:pPr>
-      <w:hyperlink r:id="rId43" w:history="1">
+    </w:p>
+    <w:p>
+      <w:pPr>
+        <w:pStyle w:val="Corpodetexto"/>
+        <w:rPr>
+          <w:color w:val="17365D" w:themeColor="text2" w:themeShade="BF"/>
+          <w:sz w:val="28"/>
+          <w:szCs w:val="28"/>
+        </w:rPr>
+      </w:pPr>
+      <w:r>
+        <w:rPr>
+          <w:b/>
+          <w:bCs/>
+          <w:color w:val="17365D" w:themeColor="text2" w:themeShade="BF"/>
+          <w:sz w:val="28"/>
+          <w:szCs w:val="28"/>
+        </w:rPr>
+        <w:t>(</w:t>
+      </w:r>
+      <w:r>
+        <w:rPr>
+          <w:b/>
+          <w:bCs/>
+          <w:color w:val="EE0000"/>
+          <w:sz w:val="28"/>
+          <w:szCs w:val="28"/>
+        </w:rPr>
+        <w:t>*</w:t>
+      </w:r>
+      <w:r>
+        <w:rPr>
+          <w:b/>
+          <w:bCs/>
+          <w:color w:val="17365D" w:themeColor="text2" w:themeShade="BF"/>
+          <w:sz w:val="28"/>
+          <w:szCs w:val="28"/>
+        </w:rPr>
+        <w:t xml:space="preserve">)´Universo </w:t>
+      </w:r>
+      <w:proofErr w:type="spellStart"/>
+      <w:r>
+        <w:rPr>
+          <w:b/>
+          <w:bCs/>
+          <w:color w:val="17365D" w:themeColor="text2" w:themeShade="BF"/>
+          <w:sz w:val="28"/>
+          <w:szCs w:val="28"/>
+        </w:rPr>
+        <w:t>decrescente</w:t>
+      </w:r>
+      <w:proofErr w:type="spellEnd"/>
+      <w:r>
+        <w:rPr>
+          <w:b/>
+          <w:bCs/>
+          <w:color w:val="17365D" w:themeColor="text2" w:themeShade="BF"/>
+          <w:sz w:val="28"/>
+          <w:szCs w:val="28"/>
+        </w:rPr>
+        <w:t xml:space="preserve">: a </w:t>
+      </w:r>
+      <w:proofErr w:type="spellStart"/>
+      <w:r>
+        <w:rPr>
+          <w:b/>
+          <w:bCs/>
+          <w:color w:val="17365D" w:themeColor="text2" w:themeShade="BF"/>
+          <w:sz w:val="28"/>
+          <w:szCs w:val="28"/>
+        </w:rPr>
+        <w:t>distância</w:t>
+      </w:r>
+      <w:proofErr w:type="spellEnd"/>
+      <w:r>
+        <w:rPr>
+          <w:b/>
+          <w:bCs/>
+          <w:color w:val="17365D" w:themeColor="text2" w:themeShade="BF"/>
+          <w:sz w:val="28"/>
+          <w:szCs w:val="28"/>
+        </w:rPr>
+        <w:t xml:space="preserve"> </w:t>
+      </w:r>
+      <w:proofErr w:type="spellStart"/>
+      <w:r>
+        <w:rPr>
+          <w:b/>
+          <w:bCs/>
+          <w:color w:val="17365D" w:themeColor="text2" w:themeShade="BF"/>
+          <w:sz w:val="28"/>
+          <w:szCs w:val="28"/>
+        </w:rPr>
+        <w:t>em</w:t>
+      </w:r>
+      <w:proofErr w:type="spellEnd"/>
+      <w:r>
+        <w:rPr>
+          <w:b/>
+          <w:bCs/>
+          <w:color w:val="17365D" w:themeColor="text2" w:themeShade="BF"/>
+          <w:sz w:val="28"/>
+          <w:szCs w:val="28"/>
+        </w:rPr>
+        <w:t xml:space="preserve"> </w:t>
+      </w:r>
+      <w:proofErr w:type="spellStart"/>
+      <w:r>
+        <w:rPr>
+          <w:b/>
+          <w:bCs/>
+          <w:color w:val="17365D" w:themeColor="text2" w:themeShade="BF"/>
+          <w:sz w:val="28"/>
+          <w:szCs w:val="28"/>
+        </w:rPr>
+        <w:t>função</w:t>
+      </w:r>
+      <w:proofErr w:type="spellEnd"/>
+      <w:r>
+        <w:rPr>
+          <w:b/>
+          <w:bCs/>
+          <w:color w:val="17365D" w:themeColor="text2" w:themeShade="BF"/>
+          <w:sz w:val="28"/>
+          <w:szCs w:val="28"/>
+        </w:rPr>
+        <w:t xml:space="preserve"> do redshift (novo)´</w:t>
+      </w:r>
+    </w:p>
+    <w:p>
+      <w:pPr>
+        <w:pStyle w:val="Corpodetexto"/>
+      </w:pPr>
+      <w:r>
+        <w:t>“</w:t>
+      </w:r>
+      <w:proofErr w:type="spellStart"/>
+      <w:r>
+        <w:t>Usando</w:t>
+      </w:r>
+      <w:proofErr w:type="spellEnd"/>
+      <w:r>
+        <w:t xml:space="preserve"> o </w:t>
+      </w:r>
+      <w:proofErr w:type="spellStart"/>
+      <w:r>
+        <w:t>modelo</w:t>
+      </w:r>
+      <w:proofErr w:type="spellEnd"/>
+      <w:r>
+        <w:t xml:space="preserve"> </w:t>
+      </w:r>
+      <w:proofErr w:type="spellStart"/>
+      <w:r>
+        <w:t>do”Universo</w:t>
+      </w:r>
+      <w:proofErr w:type="spellEnd"/>
+      <w:r>
+        <w:t xml:space="preserve"> Decrescente”1, </w:t>
+      </w:r>
+      <w:proofErr w:type="spellStart"/>
+      <w:r>
+        <w:t>mostraremos</w:t>
+      </w:r>
+      <w:proofErr w:type="spellEnd"/>
+      <w:r>
+        <w:t xml:space="preserve"> </w:t>
+      </w:r>
+      <w:proofErr w:type="spellStart"/>
+      <w:r>
+        <w:t>evidências</w:t>
+      </w:r>
+      <w:proofErr w:type="spellEnd"/>
+      <w:r>
+        <w:t xml:space="preserve"> de </w:t>
+      </w:r>
+      <w:proofErr w:type="spellStart"/>
+      <w:r>
+        <w:t>que</w:t>
+      </w:r>
+      <w:proofErr w:type="spellEnd"/>
+      <w:r>
+        <w:t xml:space="preserve"> esse novo </w:t>
+      </w:r>
+      <w:proofErr w:type="spellStart"/>
+      <w:r>
+        <w:t>modelo</w:t>
+      </w:r>
+      <w:proofErr w:type="spellEnd"/>
+      <w:r>
+        <w:t xml:space="preserve"> da </w:t>
+      </w:r>
+      <w:proofErr w:type="spellStart"/>
+      <w:r>
+        <w:t>dinâmica</w:t>
+      </w:r>
+      <w:proofErr w:type="spellEnd"/>
+      <w:r>
+        <w:t xml:space="preserve"> do Universo é </w:t>
+      </w:r>
+      <w:proofErr w:type="spellStart"/>
+      <w:r>
+        <w:t>menos</w:t>
+      </w:r>
+      <w:proofErr w:type="spellEnd"/>
+      <w:r>
+        <w:t xml:space="preserve"> </w:t>
+      </w:r>
+      <w:proofErr w:type="spellStart"/>
+      <w:r>
+        <w:t>disruptivo</w:t>
+      </w:r>
+      <w:proofErr w:type="spellEnd"/>
+      <w:r>
+        <w:t xml:space="preserve"> e </w:t>
+      </w:r>
+      <w:proofErr w:type="spellStart"/>
+      <w:r>
+        <w:t>mais</w:t>
+      </w:r>
+      <w:proofErr w:type="spellEnd"/>
+      <w:r>
+        <w:t xml:space="preserve"> </w:t>
+      </w:r>
+      <w:proofErr w:type="spellStart"/>
+      <w:r>
+        <w:t>adequado</w:t>
+      </w:r>
+      <w:proofErr w:type="spellEnd"/>
+      <w:r>
+        <w:t xml:space="preserve"> do </w:t>
+      </w:r>
+      <w:proofErr w:type="spellStart"/>
+      <w:r>
+        <w:t>que</w:t>
+      </w:r>
+      <w:proofErr w:type="spellEnd"/>
+      <w:r>
+        <w:t xml:space="preserve"> o </w:t>
+      </w:r>
+      <w:proofErr w:type="spellStart"/>
+      <w:r>
+        <w:t>modelo</w:t>
+      </w:r>
+      <w:proofErr w:type="spellEnd"/>
+      <w:r>
+        <w:t xml:space="preserve"> </w:t>
+      </w:r>
+      <w:proofErr w:type="spellStart"/>
+      <w:r>
+        <w:t>tradicional</w:t>
+      </w:r>
+      <w:proofErr w:type="spellEnd"/>
+      <w:r>
+        <w:t xml:space="preserve"> L-CDM, </w:t>
+      </w:r>
+      <w:proofErr w:type="spellStart"/>
+      <w:r>
+        <w:t>que</w:t>
+      </w:r>
+      <w:proofErr w:type="spellEnd"/>
+      <w:r>
+        <w:t xml:space="preserve"> </w:t>
+      </w:r>
+      <w:proofErr w:type="spellStart"/>
+      <w:r>
+        <w:t>postula</w:t>
+      </w:r>
+      <w:proofErr w:type="spellEnd"/>
+      <w:r>
+        <w:t xml:space="preserve"> a </w:t>
+      </w:r>
+      <w:proofErr w:type="spellStart"/>
+      <w:r>
+        <w:t>existência</w:t>
+      </w:r>
+      <w:proofErr w:type="spellEnd"/>
+      <w:r>
+        <w:t xml:space="preserve"> de Energia </w:t>
+      </w:r>
+      <w:proofErr w:type="spellStart"/>
+      <w:r>
+        <w:t>Escura</w:t>
+      </w:r>
+      <w:proofErr w:type="spellEnd"/>
+      <w:r>
+        <w:t>.</w:t>
+      </w:r>
+      <w:r>
+        <w:br/>
+      </w:r>
+      <w:proofErr w:type="spellStart"/>
+      <w:r>
+        <w:t>Também</w:t>
+      </w:r>
+      <w:proofErr w:type="spellEnd"/>
+      <w:r>
+        <w:t xml:space="preserve"> </w:t>
+      </w:r>
+      <w:proofErr w:type="spellStart"/>
+      <w:r>
+        <w:t>desenvolveremos</w:t>
+      </w:r>
+      <w:proofErr w:type="spellEnd"/>
+      <w:r>
+        <w:t xml:space="preserve">, a </w:t>
+      </w:r>
+      <w:proofErr w:type="spellStart"/>
+      <w:r>
+        <w:t>partir</w:t>
+      </w:r>
+      <w:proofErr w:type="spellEnd"/>
+      <w:r>
+        <w:t xml:space="preserve"> dessa nova </w:t>
+      </w:r>
+      <w:proofErr w:type="spellStart"/>
+      <w:r>
+        <w:t>teoria</w:t>
+      </w:r>
+      <w:proofErr w:type="spellEnd"/>
+      <w:r>
+        <w:t xml:space="preserve">, </w:t>
+      </w:r>
+      <w:proofErr w:type="spellStart"/>
+      <w:r>
+        <w:t>uma</w:t>
+      </w:r>
+      <w:proofErr w:type="spellEnd"/>
+      <w:r>
+        <w:t xml:space="preserve"> </w:t>
+      </w:r>
+      <w:proofErr w:type="spellStart"/>
+      <w:r>
+        <w:t>fórmula</w:t>
+      </w:r>
+      <w:proofErr w:type="spellEnd"/>
+      <w:r>
+        <w:t xml:space="preserve"> </w:t>
+      </w:r>
+      <w:proofErr w:type="spellStart"/>
+      <w:r>
+        <w:t>matemática</w:t>
+      </w:r>
+      <w:proofErr w:type="spellEnd"/>
+      <w:r>
+        <w:t xml:space="preserve"> simples e </w:t>
+      </w:r>
+      <w:proofErr w:type="spellStart"/>
+      <w:r>
+        <w:t>direta</w:t>
+      </w:r>
+      <w:proofErr w:type="spellEnd"/>
+      <w:r>
+        <w:t xml:space="preserve"> </w:t>
+      </w:r>
+      <w:proofErr w:type="spellStart"/>
+      <w:r>
+        <w:t>que</w:t>
+      </w:r>
+      <w:proofErr w:type="spellEnd"/>
+      <w:r>
+        <w:t xml:space="preserve"> </w:t>
+      </w:r>
+      <w:proofErr w:type="spellStart"/>
+      <w:r>
+        <w:t>fornece</w:t>
+      </w:r>
+      <w:proofErr w:type="spellEnd"/>
+      <w:r>
+        <w:t xml:space="preserve"> a </w:t>
+      </w:r>
+      <w:proofErr w:type="spellStart"/>
+      <w:r>
+        <w:t>distância</w:t>
+      </w:r>
+      <w:proofErr w:type="spellEnd"/>
+      <w:r>
+        <w:t xml:space="preserve"> da </w:t>
+      </w:r>
+      <w:proofErr w:type="spellStart"/>
+      <w:r>
+        <w:t>galáxia</w:t>
+      </w:r>
+      <w:proofErr w:type="spellEnd"/>
+      <w:r>
+        <w:t xml:space="preserve"> </w:t>
+      </w:r>
+      <w:proofErr w:type="spellStart"/>
+      <w:r>
+        <w:t>em</w:t>
+      </w:r>
+      <w:proofErr w:type="spellEnd"/>
+      <w:r>
+        <w:t xml:space="preserve"> </w:t>
+      </w:r>
+      <w:proofErr w:type="spellStart"/>
+      <w:r>
+        <w:t>função</w:t>
+      </w:r>
+      <w:proofErr w:type="spellEnd"/>
+      <w:r>
+        <w:t xml:space="preserve"> de </w:t>
+      </w:r>
+      <w:proofErr w:type="spellStart"/>
+      <w:r>
+        <w:t>seu</w:t>
+      </w:r>
+      <w:proofErr w:type="spellEnd"/>
+      <w:r>
+        <w:t xml:space="preserve"> redshift.”(</w:t>
+      </w:r>
+      <w:proofErr w:type="spellStart"/>
+      <w:r>
+        <w:rPr>
+          <w:color w:val="EE0000"/>
+        </w:rPr>
+        <w:t>Fev</w:t>
+      </w:r>
+      <w:proofErr w:type="spellEnd"/>
+      <w:r>
+        <w:rPr>
+          <w:color w:val="EE0000"/>
+        </w:rPr>
+        <w:t>/2025</w:t>
+      </w:r>
+      <w:r>
+        <w:t>)</w:t>
+      </w:r>
+    </w:p>
+    <w:p>
+      <w:pPr>
+        <w:pStyle w:val="Corpodetexto"/>
+        <w:pBdr>
+          <w:bottom w:val="single" w:sz="6" w:space="1" w:color="auto"/>
+        </w:pBdr>
+      </w:pPr>
+      <w:hyperlink r:id="rId49" w:history="1">
         <w:r>
           <w:rPr>
             <w:rStyle w:val="Hyperlink"/>
@@ -8861,7 +8960,7 @@
       <w:r>
         <w:br/>
       </w:r>
-      <w:hyperlink r:id="rId44" w:history="1">
+      <w:hyperlink r:id="rId50" w:history="1">
         <w:r>
           <w:rPr>
             <w:rStyle w:val="Hyperlink"/>
@@ -8877,254 +8976,14 @@
           <w:bottom w:val="single" w:sz="6" w:space="1" w:color="auto"/>
         </w:pBdr>
       </w:pPr>
-    </w:p>
-    <w:p>
-      <w:pPr>
-        <w:pStyle w:val="Corpodetexto"/>
-      </w:pPr>
-    </w:p>
-    <w:p>
-      <w:pPr>
-        <w:pStyle w:val="Corpodetexto"/>
-        <w:rPr>
-          <w:color w:val="17365D" w:themeColor="text2" w:themeShade="BF"/>
-          <w:sz w:val="28"/>
-          <w:szCs w:val="28"/>
-        </w:rPr>
-      </w:pPr>
-      <w:proofErr w:type="spellStart"/>
-      <w:r>
-        <w:rPr>
-          <w:b/>
-          <w:bCs/>
-          <w:color w:val="17365D" w:themeColor="text2" w:themeShade="BF"/>
-          <w:sz w:val="28"/>
-          <w:szCs w:val="28"/>
-        </w:rPr>
-        <w:t>Derivação</w:t>
-      </w:r>
-      <w:proofErr w:type="spellEnd"/>
-      <w:r>
-        <w:rPr>
-          <w:b/>
-          <w:bCs/>
-          <w:color w:val="17365D" w:themeColor="text2" w:themeShade="BF"/>
-          <w:sz w:val="28"/>
-          <w:szCs w:val="28"/>
-        </w:rPr>
-        <w:t xml:space="preserve"> da Lei de Hubble e o Fim dos </w:t>
-      </w:r>
-      <w:proofErr w:type="spellStart"/>
-      <w:r>
-        <w:rPr>
-          <w:b/>
-          <w:bCs/>
-          <w:color w:val="17365D" w:themeColor="text2" w:themeShade="BF"/>
-          <w:sz w:val="28"/>
-          <w:szCs w:val="28"/>
-        </w:rPr>
-        <w:t>Elementos</w:t>
-      </w:r>
-      <w:proofErr w:type="spellEnd"/>
-      <w:r>
-        <w:rPr>
-          <w:b/>
-          <w:bCs/>
-          <w:color w:val="17365D" w:themeColor="text2" w:themeShade="BF"/>
-          <w:sz w:val="28"/>
-          <w:szCs w:val="28"/>
-        </w:rPr>
-        <w:t xml:space="preserve"> </w:t>
-      </w:r>
-      <w:proofErr w:type="spellStart"/>
-      <w:r>
-        <w:rPr>
-          <w:b/>
-          <w:bCs/>
-          <w:color w:val="17365D" w:themeColor="text2" w:themeShade="BF"/>
-          <w:sz w:val="28"/>
-          <w:szCs w:val="28"/>
-        </w:rPr>
-        <w:t>Escuros</w:t>
-      </w:r>
-      <w:proofErr w:type="spellEnd"/>
-    </w:p>
-    <w:p>
-      <w:pPr>
-        <w:pStyle w:val="Corpodetexto"/>
-      </w:pPr>
-      <w:r>
-        <w:t xml:space="preserve">“A </w:t>
-      </w:r>
-      <w:proofErr w:type="spellStart"/>
-      <w:r>
-        <w:t>partir</w:t>
-      </w:r>
-      <w:proofErr w:type="spellEnd"/>
-      <w:r>
-        <w:t xml:space="preserve"> do </w:t>
-      </w:r>
-      <w:proofErr w:type="spellStart"/>
-      <w:r>
-        <w:t>modelo</w:t>
-      </w:r>
-      <w:proofErr w:type="spellEnd"/>
-      <w:r>
-        <w:t xml:space="preserve"> </w:t>
-      </w:r>
-      <w:proofErr w:type="spellStart"/>
-      <w:r>
-        <w:t>do”Universo</w:t>
-      </w:r>
-      <w:proofErr w:type="spellEnd"/>
-      <w:r>
-        <w:t xml:space="preserve"> </w:t>
-      </w:r>
-      <w:proofErr w:type="spellStart"/>
-      <w:r>
-        <w:t>Decrescente</w:t>
-      </w:r>
-      <w:proofErr w:type="spellEnd"/>
-      <w:r>
-        <w:t xml:space="preserve">”, </w:t>
-      </w:r>
-      <w:proofErr w:type="spellStart"/>
-      <w:r>
-        <w:t>estabelecendo</w:t>
-      </w:r>
-      <w:proofErr w:type="spellEnd"/>
-      <w:r>
-        <w:t xml:space="preserve"> a </w:t>
-      </w:r>
-      <w:proofErr w:type="spellStart"/>
-      <w:r>
-        <w:t>contração</w:t>
-      </w:r>
-      <w:proofErr w:type="spellEnd"/>
-      <w:r>
-        <w:t xml:space="preserve"> do </w:t>
-      </w:r>
-      <w:proofErr w:type="spellStart"/>
-      <w:r>
-        <w:t>tecido</w:t>
-      </w:r>
-      <w:proofErr w:type="spellEnd"/>
-      <w:r>
-        <w:t xml:space="preserve"> </w:t>
-      </w:r>
-      <w:proofErr w:type="spellStart"/>
-      <w:r>
-        <w:t>espacial</w:t>
-      </w:r>
-      <w:proofErr w:type="spellEnd"/>
-      <w:r>
-        <w:t xml:space="preserve"> </w:t>
-      </w:r>
-      <w:proofErr w:type="spellStart"/>
-      <w:r>
-        <w:t>quando</w:t>
-      </w:r>
-      <w:proofErr w:type="spellEnd"/>
-      <w:r>
-        <w:t xml:space="preserve"> </w:t>
-      </w:r>
-      <w:proofErr w:type="spellStart"/>
-      <w:r>
-        <w:t>exposto</w:t>
-      </w:r>
-      <w:proofErr w:type="spellEnd"/>
-      <w:r>
-        <w:t xml:space="preserve"> a um campo </w:t>
-      </w:r>
-      <w:proofErr w:type="spellStart"/>
-      <w:r>
-        <w:t>gravitacional</w:t>
-      </w:r>
-      <w:proofErr w:type="spellEnd"/>
-      <w:r>
-        <w:t xml:space="preserve">, </w:t>
-      </w:r>
-      <w:proofErr w:type="spellStart"/>
-      <w:r>
-        <w:t>derivamos</w:t>
-      </w:r>
-      <w:proofErr w:type="spellEnd"/>
-      <w:r>
-        <w:t xml:space="preserve"> a Lei de Hubble e, a </w:t>
-      </w:r>
-      <w:proofErr w:type="spellStart"/>
-      <w:r>
-        <w:t>partir</w:t>
-      </w:r>
-      <w:proofErr w:type="spellEnd"/>
-      <w:r>
-        <w:t xml:space="preserve"> dela, </w:t>
-      </w:r>
-      <w:proofErr w:type="spellStart"/>
-      <w:r>
-        <w:t>explicaremos</w:t>
-      </w:r>
-      <w:proofErr w:type="spellEnd"/>
-      <w:r>
-        <w:t xml:space="preserve"> </w:t>
-      </w:r>
-      <w:proofErr w:type="spellStart"/>
-      <w:r>
-        <w:t>os</w:t>
-      </w:r>
-      <w:proofErr w:type="spellEnd"/>
-      <w:r>
-        <w:t xml:space="preserve"> </w:t>
-      </w:r>
-      <w:proofErr w:type="spellStart"/>
-      <w:r>
-        <w:t>efeitos</w:t>
-      </w:r>
-      <w:proofErr w:type="spellEnd"/>
-      <w:r>
-        <w:t xml:space="preserve"> “Energia </w:t>
-      </w:r>
-      <w:proofErr w:type="spellStart"/>
-      <w:r>
-        <w:t>Escura</w:t>
-      </w:r>
-      <w:proofErr w:type="spellEnd"/>
-      <w:r>
-        <w:t>” e “</w:t>
-      </w:r>
-      <w:proofErr w:type="spellStart"/>
-      <w:r>
-        <w:t>Matéria</w:t>
-      </w:r>
-      <w:proofErr w:type="spellEnd"/>
-      <w:r>
-        <w:t xml:space="preserve"> </w:t>
-      </w:r>
-      <w:proofErr w:type="spellStart"/>
-      <w:r>
-        <w:t>Escura</w:t>
-      </w:r>
-      <w:proofErr w:type="spellEnd"/>
-      <w:r>
-        <w:t>”.”(</w:t>
-      </w:r>
-      <w:proofErr w:type="spellStart"/>
-      <w:r>
-        <w:rPr>
-          <w:color w:val="EE0000"/>
-        </w:rPr>
-        <w:t>Abr</w:t>
-      </w:r>
-      <w:proofErr w:type="spellEnd"/>
-      <w:r>
-        <w:rPr>
-          <w:color w:val="EE0000"/>
-        </w:rPr>
-        <w:t>/2019</w:t>
-      </w:r>
-      <w:r>
-        <w:t>)</w:t>
-      </w:r>
+      <w:hyperlink r:id="rId51" w:history="1">
+        <w:r>
+          <w:rPr>
+            <w:rStyle w:val="Hyperlink"/>
+          </w:rPr>
+          <w:t>https://jocaxx.github.io/DUniverse/Html/evidencias3.htm</w:t>
+        </w:r>
+      </w:hyperlink>
     </w:p>
     <w:p>
       <w:pPr>
@@ -9133,7 +8992,263 @@
           <w:bottom w:val="single" w:sz="6" w:space="1" w:color="auto"/>
         </w:pBdr>
       </w:pPr>
-      <w:hyperlink r:id="rId45">
+    </w:p>
+    <w:p>
+      <w:pPr>
+        <w:pStyle w:val="Corpodetexto"/>
+      </w:pPr>
+    </w:p>
+    <w:p>
+      <w:pPr>
+        <w:pStyle w:val="Corpodetexto"/>
+        <w:rPr>
+          <w:color w:val="17365D" w:themeColor="text2" w:themeShade="BF"/>
+          <w:sz w:val="28"/>
+          <w:szCs w:val="28"/>
+        </w:rPr>
+      </w:pPr>
+      <w:proofErr w:type="spellStart"/>
+      <w:r>
+        <w:rPr>
+          <w:b/>
+          <w:bCs/>
+          <w:color w:val="17365D" w:themeColor="text2" w:themeShade="BF"/>
+          <w:sz w:val="28"/>
+          <w:szCs w:val="28"/>
+        </w:rPr>
+        <w:t>Derivação</w:t>
+      </w:r>
+      <w:proofErr w:type="spellEnd"/>
+      <w:r>
+        <w:rPr>
+          <w:b/>
+          <w:bCs/>
+          <w:color w:val="17365D" w:themeColor="text2" w:themeShade="BF"/>
+          <w:sz w:val="28"/>
+          <w:szCs w:val="28"/>
+        </w:rPr>
+        <w:t xml:space="preserve"> da Lei de Hubble e o Fim dos </w:t>
+      </w:r>
+      <w:proofErr w:type="spellStart"/>
+      <w:r>
+        <w:rPr>
+          <w:b/>
+          <w:bCs/>
+          <w:color w:val="17365D" w:themeColor="text2" w:themeShade="BF"/>
+          <w:sz w:val="28"/>
+          <w:szCs w:val="28"/>
+        </w:rPr>
+        <w:t>Elementos</w:t>
+      </w:r>
+      <w:proofErr w:type="spellEnd"/>
+      <w:r>
+        <w:rPr>
+          <w:b/>
+          <w:bCs/>
+          <w:color w:val="17365D" w:themeColor="text2" w:themeShade="BF"/>
+          <w:sz w:val="28"/>
+          <w:szCs w:val="28"/>
+        </w:rPr>
+        <w:t xml:space="preserve"> </w:t>
+      </w:r>
+      <w:proofErr w:type="spellStart"/>
+      <w:r>
+        <w:rPr>
+          <w:b/>
+          <w:bCs/>
+          <w:color w:val="17365D" w:themeColor="text2" w:themeShade="BF"/>
+          <w:sz w:val="28"/>
+          <w:szCs w:val="28"/>
+        </w:rPr>
+        <w:t>Escuros</w:t>
+      </w:r>
+      <w:proofErr w:type="spellEnd"/>
+    </w:p>
+    <w:p>
+      <w:pPr>
+        <w:pStyle w:val="Corpodetexto"/>
+      </w:pPr>
+      <w:r>
+        <w:t xml:space="preserve">“A </w:t>
+      </w:r>
+      <w:proofErr w:type="spellStart"/>
+      <w:r>
+        <w:t>partir</w:t>
+      </w:r>
+      <w:proofErr w:type="spellEnd"/>
+      <w:r>
+        <w:t xml:space="preserve"> do </w:t>
+      </w:r>
+      <w:proofErr w:type="spellStart"/>
+      <w:r>
+        <w:t>modelo</w:t>
+      </w:r>
+      <w:proofErr w:type="spellEnd"/>
+      <w:r>
+        <w:t xml:space="preserve"> </w:t>
+      </w:r>
+      <w:proofErr w:type="spellStart"/>
+      <w:r>
+        <w:t>do”Universo</w:t>
+      </w:r>
+      <w:proofErr w:type="spellEnd"/>
+      <w:r>
+        <w:t xml:space="preserve"> </w:t>
+      </w:r>
+      <w:proofErr w:type="spellStart"/>
+      <w:r>
+        <w:t>Decrescente</w:t>
+      </w:r>
+      <w:proofErr w:type="spellEnd"/>
+      <w:r>
+        <w:t xml:space="preserve">”, </w:t>
+      </w:r>
+      <w:proofErr w:type="spellStart"/>
+      <w:r>
+        <w:t>estabelecendo</w:t>
+      </w:r>
+      <w:proofErr w:type="spellEnd"/>
+      <w:r>
+        <w:t xml:space="preserve"> a </w:t>
+      </w:r>
+      <w:proofErr w:type="spellStart"/>
+      <w:r>
+        <w:t>contração</w:t>
+      </w:r>
+      <w:proofErr w:type="spellEnd"/>
+      <w:r>
+        <w:t xml:space="preserve"> do </w:t>
+      </w:r>
+      <w:proofErr w:type="spellStart"/>
+      <w:r>
+        <w:t>tecido</w:t>
+      </w:r>
+      <w:proofErr w:type="spellEnd"/>
+      <w:r>
+        <w:t xml:space="preserve"> </w:t>
+      </w:r>
+      <w:proofErr w:type="spellStart"/>
+      <w:r>
+        <w:t>espacial</w:t>
+      </w:r>
+      <w:proofErr w:type="spellEnd"/>
+      <w:r>
+        <w:t xml:space="preserve"> </w:t>
+      </w:r>
+      <w:proofErr w:type="spellStart"/>
+      <w:r>
+        <w:t>quando</w:t>
+      </w:r>
+      <w:proofErr w:type="spellEnd"/>
+      <w:r>
+        <w:t xml:space="preserve"> </w:t>
+      </w:r>
+      <w:proofErr w:type="spellStart"/>
+      <w:r>
+        <w:t>exposto</w:t>
+      </w:r>
+      <w:proofErr w:type="spellEnd"/>
+      <w:r>
+        <w:t xml:space="preserve"> a um campo </w:t>
+      </w:r>
+      <w:proofErr w:type="spellStart"/>
+      <w:r>
+        <w:t>gravitacional</w:t>
+      </w:r>
+      <w:proofErr w:type="spellEnd"/>
+      <w:r>
+        <w:t xml:space="preserve">, </w:t>
+      </w:r>
+      <w:proofErr w:type="spellStart"/>
+      <w:r>
+        <w:t>derivamos</w:t>
+      </w:r>
+      <w:proofErr w:type="spellEnd"/>
+      <w:r>
+        <w:t xml:space="preserve"> a Lei de Hubble e, a </w:t>
+      </w:r>
+      <w:proofErr w:type="spellStart"/>
+      <w:r>
+        <w:t>partir</w:t>
+      </w:r>
+      <w:proofErr w:type="spellEnd"/>
+      <w:r>
+        <w:t xml:space="preserve"> dela, </w:t>
+      </w:r>
+      <w:proofErr w:type="spellStart"/>
+      <w:r>
+        <w:t>explicaremos</w:t>
+      </w:r>
+      <w:proofErr w:type="spellEnd"/>
+      <w:r>
+        <w:t xml:space="preserve"> </w:t>
+      </w:r>
+      <w:proofErr w:type="spellStart"/>
+      <w:r>
+        <w:t>os</w:t>
+      </w:r>
+      <w:proofErr w:type="spellEnd"/>
+      <w:r>
+        <w:t xml:space="preserve"> </w:t>
+      </w:r>
+      <w:proofErr w:type="spellStart"/>
+      <w:r>
+        <w:t>efeitos</w:t>
+      </w:r>
+      <w:proofErr w:type="spellEnd"/>
+      <w:r>
+        <w:t xml:space="preserve"> “Energia </w:t>
+      </w:r>
+      <w:proofErr w:type="spellStart"/>
+      <w:r>
+        <w:t>Escura</w:t>
+      </w:r>
+      <w:proofErr w:type="spellEnd"/>
+      <w:r>
+        <w:t>” e “</w:t>
+      </w:r>
+      <w:proofErr w:type="spellStart"/>
+      <w:r>
+        <w:t>Matéria</w:t>
+      </w:r>
+      <w:proofErr w:type="spellEnd"/>
+      <w:r>
+        <w:t xml:space="preserve"> </w:t>
+      </w:r>
+      <w:proofErr w:type="spellStart"/>
+      <w:r>
+        <w:t>Escura</w:t>
+      </w:r>
+      <w:proofErr w:type="spellEnd"/>
+      <w:r>
+        <w:t>”.”(</w:t>
+      </w:r>
+      <w:proofErr w:type="spellStart"/>
+      <w:r>
+        <w:rPr>
+          <w:color w:val="EE0000"/>
+        </w:rPr>
+        <w:t>Abr</w:t>
+      </w:r>
+      <w:proofErr w:type="spellEnd"/>
+      <w:r>
+        <w:rPr>
+          <w:color w:val="EE0000"/>
+        </w:rPr>
+        <w:t>/2019</w:t>
+      </w:r>
+      <w:r>
+        <w:t>)</w:t>
+      </w:r>
+    </w:p>
+    <w:p>
+      <w:pPr>
+        <w:pStyle w:val="Corpodetexto"/>
+        <w:pBdr>
+          <w:bottom w:val="single" w:sz="6" w:space="1" w:color="auto"/>
+        </w:pBdr>
+      </w:pPr>
+      <w:hyperlink r:id="rId52">
         <w:r>
           <w:rPr>
             <w:rStyle w:val="Hyperlink"/>
@@ -9668,7 +9783,7 @@
           <w:bottom w:val="single" w:sz="6" w:space="1" w:color="auto"/>
         </w:pBdr>
       </w:pPr>
-      <w:hyperlink r:id="rId46">
+      <w:hyperlink r:id="rId53">
         <w:r>
           <w:rPr>
             <w:rStyle w:val="Hyperlink"/>
@@ -9695,7 +9810,7 @@
       <w:r>
         <w:t xml:space="preserve">: </w:t>
       </w:r>
-      <w:hyperlink r:id="rId47" w:history="1">
+      <w:hyperlink r:id="rId54" w:history="1">
         <w:r>
           <w:rPr>
             <w:rStyle w:val="Hyperlink"/>
@@ -9949,7 +10064,7 @@
           <w:bottom w:val="single" w:sz="6" w:space="1" w:color="auto"/>
         </w:pBdr>
       </w:pPr>
-      <w:hyperlink r:id="rId48">
+      <w:hyperlink r:id="rId55">
         <w:r>
           <w:rPr>
             <w:rStyle w:val="Hyperlink"/>
@@ -9963,7 +10078,7 @@
       <w:r>
         <w:br/>
       </w:r>
-      <w:hyperlink r:id="rId49">
+      <w:hyperlink r:id="rId56">
         <w:r>
           <w:rPr>
             <w:rStyle w:val="Hyperlink"/>
@@ -10223,7 +10338,7 @@
           <w:bottom w:val="single" w:sz="6" w:space="1" w:color="auto"/>
         </w:pBdr>
       </w:pPr>
-      <w:hyperlink r:id="rId50" w:history="1">
+      <w:hyperlink r:id="rId57" w:history="1">
         <w:r>
           <w:rPr>
             <w:rStyle w:val="Hyperlink"/>
@@ -10465,7 +10580,7 @@
           <w:bottom w:val="single" w:sz="6" w:space="1" w:color="auto"/>
         </w:pBdr>
       </w:pPr>
-      <w:hyperlink r:id="rId51" w:history="1">
+      <w:hyperlink r:id="rId58" w:history="1">
         <w:r>
           <w:rPr>
             <w:rStyle w:val="Hyperlink"/>
@@ -10481,252 +10596,14 @@
           <w:bottom w:val="single" w:sz="6" w:space="1" w:color="auto"/>
         </w:pBdr>
       </w:pPr>
-    </w:p>
-    <w:p>
-      <w:pPr>
-        <w:pStyle w:val="Corpodetexto"/>
-        <w:rPr>
-          <w:sz w:val="28"/>
-          <w:szCs w:val="28"/>
-        </w:rPr>
-      </w:pPr>
-      <w:r>
-        <w:br/>
-      </w:r>
-      <w:r>
-        <w:rPr>
-          <w:b/>
-          <w:bCs/>
-          <w:sz w:val="28"/>
-          <w:szCs w:val="28"/>
-        </w:rPr>
-        <w:t xml:space="preserve">´A </w:t>
-      </w:r>
-      <w:proofErr w:type="spellStart"/>
-      <w:r>
-        <w:rPr>
-          <w:b/>
-          <w:bCs/>
-          <w:sz w:val="28"/>
-          <w:szCs w:val="28"/>
-        </w:rPr>
-        <w:t>Definição</w:t>
-      </w:r>
-      <w:proofErr w:type="spellEnd"/>
-      <w:r>
-        <w:rPr>
-          <w:b/>
-          <w:bCs/>
-          <w:sz w:val="28"/>
-          <w:szCs w:val="28"/>
-        </w:rPr>
-        <w:t xml:space="preserve"> </w:t>
-      </w:r>
-      <w:proofErr w:type="spellStart"/>
-      <w:r>
-        <w:rPr>
-          <w:b/>
-          <w:bCs/>
-          <w:sz w:val="28"/>
-          <w:szCs w:val="28"/>
-        </w:rPr>
-        <w:t>Jocaxiana</w:t>
-      </w:r>
-      <w:proofErr w:type="spellEnd"/>
-      <w:r>
-        <w:rPr>
-          <w:b/>
-          <w:bCs/>
-          <w:sz w:val="28"/>
-          <w:szCs w:val="28"/>
-        </w:rPr>
-        <w:t xml:space="preserve"> de Tempo´</w:t>
-      </w:r>
-    </w:p>
-    <w:p>
-      <w:pPr>
-        <w:pStyle w:val="Corpodetexto"/>
-      </w:pPr>
-      <w:r>
-        <w:t xml:space="preserve">“O tempo sempre </w:t>
-      </w:r>
-      <w:proofErr w:type="spellStart"/>
-      <w:r>
-        <w:t>foi</w:t>
-      </w:r>
-      <w:proofErr w:type="spellEnd"/>
-      <w:r>
-        <w:t xml:space="preserve"> um </w:t>
-      </w:r>
-      <w:proofErr w:type="spellStart"/>
-      <w:r>
-        <w:t>mistério</w:t>
-      </w:r>
-      <w:proofErr w:type="spellEnd"/>
-      <w:r>
-        <w:t xml:space="preserve"> da </w:t>
-      </w:r>
-      <w:proofErr w:type="spellStart"/>
-      <w:r>
-        <w:t>filosofia</w:t>
-      </w:r>
-      <w:proofErr w:type="spellEnd"/>
-      <w:r>
-        <w:t xml:space="preserve"> e da </w:t>
-      </w:r>
-      <w:proofErr w:type="spellStart"/>
-      <w:r>
-        <w:t>física</w:t>
-      </w:r>
-      <w:proofErr w:type="spellEnd"/>
-      <w:r>
-        <w:t xml:space="preserve"> </w:t>
-      </w:r>
-      <w:proofErr w:type="spellStart"/>
-      <w:r>
-        <w:t>desde</w:t>
-      </w:r>
-      <w:proofErr w:type="spellEnd"/>
-      <w:r>
-        <w:t xml:space="preserve"> </w:t>
-      </w:r>
-      <w:proofErr w:type="spellStart"/>
-      <w:r>
-        <w:t>seus</w:t>
-      </w:r>
-      <w:proofErr w:type="spellEnd"/>
-      <w:r>
-        <w:t xml:space="preserve"> </w:t>
-      </w:r>
-      <w:proofErr w:type="spellStart"/>
-      <w:r>
-        <w:t>primórdios</w:t>
-      </w:r>
-      <w:proofErr w:type="spellEnd"/>
-      <w:r>
-        <w:t xml:space="preserve">. </w:t>
-      </w:r>
-      <w:proofErr w:type="spellStart"/>
-      <w:r>
-        <w:t>Propomos</w:t>
-      </w:r>
-      <w:proofErr w:type="spellEnd"/>
-      <w:r>
-        <w:t xml:space="preserve"> </w:t>
-      </w:r>
-      <w:proofErr w:type="spellStart"/>
-      <w:r>
-        <w:t>uma</w:t>
-      </w:r>
-      <w:proofErr w:type="spellEnd"/>
-      <w:r>
-        <w:t xml:space="preserve"> nova </w:t>
-      </w:r>
-      <w:proofErr w:type="spellStart"/>
-      <w:r>
-        <w:t>definição</w:t>
-      </w:r>
-      <w:proofErr w:type="spellEnd"/>
-      <w:r>
-        <w:t xml:space="preserve"> de tempo </w:t>
-      </w:r>
-      <w:proofErr w:type="spellStart"/>
-      <w:r>
-        <w:t>que</w:t>
-      </w:r>
-      <w:proofErr w:type="spellEnd"/>
-      <w:r>
-        <w:t xml:space="preserve">, </w:t>
-      </w:r>
-      <w:proofErr w:type="spellStart"/>
-      <w:r>
-        <w:t>além</w:t>
-      </w:r>
-      <w:proofErr w:type="spellEnd"/>
-      <w:r>
-        <w:t xml:space="preserve"> de ser </w:t>
-      </w:r>
-      <w:proofErr w:type="spellStart"/>
-      <w:r>
-        <w:t>objetiva</w:t>
-      </w:r>
-      <w:proofErr w:type="spellEnd"/>
-      <w:r>
-        <w:t xml:space="preserve">, </w:t>
-      </w:r>
-      <w:proofErr w:type="spellStart"/>
-      <w:r>
-        <w:t>promove</w:t>
-      </w:r>
-      <w:proofErr w:type="spellEnd"/>
-      <w:r>
-        <w:t xml:space="preserve"> </w:t>
-      </w:r>
-      <w:proofErr w:type="spellStart"/>
-      <w:r>
-        <w:t>uma</w:t>
-      </w:r>
-      <w:proofErr w:type="spellEnd"/>
-      <w:r>
-        <w:t xml:space="preserve"> </w:t>
-      </w:r>
-      <w:proofErr w:type="spellStart"/>
-      <w:r>
-        <w:t>melhor</w:t>
-      </w:r>
-      <w:proofErr w:type="spellEnd"/>
-      <w:r>
-        <w:t xml:space="preserve"> </w:t>
-      </w:r>
-      <w:proofErr w:type="spellStart"/>
-      <w:r>
-        <w:t>compreensão</w:t>
-      </w:r>
-      <w:proofErr w:type="spellEnd"/>
-      <w:r>
-        <w:t xml:space="preserve"> </w:t>
-      </w:r>
-      <w:proofErr w:type="spellStart"/>
-      <w:r>
-        <w:t>desse</w:t>
-      </w:r>
-      <w:proofErr w:type="spellEnd"/>
-      <w:r>
-        <w:t xml:space="preserve"> </w:t>
-      </w:r>
-      <w:proofErr w:type="spellStart"/>
-      <w:r>
-        <w:t>conceito</w:t>
-      </w:r>
-      <w:proofErr w:type="spellEnd"/>
-      <w:r>
-        <w:t xml:space="preserve"> </w:t>
-      </w:r>
-      <w:proofErr w:type="spellStart"/>
-      <w:r>
-        <w:t>tão</w:t>
-      </w:r>
-      <w:proofErr w:type="spellEnd"/>
-      <w:r>
-        <w:t xml:space="preserve"> </w:t>
-      </w:r>
-      <w:proofErr w:type="spellStart"/>
-      <w:r>
-        <w:t>importante</w:t>
-      </w:r>
-      <w:proofErr w:type="spellEnd"/>
-      <w:r>
-        <w:t>.”(</w:t>
-      </w:r>
-      <w:r>
-        <w:rPr>
-          <w:color w:val="EE0000"/>
-        </w:rPr>
-        <w:t>Jan/2023</w:t>
-      </w:r>
-      <w:r>
-        <w:t>)</w:t>
-      </w:r>
+      <w:hyperlink r:id="rId59" w:history="1">
+        <w:r>
+          <w:rPr>
+            <w:rStyle w:val="Hyperlink"/>
+          </w:rPr>
+          <w:t>https://jocaxx.github.io/DUniverse/Html/POR_Trem_Jocaxiano.htm</w:t>
+        </w:r>
+      </w:hyperlink>
     </w:p>
     <w:p>
       <w:pPr>
@@ -10735,7 +10612,261 @@
           <w:bottom w:val="single" w:sz="6" w:space="1" w:color="auto"/>
         </w:pBdr>
       </w:pPr>
-      <w:hyperlink r:id="rId52" w:history="1">
+    </w:p>
+    <w:p>
+      <w:pPr>
+        <w:pStyle w:val="Corpodetexto"/>
+        <w:rPr>
+          <w:sz w:val="28"/>
+          <w:szCs w:val="28"/>
+        </w:rPr>
+      </w:pPr>
+      <w:r>
+        <w:br/>
+      </w:r>
+      <w:r>
+        <w:rPr>
+          <w:b/>
+          <w:bCs/>
+          <w:sz w:val="28"/>
+          <w:szCs w:val="28"/>
+        </w:rPr>
+        <w:t xml:space="preserve">´A </w:t>
+      </w:r>
+      <w:proofErr w:type="spellStart"/>
+      <w:r>
+        <w:rPr>
+          <w:b/>
+          <w:bCs/>
+          <w:sz w:val="28"/>
+          <w:szCs w:val="28"/>
+        </w:rPr>
+        <w:t>Definição</w:t>
+      </w:r>
+      <w:proofErr w:type="spellEnd"/>
+      <w:r>
+        <w:rPr>
+          <w:b/>
+          <w:bCs/>
+          <w:sz w:val="28"/>
+          <w:szCs w:val="28"/>
+        </w:rPr>
+        <w:t xml:space="preserve"> </w:t>
+      </w:r>
+      <w:proofErr w:type="spellStart"/>
+      <w:r>
+        <w:rPr>
+          <w:b/>
+          <w:bCs/>
+          <w:sz w:val="28"/>
+          <w:szCs w:val="28"/>
+        </w:rPr>
+        <w:t>Jocaxiana</w:t>
+      </w:r>
+      <w:proofErr w:type="spellEnd"/>
+      <w:r>
+        <w:rPr>
+          <w:b/>
+          <w:bCs/>
+          <w:sz w:val="28"/>
+          <w:szCs w:val="28"/>
+        </w:rPr>
+        <w:t xml:space="preserve"> de Tempo´</w:t>
+      </w:r>
+    </w:p>
+    <w:p>
+      <w:pPr>
+        <w:pStyle w:val="Corpodetexto"/>
+      </w:pPr>
+      <w:r>
+        <w:t xml:space="preserve">“O tempo sempre </w:t>
+      </w:r>
+      <w:proofErr w:type="spellStart"/>
+      <w:r>
+        <w:t>foi</w:t>
+      </w:r>
+      <w:proofErr w:type="spellEnd"/>
+      <w:r>
+        <w:t xml:space="preserve"> um </w:t>
+      </w:r>
+      <w:proofErr w:type="spellStart"/>
+      <w:r>
+        <w:t>mistério</w:t>
+      </w:r>
+      <w:proofErr w:type="spellEnd"/>
+      <w:r>
+        <w:t xml:space="preserve"> da </w:t>
+      </w:r>
+      <w:proofErr w:type="spellStart"/>
+      <w:r>
+        <w:t>filosofia</w:t>
+      </w:r>
+      <w:proofErr w:type="spellEnd"/>
+      <w:r>
+        <w:t xml:space="preserve"> e da </w:t>
+      </w:r>
+      <w:proofErr w:type="spellStart"/>
+      <w:r>
+        <w:t>física</w:t>
+      </w:r>
+      <w:proofErr w:type="spellEnd"/>
+      <w:r>
+        <w:t xml:space="preserve"> </w:t>
+      </w:r>
+      <w:proofErr w:type="spellStart"/>
+      <w:r>
+        <w:t>desde</w:t>
+      </w:r>
+      <w:proofErr w:type="spellEnd"/>
+      <w:r>
+        <w:t xml:space="preserve"> </w:t>
+      </w:r>
+      <w:proofErr w:type="spellStart"/>
+      <w:r>
+        <w:t>seus</w:t>
+      </w:r>
+      <w:proofErr w:type="spellEnd"/>
+      <w:r>
+        <w:t xml:space="preserve"> </w:t>
+      </w:r>
+      <w:proofErr w:type="spellStart"/>
+      <w:r>
+        <w:t>primórdios</w:t>
+      </w:r>
+      <w:proofErr w:type="spellEnd"/>
+      <w:r>
+        <w:t xml:space="preserve">. </w:t>
+      </w:r>
+      <w:proofErr w:type="spellStart"/>
+      <w:r>
+        <w:t>Propomos</w:t>
+      </w:r>
+      <w:proofErr w:type="spellEnd"/>
+      <w:r>
+        <w:t xml:space="preserve"> </w:t>
+      </w:r>
+      <w:proofErr w:type="spellStart"/>
+      <w:r>
+        <w:t>uma</w:t>
+      </w:r>
+      <w:proofErr w:type="spellEnd"/>
+      <w:r>
+        <w:t xml:space="preserve"> nova </w:t>
+      </w:r>
+      <w:proofErr w:type="spellStart"/>
+      <w:r>
+        <w:t>definição</w:t>
+      </w:r>
+      <w:proofErr w:type="spellEnd"/>
+      <w:r>
+        <w:t xml:space="preserve"> de tempo </w:t>
+      </w:r>
+      <w:proofErr w:type="spellStart"/>
+      <w:r>
+        <w:t>que</w:t>
+      </w:r>
+      <w:proofErr w:type="spellEnd"/>
+      <w:r>
+        <w:t xml:space="preserve">, </w:t>
+      </w:r>
+      <w:proofErr w:type="spellStart"/>
+      <w:r>
+        <w:t>além</w:t>
+      </w:r>
+      <w:proofErr w:type="spellEnd"/>
+      <w:r>
+        <w:t xml:space="preserve"> de ser </w:t>
+      </w:r>
+      <w:proofErr w:type="spellStart"/>
+      <w:r>
+        <w:t>objetiva</w:t>
+      </w:r>
+      <w:proofErr w:type="spellEnd"/>
+      <w:r>
+        <w:t xml:space="preserve">, </w:t>
+      </w:r>
+      <w:proofErr w:type="spellStart"/>
+      <w:r>
+        <w:t>promove</w:t>
+      </w:r>
+      <w:proofErr w:type="spellEnd"/>
+      <w:r>
+        <w:t xml:space="preserve"> </w:t>
+      </w:r>
+      <w:proofErr w:type="spellStart"/>
+      <w:r>
+        <w:t>uma</w:t>
+      </w:r>
+      <w:proofErr w:type="spellEnd"/>
+      <w:r>
+        <w:t xml:space="preserve"> </w:t>
+      </w:r>
+      <w:proofErr w:type="spellStart"/>
+      <w:r>
+        <w:t>melhor</w:t>
+      </w:r>
+      <w:proofErr w:type="spellEnd"/>
+      <w:r>
+        <w:t xml:space="preserve"> </w:t>
+      </w:r>
+      <w:proofErr w:type="spellStart"/>
+      <w:r>
+        <w:t>compreensão</w:t>
+      </w:r>
+      <w:proofErr w:type="spellEnd"/>
+      <w:r>
+        <w:t xml:space="preserve"> </w:t>
+      </w:r>
+      <w:proofErr w:type="spellStart"/>
+      <w:r>
+        <w:t>desse</w:t>
+      </w:r>
+      <w:proofErr w:type="spellEnd"/>
+      <w:r>
+        <w:t xml:space="preserve"> </w:t>
+      </w:r>
+      <w:proofErr w:type="spellStart"/>
+      <w:r>
+        <w:t>conceito</w:t>
+      </w:r>
+      <w:proofErr w:type="spellEnd"/>
+      <w:r>
+        <w:t xml:space="preserve"> </w:t>
+      </w:r>
+      <w:proofErr w:type="spellStart"/>
+      <w:r>
+        <w:t>tão</w:t>
+      </w:r>
+      <w:proofErr w:type="spellEnd"/>
+      <w:r>
+        <w:t xml:space="preserve"> </w:t>
+      </w:r>
+      <w:proofErr w:type="spellStart"/>
+      <w:r>
+        <w:t>importante</w:t>
+      </w:r>
+      <w:proofErr w:type="spellEnd"/>
+      <w:r>
+        <w:t>.”(</w:t>
+      </w:r>
+      <w:r>
+        <w:rPr>
+          <w:color w:val="EE0000"/>
+        </w:rPr>
+        <w:t>Jan/2023</w:t>
+      </w:r>
+      <w:r>
+        <w:t>)</w:t>
+      </w:r>
+    </w:p>
+    <w:p>
+      <w:pPr>
+        <w:pStyle w:val="Corpodetexto"/>
+        <w:pBdr>
+          <w:bottom w:val="single" w:sz="6" w:space="1" w:color="auto"/>
+        </w:pBdr>
+      </w:pPr>
+      <w:hyperlink r:id="rId60" w:history="1">
         <w:r>
           <w:rPr>
             <w:rStyle w:val="Hyperlink"/>
@@ -10751,64 +10882,14 @@
           <w:bottom w:val="single" w:sz="6" w:space="1" w:color="auto"/>
         </w:pBdr>
       </w:pPr>
-    </w:p>
-    <w:p>
-      <w:pPr>
-        <w:pStyle w:val="Corpodetexto"/>
-        <w:rPr>
-          <w:sz w:val="28"/>
-          <w:szCs w:val="28"/>
-        </w:rPr>
-      </w:pPr>
-      <w:r>
-        <w:rPr>
-          <w:b/>
-          <w:bCs/>
-          <w:sz w:val="28"/>
-          <w:szCs w:val="28"/>
-        </w:rPr>
-        <w:t>´</w:t>
-      </w:r>
-      <w:proofErr w:type="spellStart"/>
-      <w:r>
-        <w:rPr>
-          <w:b/>
-          <w:bCs/>
-          <w:sz w:val="28"/>
-          <w:szCs w:val="28"/>
-        </w:rPr>
-        <w:t>Os</w:t>
-      </w:r>
-      <w:proofErr w:type="spellEnd"/>
-      <w:r>
-        <w:rPr>
-          <w:b/>
-          <w:bCs/>
-          <w:sz w:val="28"/>
-          <w:szCs w:val="28"/>
-        </w:rPr>
-        <w:t xml:space="preserve"> </w:t>
-      </w:r>
-      <w:proofErr w:type="spellStart"/>
-      <w:r>
-        <w:rPr>
-          <w:b/>
-          <w:bCs/>
-          <w:sz w:val="28"/>
-          <w:szCs w:val="28"/>
-        </w:rPr>
-        <w:t>Teoremas</w:t>
-      </w:r>
-      <w:proofErr w:type="spellEnd"/>
-      <w:r>
-        <w:rPr>
-          <w:b/>
-          <w:bCs/>
-          <w:sz w:val="28"/>
-          <w:szCs w:val="28"/>
-        </w:rPr>
-        <w:t xml:space="preserve"> Jocaxianos´</w:t>
-      </w:r>
+      <w:hyperlink r:id="rId61" w:history="1">
+        <w:r>
+          <w:rPr>
+            <w:rStyle w:val="Hyperlink"/>
+          </w:rPr>
+          <w:t>https://jocaxx.github.io/DUniverse/Html/POR_JOCAX_TEMPO.htm</w:t>
+        </w:r>
+      </w:hyperlink>
     </w:p>
     <w:p>
       <w:pPr>
@@ -10817,7 +10898,53 @@
           <w:bottom w:val="single" w:sz="6" w:space="1" w:color="auto"/>
         </w:pBdr>
       </w:pPr>
-      <w:hyperlink r:id="rId53" w:history="1">
+    </w:p>
+    <w:p>
+      <w:pPr>
+        <w:pStyle w:val="Corpodetexto"/>
+        <w:rPr>
+          <w:sz w:val="28"/>
+          <w:szCs w:val="28"/>
+        </w:rPr>
+      </w:pPr>
+      <w:r>
+        <w:rPr>
+          <w:b/>
+          <w:bCs/>
+          <w:sz w:val="28"/>
+          <w:szCs w:val="28"/>
+        </w:rPr>
+        <w:t>´</w:t>
+      </w:r>
+      <w:proofErr w:type="spellStart"/>
+      <w:r>
+        <w:rPr>
+          <w:b/>
+          <w:bCs/>
+          <w:sz w:val="28"/>
+          <w:szCs w:val="28"/>
+        </w:rPr>
+        <w:t>Teoremas</w:t>
+      </w:r>
+      <w:proofErr w:type="spellEnd"/>
+      <w:r>
+        <w:rPr>
+          <w:b/>
+          <w:bCs/>
+          <w:sz w:val="28"/>
+          <w:szCs w:val="28"/>
+        </w:rPr>
+        <w:t xml:space="preserve"> Jocaxianos´</w:t>
+      </w:r>
+    </w:p>
+    <w:p>
+      <w:pPr>
+        <w:pStyle w:val="Corpodetexto"/>
+        <w:pBdr>
+          <w:bottom w:val="single" w:sz="6" w:space="1" w:color="auto"/>
+        </w:pBdr>
+      </w:pPr>
+      <w:hyperlink r:id="rId62" w:history="1">
         <w:r>
           <w:rPr>
             <w:rStyle w:val="Hyperlink"/>
@@ -10833,119 +10960,14 @@
           <w:bottom w:val="single" w:sz="6" w:space="1" w:color="auto"/>
         </w:pBdr>
       </w:pPr>
-    </w:p>
-    <w:p>
-      <w:pPr>
-        <w:pStyle w:val="Corpodetexto"/>
-      </w:pPr>
-      <w:r>
-        <w:rPr>
-          <w:b/>
-          <w:bCs/>
-          <w:sz w:val="28"/>
-          <w:szCs w:val="28"/>
-        </w:rPr>
-        <w:t>(</w:t>
-      </w:r>
-      <w:r>
-        <w:rPr>
-          <w:b/>
-          <w:bCs/>
-          <w:color w:val="EE0000"/>
-          <w:sz w:val="28"/>
-          <w:szCs w:val="28"/>
-        </w:rPr>
-        <w:t>*</w:t>
-      </w:r>
-      <w:r>
-        <w:rPr>
-          <w:b/>
-          <w:bCs/>
-          <w:sz w:val="28"/>
-          <w:szCs w:val="28"/>
-        </w:rPr>
-        <w:t>)’</w:t>
-      </w:r>
-      <w:r>
-        <w:rPr>
-          <w:b/>
-          <w:bCs/>
-          <w:sz w:val="28"/>
-          <w:szCs w:val="28"/>
-        </w:rPr>
-        <w:t>O Nada Jocaxiano</w:t>
-      </w:r>
-      <w:r>
-        <w:rPr>
-          <w:b/>
-          <w:bCs/>
-        </w:rPr>
-        <w:t>´</w:t>
-      </w:r>
-    </w:p>
-    <w:p>
-      <w:pPr>
-        <w:pStyle w:val="Corpodetexto"/>
-      </w:pPr>
-      <w:r>
-        <w:t xml:space="preserve">“Este </w:t>
-      </w:r>
-      <w:proofErr w:type="spellStart"/>
-      <w:r>
-        <w:t>artigo</w:t>
-      </w:r>
-      <w:proofErr w:type="spellEnd"/>
-      <w:r>
-        <w:t xml:space="preserve"> </w:t>
-      </w:r>
-      <w:proofErr w:type="spellStart"/>
-      <w:r>
-        <w:t>explica</w:t>
-      </w:r>
-      <w:proofErr w:type="spellEnd"/>
-      <w:r>
-        <w:t xml:space="preserve"> </w:t>
-      </w:r>
-      <w:proofErr w:type="spellStart"/>
-      <w:r>
-        <w:t>uma</w:t>
-      </w:r>
-      <w:proofErr w:type="spellEnd"/>
-      <w:r>
-        <w:t xml:space="preserve"> </w:t>
-      </w:r>
-      <w:proofErr w:type="spellStart"/>
-      <w:r>
-        <w:t>teoria</w:t>
-      </w:r>
-      <w:proofErr w:type="spellEnd"/>
-      <w:r>
-        <w:t xml:space="preserve"> </w:t>
-      </w:r>
-      <w:proofErr w:type="spellStart"/>
-      <w:r>
-        <w:t>sobre</w:t>
-      </w:r>
-      <w:proofErr w:type="spellEnd"/>
-      <w:r>
-        <w:t xml:space="preserve"> a </w:t>
-      </w:r>
-      <w:proofErr w:type="spellStart"/>
-      <w:r>
-        <w:t>origem</w:t>
-      </w:r>
-      <w:proofErr w:type="spellEnd"/>
-      <w:r>
-        <w:t xml:space="preserve"> das leis da </w:t>
-      </w:r>
-      <w:proofErr w:type="spellStart"/>
-      <w:r>
-        <w:t>física</w:t>
-      </w:r>
-      <w:proofErr w:type="spellEnd"/>
-      <w:r>
-        <w:t xml:space="preserve"> e do Universo”</w:t>
-      </w:r>
+      <w:hyperlink r:id="rId63" w:history="1">
+        <w:r>
+          <w:rPr>
+            <w:rStyle w:val="Hyperlink"/>
+          </w:rPr>
+          <w:t>https://jocaxx.github.io/DUniverse/Html/POR_Teoremas_Jocaxianos.htm</w:t>
+        </w:r>
+      </w:hyperlink>
     </w:p>
     <w:p>
       <w:pPr>
@@ -10954,7 +10976,128 @@
           <w:bottom w:val="single" w:sz="6" w:space="1" w:color="auto"/>
         </w:pBdr>
       </w:pPr>
-      <w:hyperlink r:id="rId54" w:history="1">
+    </w:p>
+    <w:p>
+      <w:pPr>
+        <w:pStyle w:val="Corpodetexto"/>
+      </w:pPr>
+      <w:r>
+        <w:rPr>
+          <w:b/>
+          <w:bCs/>
+          <w:sz w:val="28"/>
+          <w:szCs w:val="28"/>
+        </w:rPr>
+        <w:t>(</w:t>
+      </w:r>
+      <w:r>
+        <w:rPr>
+          <w:b/>
+          <w:bCs/>
+          <w:color w:val="EE0000"/>
+          <w:sz w:val="28"/>
+          <w:szCs w:val="28"/>
+        </w:rPr>
+        <w:t>*</w:t>
+      </w:r>
+      <w:r>
+        <w:rPr>
+          <w:b/>
+          <w:bCs/>
+          <w:sz w:val="28"/>
+          <w:szCs w:val="28"/>
+        </w:rPr>
+        <w:t>)’</w:t>
+      </w:r>
+      <w:r>
+        <w:rPr>
+          <w:b/>
+          <w:bCs/>
+          <w:sz w:val="28"/>
+          <w:szCs w:val="28"/>
+        </w:rPr>
+        <w:t>O Nada Jocaxiano</w:t>
+      </w:r>
+      <w:r>
+        <w:rPr>
+          <w:b/>
+          <w:bCs/>
+        </w:rPr>
+        <w:t>´</w:t>
+      </w:r>
+    </w:p>
+    <w:p>
+      <w:pPr>
+        <w:pStyle w:val="Corpodetexto"/>
+      </w:pPr>
+      <w:r>
+        <w:t xml:space="preserve">“Este </w:t>
+      </w:r>
+      <w:proofErr w:type="spellStart"/>
+      <w:r>
+        <w:t>artigo</w:t>
+      </w:r>
+      <w:proofErr w:type="spellEnd"/>
+      <w:r>
+        <w:t xml:space="preserve"> </w:t>
+      </w:r>
+      <w:proofErr w:type="spellStart"/>
+      <w:r>
+        <w:t>explica</w:t>
+      </w:r>
+      <w:proofErr w:type="spellEnd"/>
+      <w:r>
+        <w:t xml:space="preserve"> </w:t>
+      </w:r>
+      <w:proofErr w:type="spellStart"/>
+      <w:r>
+        <w:t>uma</w:t>
+      </w:r>
+      <w:proofErr w:type="spellEnd"/>
+      <w:r>
+        <w:t xml:space="preserve"> </w:t>
+      </w:r>
+      <w:proofErr w:type="spellStart"/>
+      <w:r>
+        <w:t>teoria</w:t>
+      </w:r>
+      <w:proofErr w:type="spellEnd"/>
+      <w:r>
+        <w:t xml:space="preserve"> </w:t>
+      </w:r>
+      <w:proofErr w:type="spellStart"/>
+      <w:r>
+        <w:t>sobre</w:t>
+      </w:r>
+      <w:proofErr w:type="spellEnd"/>
+      <w:r>
+        <w:t xml:space="preserve"> a </w:t>
+      </w:r>
+      <w:proofErr w:type="spellStart"/>
+      <w:r>
+        <w:t>origem</w:t>
+      </w:r>
+      <w:proofErr w:type="spellEnd"/>
+      <w:r>
+        <w:t xml:space="preserve"> das leis da </w:t>
+      </w:r>
+      <w:proofErr w:type="spellStart"/>
+      <w:r>
+        <w:t>física</w:t>
+      </w:r>
+      <w:proofErr w:type="spellEnd"/>
+      <w:r>
+        <w:t xml:space="preserve"> e do Universo”</w:t>
+      </w:r>
+    </w:p>
+    <w:p>
+      <w:pPr>
+        <w:pStyle w:val="Corpodetexto"/>
+        <w:pBdr>
+          <w:bottom w:val="single" w:sz="6" w:space="1" w:color="auto"/>
+        </w:pBdr>
+      </w:pPr>
+      <w:hyperlink r:id="rId64" w:history="1">
         <w:r>
           <w:rPr>
             <w:rStyle w:val="Hyperlink"/>
@@ -10970,6 +11113,22 @@
           <w:bottom w:val="single" w:sz="6" w:space="1" w:color="auto"/>
         </w:pBdr>
       </w:pPr>
+      <w:hyperlink r:id="rId65" w:history="1">
+        <w:r>
+          <w:rPr>
+            <w:rStyle w:val="Hyperlink"/>
+          </w:rPr>
+          <w:t>https://jocaxx.github.io/DUniverse/PORT/POR_O_Nada_Jocaxiano_Faq.htm</w:t>
+        </w:r>
+      </w:hyperlink>
+    </w:p>
+    <w:p>
+      <w:pPr>
+        <w:pStyle w:val="Corpodetexto"/>
+        <w:pBdr>
+          <w:bottom w:val="single" w:sz="6" w:space="1" w:color="auto"/>
+        </w:pBdr>
+      </w:pPr>
     </w:p>
     <w:p>
       <w:pPr>
@@ -11057,7 +11216,7 @@
       <w:r>
         <w:t>Texto:</w:t>
       </w:r>
-      <w:hyperlink r:id="rId55">
+      <w:hyperlink r:id="rId66">
         <w:r>
           <w:rPr>
             <w:rStyle w:val="Hyperlink"/>
@@ -11090,7 +11249,7 @@
         <w:br/>
         <w:t>VID1:</w:t>
       </w:r>
-      <w:hyperlink r:id="rId56">
+      <w:hyperlink r:id="rId67">
         <w:r>
           <w:rPr>
             <w:rStyle w:val="Hyperlink"/>
@@ -11102,7 +11261,7 @@
         <w:br/>
         <w:t>VID2:</w:t>
       </w:r>
-      <w:hyperlink r:id="rId57">
+      <w:hyperlink r:id="rId68">
         <w:r>
           <w:rPr>
             <w:rStyle w:val="Hyperlink"/>
@@ -11169,7 +11328,7 @@
       <w:r>
         <w:br/>
       </w:r>
-      <w:hyperlink r:id="rId58">
+      <w:hyperlink r:id="rId69">
         <w:r>
           <w:rPr>
             <w:rStyle w:val="Hyperlink"/>
@@ -11370,7 +11529,7 @@
       <w:pPr>
         <w:pStyle w:val="Corpodetexto"/>
       </w:pPr>
-      <w:hyperlink r:id="rId59">
+      <w:hyperlink r:id="rId70">
         <w:r>
           <w:rPr>
             <w:rStyle w:val="Hyperlink"/>
@@ -11389,7 +11548,7 @@
       <w:r>
         <w:br/>
       </w:r>
-      <w:hyperlink r:id="rId60">
+      <w:hyperlink r:id="rId71">
         <w:r>
           <w:rPr>
             <w:rStyle w:val="Hyperlink"/>
@@ -11421,7 +11580,7 @@
       <w:r>
         <w:t xml:space="preserve">: </w:t>
       </w:r>
-      <w:hyperlink r:id="rId61">
+      <w:hyperlink r:id="rId72">
         <w:r>
           <w:rPr>
             <w:rStyle w:val="Hyperlink"/>
@@ -11447,7 +11606,7 @@
       <w:r>
         <w:t xml:space="preserve"> </w:t>
       </w:r>
-      <w:hyperlink r:id="rId62">
+      <w:hyperlink r:id="rId73">
         <w:r>
           <w:rPr>
             <w:rStyle w:val="Hyperlink"/>

--- a/Articles_POR.docx
+++ b/Articles_POR.docx
@@ -11118,7 +11118,7 @@
           <w:rPr>
             <w:rStyle w:val="Hyperlink"/>
           </w:rPr>
-          <w:t>https://jocaxx.github.io/DUniverse/PORT/POR_O_Nada_Jocaxiano_Faq.htm</w:t>
+          <w:t>https://jocaxx.github.io/DUniverse/Html/POR_O_Nada_Jocaxiano_Faq.htm</w:t>
         </w:r>
       </w:hyperlink>
     </w:p>
